--- a/Отчет.docx
+++ b/Отчет.docx
@@ -127,8 +127,6 @@
         <w:p>
           <w:pPr>
             <w:pStyle w:val="TOCHeading"/>
-            <w:bidi w:val="0"/>
-            <w:jc w:val="left"/>
             <w:rPr/>
           </w:pPr>
           <w:r>
@@ -146,8 +144,6 @@
               <w:tab w:val="clear" w:pos="9638"/>
               <w:tab w:val="right" w:pos="9637" w:leader="dot"/>
             </w:tabs>
-            <w:bidi w:val="0"/>
-            <w:jc w:val="left"/>
             <w:rPr/>
           </w:pPr>
           <w:r>
@@ -181,6 +177,226 @@
               <w:t>1</w:t>
             </w:r>
           </w:hyperlink>
+        </w:p>
+        <w:p>
+          <w:pPr>
+            <w:pStyle w:val="TOC1"/>
+            <w:tabs>
+              <w:tab w:val="clear" w:pos="9638"/>
+              <w:tab w:val="right" w:pos="9637" w:leader="dot"/>
+            </w:tabs>
+            <w:rPr/>
+          </w:pPr>
+          <w:hyperlink w:anchor="__RefHeading___Toc45_2910072201">
+            <w:r>
+              <w:rPr>
+                <w:rStyle w:val="Style10"/>
+              </w:rPr>
+              <w:t>ФУНКЦИИ</w:t>
+              <w:tab/>
+              <w:t>3</w:t>
+            </w:r>
+          </w:hyperlink>
+        </w:p>
+        <w:p>
+          <w:pPr>
+            <w:pStyle w:val="TOC2"/>
+            <w:tabs>
+              <w:tab w:val="clear" w:pos="9355"/>
+              <w:tab w:val="right" w:pos="9637" w:leader="dot"/>
+            </w:tabs>
+            <w:rPr/>
+          </w:pPr>
+          <w:hyperlink w:anchor="__RefHeading___Toc47_2910072201">
+            <w:r>
+              <w:rPr>
+                <w:rStyle w:val="Style10"/>
+              </w:rPr>
+              <w:t>Функция проверки массива на пустоту</w:t>
+              <w:tab/>
+              <w:t>3</w:t>
+            </w:r>
+          </w:hyperlink>
+        </w:p>
+        <w:p>
+          <w:pPr>
+            <w:pStyle w:val="TOC3"/>
+            <w:tabs>
+              <w:tab w:val="clear" w:pos="9071"/>
+              <w:tab w:val="right" w:pos="9637" w:leader="dot"/>
+            </w:tabs>
+            <w:rPr/>
+          </w:pPr>
+          <w:hyperlink w:anchor="__RefHeading___Toc49_2910072201">
+            <w:r>
+              <w:rPr>
+                <w:rStyle w:val="Style10"/>
+              </w:rPr>
+              <w:t>Принцип работы функции проверки массива на пустоту</w:t>
+              <w:tab/>
+              <w:t>3</w:t>
+            </w:r>
+          </w:hyperlink>
+        </w:p>
+        <w:p>
+          <w:pPr>
+            <w:pStyle w:val="TOC3"/>
+            <w:tabs>
+              <w:tab w:val="clear" w:pos="9071"/>
+              <w:tab w:val="right" w:pos="9637" w:leader="dot"/>
+            </w:tabs>
+            <w:rPr/>
+          </w:pPr>
+          <w:hyperlink w:anchor="__RefHeading___Toc51_2910072201">
+            <w:r>
+              <w:rPr>
+                <w:rStyle w:val="Style10"/>
+              </w:rPr>
+              <w:t>Реализация функции проверки массива на пустоту</w:t>
+              <w:tab/>
+              <w:t>3</w:t>
+            </w:r>
+          </w:hyperlink>
+        </w:p>
+        <w:p>
+          <w:pPr>
+            <w:pStyle w:val="TOC3"/>
+            <w:tabs>
+              <w:tab w:val="clear" w:pos="9071"/>
+              <w:tab w:val="right" w:pos="9637" w:leader="dot"/>
+            </w:tabs>
+            <w:rPr/>
+          </w:pPr>
+          <w:hyperlink w:anchor="__RefHeading___Toc53_2910072201">
+            <w:r>
+              <w:rPr>
+                <w:rStyle w:val="Style10"/>
+              </w:rPr>
+              <w:t>Тестирование функции проверки массива на пустоту</w:t>
+              <w:tab/>
+              <w:t>3</w:t>
+            </w:r>
+          </w:hyperlink>
+        </w:p>
+        <w:p>
+          <w:pPr>
+            <w:pStyle w:val="TOC3"/>
+            <w:tabs>
+              <w:tab w:val="clear" w:pos="9071"/>
+              <w:tab w:val="right" w:pos="9637" w:leader="dot"/>
+            </w:tabs>
+            <w:rPr/>
+          </w:pPr>
+          <w:hyperlink w:anchor="__RefHeading___Toc56_2910072201">
+            <w:r>
+              <w:rPr>
+                <w:rStyle w:val="Style10"/>
+              </w:rPr>
+              <w:t>Результат тестирования функции проверки массива на пустоту</w:t>
+              <w:tab/>
+              <w:t>3</w:t>
+            </w:r>
+          </w:hyperlink>
+        </w:p>
+        <w:p>
+          <w:pPr>
+            <w:pStyle w:val="TOC2"/>
+            <w:tabs>
+              <w:tab w:val="clear" w:pos="9355"/>
+              <w:tab w:val="right" w:pos="9637" w:leader="dot"/>
+            </w:tabs>
+            <w:rPr/>
+          </w:pPr>
+          <w:hyperlink w:anchor="__RefHeading___Toc61_2910072201">
+            <w:r>
+              <w:rPr>
+                <w:rStyle w:val="Style10"/>
+              </w:rPr>
+              <w:t>Функция проверки массива на пустоту с проверкой данных</w:t>
+              <w:tab/>
+              <w:t>3</w:t>
+            </w:r>
+          </w:hyperlink>
+        </w:p>
+        <w:p>
+          <w:pPr>
+            <w:pStyle w:val="TOC3"/>
+            <w:tabs>
+              <w:tab w:val="clear" w:pos="9071"/>
+              <w:tab w:val="right" w:pos="9637" w:leader="dot"/>
+            </w:tabs>
+            <w:rPr/>
+          </w:pPr>
+          <w:hyperlink w:anchor="__RefHeading___Toc63_2910072201">
+            <w:r>
+              <w:rPr>
+                <w:rStyle w:val="Style10"/>
+              </w:rPr>
+              <w:t>Принцип работы функции проверки массива на пустоту с проверкой данных</w:t>
+              <w:tab/>
+              <w:t>3</w:t>
+            </w:r>
+          </w:hyperlink>
+        </w:p>
+        <w:p>
+          <w:pPr>
+            <w:pStyle w:val="TOC3"/>
+            <w:tabs>
+              <w:tab w:val="clear" w:pos="9071"/>
+              <w:tab w:val="right" w:pos="9637" w:leader="dot"/>
+            </w:tabs>
+            <w:rPr/>
+          </w:pPr>
+          <w:hyperlink w:anchor="__RefHeading___Toc65_2910072201">
+            <w:r>
+              <w:rPr>
+                <w:rStyle w:val="Style10"/>
+              </w:rPr>
+              <w:t>Реализация функции проверки массива на пустоту с проверкой данных</w:t>
+              <w:tab/>
+              <w:t>4</w:t>
+            </w:r>
+          </w:hyperlink>
+        </w:p>
+        <w:p>
+          <w:pPr>
+            <w:pStyle w:val="TOC3"/>
+            <w:tabs>
+              <w:tab w:val="clear" w:pos="9071"/>
+              <w:tab w:val="right" w:pos="9637" w:leader="dot"/>
+            </w:tabs>
+            <w:rPr/>
+          </w:pPr>
+          <w:hyperlink w:anchor="__RefHeading___Toc67_2910072201">
+            <w:r>
+              <w:rPr>
+                <w:rStyle w:val="Style10"/>
+              </w:rPr>
+              <w:t>Тестирование функции проверки массива на пустоту с проверкой данных</w:t>
+              <w:tab/>
+              <w:t>4</w:t>
+            </w:r>
+          </w:hyperlink>
+        </w:p>
+        <w:p>
+          <w:pPr>
+            <w:pStyle w:val="TOC3"/>
+            <w:tabs>
+              <w:tab w:val="clear" w:pos="9071"/>
+              <w:tab w:val="right" w:pos="9637" w:leader="dot"/>
+            </w:tabs>
+            <w:rPr/>
+          </w:pPr>
+          <w:hyperlink w:anchor="__RefHeading___Toc56_2910072201_%25D0%25">
+            <w:r>
+              <w:rPr>
+                <w:rStyle w:val="Style10"/>
+              </w:rPr>
+              <w:t>Результат тестирования функции проверки массива на пустоту с проверкой данных</w:t>
+              <w:tab/>
+              <w:t>4</w:t>
+            </w:r>
+          </w:hyperlink>
           <w:r>
             <w:rPr>
               <w:rStyle w:val="Style10"/>
@@ -204,38 +420,3288 @@
       <w:r>
         <w:rPr/>
       </w:r>
-    </w:p>
-    <w:p>
-      <w:pPr>
-        <w:pStyle w:val="BodyText"/>
+      <w:r>
+        <w:br w:type="page"/>
+      </w:r>
+    </w:p>
+    <w:p>
+      <w:pPr>
+        <w:pStyle w:val="Heading1"/>
         <w:numPr>
           <w:ilvl w:val="0"/>
-          <w:numId w:val="0"/>
+          <w:numId w:val="2"/>
         </w:numPr>
-        <w:bidi w:val="0"/>
-        <w:ind w:hanging="0" w:left="720"/>
-        <w:rPr/>
-      </w:pPr>
-      <w:r>
-        <w:rPr/>
-      </w:r>
-      <w:r>
-        <w:br w:type="page"/>
+        <w:ind w:hanging="0" w:left="0"/>
+        <w:rPr/>
+      </w:pPr>
+      <w:bookmarkStart w:id="1" w:name="__RefHeading___Toc45_2910072201"/>
+      <w:bookmarkEnd w:id="1"/>
+      <w:r>
+        <w:rPr/>
+        <w:t>ФУНКЦИИ</w:t>
+      </w:r>
+    </w:p>
+    <w:p>
+      <w:pPr>
+        <w:pStyle w:val="Heading2"/>
+        <w:numPr>
+          <w:ilvl w:val="1"/>
+          <w:numId w:val="2"/>
+        </w:numPr>
+        <w:ind w:left="0"/>
+        <w:rPr/>
+      </w:pPr>
+      <w:bookmarkStart w:id="2" w:name="__RefHeading___Toc47_2910072201"/>
+      <w:bookmarkEnd w:id="2"/>
+      <w:r>
+        <w:rPr/>
+        <w:t>Функция проверки массива на пустоту</w:t>
+      </w:r>
+    </w:p>
+    <w:p>
+      <w:pPr>
+        <w:pStyle w:val="Heading3"/>
+        <w:numPr>
+          <w:ilvl w:val="2"/>
+          <w:numId w:val="2"/>
+        </w:numPr>
+        <w:ind w:left="0"/>
+        <w:rPr/>
+      </w:pPr>
+      <w:bookmarkStart w:id="3" w:name="__RefHeading___Toc49_2910072201"/>
+      <w:bookmarkEnd w:id="3"/>
+      <w:r>
+        <w:rPr/>
+        <w:t>Принцип работы функции проверки массива на пустоту</w:t>
       </w:r>
     </w:p>
     <w:p>
       <w:pPr>
         <w:pStyle w:val="BodyText"/>
+        <w:rPr/>
+      </w:pPr>
+      <w:r>
+        <w:rPr/>
+        <w:t xml:space="preserve">Функция принимает на вход один параметр: сам массив. Возвращает ответ на основе только лишь значения служебного элемента </w:t>
+      </w:r>
+      <w:r>
+        <w:rPr/>
+        <w:t>(под индексом 0). Если он равен нулю — значит функция уверена в пустоте массива.</w:t>
+      </w:r>
+    </w:p>
+    <w:p>
+      <w:pPr>
+        <w:pStyle w:val="Heading3"/>
         <w:numPr>
-          <w:ilvl w:val="0"/>
-          <w:numId w:val="0"/>
+          <w:ilvl w:val="2"/>
+          <w:numId w:val="2"/>
         </w:numPr>
-        <w:bidi w:val="0"/>
-        <w:ind w:hanging="0" w:left="720"/>
-        <w:rPr/>
-      </w:pPr>
-      <w:r>
-        <w:rPr/>
+        <w:ind w:left="0"/>
+        <w:rPr/>
+      </w:pPr>
+      <w:bookmarkStart w:id="4" w:name="__RefHeading___Toc51_2910072201"/>
+      <w:bookmarkEnd w:id="4"/>
+      <w:r>
+        <w:rPr/>
+        <w:t>Реализация функции проверки массива на пустоту</w:t>
+      </w:r>
+    </w:p>
+    <w:p>
+      <w:pPr>
+        <w:pStyle w:val="Normal"/>
+        <w:spacing w:lineRule="atLeast" w:line="285"/>
+        <w:ind w:hanging="0" w:left="0" w:right="0"/>
+        <w:rPr>
+          <w:rFonts w:ascii="Droid Sans Mono;monospace" w:hAnsi="Droid Sans Mono;monospace"/>
+          <w:b w:val="false"/>
+          <w:color w:val="657B83"/>
+          <w:sz w:val="21"/>
+          <w:shd w:fill="FDF6E3" w:val="clear"/>
+        </w:rPr>
+      </w:pPr>
+      <w:r>
+        <w:rPr>
+          <w:rFonts w:ascii="Droid Sans Mono;monospace" w:hAnsi="Droid Sans Mono;monospace"/>
+          <w:b/>
+          <w:color w:val="586E75"/>
+          <w:sz w:val="21"/>
+          <w:shd w:fill="FDF6E3" w:val="clear"/>
+        </w:rPr>
+        <w:t>def</w:t>
+      </w:r>
+      <w:r>
+        <w:rPr>
+          <w:rFonts w:ascii="Droid Sans Mono;monospace" w:hAnsi="Droid Sans Mono;monospace"/>
+          <w:b w:val="false"/>
+          <w:color w:val="657B83"/>
+          <w:sz w:val="21"/>
+          <w:shd w:fill="FDF6E3" w:val="clear"/>
+        </w:rPr>
+        <w:t xml:space="preserve"> </w:t>
+      </w:r>
+      <w:r>
+        <w:rPr>
+          <w:rFonts w:ascii="Droid Sans Mono;monospace" w:hAnsi="Droid Sans Mono;monospace"/>
+          <w:b w:val="false"/>
+          <w:color w:val="268BD2"/>
+          <w:sz w:val="21"/>
+          <w:shd w:fill="FDF6E3" w:val="clear"/>
+        </w:rPr>
+        <w:t>massiv_pust</w:t>
+      </w:r>
+      <w:r>
+        <w:rPr>
+          <w:rFonts w:ascii="Droid Sans Mono;monospace" w:hAnsi="Droid Sans Mono;monospace"/>
+          <w:b w:val="false"/>
+          <w:color w:val="657B83"/>
+          <w:sz w:val="21"/>
+          <w:shd w:fill="FDF6E3" w:val="clear"/>
+        </w:rPr>
+        <w:t xml:space="preserve">(massiv: </w:t>
+      </w:r>
+      <w:r>
+        <w:rPr>
+          <w:rFonts w:ascii="Droid Sans Mono;monospace" w:hAnsi="Droid Sans Mono;monospace"/>
+          <w:b w:val="false"/>
+          <w:color w:val="CB4B16"/>
+          <w:sz w:val="21"/>
+          <w:shd w:fill="FDF6E3" w:val="clear"/>
+        </w:rPr>
+        <w:t>list</w:t>
+      </w:r>
+      <w:r>
+        <w:rPr>
+          <w:rFonts w:ascii="Droid Sans Mono;monospace" w:hAnsi="Droid Sans Mono;monospace"/>
+          <w:b w:val="false"/>
+          <w:color w:val="657B83"/>
+          <w:sz w:val="21"/>
+          <w:shd w:fill="FDF6E3" w:val="clear"/>
+        </w:rPr>
+        <w:t xml:space="preserve">) -&gt; </w:t>
+      </w:r>
+      <w:r>
+        <w:rPr>
+          <w:rFonts w:ascii="Droid Sans Mono;monospace" w:hAnsi="Droid Sans Mono;monospace"/>
+          <w:b w:val="false"/>
+          <w:color w:val="CB4B16"/>
+          <w:sz w:val="21"/>
+          <w:shd w:fill="FDF6E3" w:val="clear"/>
+        </w:rPr>
+        <w:t>bool</w:t>
+      </w:r>
+      <w:r>
+        <w:rPr>
+          <w:rFonts w:ascii="Droid Sans Mono;monospace" w:hAnsi="Droid Sans Mono;monospace"/>
+          <w:b w:val="false"/>
+          <w:color w:val="657B83"/>
+          <w:sz w:val="21"/>
+          <w:shd w:fill="FDF6E3" w:val="clear"/>
+        </w:rPr>
+        <w:t>:</w:t>
+      </w:r>
+    </w:p>
+    <w:p>
+      <w:pPr>
+        <w:pStyle w:val="Normal"/>
+        <w:spacing w:lineRule="atLeast" w:line="285"/>
+        <w:ind w:hanging="0" w:left="0" w:right="0"/>
+        <w:rPr/>
+      </w:pPr>
+      <w:r>
+        <w:rPr>
+          <w:rFonts w:ascii="Droid Sans Mono;monospace" w:hAnsi="Droid Sans Mono;monospace"/>
+          <w:b w:val="false"/>
+          <w:color w:val="859900"/>
+          <w:sz w:val="21"/>
+          <w:shd w:fill="FDF6E3" w:val="clear"/>
+        </w:rPr>
+        <w:tab/>
+        <w:t>return</w:t>
+      </w:r>
+      <w:r>
+        <w:rPr>
+          <w:rFonts w:ascii="Droid Sans Mono;monospace" w:hAnsi="Droid Sans Mono;monospace"/>
+          <w:b w:val="false"/>
+          <w:color w:val="657B83"/>
+          <w:sz w:val="21"/>
+          <w:shd w:fill="FDF6E3" w:val="clear"/>
+        </w:rPr>
+        <w:t xml:space="preserve"> massiv[</w:t>
+      </w:r>
+      <w:r>
+        <w:rPr>
+          <w:rFonts w:ascii="Droid Sans Mono;monospace" w:hAnsi="Droid Sans Mono;monospace"/>
+          <w:b w:val="false"/>
+          <w:color w:val="D33682"/>
+          <w:sz w:val="21"/>
+          <w:shd w:fill="FDF6E3" w:val="clear"/>
+        </w:rPr>
+        <w:t>0</w:t>
+      </w:r>
+      <w:r>
+        <w:rPr>
+          <w:rFonts w:ascii="Droid Sans Mono;monospace" w:hAnsi="Droid Sans Mono;monospace"/>
+          <w:b w:val="false"/>
+          <w:color w:val="657B83"/>
+          <w:sz w:val="21"/>
+          <w:shd w:fill="FDF6E3" w:val="clear"/>
+        </w:rPr>
+        <w:t xml:space="preserve">] </w:t>
+      </w:r>
+      <w:r>
+        <w:rPr>
+          <w:rFonts w:ascii="Droid Sans Mono;monospace" w:hAnsi="Droid Sans Mono;monospace"/>
+          <w:b w:val="false"/>
+          <w:color w:val="859900"/>
+          <w:sz w:val="21"/>
+          <w:shd w:fill="FDF6E3" w:val="clear"/>
+        </w:rPr>
+        <w:t>==</w:t>
+      </w:r>
+      <w:r>
+        <w:rPr>
+          <w:rFonts w:ascii="Droid Sans Mono;monospace" w:hAnsi="Droid Sans Mono;monospace"/>
+          <w:b w:val="false"/>
+          <w:color w:val="657B83"/>
+          <w:sz w:val="21"/>
+          <w:shd w:fill="FDF6E3" w:val="clear"/>
+        </w:rPr>
+        <w:t xml:space="preserve"> </w:t>
+      </w:r>
+      <w:r>
+        <w:rPr>
+          <w:rFonts w:ascii="Droid Sans Mono;monospace" w:hAnsi="Droid Sans Mono;monospace"/>
+          <w:b w:val="false"/>
+          <w:color w:val="D33682"/>
+          <w:sz w:val="21"/>
+          <w:shd w:fill="FDF6E3" w:val="clear"/>
+        </w:rPr>
+        <w:t>0</w:t>
+      </w:r>
+    </w:p>
+    <w:p>
+      <w:pPr>
+        <w:pStyle w:val="Heading3"/>
+        <w:numPr>
+          <w:ilvl w:val="2"/>
+          <w:numId w:val="2"/>
+        </w:numPr>
+        <w:ind w:left="0"/>
+        <w:rPr/>
+      </w:pPr>
+      <w:bookmarkStart w:id="5" w:name="__RefHeading___Toc53_2910072201"/>
+      <w:bookmarkEnd w:id="5"/>
+      <w:r>
+        <w:rPr/>
+        <w:t>Тестирование функции проверки массива на пустоту</w:t>
+      </w:r>
+    </w:p>
+    <w:p>
+      <w:pPr>
+        <w:pStyle w:val="Normal"/>
+        <w:spacing w:lineRule="atLeast" w:line="285"/>
+        <w:ind w:hanging="0" w:left="0" w:right="0"/>
+        <w:rPr>
+          <w:rFonts w:ascii="Droid Sans Mono;monospace" w:hAnsi="Droid Sans Mono;monospace"/>
+          <w:b w:val="false"/>
+          <w:color w:val="657B83"/>
+          <w:sz w:val="21"/>
+          <w:shd w:fill="FDF6E3" w:val="clear"/>
+        </w:rPr>
+      </w:pPr>
+      <w:r>
+        <w:rPr>
+          <w:rFonts w:ascii="Droid Sans Mono;monospace" w:hAnsi="Droid Sans Mono;monospace"/>
+          <w:b/>
+          <w:color w:val="586E75"/>
+          <w:sz w:val="21"/>
+          <w:shd w:fill="FDF6E3" w:val="clear"/>
+        </w:rPr>
+        <w:t>def</w:t>
+      </w:r>
+      <w:r>
+        <w:rPr>
+          <w:rFonts w:ascii="Droid Sans Mono;monospace" w:hAnsi="Droid Sans Mono;monospace"/>
+          <w:b w:val="false"/>
+          <w:color w:val="657B83"/>
+          <w:sz w:val="21"/>
+          <w:shd w:fill="FDF6E3" w:val="clear"/>
+        </w:rPr>
+        <w:t xml:space="preserve"> </w:t>
+      </w:r>
+      <w:r>
+        <w:rPr>
+          <w:rFonts w:ascii="Droid Sans Mono;monospace" w:hAnsi="Droid Sans Mono;monospace"/>
+          <w:b w:val="false"/>
+          <w:color w:val="268BD2"/>
+          <w:sz w:val="21"/>
+          <w:shd w:fill="FDF6E3" w:val="clear"/>
+        </w:rPr>
+        <w:t>test_massiv_pust</w:t>
+      </w:r>
+      <w:r>
+        <w:rPr>
+          <w:rFonts w:ascii="Droid Sans Mono;monospace" w:hAnsi="Droid Sans Mono;monospace"/>
+          <w:b w:val="false"/>
+          <w:color w:val="657B83"/>
+          <w:sz w:val="21"/>
+          <w:shd w:fill="FDF6E3" w:val="clear"/>
+        </w:rPr>
+        <w:t>():</w:t>
+      </w:r>
+    </w:p>
+    <w:p>
+      <w:pPr>
+        <w:pStyle w:val="Normal"/>
+        <w:spacing w:lineRule="atLeast" w:line="285"/>
+        <w:ind w:hanging="0" w:left="0" w:right="0"/>
+        <w:rPr>
+          <w:rFonts w:ascii="Droid Sans Mono;monospace" w:hAnsi="Droid Sans Mono;monospace"/>
+          <w:b w:val="false"/>
+          <w:color w:val="657B83"/>
+          <w:sz w:val="21"/>
+          <w:shd w:fill="FDF6E3" w:val="clear"/>
+        </w:rPr>
+      </w:pPr>
+      <w:r>
+        <w:rPr>
+          <w:rFonts w:ascii="Droid Sans Mono;monospace" w:hAnsi="Droid Sans Mono;monospace"/>
+          <w:b w:val="false"/>
+          <w:color w:val="268BD2"/>
+          <w:sz w:val="21"/>
+          <w:shd w:fill="FDF6E3" w:val="clear"/>
+        </w:rPr>
+        <w:tab/>
+        <w:t>N</w:t>
+      </w:r>
+      <w:r>
+        <w:rPr>
+          <w:rFonts w:ascii="Droid Sans Mono;monospace" w:hAnsi="Droid Sans Mono;monospace"/>
+          <w:b w:val="false"/>
+          <w:color w:val="657B83"/>
+          <w:sz w:val="21"/>
+          <w:shd w:fill="FDF6E3" w:val="clear"/>
+        </w:rPr>
+        <w:t xml:space="preserve"> </w:t>
+      </w:r>
+      <w:r>
+        <w:rPr>
+          <w:rFonts w:ascii="Droid Sans Mono;monospace" w:hAnsi="Droid Sans Mono;monospace"/>
+          <w:b w:val="false"/>
+          <w:color w:val="859900"/>
+          <w:sz w:val="21"/>
+          <w:shd w:fill="FDF6E3" w:val="clear"/>
+        </w:rPr>
+        <w:t>=</w:t>
+      </w:r>
+      <w:r>
+        <w:rPr>
+          <w:rFonts w:ascii="Droid Sans Mono;monospace" w:hAnsi="Droid Sans Mono;monospace"/>
+          <w:b w:val="false"/>
+          <w:color w:val="657B83"/>
+          <w:sz w:val="21"/>
+          <w:shd w:fill="FDF6E3" w:val="clear"/>
+        </w:rPr>
+        <w:t xml:space="preserve"> </w:t>
+      </w:r>
+      <w:r>
+        <w:rPr>
+          <w:rFonts w:ascii="Droid Sans Mono;monospace" w:hAnsi="Droid Sans Mono;monospace"/>
+          <w:b w:val="false"/>
+          <w:color w:val="D33682"/>
+          <w:sz w:val="21"/>
+          <w:shd w:fill="FDF6E3" w:val="clear"/>
+        </w:rPr>
+        <w:t>10</w:t>
+      </w:r>
+      <w:r>
+        <w:rPr>
+          <w:rFonts w:ascii="Droid Sans Mono;monospace" w:hAnsi="Droid Sans Mono;monospace"/>
+          <w:b w:val="false"/>
+          <w:color w:val="657B83"/>
+          <w:sz w:val="21"/>
+          <w:shd w:fill="FDF6E3" w:val="clear"/>
+        </w:rPr>
+        <w:t xml:space="preserve"> </w:t>
+      </w:r>
+      <w:r>
+        <w:rPr>
+          <w:rFonts w:ascii="Droid Sans Mono;monospace" w:hAnsi="Droid Sans Mono;monospace"/>
+          <w:b w:val="false"/>
+          <w:i/>
+          <w:color w:val="93A1A1"/>
+          <w:sz w:val="21"/>
+          <w:shd w:fill="FDF6E3" w:val="clear"/>
+        </w:rPr>
+        <w:t># Длина массива</w:t>
+      </w:r>
+    </w:p>
+    <w:p>
+      <w:pPr>
+        <w:pStyle w:val="Normal"/>
+        <w:spacing w:lineRule="atLeast" w:line="285"/>
+        <w:ind w:hanging="0" w:left="0" w:right="0"/>
+        <w:rPr>
+          <w:rFonts w:ascii="Droid Sans Mono;monospace" w:hAnsi="Droid Sans Mono;monospace"/>
+          <w:b w:val="false"/>
+          <w:color w:val="657B83"/>
+          <w:sz w:val="21"/>
+          <w:shd w:fill="FDF6E3" w:val="clear"/>
+        </w:rPr>
+      </w:pPr>
+      <w:r>
+        <w:rPr>
+          <w:rFonts w:ascii="Droid Sans Mono;monospace" w:hAnsi="Droid Sans Mono;monospace"/>
+          <w:b w:val="false"/>
+          <w:color w:val="268BD2"/>
+          <w:sz w:val="21"/>
+          <w:shd w:fill="FDF6E3" w:val="clear"/>
+        </w:rPr>
+        <w:tab/>
+        <w:t>massiv</w:t>
+      </w:r>
+      <w:r>
+        <w:rPr>
+          <w:rFonts w:ascii="Droid Sans Mono;monospace" w:hAnsi="Droid Sans Mono;monospace"/>
+          <w:b w:val="false"/>
+          <w:color w:val="657B83"/>
+          <w:sz w:val="21"/>
+          <w:shd w:fill="FDF6E3" w:val="clear"/>
+        </w:rPr>
+        <w:t xml:space="preserve"> </w:t>
+      </w:r>
+      <w:r>
+        <w:rPr>
+          <w:rFonts w:ascii="Droid Sans Mono;monospace" w:hAnsi="Droid Sans Mono;monospace"/>
+          <w:b w:val="false"/>
+          <w:color w:val="859900"/>
+          <w:sz w:val="21"/>
+          <w:shd w:fill="FDF6E3" w:val="clear"/>
+        </w:rPr>
+        <w:t>=</w:t>
+      </w:r>
+      <w:r>
+        <w:rPr>
+          <w:rFonts w:ascii="Droid Sans Mono;monospace" w:hAnsi="Droid Sans Mono;monospace"/>
+          <w:b w:val="false"/>
+          <w:color w:val="657B83"/>
+          <w:sz w:val="21"/>
+          <w:shd w:fill="FDF6E3" w:val="clear"/>
+        </w:rPr>
+        <w:t xml:space="preserve"> [</w:t>
+      </w:r>
+      <w:r>
+        <w:rPr>
+          <w:rFonts w:ascii="Droid Sans Mono;monospace" w:hAnsi="Droid Sans Mono;monospace"/>
+          <w:b w:val="false"/>
+          <w:color w:val="268BD2"/>
+          <w:sz w:val="21"/>
+          <w:shd w:fill="FDF6E3" w:val="clear"/>
+        </w:rPr>
+        <w:t>PUSTOY_SIMVOL</w:t>
+      </w:r>
+      <w:r>
+        <w:rPr>
+          <w:rFonts w:ascii="Droid Sans Mono;monospace" w:hAnsi="Droid Sans Mono;monospace"/>
+          <w:b w:val="false"/>
+          <w:color w:val="657B83"/>
+          <w:sz w:val="21"/>
+          <w:shd w:fill="FDF6E3" w:val="clear"/>
+        </w:rPr>
+        <w:t xml:space="preserve">] </w:t>
+      </w:r>
+      <w:r>
+        <w:rPr>
+          <w:rFonts w:ascii="Droid Sans Mono;monospace" w:hAnsi="Droid Sans Mono;monospace"/>
+          <w:b w:val="false"/>
+          <w:color w:val="859900"/>
+          <w:sz w:val="21"/>
+          <w:shd w:fill="FDF6E3" w:val="clear"/>
+        </w:rPr>
+        <w:t>*</w:t>
+      </w:r>
+      <w:r>
+        <w:rPr>
+          <w:rFonts w:ascii="Droid Sans Mono;monospace" w:hAnsi="Droid Sans Mono;monospace"/>
+          <w:b w:val="false"/>
+          <w:color w:val="657B83"/>
+          <w:sz w:val="21"/>
+          <w:shd w:fill="FDF6E3" w:val="clear"/>
+        </w:rPr>
+        <w:t xml:space="preserve"> (</w:t>
+      </w:r>
+      <w:r>
+        <w:rPr>
+          <w:rFonts w:ascii="Droid Sans Mono;monospace" w:hAnsi="Droid Sans Mono;monospace"/>
+          <w:b w:val="false"/>
+          <w:color w:val="268BD2"/>
+          <w:sz w:val="21"/>
+          <w:shd w:fill="FDF6E3" w:val="clear"/>
+        </w:rPr>
+        <w:t>N</w:t>
+      </w:r>
+      <w:r>
+        <w:rPr>
+          <w:rFonts w:ascii="Droid Sans Mono;monospace" w:hAnsi="Droid Sans Mono;monospace"/>
+          <w:b w:val="false"/>
+          <w:color w:val="859900"/>
+          <w:sz w:val="21"/>
+          <w:shd w:fill="FDF6E3" w:val="clear"/>
+        </w:rPr>
+        <w:t>+</w:t>
+      </w:r>
+      <w:r>
+        <w:rPr>
+          <w:rFonts w:ascii="Droid Sans Mono;monospace" w:hAnsi="Droid Sans Mono;monospace"/>
+          <w:b w:val="false"/>
+          <w:color w:val="D33682"/>
+          <w:sz w:val="21"/>
+          <w:shd w:fill="FDF6E3" w:val="clear"/>
+        </w:rPr>
+        <w:t>1</w:t>
+      </w:r>
+      <w:r>
+        <w:rPr>
+          <w:rFonts w:ascii="Droid Sans Mono;monospace" w:hAnsi="Droid Sans Mono;monospace"/>
+          <w:b w:val="false"/>
+          <w:color w:val="657B83"/>
+          <w:sz w:val="21"/>
+          <w:shd w:fill="FDF6E3" w:val="clear"/>
+        </w:rPr>
+        <w:t xml:space="preserve">) </w:t>
+      </w:r>
+      <w:r>
+        <w:rPr>
+          <w:rFonts w:ascii="Droid Sans Mono;monospace" w:hAnsi="Droid Sans Mono;monospace"/>
+          <w:b w:val="false"/>
+          <w:i/>
+          <w:color w:val="93A1A1"/>
+          <w:sz w:val="21"/>
+          <w:shd w:fill="FDF6E3" w:val="clear"/>
+        </w:rPr>
+        <w:t># Создание массива длины N+1. +1 для возможности индексации от 1 до N</w:t>
+      </w:r>
+    </w:p>
+    <w:p>
+      <w:pPr>
+        <w:pStyle w:val="Normal"/>
+        <w:spacing w:lineRule="atLeast" w:line="285"/>
+        <w:ind w:hanging="0" w:left="0" w:right="0"/>
+        <w:rPr>
+          <w:rFonts w:ascii="Droid Sans Mono;monospace" w:hAnsi="Droid Sans Mono;monospace"/>
+          <w:b w:val="false"/>
+          <w:color w:val="657B83"/>
+          <w:sz w:val="21"/>
+          <w:shd w:fill="FDF6E3" w:val="clear"/>
+        </w:rPr>
+      </w:pPr>
+      <w:r>
+        <w:rPr>
+          <w:rFonts w:ascii="Droid Sans Mono;monospace" w:hAnsi="Droid Sans Mono;monospace"/>
+          <w:b w:val="false"/>
+          <w:color w:val="268BD2"/>
+          <w:sz w:val="21"/>
+          <w:shd w:fill="FDF6E3" w:val="clear"/>
+        </w:rPr>
+        <w:tab/>
+        <w:t>massiv</w:t>
+      </w:r>
+      <w:r>
+        <w:rPr>
+          <w:rFonts w:ascii="Droid Sans Mono;monospace" w:hAnsi="Droid Sans Mono;monospace"/>
+          <w:b w:val="false"/>
+          <w:color w:val="657B83"/>
+          <w:sz w:val="21"/>
+          <w:shd w:fill="FDF6E3" w:val="clear"/>
+        </w:rPr>
+        <w:t>[</w:t>
+      </w:r>
+      <w:r>
+        <w:rPr>
+          <w:rFonts w:ascii="Droid Sans Mono;monospace" w:hAnsi="Droid Sans Mono;monospace"/>
+          <w:b w:val="false"/>
+          <w:color w:val="D33682"/>
+          <w:sz w:val="21"/>
+          <w:shd w:fill="FDF6E3" w:val="clear"/>
+        </w:rPr>
+        <w:t>0</w:t>
+      </w:r>
+      <w:r>
+        <w:rPr>
+          <w:rFonts w:ascii="Droid Sans Mono;monospace" w:hAnsi="Droid Sans Mono;monospace"/>
+          <w:b w:val="false"/>
+          <w:color w:val="657B83"/>
+          <w:sz w:val="21"/>
+          <w:shd w:fill="FDF6E3" w:val="clear"/>
+        </w:rPr>
+        <w:t xml:space="preserve">] </w:t>
+      </w:r>
+      <w:r>
+        <w:rPr>
+          <w:rFonts w:ascii="Droid Sans Mono;monospace" w:hAnsi="Droid Sans Mono;monospace"/>
+          <w:b w:val="false"/>
+          <w:color w:val="859900"/>
+          <w:sz w:val="21"/>
+          <w:shd w:fill="FDF6E3" w:val="clear"/>
+        </w:rPr>
+        <w:t>=</w:t>
+      </w:r>
+      <w:r>
+        <w:rPr>
+          <w:rFonts w:ascii="Droid Sans Mono;monospace" w:hAnsi="Droid Sans Mono;monospace"/>
+          <w:b w:val="false"/>
+          <w:color w:val="657B83"/>
+          <w:sz w:val="21"/>
+          <w:shd w:fill="FDF6E3" w:val="clear"/>
+        </w:rPr>
+        <w:t xml:space="preserve"> </w:t>
+      </w:r>
+      <w:r>
+        <w:rPr>
+          <w:rFonts w:ascii="Droid Sans Mono;monospace" w:hAnsi="Droid Sans Mono;monospace"/>
+          <w:b w:val="false"/>
+          <w:color w:val="D33682"/>
+          <w:sz w:val="21"/>
+          <w:shd w:fill="FDF6E3" w:val="clear"/>
+        </w:rPr>
+        <w:t>0</w:t>
+      </w:r>
+      <w:r>
+        <w:rPr>
+          <w:rFonts w:ascii="Droid Sans Mono;monospace" w:hAnsi="Droid Sans Mono;monospace"/>
+          <w:b w:val="false"/>
+          <w:color w:val="657B83"/>
+          <w:sz w:val="21"/>
+          <w:shd w:fill="FDF6E3" w:val="clear"/>
+        </w:rPr>
+        <w:t xml:space="preserve"> </w:t>
+      </w:r>
+      <w:r>
+        <w:rPr>
+          <w:rFonts w:ascii="Droid Sans Mono;monospace" w:hAnsi="Droid Sans Mono;monospace"/>
+          <w:b w:val="false"/>
+          <w:i/>
+          <w:color w:val="93A1A1"/>
+          <w:sz w:val="21"/>
+          <w:shd w:fill="FDF6E3" w:val="clear"/>
+        </w:rPr>
+        <w:t># Выставление значения служебного элемента в 0</w:t>
+      </w:r>
+    </w:p>
+    <w:p>
+      <w:pPr>
+        <w:pStyle w:val="Normal"/>
+        <w:spacing w:lineRule="atLeast" w:line="285"/>
+        <w:rPr/>
+      </w:pPr>
+      <w:r>
+        <w:rPr/>
+      </w:r>
+    </w:p>
+    <w:p>
+      <w:pPr>
+        <w:pStyle w:val="Normal"/>
+        <w:spacing w:lineRule="atLeast" w:line="285"/>
+        <w:ind w:hanging="0" w:left="0" w:right="0"/>
+        <w:rPr>
+          <w:rFonts w:ascii="Droid Sans Mono;monospace" w:hAnsi="Droid Sans Mono;monospace"/>
+          <w:b w:val="false"/>
+          <w:color w:val="657B83"/>
+          <w:sz w:val="21"/>
+          <w:shd w:fill="FDF6E3" w:val="clear"/>
+        </w:rPr>
+      </w:pPr>
+      <w:r>
+        <w:rPr>
+          <w:rFonts w:ascii="Droid Sans Mono;monospace" w:hAnsi="Droid Sans Mono;monospace"/>
+          <w:b w:val="false"/>
+          <w:color w:val="859900"/>
+          <w:sz w:val="21"/>
+          <w:shd w:fill="FDF6E3" w:val="clear"/>
+        </w:rPr>
+        <w:tab/>
+        <w:t>assert</w:t>
+      </w:r>
+      <w:r>
+        <w:rPr>
+          <w:rFonts w:ascii="Droid Sans Mono;monospace" w:hAnsi="Droid Sans Mono;monospace"/>
+          <w:b w:val="false"/>
+          <w:color w:val="657B83"/>
+          <w:sz w:val="21"/>
+          <w:shd w:fill="FDF6E3" w:val="clear"/>
+        </w:rPr>
+        <w:t xml:space="preserve"> </w:t>
+      </w:r>
+      <w:r>
+        <w:rPr>
+          <w:rFonts w:ascii="Droid Sans Mono;monospace" w:hAnsi="Droid Sans Mono;monospace"/>
+          <w:b w:val="false"/>
+          <w:color w:val="268BD2"/>
+          <w:sz w:val="21"/>
+          <w:shd w:fill="FDF6E3" w:val="clear"/>
+        </w:rPr>
+        <w:t>massiv_pust</w:t>
+      </w:r>
+      <w:r>
+        <w:rPr>
+          <w:rFonts w:ascii="Droid Sans Mono;monospace" w:hAnsi="Droid Sans Mono;monospace"/>
+          <w:b w:val="false"/>
+          <w:color w:val="657B83"/>
+          <w:sz w:val="21"/>
+          <w:shd w:fill="FDF6E3" w:val="clear"/>
+        </w:rPr>
+        <w:t>(</w:t>
+      </w:r>
+      <w:r>
+        <w:rPr>
+          <w:rFonts w:ascii="Droid Sans Mono;monospace" w:hAnsi="Droid Sans Mono;monospace"/>
+          <w:b w:val="false"/>
+          <w:color w:val="268BD2"/>
+          <w:sz w:val="21"/>
+          <w:shd w:fill="FDF6E3" w:val="clear"/>
+        </w:rPr>
+        <w:t>massiv</w:t>
+      </w:r>
+      <w:r>
+        <w:rPr>
+          <w:rFonts w:ascii="Droid Sans Mono;monospace" w:hAnsi="Droid Sans Mono;monospace"/>
+          <w:b w:val="false"/>
+          <w:color w:val="657B83"/>
+          <w:sz w:val="21"/>
+          <w:shd w:fill="FDF6E3" w:val="clear"/>
+        </w:rPr>
+        <w:t xml:space="preserve">) </w:t>
+      </w:r>
+      <w:r>
+        <w:rPr>
+          <w:rFonts w:ascii="Droid Sans Mono;monospace" w:hAnsi="Droid Sans Mono;monospace"/>
+          <w:b w:val="false"/>
+          <w:i/>
+          <w:color w:val="93A1A1"/>
+          <w:sz w:val="21"/>
+          <w:shd w:fill="FDF6E3" w:val="clear"/>
+        </w:rPr>
+        <w:t># Проверка: является ли массив пустым</w:t>
+      </w:r>
+    </w:p>
+    <w:p>
+      <w:pPr>
+        <w:pStyle w:val="Normal"/>
+        <w:spacing w:lineRule="atLeast" w:line="285"/>
+        <w:ind w:hanging="0" w:left="0" w:right="0"/>
+        <w:rPr>
+          <w:rFonts w:ascii="Droid Sans Mono;monospace" w:hAnsi="Droid Sans Mono;monospace"/>
+          <w:b w:val="false"/>
+          <w:color w:val="657B83"/>
+          <w:sz w:val="21"/>
+          <w:shd w:fill="FDF6E3" w:val="clear"/>
+        </w:rPr>
+      </w:pPr>
+      <w:r>
+        <w:rPr>
+          <w:rFonts w:ascii="Droid Sans Mono;monospace" w:hAnsi="Droid Sans Mono;monospace"/>
+          <w:b w:val="false"/>
+          <w:color w:val="859900"/>
+          <w:sz w:val="21"/>
+          <w:shd w:fill="FDF6E3" w:val="clear"/>
+        </w:rPr>
+        <w:tab/>
+        <w:t>assert</w:t>
+      </w:r>
+      <w:r>
+        <w:rPr>
+          <w:rFonts w:ascii="Droid Sans Mono;monospace" w:hAnsi="Droid Sans Mono;monospace"/>
+          <w:b w:val="false"/>
+          <w:color w:val="657B83"/>
+          <w:sz w:val="21"/>
+          <w:shd w:fill="FDF6E3" w:val="clear"/>
+        </w:rPr>
+        <w:t xml:space="preserve"> </w:t>
+      </w:r>
+      <w:r>
+        <w:rPr>
+          <w:rFonts w:ascii="Droid Sans Mono;monospace" w:hAnsi="Droid Sans Mono;monospace"/>
+          <w:b w:val="false"/>
+          <w:color w:val="268BD2"/>
+          <w:sz w:val="21"/>
+          <w:shd w:fill="FDF6E3" w:val="clear"/>
+        </w:rPr>
+        <w:t>len</w:t>
+      </w:r>
+      <w:r>
+        <w:rPr>
+          <w:rFonts w:ascii="Droid Sans Mono;monospace" w:hAnsi="Droid Sans Mono;monospace"/>
+          <w:b w:val="false"/>
+          <w:color w:val="657B83"/>
+          <w:sz w:val="21"/>
+          <w:shd w:fill="FDF6E3" w:val="clear"/>
+        </w:rPr>
+        <w:t>(</w:t>
+      </w:r>
+      <w:r>
+        <w:rPr>
+          <w:rFonts w:ascii="Droid Sans Mono;monospace" w:hAnsi="Droid Sans Mono;monospace"/>
+          <w:b w:val="false"/>
+          <w:color w:val="268BD2"/>
+          <w:sz w:val="21"/>
+          <w:shd w:fill="FDF6E3" w:val="clear"/>
+        </w:rPr>
+        <w:t>massiv</w:t>
+      </w:r>
+      <w:r>
+        <w:rPr>
+          <w:rFonts w:ascii="Droid Sans Mono;monospace" w:hAnsi="Droid Sans Mono;monospace"/>
+          <w:b w:val="false"/>
+          <w:color w:val="657B83"/>
+          <w:sz w:val="21"/>
+          <w:shd w:fill="FDF6E3" w:val="clear"/>
+        </w:rPr>
+        <w:t xml:space="preserve">) </w:t>
+      </w:r>
+      <w:r>
+        <w:rPr>
+          <w:rFonts w:ascii="Droid Sans Mono;monospace" w:hAnsi="Droid Sans Mono;monospace"/>
+          <w:b w:val="false"/>
+          <w:color w:val="859900"/>
+          <w:sz w:val="21"/>
+          <w:shd w:fill="FDF6E3" w:val="clear"/>
+        </w:rPr>
+        <w:t>==</w:t>
+      </w:r>
+      <w:r>
+        <w:rPr>
+          <w:rFonts w:ascii="Droid Sans Mono;monospace" w:hAnsi="Droid Sans Mono;monospace"/>
+          <w:b w:val="false"/>
+          <w:color w:val="657B83"/>
+          <w:sz w:val="21"/>
+          <w:shd w:fill="FDF6E3" w:val="clear"/>
+        </w:rPr>
+        <w:t xml:space="preserve"> </w:t>
+      </w:r>
+      <w:r>
+        <w:rPr>
+          <w:rFonts w:ascii="Droid Sans Mono;monospace" w:hAnsi="Droid Sans Mono;monospace"/>
+          <w:b w:val="false"/>
+          <w:color w:val="268BD2"/>
+          <w:sz w:val="21"/>
+          <w:shd w:fill="FDF6E3" w:val="clear"/>
+        </w:rPr>
+        <w:t>N</w:t>
+      </w:r>
+      <w:r>
+        <w:rPr>
+          <w:rFonts w:ascii="Droid Sans Mono;monospace" w:hAnsi="Droid Sans Mono;monospace"/>
+          <w:b w:val="false"/>
+          <w:color w:val="859900"/>
+          <w:sz w:val="21"/>
+          <w:shd w:fill="FDF6E3" w:val="clear"/>
+        </w:rPr>
+        <w:t>+</w:t>
+      </w:r>
+      <w:r>
+        <w:rPr>
+          <w:rFonts w:ascii="Droid Sans Mono;monospace" w:hAnsi="Droid Sans Mono;monospace"/>
+          <w:b w:val="false"/>
+          <w:color w:val="D33682"/>
+          <w:sz w:val="21"/>
+          <w:shd w:fill="FDF6E3" w:val="clear"/>
+        </w:rPr>
+        <w:t>1</w:t>
+      </w:r>
+      <w:r>
+        <w:rPr>
+          <w:rFonts w:ascii="Droid Sans Mono;monospace" w:hAnsi="Droid Sans Mono;monospace"/>
+          <w:b w:val="false"/>
+          <w:color w:val="657B83"/>
+          <w:sz w:val="21"/>
+          <w:shd w:fill="FDF6E3" w:val="clear"/>
+        </w:rPr>
+        <w:t xml:space="preserve"> </w:t>
+      </w:r>
+      <w:r>
+        <w:rPr>
+          <w:rFonts w:ascii="Droid Sans Mono;monospace" w:hAnsi="Droid Sans Mono;monospace"/>
+          <w:b w:val="false"/>
+          <w:i/>
+          <w:color w:val="93A1A1"/>
+          <w:sz w:val="21"/>
+          <w:shd w:fill="FDF6E3" w:val="clear"/>
+        </w:rPr>
+        <w:t># Проверка: осталась ли длина массива прежней</w:t>
+      </w:r>
+    </w:p>
+    <w:p>
+      <w:pPr>
+        <w:pStyle w:val="Normal"/>
+        <w:spacing w:lineRule="atLeast" w:line="285"/>
+        <w:ind w:hanging="0" w:left="0" w:right="0"/>
+        <w:rPr>
+          <w:rFonts w:ascii="Droid Sans Mono;monospace" w:hAnsi="Droid Sans Mono;monospace"/>
+          <w:b w:val="false"/>
+          <w:color w:val="657B83"/>
+          <w:sz w:val="21"/>
+          <w:shd w:fill="FDF6E3" w:val="clear"/>
+        </w:rPr>
+      </w:pPr>
+      <w:r>
+        <w:rPr>
+          <w:rFonts w:ascii="Droid Sans Mono;monospace" w:hAnsi="Droid Sans Mono;monospace"/>
+          <w:b w:val="false"/>
+          <w:color w:val="268BD2"/>
+          <w:sz w:val="21"/>
+          <w:shd w:fill="FDF6E3" w:val="clear"/>
+        </w:rPr>
+        <w:tab/>
+        <w:t>print</w:t>
+      </w:r>
+      <w:r>
+        <w:rPr>
+          <w:rFonts w:ascii="Droid Sans Mono;monospace" w:hAnsi="Droid Sans Mono;monospace"/>
+          <w:b w:val="false"/>
+          <w:color w:val="657B83"/>
+          <w:sz w:val="21"/>
+          <w:shd w:fill="FDF6E3" w:val="clear"/>
+        </w:rPr>
+        <w:t>(</w:t>
+      </w:r>
+      <w:r>
+        <w:rPr>
+          <w:rFonts w:ascii="Droid Sans Mono;monospace" w:hAnsi="Droid Sans Mono;monospace"/>
+          <w:b w:val="false"/>
+          <w:color w:val="2AA198"/>
+          <w:sz w:val="21"/>
+          <w:shd w:fill="FDF6E3" w:val="clear"/>
+        </w:rPr>
+        <w:t>"Проверка с пустым массивом пройдена"</w:t>
+      </w:r>
+      <w:r>
+        <w:rPr>
+          <w:rFonts w:ascii="Droid Sans Mono;monospace" w:hAnsi="Droid Sans Mono;monospace"/>
+          <w:b w:val="false"/>
+          <w:color w:val="657B83"/>
+          <w:sz w:val="21"/>
+          <w:shd w:fill="FDF6E3" w:val="clear"/>
+        </w:rPr>
+        <w:t>)</w:t>
+      </w:r>
+    </w:p>
+    <w:p>
+      <w:pPr>
+        <w:pStyle w:val="Normal"/>
+        <w:spacing w:lineRule="atLeast" w:line="285"/>
+        <w:rPr/>
+      </w:pPr>
+      <w:r>
+        <w:rPr/>
+      </w:r>
+    </w:p>
+    <w:p>
+      <w:pPr>
+        <w:pStyle w:val="Normal"/>
+        <w:spacing w:lineRule="atLeast" w:line="285"/>
+        <w:ind w:hanging="0" w:left="0" w:right="0"/>
+        <w:rPr>
+          <w:rFonts w:ascii="Droid Sans Mono;monospace" w:hAnsi="Droid Sans Mono;monospace"/>
+          <w:b w:val="false"/>
+          <w:color w:val="657B83"/>
+          <w:sz w:val="21"/>
+          <w:shd w:fill="FDF6E3" w:val="clear"/>
+        </w:rPr>
+      </w:pPr>
+      <w:r>
+        <w:rPr>
+          <w:rFonts w:ascii="Droid Sans Mono;monospace" w:hAnsi="Droid Sans Mono;monospace"/>
+          <w:b w:val="false"/>
+          <w:color w:val="268BD2"/>
+          <w:sz w:val="21"/>
+          <w:shd w:fill="FDF6E3" w:val="clear"/>
+        </w:rPr>
+        <w:tab/>
+        <w:t>massiv</w:t>
+      </w:r>
+      <w:r>
+        <w:rPr>
+          <w:rFonts w:ascii="Droid Sans Mono;monospace" w:hAnsi="Droid Sans Mono;monospace"/>
+          <w:b w:val="false"/>
+          <w:color w:val="657B83"/>
+          <w:sz w:val="21"/>
+          <w:shd w:fill="FDF6E3" w:val="clear"/>
+        </w:rPr>
+        <w:t>[</w:t>
+      </w:r>
+      <w:r>
+        <w:rPr>
+          <w:rFonts w:ascii="Droid Sans Mono;monospace" w:hAnsi="Droid Sans Mono;monospace"/>
+          <w:b w:val="false"/>
+          <w:color w:val="D33682"/>
+          <w:sz w:val="21"/>
+          <w:shd w:fill="FDF6E3" w:val="clear"/>
+        </w:rPr>
+        <w:t>0</w:t>
+      </w:r>
+      <w:r>
+        <w:rPr>
+          <w:rFonts w:ascii="Droid Sans Mono;monospace" w:hAnsi="Droid Sans Mono;monospace"/>
+          <w:b w:val="false"/>
+          <w:color w:val="657B83"/>
+          <w:sz w:val="21"/>
+          <w:shd w:fill="FDF6E3" w:val="clear"/>
+        </w:rPr>
+        <w:t xml:space="preserve">] </w:t>
+      </w:r>
+      <w:r>
+        <w:rPr>
+          <w:rFonts w:ascii="Droid Sans Mono;monospace" w:hAnsi="Droid Sans Mono;monospace"/>
+          <w:b w:val="false"/>
+          <w:color w:val="859900"/>
+          <w:sz w:val="21"/>
+          <w:shd w:fill="FDF6E3" w:val="clear"/>
+        </w:rPr>
+        <w:t>=</w:t>
+      </w:r>
+      <w:r>
+        <w:rPr>
+          <w:rFonts w:ascii="Droid Sans Mono;monospace" w:hAnsi="Droid Sans Mono;monospace"/>
+          <w:b w:val="false"/>
+          <w:color w:val="657B83"/>
+          <w:sz w:val="21"/>
+          <w:shd w:fill="FDF6E3" w:val="clear"/>
+        </w:rPr>
+        <w:t xml:space="preserve"> </w:t>
+      </w:r>
+      <w:r>
+        <w:rPr>
+          <w:rFonts w:ascii="Droid Sans Mono;monospace" w:hAnsi="Droid Sans Mono;monospace"/>
+          <w:b w:val="false"/>
+          <w:color w:val="D33682"/>
+          <w:sz w:val="21"/>
+          <w:shd w:fill="FDF6E3" w:val="clear"/>
+        </w:rPr>
+        <w:t>1</w:t>
+      </w:r>
+      <w:r>
+        <w:rPr>
+          <w:rFonts w:ascii="Droid Sans Mono;monospace" w:hAnsi="Droid Sans Mono;monospace"/>
+          <w:b w:val="false"/>
+          <w:color w:val="657B83"/>
+          <w:sz w:val="21"/>
+          <w:shd w:fill="FDF6E3" w:val="clear"/>
+        </w:rPr>
+        <w:t xml:space="preserve"> </w:t>
+      </w:r>
+      <w:r>
+        <w:rPr>
+          <w:rFonts w:ascii="Droid Sans Mono;monospace" w:hAnsi="Droid Sans Mono;monospace"/>
+          <w:b w:val="false"/>
+          <w:i/>
+          <w:color w:val="93A1A1"/>
+          <w:sz w:val="21"/>
+          <w:shd w:fill="FDF6E3" w:val="clear"/>
+        </w:rPr>
+        <w:t># Выставление служебного элемента в значение 1</w:t>
+      </w:r>
+    </w:p>
+    <w:p>
+      <w:pPr>
+        <w:pStyle w:val="Normal"/>
+        <w:spacing w:lineRule="atLeast" w:line="285"/>
+        <w:rPr/>
+      </w:pPr>
+      <w:r>
+        <w:rPr/>
+      </w:r>
+    </w:p>
+    <w:p>
+      <w:pPr>
+        <w:pStyle w:val="Normal"/>
+        <w:spacing w:lineRule="atLeast" w:line="285"/>
+        <w:ind w:hanging="0" w:left="0" w:right="0"/>
+        <w:rPr>
+          <w:rFonts w:ascii="Droid Sans Mono;monospace" w:hAnsi="Droid Sans Mono;monospace"/>
+          <w:b w:val="false"/>
+          <w:color w:val="657B83"/>
+          <w:sz w:val="21"/>
+          <w:shd w:fill="FDF6E3" w:val="clear"/>
+        </w:rPr>
+      </w:pPr>
+      <w:r>
+        <w:rPr>
+          <w:rFonts w:ascii="Droid Sans Mono;monospace" w:hAnsi="Droid Sans Mono;monospace"/>
+          <w:b w:val="false"/>
+          <w:color w:val="859900"/>
+          <w:sz w:val="21"/>
+          <w:shd w:fill="FDF6E3" w:val="clear"/>
+        </w:rPr>
+        <w:tab/>
+        <w:t>assert</w:t>
+      </w:r>
+      <w:r>
+        <w:rPr>
+          <w:rFonts w:ascii="Droid Sans Mono;monospace" w:hAnsi="Droid Sans Mono;monospace"/>
+          <w:b w:val="false"/>
+          <w:color w:val="657B83"/>
+          <w:sz w:val="21"/>
+          <w:shd w:fill="FDF6E3" w:val="clear"/>
+        </w:rPr>
+        <w:t xml:space="preserve"> </w:t>
+      </w:r>
+      <w:r>
+        <w:rPr>
+          <w:rFonts w:ascii="Droid Sans Mono;monospace" w:hAnsi="Droid Sans Mono;monospace"/>
+          <w:b w:val="false"/>
+          <w:color w:val="859900"/>
+          <w:sz w:val="21"/>
+          <w:shd w:fill="FDF6E3" w:val="clear"/>
+        </w:rPr>
+        <w:t>not</w:t>
+      </w:r>
+      <w:r>
+        <w:rPr>
+          <w:rFonts w:ascii="Droid Sans Mono;monospace" w:hAnsi="Droid Sans Mono;monospace"/>
+          <w:b w:val="false"/>
+          <w:color w:val="657B83"/>
+          <w:sz w:val="21"/>
+          <w:shd w:fill="FDF6E3" w:val="clear"/>
+        </w:rPr>
+        <w:t xml:space="preserve"> </w:t>
+      </w:r>
+      <w:r>
+        <w:rPr>
+          <w:rFonts w:ascii="Droid Sans Mono;monospace" w:hAnsi="Droid Sans Mono;monospace"/>
+          <w:b w:val="false"/>
+          <w:color w:val="268BD2"/>
+          <w:sz w:val="21"/>
+          <w:shd w:fill="FDF6E3" w:val="clear"/>
+        </w:rPr>
+        <w:t>massiv_pust</w:t>
+      </w:r>
+      <w:r>
+        <w:rPr>
+          <w:rFonts w:ascii="Droid Sans Mono;monospace" w:hAnsi="Droid Sans Mono;monospace"/>
+          <w:b w:val="false"/>
+          <w:color w:val="657B83"/>
+          <w:sz w:val="21"/>
+          <w:shd w:fill="FDF6E3" w:val="clear"/>
+        </w:rPr>
+        <w:t>(</w:t>
+      </w:r>
+      <w:r>
+        <w:rPr>
+          <w:rFonts w:ascii="Droid Sans Mono;monospace" w:hAnsi="Droid Sans Mono;monospace"/>
+          <w:b w:val="false"/>
+          <w:color w:val="268BD2"/>
+          <w:sz w:val="21"/>
+          <w:shd w:fill="FDF6E3" w:val="clear"/>
+        </w:rPr>
+        <w:t>massiv</w:t>
+      </w:r>
+      <w:r>
+        <w:rPr>
+          <w:rFonts w:ascii="Droid Sans Mono;monospace" w:hAnsi="Droid Sans Mono;monospace"/>
+          <w:b w:val="false"/>
+          <w:color w:val="657B83"/>
+          <w:sz w:val="21"/>
+          <w:shd w:fill="FDF6E3" w:val="clear"/>
+        </w:rPr>
+        <w:t xml:space="preserve">) </w:t>
+      </w:r>
+      <w:r>
+        <w:rPr>
+          <w:rFonts w:ascii="Droid Sans Mono;monospace" w:hAnsi="Droid Sans Mono;monospace"/>
+          <w:b w:val="false"/>
+          <w:i/>
+          <w:color w:val="93A1A1"/>
+          <w:sz w:val="21"/>
+          <w:shd w:fill="FDF6E3" w:val="clear"/>
+        </w:rPr>
+        <w:t># Проверка: является ли массив не пустым</w:t>
+      </w:r>
+    </w:p>
+    <w:p>
+      <w:pPr>
+        <w:pStyle w:val="Normal"/>
+        <w:spacing w:lineRule="atLeast" w:line="285"/>
+        <w:ind w:hanging="0" w:left="0" w:right="0"/>
+        <w:rPr>
+          <w:rFonts w:ascii="Droid Sans Mono;monospace" w:hAnsi="Droid Sans Mono;monospace"/>
+          <w:b w:val="false"/>
+          <w:color w:val="657B83"/>
+          <w:sz w:val="21"/>
+          <w:shd w:fill="FDF6E3" w:val="clear"/>
+        </w:rPr>
+      </w:pPr>
+      <w:r>
+        <w:rPr>
+          <w:rFonts w:ascii="Droid Sans Mono;monospace" w:hAnsi="Droid Sans Mono;monospace"/>
+          <w:b w:val="false"/>
+          <w:color w:val="268BD2"/>
+          <w:sz w:val="21"/>
+          <w:shd w:fill="FDF6E3" w:val="clear"/>
+        </w:rPr>
+        <w:tab/>
+        <w:t>print</w:t>
+      </w:r>
+      <w:r>
+        <w:rPr>
+          <w:rFonts w:ascii="Droid Sans Mono;monospace" w:hAnsi="Droid Sans Mono;monospace"/>
+          <w:b w:val="false"/>
+          <w:color w:val="657B83"/>
+          <w:sz w:val="21"/>
+          <w:shd w:fill="FDF6E3" w:val="clear"/>
+        </w:rPr>
+        <w:t>(</w:t>
+      </w:r>
+      <w:r>
+        <w:rPr>
+          <w:rFonts w:ascii="Droid Sans Mono;monospace" w:hAnsi="Droid Sans Mono;monospace"/>
+          <w:b w:val="false"/>
+          <w:color w:val="2AA198"/>
+          <w:sz w:val="21"/>
+          <w:shd w:fill="FDF6E3" w:val="clear"/>
+        </w:rPr>
+        <w:t>"Проверка с не пустым массивом пройдена"</w:t>
+      </w:r>
+      <w:r>
+        <w:rPr>
+          <w:rFonts w:ascii="Droid Sans Mono;monospace" w:hAnsi="Droid Sans Mono;monospace"/>
+          <w:b w:val="false"/>
+          <w:color w:val="657B83"/>
+          <w:sz w:val="21"/>
+          <w:shd w:fill="FDF6E3" w:val="clear"/>
+        </w:rPr>
+        <w:t>)</w:t>
+      </w:r>
+    </w:p>
+    <w:p>
+      <w:pPr>
+        <w:pStyle w:val="Heading3"/>
+        <w:numPr>
+          <w:ilvl w:val="2"/>
+          <w:numId w:val="2"/>
+        </w:numPr>
+        <w:ind w:left="0"/>
+        <w:rPr/>
+      </w:pPr>
+      <w:bookmarkStart w:id="6" w:name="__RefHeading___Toc56_2910072201"/>
+      <w:bookmarkEnd w:id="6"/>
+      <w:r>
+        <w:rPr/>
+        <w:t>Результат тестирования функции проверки массива на пустоту</w:t>
+      </w:r>
+    </w:p>
+    <w:p>
+      <w:pPr>
+        <w:pStyle w:val="Normal"/>
+        <w:spacing w:lineRule="atLeast" w:line="285"/>
+        <w:ind w:hanging="0" w:left="0" w:right="0"/>
+        <w:rPr>
+          <w:rFonts w:ascii="Droid Sans Mono;monospace" w:hAnsi="Droid Sans Mono;monospace"/>
+          <w:b w:val="false"/>
+          <w:color w:val="657B83"/>
+          <w:sz w:val="21"/>
+          <w:shd w:fill="FDF6E3" w:val="clear"/>
+        </w:rPr>
+      </w:pPr>
+      <w:r>
+        <w:rPr>
+          <w:rFonts w:ascii="Droid Sans Mono;monospace" w:hAnsi="Droid Sans Mono;monospace"/>
+          <w:b w:val="false"/>
+          <w:color w:val="268BD2"/>
+          <w:sz w:val="21"/>
+          <w:shd w:fill="FDF6E3" w:val="clear"/>
+        </w:rPr>
+        <w:t>Проверка с пустым массивом пройдена</w:t>
+      </w:r>
+    </w:p>
+    <w:p>
+      <w:pPr>
+        <w:pStyle w:val="Normal"/>
+        <w:spacing w:lineRule="atLeast" w:line="285"/>
+        <w:ind w:hanging="0" w:left="0" w:right="0"/>
+        <w:rPr>
+          <w:rFonts w:ascii="Droid Sans Mono;monospace" w:hAnsi="Droid Sans Mono;monospace"/>
+          <w:b w:val="false"/>
+          <w:color w:val="657B83"/>
+          <w:sz w:val="21"/>
+          <w:shd w:fill="FDF6E3" w:val="clear"/>
+        </w:rPr>
+      </w:pPr>
+      <w:r>
+        <w:rPr>
+          <w:rFonts w:ascii="Droid Sans Mono;monospace" w:hAnsi="Droid Sans Mono;monospace"/>
+          <w:b w:val="false"/>
+          <w:color w:val="268BD2"/>
+          <w:sz w:val="21"/>
+          <w:shd w:fill="FDF6E3" w:val="clear"/>
+        </w:rPr>
+        <w:t>Проверка с не пустым массивом пройдена</w:t>
+      </w:r>
+    </w:p>
+    <w:p>
+      <w:pPr>
+        <w:pStyle w:val="Heading2"/>
+        <w:numPr>
+          <w:ilvl w:val="1"/>
+          <w:numId w:val="2"/>
+        </w:numPr>
+        <w:ind w:left="0"/>
+        <w:rPr/>
+      </w:pPr>
+      <w:bookmarkStart w:id="7" w:name="__RefHeading___Toc61_2910072201"/>
+      <w:bookmarkEnd w:id="7"/>
+      <w:r>
+        <w:rPr/>
+        <w:t>Функция проверки массива на пустоту с проверкой данных</w:t>
+      </w:r>
+    </w:p>
+    <w:p>
+      <w:pPr>
+        <w:pStyle w:val="Heading3"/>
+        <w:numPr>
+          <w:ilvl w:val="2"/>
+          <w:numId w:val="2"/>
+        </w:numPr>
+        <w:ind w:left="0"/>
+        <w:rPr/>
+      </w:pPr>
+      <w:bookmarkStart w:id="8" w:name="__RefHeading___Toc63_2910072201"/>
+      <w:bookmarkEnd w:id="8"/>
+      <w:r>
+        <w:rPr/>
+        <w:t>Принцип работы функции проверки массива на пустоту с проверкой данных</w:t>
+      </w:r>
+    </w:p>
+    <w:p>
+      <w:pPr>
+        <w:pStyle w:val="BodyText"/>
+        <w:rPr/>
+      </w:pPr>
+      <w:r>
+        <w:rPr/>
+        <w:t xml:space="preserve">На вход функция принимает два параметра: массив и его длину. Происходит итерация по всем элементам массиво от </w:t>
+      </w:r>
+      <w:r>
+        <w:rPr/>
+        <w:t>1 до N и на основании этого делается вывод — пуст массив или нет.</w:t>
+      </w:r>
+    </w:p>
+    <w:p>
+      <w:pPr>
+        <w:pStyle w:val="Heading3"/>
+        <w:numPr>
+          <w:ilvl w:val="2"/>
+          <w:numId w:val="2"/>
+        </w:numPr>
+        <w:ind w:left="0"/>
+        <w:rPr/>
+      </w:pPr>
+      <w:bookmarkStart w:id="9" w:name="__RefHeading___Toc65_2910072201"/>
+      <w:bookmarkEnd w:id="9"/>
+      <w:r>
+        <w:rPr/>
+        <w:t>Реализация функции проверки массива на пустоту с проверкой данных</w:t>
+      </w:r>
+    </w:p>
+    <w:p>
+      <w:pPr>
+        <w:pStyle w:val="Normal"/>
+        <w:spacing w:lineRule="atLeast" w:line="285"/>
+        <w:ind w:hanging="0" w:left="0" w:right="0"/>
+        <w:rPr>
+          <w:rFonts w:ascii="Droid Sans Mono;monospace" w:hAnsi="Droid Sans Mono;monospace"/>
+          <w:b w:val="false"/>
+          <w:color w:val="657B83"/>
+          <w:sz w:val="21"/>
+          <w:shd w:fill="FDF6E3" w:val="clear"/>
+        </w:rPr>
+      </w:pPr>
+      <w:r>
+        <w:rPr>
+          <w:rFonts w:ascii="Droid Sans Mono;monospace" w:hAnsi="Droid Sans Mono;monospace"/>
+          <w:b/>
+          <w:color w:val="586E75"/>
+          <w:sz w:val="21"/>
+          <w:shd w:fill="FDF6E3" w:val="clear"/>
+        </w:rPr>
+        <w:t>def</w:t>
+      </w:r>
+      <w:r>
+        <w:rPr>
+          <w:rFonts w:ascii="Droid Sans Mono;monospace" w:hAnsi="Droid Sans Mono;monospace"/>
+          <w:b w:val="false"/>
+          <w:color w:val="657B83"/>
+          <w:sz w:val="21"/>
+          <w:shd w:fill="FDF6E3" w:val="clear"/>
+        </w:rPr>
+        <w:t xml:space="preserve"> </w:t>
+      </w:r>
+      <w:r>
+        <w:rPr>
+          <w:rFonts w:ascii="Droid Sans Mono;monospace" w:hAnsi="Droid Sans Mono;monospace"/>
+          <w:b w:val="false"/>
+          <w:color w:val="268BD2"/>
+          <w:sz w:val="21"/>
+          <w:shd w:fill="FDF6E3" w:val="clear"/>
+        </w:rPr>
+        <w:t>massiv_pust_s_proverkoy</w:t>
+      </w:r>
+      <w:r>
+        <w:rPr>
+          <w:rFonts w:ascii="Droid Sans Mono;monospace" w:hAnsi="Droid Sans Mono;monospace"/>
+          <w:b w:val="false"/>
+          <w:color w:val="657B83"/>
+          <w:sz w:val="21"/>
+          <w:shd w:fill="FDF6E3" w:val="clear"/>
+        </w:rPr>
+        <w:t xml:space="preserve">(massiv: </w:t>
+      </w:r>
+      <w:r>
+        <w:rPr>
+          <w:rFonts w:ascii="Droid Sans Mono;monospace" w:hAnsi="Droid Sans Mono;monospace"/>
+          <w:b w:val="false"/>
+          <w:color w:val="CB4B16"/>
+          <w:sz w:val="21"/>
+          <w:shd w:fill="FDF6E3" w:val="clear"/>
+        </w:rPr>
+        <w:t>list</w:t>
+      </w:r>
+      <w:r>
+        <w:rPr>
+          <w:rFonts w:ascii="Droid Sans Mono;monospace" w:hAnsi="Droid Sans Mono;monospace"/>
+          <w:b w:val="false"/>
+          <w:color w:val="657B83"/>
+          <w:sz w:val="21"/>
+          <w:shd w:fill="FDF6E3" w:val="clear"/>
+        </w:rPr>
+        <w:t xml:space="preserve">, dlina: </w:t>
+      </w:r>
+      <w:r>
+        <w:rPr>
+          <w:rFonts w:ascii="Droid Sans Mono;monospace" w:hAnsi="Droid Sans Mono;monospace"/>
+          <w:b w:val="false"/>
+          <w:color w:val="CB4B16"/>
+          <w:sz w:val="21"/>
+          <w:shd w:fill="FDF6E3" w:val="clear"/>
+        </w:rPr>
+        <w:t>int</w:t>
+      </w:r>
+      <w:r>
+        <w:rPr>
+          <w:rFonts w:ascii="Droid Sans Mono;monospace" w:hAnsi="Droid Sans Mono;monospace"/>
+          <w:b w:val="false"/>
+          <w:color w:val="657B83"/>
+          <w:sz w:val="21"/>
+          <w:shd w:fill="FDF6E3" w:val="clear"/>
+        </w:rPr>
+        <w:t xml:space="preserve">) -&gt; </w:t>
+      </w:r>
+      <w:r>
+        <w:rPr>
+          <w:rFonts w:ascii="Droid Sans Mono;monospace" w:hAnsi="Droid Sans Mono;monospace"/>
+          <w:b w:val="false"/>
+          <w:color w:val="CB4B16"/>
+          <w:sz w:val="21"/>
+          <w:shd w:fill="FDF6E3" w:val="clear"/>
+        </w:rPr>
+        <w:t>bool</w:t>
+      </w:r>
+      <w:r>
+        <w:rPr>
+          <w:rFonts w:ascii="Droid Sans Mono;monospace" w:hAnsi="Droid Sans Mono;monospace"/>
+          <w:b w:val="false"/>
+          <w:color w:val="657B83"/>
+          <w:sz w:val="21"/>
+          <w:shd w:fill="FDF6E3" w:val="clear"/>
+        </w:rPr>
+        <w:t>:</w:t>
+      </w:r>
+    </w:p>
+    <w:p>
+      <w:pPr>
+        <w:pStyle w:val="Normal"/>
+        <w:spacing w:lineRule="atLeast" w:line="285"/>
+        <w:ind w:hanging="0" w:left="0" w:right="0"/>
+        <w:rPr>
+          <w:rFonts w:ascii="Droid Sans Mono;monospace" w:hAnsi="Droid Sans Mono;monospace"/>
+          <w:b w:val="false"/>
+          <w:color w:val="657B83"/>
+          <w:sz w:val="21"/>
+          <w:shd w:fill="FDF6E3" w:val="clear"/>
+        </w:rPr>
+      </w:pPr>
+      <w:r>
+        <w:rPr>
+          <w:rFonts w:ascii="Droid Sans Mono;monospace" w:hAnsi="Droid Sans Mono;monospace"/>
+          <w:b w:val="false"/>
+          <w:color w:val="268BD2"/>
+          <w:sz w:val="21"/>
+          <w:shd w:fill="FDF6E3" w:val="clear"/>
+        </w:rPr>
+        <w:tab/>
+        <w:t>otvet</w:t>
+      </w:r>
+      <w:r>
+        <w:rPr>
+          <w:rFonts w:ascii="Droid Sans Mono;monospace" w:hAnsi="Droid Sans Mono;monospace"/>
+          <w:b w:val="false"/>
+          <w:color w:val="657B83"/>
+          <w:sz w:val="21"/>
+          <w:shd w:fill="FDF6E3" w:val="clear"/>
+        </w:rPr>
+        <w:t xml:space="preserve"> </w:t>
+      </w:r>
+      <w:r>
+        <w:rPr>
+          <w:rFonts w:ascii="Droid Sans Mono;monospace" w:hAnsi="Droid Sans Mono;monospace"/>
+          <w:b w:val="false"/>
+          <w:color w:val="859900"/>
+          <w:sz w:val="21"/>
+          <w:shd w:fill="FDF6E3" w:val="clear"/>
+        </w:rPr>
+        <w:t>=</w:t>
+      </w:r>
+      <w:r>
+        <w:rPr>
+          <w:rFonts w:ascii="Droid Sans Mono;monospace" w:hAnsi="Droid Sans Mono;monospace"/>
+          <w:b w:val="false"/>
+          <w:color w:val="657B83"/>
+          <w:sz w:val="21"/>
+          <w:shd w:fill="FDF6E3" w:val="clear"/>
+        </w:rPr>
+        <w:t xml:space="preserve"> </w:t>
+      </w:r>
+      <w:r>
+        <w:rPr>
+          <w:rFonts w:ascii="Droid Sans Mono;monospace" w:hAnsi="Droid Sans Mono;monospace"/>
+          <w:b w:val="false"/>
+          <w:color w:val="268BD2"/>
+          <w:sz w:val="21"/>
+          <w:shd w:fill="FDF6E3" w:val="clear"/>
+        </w:rPr>
+        <w:t>True</w:t>
+      </w:r>
+    </w:p>
+    <w:p>
+      <w:pPr>
+        <w:pStyle w:val="Normal"/>
+        <w:spacing w:lineRule="atLeast" w:line="285"/>
+        <w:rPr/>
+      </w:pPr>
+      <w:r>
+        <w:rPr/>
+      </w:r>
+    </w:p>
+    <w:p>
+      <w:pPr>
+        <w:pStyle w:val="Normal"/>
+        <w:spacing w:lineRule="atLeast" w:line="285"/>
+        <w:ind w:hanging="0" w:left="0" w:right="0"/>
+        <w:rPr>
+          <w:rFonts w:ascii="Droid Sans Mono;monospace" w:hAnsi="Droid Sans Mono;monospace"/>
+          <w:b w:val="false"/>
+          <w:color w:val="657B83"/>
+          <w:sz w:val="21"/>
+          <w:shd w:fill="FDF6E3" w:val="clear"/>
+        </w:rPr>
+      </w:pPr>
+      <w:r>
+        <w:rPr>
+          <w:rFonts w:ascii="Droid Sans Mono;monospace" w:hAnsi="Droid Sans Mono;monospace"/>
+          <w:b w:val="false"/>
+          <w:color w:val="859900"/>
+          <w:sz w:val="21"/>
+          <w:shd w:fill="FDF6E3" w:val="clear"/>
+        </w:rPr>
+        <w:tab/>
+        <w:t>for</w:t>
+      </w:r>
+      <w:r>
+        <w:rPr>
+          <w:rFonts w:ascii="Droid Sans Mono;monospace" w:hAnsi="Droid Sans Mono;monospace"/>
+          <w:b w:val="false"/>
+          <w:color w:val="657B83"/>
+          <w:sz w:val="21"/>
+          <w:shd w:fill="FDF6E3" w:val="clear"/>
+        </w:rPr>
+        <w:t xml:space="preserve"> </w:t>
+      </w:r>
+      <w:r>
+        <w:rPr>
+          <w:rFonts w:ascii="Droid Sans Mono;monospace" w:hAnsi="Droid Sans Mono;monospace"/>
+          <w:b w:val="false"/>
+          <w:color w:val="268BD2"/>
+          <w:sz w:val="21"/>
+          <w:shd w:fill="FDF6E3" w:val="clear"/>
+        </w:rPr>
+        <w:t>i</w:t>
+      </w:r>
+      <w:r>
+        <w:rPr>
+          <w:rFonts w:ascii="Droid Sans Mono;monospace" w:hAnsi="Droid Sans Mono;monospace"/>
+          <w:b w:val="false"/>
+          <w:color w:val="657B83"/>
+          <w:sz w:val="21"/>
+          <w:shd w:fill="FDF6E3" w:val="clear"/>
+        </w:rPr>
+        <w:t xml:space="preserve"> </w:t>
+      </w:r>
+      <w:r>
+        <w:rPr>
+          <w:rFonts w:ascii="Droid Sans Mono;monospace" w:hAnsi="Droid Sans Mono;monospace"/>
+          <w:b w:val="false"/>
+          <w:color w:val="859900"/>
+          <w:sz w:val="21"/>
+          <w:shd w:fill="FDF6E3" w:val="clear"/>
+        </w:rPr>
+        <w:t>in</w:t>
+      </w:r>
+      <w:r>
+        <w:rPr>
+          <w:rFonts w:ascii="Droid Sans Mono;monospace" w:hAnsi="Droid Sans Mono;monospace"/>
+          <w:b w:val="false"/>
+          <w:color w:val="657B83"/>
+          <w:sz w:val="21"/>
+          <w:shd w:fill="FDF6E3" w:val="clear"/>
+        </w:rPr>
+        <w:t xml:space="preserve"> </w:t>
+      </w:r>
+      <w:r>
+        <w:rPr>
+          <w:rFonts w:ascii="Droid Sans Mono;monospace" w:hAnsi="Droid Sans Mono;monospace"/>
+          <w:b w:val="false"/>
+          <w:color w:val="CB4B16"/>
+          <w:sz w:val="21"/>
+          <w:shd w:fill="FDF6E3" w:val="clear"/>
+        </w:rPr>
+        <w:t>range</w:t>
+      </w:r>
+      <w:r>
+        <w:rPr>
+          <w:rFonts w:ascii="Droid Sans Mono;monospace" w:hAnsi="Droid Sans Mono;monospace"/>
+          <w:b w:val="false"/>
+          <w:color w:val="657B83"/>
+          <w:sz w:val="21"/>
+          <w:shd w:fill="FDF6E3" w:val="clear"/>
+        </w:rPr>
+        <w:t>(</w:t>
+      </w:r>
+      <w:r>
+        <w:rPr>
+          <w:rFonts w:ascii="Droid Sans Mono;monospace" w:hAnsi="Droid Sans Mono;monospace"/>
+          <w:b w:val="false"/>
+          <w:color w:val="D33682"/>
+          <w:sz w:val="21"/>
+          <w:shd w:fill="FDF6E3" w:val="clear"/>
+        </w:rPr>
+        <w:t>1</w:t>
+      </w:r>
+      <w:r>
+        <w:rPr>
+          <w:rFonts w:ascii="Droid Sans Mono;monospace" w:hAnsi="Droid Sans Mono;monospace"/>
+          <w:b w:val="false"/>
+          <w:color w:val="657B83"/>
+          <w:sz w:val="21"/>
+          <w:shd w:fill="FDF6E3" w:val="clear"/>
+        </w:rPr>
+        <w:t>, dlina</w:t>
+      </w:r>
+      <w:r>
+        <w:rPr>
+          <w:rFonts w:ascii="Droid Sans Mono;monospace" w:hAnsi="Droid Sans Mono;monospace"/>
+          <w:b w:val="false"/>
+          <w:color w:val="859900"/>
+          <w:sz w:val="21"/>
+          <w:shd w:fill="FDF6E3" w:val="clear"/>
+        </w:rPr>
+        <w:t>+</w:t>
+      </w:r>
+      <w:r>
+        <w:rPr>
+          <w:rFonts w:ascii="Droid Sans Mono;monospace" w:hAnsi="Droid Sans Mono;monospace"/>
+          <w:b w:val="false"/>
+          <w:color w:val="D33682"/>
+          <w:sz w:val="21"/>
+          <w:shd w:fill="FDF6E3" w:val="clear"/>
+        </w:rPr>
+        <w:t>1</w:t>
+      </w:r>
+      <w:r>
+        <w:rPr>
+          <w:rFonts w:ascii="Droid Sans Mono;monospace" w:hAnsi="Droid Sans Mono;monospace"/>
+          <w:b w:val="false"/>
+          <w:color w:val="657B83"/>
+          <w:sz w:val="21"/>
+          <w:shd w:fill="FDF6E3" w:val="clear"/>
+        </w:rPr>
+        <w:t>):</w:t>
+      </w:r>
+    </w:p>
+    <w:p>
+      <w:pPr>
+        <w:pStyle w:val="Normal"/>
+        <w:spacing w:lineRule="atLeast" w:line="285"/>
+        <w:ind w:hanging="0" w:left="0" w:right="0"/>
+        <w:rPr>
+          <w:rFonts w:ascii="Droid Sans Mono;monospace" w:hAnsi="Droid Sans Mono;monospace"/>
+          <w:b w:val="false"/>
+          <w:color w:val="657B83"/>
+          <w:sz w:val="21"/>
+          <w:shd w:fill="FDF6E3" w:val="clear"/>
+        </w:rPr>
+      </w:pPr>
+      <w:r>
+        <w:rPr>
+          <w:rFonts w:ascii="Droid Sans Mono;monospace" w:hAnsi="Droid Sans Mono;monospace"/>
+          <w:b w:val="false"/>
+          <w:color w:val="859900"/>
+          <w:sz w:val="21"/>
+          <w:shd w:fill="FDF6E3" w:val="clear"/>
+        </w:rPr>
+        <w:tab/>
+        <w:t>if</w:t>
+      </w:r>
+      <w:r>
+        <w:rPr>
+          <w:rFonts w:ascii="Droid Sans Mono;monospace" w:hAnsi="Droid Sans Mono;monospace"/>
+          <w:b w:val="false"/>
+          <w:color w:val="657B83"/>
+          <w:sz w:val="21"/>
+          <w:shd w:fill="FDF6E3" w:val="clear"/>
+        </w:rPr>
+        <w:t xml:space="preserve"> massiv[</w:t>
+      </w:r>
+      <w:r>
+        <w:rPr>
+          <w:rFonts w:ascii="Droid Sans Mono;monospace" w:hAnsi="Droid Sans Mono;monospace"/>
+          <w:b w:val="false"/>
+          <w:color w:val="268BD2"/>
+          <w:sz w:val="21"/>
+          <w:shd w:fill="FDF6E3" w:val="clear"/>
+        </w:rPr>
+        <w:t>i</w:t>
+      </w:r>
+      <w:r>
+        <w:rPr>
+          <w:rFonts w:ascii="Droid Sans Mono;monospace" w:hAnsi="Droid Sans Mono;monospace"/>
+          <w:b w:val="false"/>
+          <w:color w:val="657B83"/>
+          <w:sz w:val="21"/>
+          <w:shd w:fill="FDF6E3" w:val="clear"/>
+        </w:rPr>
+        <w:t xml:space="preserve">] </w:t>
+      </w:r>
+      <w:r>
+        <w:rPr>
+          <w:rFonts w:ascii="Droid Sans Mono;monospace" w:hAnsi="Droid Sans Mono;monospace"/>
+          <w:b w:val="false"/>
+          <w:color w:val="859900"/>
+          <w:sz w:val="21"/>
+          <w:shd w:fill="FDF6E3" w:val="clear"/>
+        </w:rPr>
+        <w:t>!=</w:t>
+      </w:r>
+      <w:r>
+        <w:rPr>
+          <w:rFonts w:ascii="Droid Sans Mono;monospace" w:hAnsi="Droid Sans Mono;monospace"/>
+          <w:b w:val="false"/>
+          <w:color w:val="657B83"/>
+          <w:sz w:val="21"/>
+          <w:shd w:fill="FDF6E3" w:val="clear"/>
+        </w:rPr>
+        <w:t xml:space="preserve"> </w:t>
+      </w:r>
+      <w:r>
+        <w:rPr>
+          <w:rFonts w:ascii="Droid Sans Mono;monospace" w:hAnsi="Droid Sans Mono;monospace"/>
+          <w:b w:val="false"/>
+          <w:color w:val="268BD2"/>
+          <w:sz w:val="21"/>
+          <w:shd w:fill="FDF6E3" w:val="clear"/>
+        </w:rPr>
+        <w:t>PUSTOY_SIMVOL</w:t>
+      </w:r>
+      <w:r>
+        <w:rPr>
+          <w:rFonts w:ascii="Droid Sans Mono;monospace" w:hAnsi="Droid Sans Mono;monospace"/>
+          <w:b w:val="false"/>
+          <w:color w:val="657B83"/>
+          <w:sz w:val="21"/>
+          <w:shd w:fill="FDF6E3" w:val="clear"/>
+        </w:rPr>
+        <w:t>:</w:t>
+      </w:r>
+    </w:p>
+    <w:p>
+      <w:pPr>
+        <w:pStyle w:val="Normal"/>
+        <w:spacing w:lineRule="atLeast" w:line="285"/>
+        <w:ind w:hanging="0" w:left="0" w:right="0"/>
+        <w:rPr>
+          <w:rFonts w:ascii="Droid Sans Mono;monospace" w:hAnsi="Droid Sans Mono;monospace"/>
+          <w:b w:val="false"/>
+          <w:color w:val="657B83"/>
+          <w:sz w:val="21"/>
+          <w:shd w:fill="FDF6E3" w:val="clear"/>
+        </w:rPr>
+      </w:pPr>
+      <w:r>
+        <w:rPr>
+          <w:rFonts w:ascii="Droid Sans Mono;monospace" w:hAnsi="Droid Sans Mono;monospace"/>
+          <w:b w:val="false"/>
+          <w:color w:val="268BD2"/>
+          <w:sz w:val="21"/>
+          <w:shd w:fill="FDF6E3" w:val="clear"/>
+        </w:rPr>
+        <w:tab/>
+        <w:tab/>
+        <w:t>otvet</w:t>
+      </w:r>
+      <w:r>
+        <w:rPr>
+          <w:rFonts w:ascii="Droid Sans Mono;monospace" w:hAnsi="Droid Sans Mono;monospace"/>
+          <w:b w:val="false"/>
+          <w:color w:val="657B83"/>
+          <w:sz w:val="21"/>
+          <w:shd w:fill="FDF6E3" w:val="clear"/>
+        </w:rPr>
+        <w:t xml:space="preserve"> </w:t>
+      </w:r>
+      <w:r>
+        <w:rPr>
+          <w:rFonts w:ascii="Droid Sans Mono;monospace" w:hAnsi="Droid Sans Mono;monospace"/>
+          <w:b w:val="false"/>
+          <w:color w:val="859900"/>
+          <w:sz w:val="21"/>
+          <w:shd w:fill="FDF6E3" w:val="clear"/>
+        </w:rPr>
+        <w:t>=</w:t>
+      </w:r>
+      <w:r>
+        <w:rPr>
+          <w:rFonts w:ascii="Droid Sans Mono;monospace" w:hAnsi="Droid Sans Mono;monospace"/>
+          <w:b w:val="false"/>
+          <w:color w:val="657B83"/>
+          <w:sz w:val="21"/>
+          <w:shd w:fill="FDF6E3" w:val="clear"/>
+        </w:rPr>
+        <w:t xml:space="preserve"> </w:t>
+      </w:r>
+      <w:r>
+        <w:rPr>
+          <w:rFonts w:ascii="Droid Sans Mono;monospace" w:hAnsi="Droid Sans Mono;monospace"/>
+          <w:b w:val="false"/>
+          <w:color w:val="268BD2"/>
+          <w:sz w:val="21"/>
+          <w:shd w:fill="FDF6E3" w:val="clear"/>
+        </w:rPr>
+        <w:t>False</w:t>
+      </w:r>
+    </w:p>
+    <w:p>
+      <w:pPr>
+        <w:pStyle w:val="Normal"/>
+        <w:spacing w:lineRule="atLeast" w:line="285"/>
+        <w:ind w:hanging="0" w:left="0" w:right="0"/>
+        <w:rPr>
+          <w:rFonts w:ascii="Droid Sans Mono;monospace" w:hAnsi="Droid Sans Mono;monospace"/>
+          <w:b w:val="false"/>
+          <w:color w:val="859900"/>
+          <w:sz w:val="21"/>
+          <w:shd w:fill="FDF6E3" w:val="clear"/>
+        </w:rPr>
+      </w:pPr>
+      <w:r>
+        <w:rPr>
+          <w:rFonts w:ascii="Droid Sans Mono;monospace" w:hAnsi="Droid Sans Mono;monospace"/>
+          <w:b w:val="false"/>
+          <w:color w:val="859900"/>
+          <w:sz w:val="21"/>
+          <w:shd w:fill="FDF6E3" w:val="clear"/>
+        </w:rPr>
+        <w:tab/>
+        <w:tab/>
+        <w:t>break</w:t>
+      </w:r>
+    </w:p>
+    <w:p>
+      <w:pPr>
+        <w:pStyle w:val="Normal"/>
+        <w:spacing w:lineRule="atLeast" w:line="285"/>
+        <w:rPr/>
+      </w:pPr>
+      <w:r>
+        <w:rPr/>
+      </w:r>
+    </w:p>
+    <w:p>
+      <w:pPr>
+        <w:pStyle w:val="Normal"/>
+        <w:spacing w:lineRule="atLeast" w:line="285"/>
+        <w:ind w:hanging="0" w:left="0" w:right="0"/>
+        <w:rPr>
+          <w:rFonts w:ascii="Droid Sans Mono;monospace" w:hAnsi="Droid Sans Mono;monospace"/>
+          <w:b w:val="false"/>
+          <w:color w:val="657B83"/>
+          <w:sz w:val="21"/>
+          <w:shd w:fill="FDF6E3" w:val="clear"/>
+        </w:rPr>
+      </w:pPr>
+      <w:r>
+        <w:rPr>
+          <w:rFonts w:ascii="Droid Sans Mono;monospace" w:hAnsi="Droid Sans Mono;monospace"/>
+          <w:b w:val="false"/>
+          <w:color w:val="859900"/>
+          <w:sz w:val="21"/>
+          <w:shd w:fill="FDF6E3" w:val="clear"/>
+        </w:rPr>
+        <w:tab/>
+        <w:t>return</w:t>
+      </w:r>
+      <w:r>
+        <w:rPr>
+          <w:rFonts w:ascii="Droid Sans Mono;monospace" w:hAnsi="Droid Sans Mono;monospace"/>
+          <w:b w:val="false"/>
+          <w:color w:val="657B83"/>
+          <w:sz w:val="21"/>
+          <w:shd w:fill="FDF6E3" w:val="clear"/>
+        </w:rPr>
+        <w:t xml:space="preserve"> </w:t>
+      </w:r>
+      <w:r>
+        <w:rPr>
+          <w:rFonts w:ascii="Droid Sans Mono;monospace" w:hAnsi="Droid Sans Mono;monospace"/>
+          <w:b w:val="false"/>
+          <w:color w:val="268BD2"/>
+          <w:sz w:val="21"/>
+          <w:shd w:fill="FDF6E3" w:val="clear"/>
+        </w:rPr>
+        <w:t>otvet</w:t>
+      </w:r>
+    </w:p>
+    <w:p>
+      <w:pPr>
+        <w:pStyle w:val="Heading3"/>
+        <w:numPr>
+          <w:ilvl w:val="2"/>
+          <w:numId w:val="2"/>
+        </w:numPr>
+        <w:ind w:left="0"/>
+        <w:rPr/>
+      </w:pPr>
+      <w:bookmarkStart w:id="10" w:name="__RefHeading___Toc67_2910072201"/>
+      <w:bookmarkEnd w:id="10"/>
+      <w:r>
+        <w:rPr/>
+        <w:t>Тестирование функции проверки массива на пустоту с проверкой данных</w:t>
+      </w:r>
+    </w:p>
+    <w:p>
+      <w:pPr>
+        <w:pStyle w:val="Normal"/>
+        <w:spacing w:lineRule="atLeast" w:line="285"/>
+        <w:ind w:hanging="0" w:left="0" w:right="0"/>
+        <w:rPr>
+          <w:rFonts w:ascii="Droid Sans Mono;monospace" w:hAnsi="Droid Sans Mono;monospace"/>
+          <w:b w:val="false"/>
+          <w:color w:val="657B83"/>
+          <w:sz w:val="21"/>
+          <w:shd w:fill="FDF6E3" w:val="clear"/>
+        </w:rPr>
+      </w:pPr>
+      <w:r>
+        <w:rPr>
+          <w:rFonts w:ascii="Droid Sans Mono;monospace" w:hAnsi="Droid Sans Mono;monospace"/>
+          <w:b/>
+          <w:color w:val="586E75"/>
+          <w:sz w:val="21"/>
+          <w:shd w:fill="FDF6E3" w:val="clear"/>
+        </w:rPr>
+        <w:t>def</w:t>
+      </w:r>
+      <w:r>
+        <w:rPr>
+          <w:rFonts w:ascii="Droid Sans Mono;monospace" w:hAnsi="Droid Sans Mono;monospace"/>
+          <w:b w:val="false"/>
+          <w:color w:val="657B83"/>
+          <w:sz w:val="21"/>
+          <w:shd w:fill="FDF6E3" w:val="clear"/>
+        </w:rPr>
+        <w:t xml:space="preserve"> </w:t>
+      </w:r>
+      <w:r>
+        <w:rPr>
+          <w:rFonts w:ascii="Droid Sans Mono;monospace" w:hAnsi="Droid Sans Mono;monospace"/>
+          <w:b w:val="false"/>
+          <w:color w:val="268BD2"/>
+          <w:sz w:val="21"/>
+          <w:shd w:fill="FDF6E3" w:val="clear"/>
+        </w:rPr>
+        <w:t>test_massiv_pust_s_proverkoy</w:t>
+      </w:r>
+      <w:r>
+        <w:rPr>
+          <w:rFonts w:ascii="Droid Sans Mono;monospace" w:hAnsi="Droid Sans Mono;monospace"/>
+          <w:b w:val="false"/>
+          <w:color w:val="657B83"/>
+          <w:sz w:val="21"/>
+          <w:shd w:fill="FDF6E3" w:val="clear"/>
+        </w:rPr>
+        <w:t>():</w:t>
+      </w:r>
+    </w:p>
+    <w:p>
+      <w:pPr>
+        <w:pStyle w:val="Normal"/>
+        <w:spacing w:lineRule="atLeast" w:line="285"/>
+        <w:ind w:hanging="0" w:left="0" w:right="0"/>
+        <w:rPr>
+          <w:rFonts w:ascii="Droid Sans Mono;monospace" w:hAnsi="Droid Sans Mono;monospace"/>
+          <w:b w:val="false"/>
+          <w:color w:val="657B83"/>
+          <w:sz w:val="21"/>
+          <w:shd w:fill="FDF6E3" w:val="clear"/>
+        </w:rPr>
+      </w:pPr>
+      <w:r>
+        <w:rPr>
+          <w:rFonts w:ascii="Droid Sans Mono;monospace" w:hAnsi="Droid Sans Mono;monospace"/>
+          <w:b w:val="false"/>
+          <w:color w:val="268BD2"/>
+          <w:sz w:val="21"/>
+          <w:shd w:fill="FDF6E3" w:val="clear"/>
+        </w:rPr>
+        <w:tab/>
+        <w:t>N</w:t>
+      </w:r>
+      <w:r>
+        <w:rPr>
+          <w:rFonts w:ascii="Droid Sans Mono;monospace" w:hAnsi="Droid Sans Mono;monospace"/>
+          <w:b w:val="false"/>
+          <w:color w:val="657B83"/>
+          <w:sz w:val="21"/>
+          <w:shd w:fill="FDF6E3" w:val="clear"/>
+        </w:rPr>
+        <w:t xml:space="preserve">, </w:t>
+      </w:r>
+      <w:r>
+        <w:rPr>
+          <w:rFonts w:ascii="Droid Sans Mono;monospace" w:hAnsi="Droid Sans Mono;monospace"/>
+          <w:b w:val="false"/>
+          <w:color w:val="268BD2"/>
+          <w:sz w:val="21"/>
+          <w:shd w:fill="FDF6E3" w:val="clear"/>
+        </w:rPr>
+        <w:t>M</w:t>
+      </w:r>
+      <w:r>
+        <w:rPr>
+          <w:rFonts w:ascii="Droid Sans Mono;monospace" w:hAnsi="Droid Sans Mono;monospace"/>
+          <w:b w:val="false"/>
+          <w:color w:val="657B83"/>
+          <w:sz w:val="21"/>
+          <w:shd w:fill="FDF6E3" w:val="clear"/>
+        </w:rPr>
+        <w:t xml:space="preserve"> </w:t>
+      </w:r>
+      <w:r>
+        <w:rPr>
+          <w:rFonts w:ascii="Droid Sans Mono;monospace" w:hAnsi="Droid Sans Mono;monospace"/>
+          <w:b w:val="false"/>
+          <w:color w:val="859900"/>
+          <w:sz w:val="21"/>
+          <w:shd w:fill="FDF6E3" w:val="clear"/>
+        </w:rPr>
+        <w:t>=</w:t>
+      </w:r>
+      <w:r>
+        <w:rPr>
+          <w:rFonts w:ascii="Droid Sans Mono;monospace" w:hAnsi="Droid Sans Mono;monospace"/>
+          <w:b w:val="false"/>
+          <w:color w:val="657B83"/>
+          <w:sz w:val="21"/>
+          <w:shd w:fill="FDF6E3" w:val="clear"/>
+        </w:rPr>
+        <w:t xml:space="preserve"> </w:t>
+      </w:r>
+      <w:r>
+        <w:rPr>
+          <w:rFonts w:ascii="Droid Sans Mono;monospace" w:hAnsi="Droid Sans Mono;monospace"/>
+          <w:b w:val="false"/>
+          <w:color w:val="D33682"/>
+          <w:sz w:val="21"/>
+          <w:shd w:fill="FDF6E3" w:val="clear"/>
+        </w:rPr>
+        <w:t>10</w:t>
+      </w:r>
+      <w:r>
+        <w:rPr>
+          <w:rFonts w:ascii="Droid Sans Mono;monospace" w:hAnsi="Droid Sans Mono;monospace"/>
+          <w:b w:val="false"/>
+          <w:color w:val="657B83"/>
+          <w:sz w:val="21"/>
+          <w:shd w:fill="FDF6E3" w:val="clear"/>
+        </w:rPr>
+        <w:t xml:space="preserve"> </w:t>
+      </w:r>
+      <w:r>
+        <w:rPr>
+          <w:rFonts w:ascii="Droid Sans Mono;monospace" w:hAnsi="Droid Sans Mono;monospace"/>
+          <w:b w:val="false"/>
+          <w:i/>
+          <w:color w:val="93A1A1"/>
+          <w:sz w:val="21"/>
+          <w:shd w:fill="FDF6E3" w:val="clear"/>
+        </w:rPr>
+        <w:t># Длина массива</w:t>
+      </w:r>
+    </w:p>
+    <w:p>
+      <w:pPr>
+        <w:pStyle w:val="Normal"/>
+        <w:spacing w:lineRule="atLeast" w:line="285"/>
+        <w:ind w:hanging="0" w:left="0" w:right="0"/>
+        <w:rPr>
+          <w:rFonts w:ascii="Droid Sans Mono;monospace" w:hAnsi="Droid Sans Mono;monospace"/>
+          <w:b w:val="false"/>
+          <w:color w:val="657B83"/>
+          <w:sz w:val="21"/>
+          <w:shd w:fill="FDF6E3" w:val="clear"/>
+        </w:rPr>
+      </w:pPr>
+      <w:r>
+        <w:rPr>
+          <w:rFonts w:ascii="Droid Sans Mono;monospace" w:hAnsi="Droid Sans Mono;monospace"/>
+          <w:b w:val="false"/>
+          <w:color w:val="268BD2"/>
+          <w:sz w:val="21"/>
+          <w:shd w:fill="FDF6E3" w:val="clear"/>
+        </w:rPr>
+        <w:tab/>
+        <w:t>massiv</w:t>
+      </w:r>
+      <w:r>
+        <w:rPr>
+          <w:rFonts w:ascii="Droid Sans Mono;monospace" w:hAnsi="Droid Sans Mono;monospace"/>
+          <w:b w:val="false"/>
+          <w:color w:val="657B83"/>
+          <w:sz w:val="21"/>
+          <w:shd w:fill="FDF6E3" w:val="clear"/>
+        </w:rPr>
+        <w:t xml:space="preserve"> </w:t>
+      </w:r>
+      <w:r>
+        <w:rPr>
+          <w:rFonts w:ascii="Droid Sans Mono;monospace" w:hAnsi="Droid Sans Mono;monospace"/>
+          <w:b w:val="false"/>
+          <w:color w:val="859900"/>
+          <w:sz w:val="21"/>
+          <w:shd w:fill="FDF6E3" w:val="clear"/>
+        </w:rPr>
+        <w:t>=</w:t>
+      </w:r>
+      <w:r>
+        <w:rPr>
+          <w:rFonts w:ascii="Droid Sans Mono;monospace" w:hAnsi="Droid Sans Mono;monospace"/>
+          <w:b w:val="false"/>
+          <w:color w:val="657B83"/>
+          <w:sz w:val="21"/>
+          <w:shd w:fill="FDF6E3" w:val="clear"/>
+        </w:rPr>
+        <w:t xml:space="preserve"> [</w:t>
+      </w:r>
+      <w:r>
+        <w:rPr>
+          <w:rFonts w:ascii="Droid Sans Mono;monospace" w:hAnsi="Droid Sans Mono;monospace"/>
+          <w:b w:val="false"/>
+          <w:color w:val="268BD2"/>
+          <w:sz w:val="21"/>
+          <w:shd w:fill="FDF6E3" w:val="clear"/>
+        </w:rPr>
+        <w:t>PUSTOY_SIMVOL</w:t>
+      </w:r>
+      <w:r>
+        <w:rPr>
+          <w:rFonts w:ascii="Droid Sans Mono;monospace" w:hAnsi="Droid Sans Mono;monospace"/>
+          <w:b w:val="false"/>
+          <w:color w:val="657B83"/>
+          <w:sz w:val="21"/>
+          <w:shd w:fill="FDF6E3" w:val="clear"/>
+        </w:rPr>
+        <w:t xml:space="preserve">] </w:t>
+      </w:r>
+      <w:r>
+        <w:rPr>
+          <w:rFonts w:ascii="Droid Sans Mono;monospace" w:hAnsi="Droid Sans Mono;monospace"/>
+          <w:b w:val="false"/>
+          <w:color w:val="859900"/>
+          <w:sz w:val="21"/>
+          <w:shd w:fill="FDF6E3" w:val="clear"/>
+        </w:rPr>
+        <w:t>*</w:t>
+      </w:r>
+      <w:r>
+        <w:rPr>
+          <w:rFonts w:ascii="Droid Sans Mono;monospace" w:hAnsi="Droid Sans Mono;monospace"/>
+          <w:b w:val="false"/>
+          <w:color w:val="657B83"/>
+          <w:sz w:val="21"/>
+          <w:shd w:fill="FDF6E3" w:val="clear"/>
+        </w:rPr>
+        <w:t xml:space="preserve"> (</w:t>
+      </w:r>
+      <w:r>
+        <w:rPr>
+          <w:rFonts w:ascii="Droid Sans Mono;monospace" w:hAnsi="Droid Sans Mono;monospace"/>
+          <w:b w:val="false"/>
+          <w:color w:val="268BD2"/>
+          <w:sz w:val="21"/>
+          <w:shd w:fill="FDF6E3" w:val="clear"/>
+        </w:rPr>
+        <w:t>N</w:t>
+      </w:r>
+      <w:r>
+        <w:rPr>
+          <w:rFonts w:ascii="Droid Sans Mono;monospace" w:hAnsi="Droid Sans Mono;monospace"/>
+          <w:b w:val="false"/>
+          <w:color w:val="859900"/>
+          <w:sz w:val="21"/>
+          <w:shd w:fill="FDF6E3" w:val="clear"/>
+        </w:rPr>
+        <w:t>+</w:t>
+      </w:r>
+      <w:r>
+        <w:rPr>
+          <w:rFonts w:ascii="Droid Sans Mono;monospace" w:hAnsi="Droid Sans Mono;monospace"/>
+          <w:b w:val="false"/>
+          <w:color w:val="D33682"/>
+          <w:sz w:val="21"/>
+          <w:shd w:fill="FDF6E3" w:val="clear"/>
+        </w:rPr>
+        <w:t>1</w:t>
+      </w:r>
+      <w:r>
+        <w:rPr>
+          <w:rFonts w:ascii="Droid Sans Mono;monospace" w:hAnsi="Droid Sans Mono;monospace"/>
+          <w:b w:val="false"/>
+          <w:color w:val="657B83"/>
+          <w:sz w:val="21"/>
+          <w:shd w:fill="FDF6E3" w:val="clear"/>
+        </w:rPr>
+        <w:t xml:space="preserve">) </w:t>
+      </w:r>
+      <w:r>
+        <w:rPr>
+          <w:rFonts w:ascii="Droid Sans Mono;monospace" w:hAnsi="Droid Sans Mono;monospace"/>
+          <w:b w:val="false"/>
+          <w:i/>
+          <w:color w:val="93A1A1"/>
+          <w:sz w:val="21"/>
+          <w:shd w:fill="FDF6E3" w:val="clear"/>
+        </w:rPr>
+        <w:t># Создание массива длины N+1. +1 для возможности индексации от 1 до N</w:t>
+      </w:r>
+    </w:p>
+    <w:p>
+      <w:pPr>
+        <w:pStyle w:val="Normal"/>
+        <w:spacing w:lineRule="atLeast" w:line="285"/>
+        <w:ind w:hanging="0" w:left="0" w:right="0"/>
+        <w:rPr>
+          <w:rFonts w:ascii="Droid Sans Mono;monospace" w:hAnsi="Droid Sans Mono;monospace"/>
+          <w:b w:val="false"/>
+          <w:color w:val="657B83"/>
+          <w:sz w:val="21"/>
+          <w:shd w:fill="FDF6E3" w:val="clear"/>
+        </w:rPr>
+      </w:pPr>
+      <w:r>
+        <w:rPr>
+          <w:rFonts w:ascii="Droid Sans Mono;monospace" w:hAnsi="Droid Sans Mono;monospace"/>
+          <w:b w:val="false"/>
+          <w:color w:val="268BD2"/>
+          <w:sz w:val="21"/>
+          <w:shd w:fill="FDF6E3" w:val="clear"/>
+        </w:rPr>
+        <w:tab/>
+        <w:t>massiv</w:t>
+      </w:r>
+      <w:r>
+        <w:rPr>
+          <w:rFonts w:ascii="Droid Sans Mono;monospace" w:hAnsi="Droid Sans Mono;monospace"/>
+          <w:b w:val="false"/>
+          <w:color w:val="657B83"/>
+          <w:sz w:val="21"/>
+          <w:shd w:fill="FDF6E3" w:val="clear"/>
+        </w:rPr>
+        <w:t>[</w:t>
+      </w:r>
+      <w:r>
+        <w:rPr>
+          <w:rFonts w:ascii="Droid Sans Mono;monospace" w:hAnsi="Droid Sans Mono;monospace"/>
+          <w:b w:val="false"/>
+          <w:color w:val="D33682"/>
+          <w:sz w:val="21"/>
+          <w:shd w:fill="FDF6E3" w:val="clear"/>
+        </w:rPr>
+        <w:t>0</w:t>
+      </w:r>
+      <w:r>
+        <w:rPr>
+          <w:rFonts w:ascii="Droid Sans Mono;monospace" w:hAnsi="Droid Sans Mono;monospace"/>
+          <w:b w:val="false"/>
+          <w:color w:val="657B83"/>
+          <w:sz w:val="21"/>
+          <w:shd w:fill="FDF6E3" w:val="clear"/>
+        </w:rPr>
+        <w:t xml:space="preserve">] </w:t>
+      </w:r>
+      <w:r>
+        <w:rPr>
+          <w:rFonts w:ascii="Droid Sans Mono;monospace" w:hAnsi="Droid Sans Mono;monospace"/>
+          <w:b w:val="false"/>
+          <w:color w:val="859900"/>
+          <w:sz w:val="21"/>
+          <w:shd w:fill="FDF6E3" w:val="clear"/>
+        </w:rPr>
+        <w:t>=</w:t>
+      </w:r>
+      <w:r>
+        <w:rPr>
+          <w:rFonts w:ascii="Droid Sans Mono;monospace" w:hAnsi="Droid Sans Mono;monospace"/>
+          <w:b w:val="false"/>
+          <w:color w:val="657B83"/>
+          <w:sz w:val="21"/>
+          <w:shd w:fill="FDF6E3" w:val="clear"/>
+        </w:rPr>
+        <w:t xml:space="preserve"> </w:t>
+      </w:r>
+      <w:r>
+        <w:rPr>
+          <w:rFonts w:ascii="Droid Sans Mono;monospace" w:hAnsi="Droid Sans Mono;monospace"/>
+          <w:b w:val="false"/>
+          <w:color w:val="D33682"/>
+          <w:sz w:val="21"/>
+          <w:shd w:fill="FDF6E3" w:val="clear"/>
+        </w:rPr>
+        <w:t>0</w:t>
+      </w:r>
+      <w:r>
+        <w:rPr>
+          <w:rFonts w:ascii="Droid Sans Mono;monospace" w:hAnsi="Droid Sans Mono;monospace"/>
+          <w:b w:val="false"/>
+          <w:color w:val="657B83"/>
+          <w:sz w:val="21"/>
+          <w:shd w:fill="FDF6E3" w:val="clear"/>
+        </w:rPr>
+        <w:t xml:space="preserve"> </w:t>
+      </w:r>
+      <w:r>
+        <w:rPr>
+          <w:rFonts w:ascii="Droid Sans Mono;monospace" w:hAnsi="Droid Sans Mono;monospace"/>
+          <w:b w:val="false"/>
+          <w:i/>
+          <w:color w:val="93A1A1"/>
+          <w:sz w:val="21"/>
+          <w:shd w:fill="FDF6E3" w:val="clear"/>
+        </w:rPr>
+        <w:t># Выставление значения служебного элемента в 0</w:t>
+      </w:r>
+    </w:p>
+    <w:p>
+      <w:pPr>
+        <w:pStyle w:val="Normal"/>
+        <w:spacing w:lineRule="atLeast" w:line="285"/>
+        <w:rPr/>
+      </w:pPr>
+      <w:r>
+        <w:rPr/>
+      </w:r>
+    </w:p>
+    <w:p>
+      <w:pPr>
+        <w:pStyle w:val="Normal"/>
+        <w:spacing w:lineRule="atLeast" w:line="285"/>
+        <w:ind w:hanging="0" w:left="0" w:right="0"/>
+        <w:rPr>
+          <w:rFonts w:ascii="Droid Sans Mono;monospace" w:hAnsi="Droid Sans Mono;monospace"/>
+          <w:b w:val="false"/>
+          <w:color w:val="657B83"/>
+          <w:sz w:val="21"/>
+          <w:shd w:fill="FDF6E3" w:val="clear"/>
+        </w:rPr>
+      </w:pPr>
+      <w:r>
+        <w:rPr>
+          <w:rFonts w:ascii="Droid Sans Mono;monospace" w:hAnsi="Droid Sans Mono;monospace"/>
+          <w:b w:val="false"/>
+          <w:color w:val="859900"/>
+          <w:sz w:val="21"/>
+          <w:shd w:fill="FDF6E3" w:val="clear"/>
+        </w:rPr>
+        <w:tab/>
+        <w:t>assert</w:t>
+      </w:r>
+      <w:r>
+        <w:rPr>
+          <w:rFonts w:ascii="Droid Sans Mono;monospace" w:hAnsi="Droid Sans Mono;monospace"/>
+          <w:b w:val="false"/>
+          <w:color w:val="657B83"/>
+          <w:sz w:val="21"/>
+          <w:shd w:fill="FDF6E3" w:val="clear"/>
+        </w:rPr>
+        <w:t xml:space="preserve"> </w:t>
+      </w:r>
+      <w:r>
+        <w:rPr>
+          <w:rFonts w:ascii="Droid Sans Mono;monospace" w:hAnsi="Droid Sans Mono;monospace"/>
+          <w:b w:val="false"/>
+          <w:color w:val="268BD2"/>
+          <w:sz w:val="21"/>
+          <w:shd w:fill="FDF6E3" w:val="clear"/>
+        </w:rPr>
+        <w:t>massiv_pust_s_proverkoy</w:t>
+      </w:r>
+      <w:r>
+        <w:rPr>
+          <w:rFonts w:ascii="Droid Sans Mono;monospace" w:hAnsi="Droid Sans Mono;monospace"/>
+          <w:b w:val="false"/>
+          <w:color w:val="657B83"/>
+          <w:sz w:val="21"/>
+          <w:shd w:fill="FDF6E3" w:val="clear"/>
+        </w:rPr>
+        <w:t>(</w:t>
+      </w:r>
+      <w:r>
+        <w:rPr>
+          <w:rFonts w:ascii="Droid Sans Mono;monospace" w:hAnsi="Droid Sans Mono;monospace"/>
+          <w:b w:val="false"/>
+          <w:color w:val="268BD2"/>
+          <w:sz w:val="21"/>
+          <w:shd w:fill="FDF6E3" w:val="clear"/>
+        </w:rPr>
+        <w:t>massiv</w:t>
+      </w:r>
+      <w:r>
+        <w:rPr>
+          <w:rFonts w:ascii="Droid Sans Mono;monospace" w:hAnsi="Droid Sans Mono;monospace"/>
+          <w:b w:val="false"/>
+          <w:color w:val="657B83"/>
+          <w:sz w:val="21"/>
+          <w:shd w:fill="FDF6E3" w:val="clear"/>
+        </w:rPr>
+        <w:t xml:space="preserve">, </w:t>
+      </w:r>
+      <w:r>
+        <w:rPr>
+          <w:rFonts w:ascii="Droid Sans Mono;monospace" w:hAnsi="Droid Sans Mono;monospace"/>
+          <w:b w:val="false"/>
+          <w:color w:val="268BD2"/>
+          <w:sz w:val="21"/>
+          <w:shd w:fill="FDF6E3" w:val="clear"/>
+        </w:rPr>
+        <w:t>N</w:t>
+      </w:r>
+      <w:r>
+        <w:rPr>
+          <w:rFonts w:ascii="Droid Sans Mono;monospace" w:hAnsi="Droid Sans Mono;monospace"/>
+          <w:b w:val="false"/>
+          <w:color w:val="657B83"/>
+          <w:sz w:val="21"/>
+          <w:shd w:fill="FDF6E3" w:val="clear"/>
+        </w:rPr>
+        <w:t xml:space="preserve">) </w:t>
+      </w:r>
+      <w:r>
+        <w:rPr>
+          <w:rFonts w:ascii="Droid Sans Mono;monospace" w:hAnsi="Droid Sans Mono;monospace"/>
+          <w:b w:val="false"/>
+          <w:i/>
+          <w:color w:val="93A1A1"/>
+          <w:sz w:val="21"/>
+          <w:shd w:fill="FDF6E3" w:val="clear"/>
+        </w:rPr>
+        <w:t># Проверка: является ли массив пустым</w:t>
+      </w:r>
+    </w:p>
+    <w:p>
+      <w:pPr>
+        <w:pStyle w:val="Normal"/>
+        <w:spacing w:lineRule="atLeast" w:line="285"/>
+        <w:ind w:hanging="0" w:left="0" w:right="0"/>
+        <w:rPr>
+          <w:rFonts w:ascii="Droid Sans Mono;monospace" w:hAnsi="Droid Sans Mono;monospace"/>
+          <w:b w:val="false"/>
+          <w:color w:val="657B83"/>
+          <w:sz w:val="21"/>
+          <w:shd w:fill="FDF6E3" w:val="clear"/>
+        </w:rPr>
+      </w:pPr>
+      <w:r>
+        <w:rPr>
+          <w:rFonts w:ascii="Droid Sans Mono;monospace" w:hAnsi="Droid Sans Mono;monospace"/>
+          <w:b w:val="false"/>
+          <w:color w:val="859900"/>
+          <w:sz w:val="21"/>
+          <w:shd w:fill="FDF6E3" w:val="clear"/>
+        </w:rPr>
+        <w:tab/>
+        <w:t>assert</w:t>
+      </w:r>
+      <w:r>
+        <w:rPr>
+          <w:rFonts w:ascii="Droid Sans Mono;monospace" w:hAnsi="Droid Sans Mono;monospace"/>
+          <w:b w:val="false"/>
+          <w:color w:val="657B83"/>
+          <w:sz w:val="21"/>
+          <w:shd w:fill="FDF6E3" w:val="clear"/>
+        </w:rPr>
+        <w:t xml:space="preserve"> </w:t>
+      </w:r>
+      <w:r>
+        <w:rPr>
+          <w:rFonts w:ascii="Droid Sans Mono;monospace" w:hAnsi="Droid Sans Mono;monospace"/>
+          <w:b w:val="false"/>
+          <w:color w:val="268BD2"/>
+          <w:sz w:val="21"/>
+          <w:shd w:fill="FDF6E3" w:val="clear"/>
+        </w:rPr>
+        <w:t>N</w:t>
+      </w:r>
+      <w:r>
+        <w:rPr>
+          <w:rFonts w:ascii="Droid Sans Mono;monospace" w:hAnsi="Droid Sans Mono;monospace"/>
+          <w:b w:val="false"/>
+          <w:color w:val="657B83"/>
+          <w:sz w:val="21"/>
+          <w:shd w:fill="FDF6E3" w:val="clear"/>
+        </w:rPr>
+        <w:t xml:space="preserve"> </w:t>
+      </w:r>
+      <w:r>
+        <w:rPr>
+          <w:rFonts w:ascii="Droid Sans Mono;monospace" w:hAnsi="Droid Sans Mono;monospace"/>
+          <w:b w:val="false"/>
+          <w:color w:val="859900"/>
+          <w:sz w:val="21"/>
+          <w:shd w:fill="FDF6E3" w:val="clear"/>
+        </w:rPr>
+        <w:t>==</w:t>
+      </w:r>
+      <w:r>
+        <w:rPr>
+          <w:rFonts w:ascii="Droid Sans Mono;monospace" w:hAnsi="Droid Sans Mono;monospace"/>
+          <w:b w:val="false"/>
+          <w:color w:val="657B83"/>
+          <w:sz w:val="21"/>
+          <w:shd w:fill="FDF6E3" w:val="clear"/>
+        </w:rPr>
+        <w:t xml:space="preserve"> </w:t>
+      </w:r>
+      <w:r>
+        <w:rPr>
+          <w:rFonts w:ascii="Droid Sans Mono;monospace" w:hAnsi="Droid Sans Mono;monospace"/>
+          <w:b w:val="false"/>
+          <w:color w:val="268BD2"/>
+          <w:sz w:val="21"/>
+          <w:shd w:fill="FDF6E3" w:val="clear"/>
+        </w:rPr>
+        <w:t>M</w:t>
+      </w:r>
+      <w:r>
+        <w:rPr>
+          <w:rFonts w:ascii="Droid Sans Mono;monospace" w:hAnsi="Droid Sans Mono;monospace"/>
+          <w:b w:val="false"/>
+          <w:color w:val="657B83"/>
+          <w:sz w:val="21"/>
+          <w:shd w:fill="FDF6E3" w:val="clear"/>
+        </w:rPr>
+        <w:t xml:space="preserve"> </w:t>
+      </w:r>
+      <w:r>
+        <w:rPr>
+          <w:rFonts w:ascii="Droid Sans Mono;monospace" w:hAnsi="Droid Sans Mono;monospace"/>
+          <w:b w:val="false"/>
+          <w:i/>
+          <w:color w:val="93A1A1"/>
+          <w:sz w:val="21"/>
+          <w:shd w:fill="FDF6E3" w:val="clear"/>
+        </w:rPr>
+        <w:t># Проверка: осталось ли значение N тем же самым</w:t>
+      </w:r>
+    </w:p>
+    <w:p>
+      <w:pPr>
+        <w:pStyle w:val="Normal"/>
+        <w:spacing w:lineRule="atLeast" w:line="285"/>
+        <w:ind w:hanging="0" w:left="0" w:right="0"/>
+        <w:rPr>
+          <w:rFonts w:ascii="Droid Sans Mono;monospace" w:hAnsi="Droid Sans Mono;monospace"/>
+          <w:b w:val="false"/>
+          <w:color w:val="657B83"/>
+          <w:sz w:val="21"/>
+          <w:shd w:fill="FDF6E3" w:val="clear"/>
+        </w:rPr>
+      </w:pPr>
+      <w:r>
+        <w:rPr>
+          <w:rFonts w:ascii="Droid Sans Mono;monospace" w:hAnsi="Droid Sans Mono;monospace"/>
+          <w:b w:val="false"/>
+          <w:color w:val="859900"/>
+          <w:sz w:val="21"/>
+          <w:shd w:fill="FDF6E3" w:val="clear"/>
+        </w:rPr>
+        <w:tab/>
+        <w:t>assert</w:t>
+      </w:r>
+      <w:r>
+        <w:rPr>
+          <w:rFonts w:ascii="Droid Sans Mono;monospace" w:hAnsi="Droid Sans Mono;monospace"/>
+          <w:b w:val="false"/>
+          <w:color w:val="657B83"/>
+          <w:sz w:val="21"/>
+          <w:shd w:fill="FDF6E3" w:val="clear"/>
+        </w:rPr>
+        <w:t xml:space="preserve"> </w:t>
+      </w:r>
+      <w:r>
+        <w:rPr>
+          <w:rFonts w:ascii="Droid Sans Mono;monospace" w:hAnsi="Droid Sans Mono;monospace"/>
+          <w:b w:val="false"/>
+          <w:color w:val="268BD2"/>
+          <w:sz w:val="21"/>
+          <w:shd w:fill="FDF6E3" w:val="clear"/>
+        </w:rPr>
+        <w:t>len</w:t>
+      </w:r>
+      <w:r>
+        <w:rPr>
+          <w:rFonts w:ascii="Droid Sans Mono;monospace" w:hAnsi="Droid Sans Mono;monospace"/>
+          <w:b w:val="false"/>
+          <w:color w:val="657B83"/>
+          <w:sz w:val="21"/>
+          <w:shd w:fill="FDF6E3" w:val="clear"/>
+        </w:rPr>
+        <w:t>(</w:t>
+      </w:r>
+      <w:r>
+        <w:rPr>
+          <w:rFonts w:ascii="Droid Sans Mono;monospace" w:hAnsi="Droid Sans Mono;monospace"/>
+          <w:b w:val="false"/>
+          <w:color w:val="268BD2"/>
+          <w:sz w:val="21"/>
+          <w:shd w:fill="FDF6E3" w:val="clear"/>
+        </w:rPr>
+        <w:t>massiv</w:t>
+      </w:r>
+      <w:r>
+        <w:rPr>
+          <w:rFonts w:ascii="Droid Sans Mono;monospace" w:hAnsi="Droid Sans Mono;monospace"/>
+          <w:b w:val="false"/>
+          <w:color w:val="657B83"/>
+          <w:sz w:val="21"/>
+          <w:shd w:fill="FDF6E3" w:val="clear"/>
+        </w:rPr>
+        <w:t xml:space="preserve">) </w:t>
+      </w:r>
+      <w:r>
+        <w:rPr>
+          <w:rFonts w:ascii="Droid Sans Mono;monospace" w:hAnsi="Droid Sans Mono;monospace"/>
+          <w:b w:val="false"/>
+          <w:color w:val="859900"/>
+          <w:sz w:val="21"/>
+          <w:shd w:fill="FDF6E3" w:val="clear"/>
+        </w:rPr>
+        <w:t>==</w:t>
+      </w:r>
+      <w:r>
+        <w:rPr>
+          <w:rFonts w:ascii="Droid Sans Mono;monospace" w:hAnsi="Droid Sans Mono;monospace"/>
+          <w:b w:val="false"/>
+          <w:color w:val="657B83"/>
+          <w:sz w:val="21"/>
+          <w:shd w:fill="FDF6E3" w:val="clear"/>
+        </w:rPr>
+        <w:t xml:space="preserve"> </w:t>
+      </w:r>
+      <w:r>
+        <w:rPr>
+          <w:rFonts w:ascii="Droid Sans Mono;monospace" w:hAnsi="Droid Sans Mono;monospace"/>
+          <w:b w:val="false"/>
+          <w:color w:val="268BD2"/>
+          <w:sz w:val="21"/>
+          <w:shd w:fill="FDF6E3" w:val="clear"/>
+        </w:rPr>
+        <w:t>N</w:t>
+      </w:r>
+      <w:r>
+        <w:rPr>
+          <w:rFonts w:ascii="Droid Sans Mono;monospace" w:hAnsi="Droid Sans Mono;monospace"/>
+          <w:b w:val="false"/>
+          <w:color w:val="859900"/>
+          <w:sz w:val="21"/>
+          <w:shd w:fill="FDF6E3" w:val="clear"/>
+        </w:rPr>
+        <w:t>+</w:t>
+      </w:r>
+      <w:r>
+        <w:rPr>
+          <w:rFonts w:ascii="Droid Sans Mono;monospace" w:hAnsi="Droid Sans Mono;monospace"/>
+          <w:b w:val="false"/>
+          <w:color w:val="D33682"/>
+          <w:sz w:val="21"/>
+          <w:shd w:fill="FDF6E3" w:val="clear"/>
+        </w:rPr>
+        <w:t>1</w:t>
+      </w:r>
+      <w:r>
+        <w:rPr>
+          <w:rFonts w:ascii="Droid Sans Mono;monospace" w:hAnsi="Droid Sans Mono;monospace"/>
+          <w:b w:val="false"/>
+          <w:color w:val="657B83"/>
+          <w:sz w:val="21"/>
+          <w:shd w:fill="FDF6E3" w:val="clear"/>
+        </w:rPr>
+        <w:t xml:space="preserve"> </w:t>
+      </w:r>
+      <w:r>
+        <w:rPr>
+          <w:rFonts w:ascii="Droid Sans Mono;monospace" w:hAnsi="Droid Sans Mono;monospace"/>
+          <w:b w:val="false"/>
+          <w:i/>
+          <w:color w:val="93A1A1"/>
+          <w:sz w:val="21"/>
+          <w:shd w:fill="FDF6E3" w:val="clear"/>
+        </w:rPr>
+        <w:t># Проверка: осталась ли длина массива прежней</w:t>
+      </w:r>
+    </w:p>
+    <w:p>
+      <w:pPr>
+        <w:pStyle w:val="Normal"/>
+        <w:spacing w:lineRule="atLeast" w:line="285"/>
+        <w:rPr>
+          <w:rFonts w:ascii="Droid Sans Mono;monospace" w:hAnsi="Droid Sans Mono;monospace"/>
+          <w:b w:val="false"/>
+          <w:color w:val="657B83"/>
+          <w:sz w:val="21"/>
+          <w:shd w:fill="FDF6E3" w:val="clear"/>
+        </w:rPr>
+      </w:pPr>
+      <w:r>
+        <w:rPr>
+          <w:rFonts w:ascii="Droid Sans Mono;monospace" w:hAnsi="Droid Sans Mono;monospace"/>
+          <w:b w:val="false"/>
+          <w:color w:val="268BD2"/>
+          <w:sz w:val="21"/>
+          <w:shd w:fill="FDF6E3" w:val="clear"/>
+        </w:rPr>
+        <w:tab/>
+        <w:t>print</w:t>
+      </w:r>
+      <w:r>
+        <w:rPr>
+          <w:rFonts w:ascii="Droid Sans Mono;monospace" w:hAnsi="Droid Sans Mono;monospace"/>
+          <w:b w:val="false"/>
+          <w:color w:val="657B83"/>
+          <w:sz w:val="21"/>
+          <w:shd w:fill="FDF6E3" w:val="clear"/>
+        </w:rPr>
+        <w:t>(</w:t>
+      </w:r>
+      <w:r>
+        <w:rPr>
+          <w:rFonts w:ascii="Droid Sans Mono;monospace" w:hAnsi="Droid Sans Mono;monospace"/>
+          <w:b w:val="false"/>
+          <w:color w:val="2AA198"/>
+          <w:sz w:val="21"/>
+          <w:shd w:fill="FDF6E3" w:val="clear"/>
+        </w:rPr>
+        <w:t>"Проверка с пустым массивом пройдена"</w:t>
+      </w:r>
+      <w:r>
+        <w:rPr>
+          <w:rFonts w:ascii="Droid Sans Mono;monospace" w:hAnsi="Droid Sans Mono;monospace"/>
+          <w:b w:val="false"/>
+          <w:color w:val="657B83"/>
+          <w:sz w:val="21"/>
+          <w:shd w:fill="FDF6E3" w:val="clear"/>
+        </w:rPr>
+        <w:t>)</w:t>
+      </w:r>
+    </w:p>
+    <w:p>
+      <w:pPr>
+        <w:pStyle w:val="Normal"/>
+        <w:spacing w:lineRule="atLeast" w:line="285"/>
+        <w:rPr/>
+      </w:pPr>
+      <w:r>
+        <w:rPr/>
+      </w:r>
+    </w:p>
+    <w:p>
+      <w:pPr>
+        <w:pStyle w:val="Normal"/>
+        <w:spacing w:lineRule="atLeast" w:line="285"/>
+        <w:rPr/>
+      </w:pPr>
+      <w:r>
+        <w:rPr/>
+      </w:r>
+    </w:p>
+    <w:p>
+      <w:pPr>
+        <w:pStyle w:val="Normal"/>
+        <w:spacing w:lineRule="atLeast" w:line="285"/>
+        <w:ind w:hanging="0" w:left="0" w:right="0"/>
+        <w:rPr>
+          <w:rFonts w:ascii="Droid Sans Mono;monospace" w:hAnsi="Droid Sans Mono;monospace"/>
+          <w:b w:val="false"/>
+          <w:color w:val="657B83"/>
+          <w:sz w:val="21"/>
+          <w:shd w:fill="FDF6E3" w:val="clear"/>
+        </w:rPr>
+      </w:pPr>
+      <w:r>
+        <w:rPr>
+          <w:rFonts w:ascii="Droid Sans Mono;monospace" w:hAnsi="Droid Sans Mono;monospace"/>
+          <w:b w:val="false"/>
+          <w:color w:val="268BD2"/>
+          <w:sz w:val="21"/>
+          <w:shd w:fill="FDF6E3" w:val="clear"/>
+        </w:rPr>
+        <w:tab/>
+        <w:t>massiv</w:t>
+      </w:r>
+      <w:r>
+        <w:rPr>
+          <w:rFonts w:ascii="Droid Sans Mono;monospace" w:hAnsi="Droid Sans Mono;monospace"/>
+          <w:b w:val="false"/>
+          <w:color w:val="657B83"/>
+          <w:sz w:val="21"/>
+          <w:shd w:fill="FDF6E3" w:val="clear"/>
+        </w:rPr>
+        <w:t>[</w:t>
+      </w:r>
+      <w:r>
+        <w:rPr>
+          <w:rFonts w:ascii="Droid Sans Mono;monospace" w:hAnsi="Droid Sans Mono;monospace"/>
+          <w:b w:val="false"/>
+          <w:color w:val="D33682"/>
+          <w:sz w:val="21"/>
+          <w:shd w:fill="FDF6E3" w:val="clear"/>
+        </w:rPr>
+        <w:t>1</w:t>
+      </w:r>
+      <w:r>
+        <w:rPr>
+          <w:rFonts w:ascii="Droid Sans Mono;monospace" w:hAnsi="Droid Sans Mono;monospace"/>
+          <w:b w:val="false"/>
+          <w:color w:val="657B83"/>
+          <w:sz w:val="21"/>
+          <w:shd w:fill="FDF6E3" w:val="clear"/>
+        </w:rPr>
+        <w:t xml:space="preserve">] </w:t>
+      </w:r>
+      <w:r>
+        <w:rPr>
+          <w:rFonts w:ascii="Droid Sans Mono;monospace" w:hAnsi="Droid Sans Mono;monospace"/>
+          <w:b w:val="false"/>
+          <w:color w:val="859900"/>
+          <w:sz w:val="21"/>
+          <w:shd w:fill="FDF6E3" w:val="clear"/>
+        </w:rPr>
+        <w:t>=</w:t>
+      </w:r>
+      <w:r>
+        <w:rPr>
+          <w:rFonts w:ascii="Droid Sans Mono;monospace" w:hAnsi="Droid Sans Mono;monospace"/>
+          <w:b w:val="false"/>
+          <w:color w:val="657B83"/>
+          <w:sz w:val="21"/>
+          <w:shd w:fill="FDF6E3" w:val="clear"/>
+        </w:rPr>
+        <w:t xml:space="preserve"> </w:t>
+      </w:r>
+      <w:r>
+        <w:rPr>
+          <w:rFonts w:ascii="Droid Sans Mono;monospace" w:hAnsi="Droid Sans Mono;monospace"/>
+          <w:b w:val="false"/>
+          <w:color w:val="2AA198"/>
+          <w:sz w:val="21"/>
+          <w:shd w:fill="FDF6E3" w:val="clear"/>
+        </w:rPr>
+        <w:t>"f"</w:t>
+      </w:r>
+      <w:r>
+        <w:rPr>
+          <w:rFonts w:ascii="Droid Sans Mono;monospace" w:hAnsi="Droid Sans Mono;monospace"/>
+          <w:b w:val="false"/>
+          <w:color w:val="657B83"/>
+          <w:sz w:val="21"/>
+          <w:shd w:fill="FDF6E3" w:val="clear"/>
+        </w:rPr>
+        <w:t xml:space="preserve"> </w:t>
+      </w:r>
+      <w:r>
+        <w:rPr>
+          <w:rFonts w:ascii="Droid Sans Mono;monospace" w:hAnsi="Droid Sans Mono;monospace"/>
+          <w:b w:val="false"/>
+          <w:i/>
+          <w:color w:val="93A1A1"/>
+          <w:sz w:val="21"/>
+          <w:shd w:fill="FDF6E3" w:val="clear"/>
+        </w:rPr>
+        <w:t># Заполнение первого элемента массива</w:t>
+      </w:r>
+    </w:p>
+    <w:p>
+      <w:pPr>
+        <w:pStyle w:val="Normal"/>
+        <w:spacing w:lineRule="atLeast" w:line="285"/>
+        <w:ind w:hanging="0" w:left="0" w:right="0"/>
+        <w:rPr>
+          <w:rFonts w:ascii="Droid Sans Mono;monospace" w:hAnsi="Droid Sans Mono;monospace"/>
+          <w:b w:val="false"/>
+          <w:color w:val="657B83"/>
+          <w:sz w:val="21"/>
+          <w:shd w:fill="FDF6E3" w:val="clear"/>
+        </w:rPr>
+      </w:pPr>
+      <w:r>
+        <w:rPr>
+          <w:rFonts w:ascii="Droid Sans Mono;monospace" w:hAnsi="Droid Sans Mono;monospace"/>
+          <w:b w:val="false"/>
+          <w:color w:val="268BD2"/>
+          <w:sz w:val="21"/>
+          <w:shd w:fill="FDF6E3" w:val="clear"/>
+        </w:rPr>
+        <w:tab/>
+        <w:t>massiv</w:t>
+      </w:r>
+      <w:r>
+        <w:rPr>
+          <w:rFonts w:ascii="Droid Sans Mono;monospace" w:hAnsi="Droid Sans Mono;monospace"/>
+          <w:b w:val="false"/>
+          <w:color w:val="657B83"/>
+          <w:sz w:val="21"/>
+          <w:shd w:fill="FDF6E3" w:val="clear"/>
+        </w:rPr>
+        <w:t>[</w:t>
+      </w:r>
+      <w:r>
+        <w:rPr>
+          <w:rFonts w:ascii="Droid Sans Mono;monospace" w:hAnsi="Droid Sans Mono;monospace"/>
+          <w:b w:val="false"/>
+          <w:color w:val="D33682"/>
+          <w:sz w:val="21"/>
+          <w:shd w:fill="FDF6E3" w:val="clear"/>
+        </w:rPr>
+        <w:t>0</w:t>
+      </w:r>
+      <w:r>
+        <w:rPr>
+          <w:rFonts w:ascii="Droid Sans Mono;monospace" w:hAnsi="Droid Sans Mono;monospace"/>
+          <w:b w:val="false"/>
+          <w:color w:val="657B83"/>
+          <w:sz w:val="21"/>
+          <w:shd w:fill="FDF6E3" w:val="clear"/>
+        </w:rPr>
+        <w:t xml:space="preserve">] </w:t>
+      </w:r>
+      <w:r>
+        <w:rPr>
+          <w:rFonts w:ascii="Droid Sans Mono;monospace" w:hAnsi="Droid Sans Mono;monospace"/>
+          <w:b w:val="false"/>
+          <w:color w:val="859900"/>
+          <w:sz w:val="21"/>
+          <w:shd w:fill="FDF6E3" w:val="clear"/>
+        </w:rPr>
+        <w:t>=</w:t>
+      </w:r>
+      <w:r>
+        <w:rPr>
+          <w:rFonts w:ascii="Droid Sans Mono;monospace" w:hAnsi="Droid Sans Mono;monospace"/>
+          <w:b w:val="false"/>
+          <w:color w:val="657B83"/>
+          <w:sz w:val="21"/>
+          <w:shd w:fill="FDF6E3" w:val="clear"/>
+        </w:rPr>
+        <w:t xml:space="preserve"> </w:t>
+      </w:r>
+      <w:r>
+        <w:rPr>
+          <w:rFonts w:ascii="Droid Sans Mono;monospace" w:hAnsi="Droid Sans Mono;monospace"/>
+          <w:b w:val="false"/>
+          <w:color w:val="D33682"/>
+          <w:sz w:val="21"/>
+          <w:shd w:fill="FDF6E3" w:val="clear"/>
+        </w:rPr>
+        <w:t>1</w:t>
+      </w:r>
+      <w:r>
+        <w:rPr>
+          <w:rFonts w:ascii="Droid Sans Mono;monospace" w:hAnsi="Droid Sans Mono;monospace"/>
+          <w:b w:val="false"/>
+          <w:color w:val="657B83"/>
+          <w:sz w:val="21"/>
+          <w:shd w:fill="FDF6E3" w:val="clear"/>
+        </w:rPr>
+        <w:t xml:space="preserve"> </w:t>
+      </w:r>
+      <w:r>
+        <w:rPr>
+          <w:rFonts w:ascii="Droid Sans Mono;monospace" w:hAnsi="Droid Sans Mono;monospace"/>
+          <w:b w:val="false"/>
+          <w:i/>
+          <w:color w:val="93A1A1"/>
+          <w:sz w:val="21"/>
+          <w:shd w:fill="FDF6E3" w:val="clear"/>
+        </w:rPr>
+        <w:t># Изменение служебного элемента</w:t>
+      </w:r>
+    </w:p>
+    <w:p>
+      <w:pPr>
+        <w:pStyle w:val="Normal"/>
+        <w:spacing w:lineRule="atLeast" w:line="285"/>
+        <w:rPr/>
+      </w:pPr>
+      <w:r>
+        <w:rPr/>
+      </w:r>
+    </w:p>
+    <w:p>
+      <w:pPr>
+        <w:pStyle w:val="Normal"/>
+        <w:spacing w:lineRule="atLeast" w:line="285"/>
+        <w:ind w:hanging="0" w:left="0" w:right="0"/>
+        <w:rPr>
+          <w:rFonts w:ascii="Droid Sans Mono;monospace" w:hAnsi="Droid Sans Mono;monospace"/>
+          <w:b w:val="false"/>
+          <w:color w:val="657B83"/>
+          <w:sz w:val="21"/>
+          <w:shd w:fill="FDF6E3" w:val="clear"/>
+        </w:rPr>
+      </w:pPr>
+      <w:r>
+        <w:rPr>
+          <w:rFonts w:ascii="Droid Sans Mono;monospace" w:hAnsi="Droid Sans Mono;monospace"/>
+          <w:b w:val="false"/>
+          <w:color w:val="859900"/>
+          <w:sz w:val="21"/>
+          <w:shd w:fill="FDF6E3" w:val="clear"/>
+        </w:rPr>
+        <w:tab/>
+        <w:t>assert</w:t>
+      </w:r>
+      <w:r>
+        <w:rPr>
+          <w:rFonts w:ascii="Droid Sans Mono;monospace" w:hAnsi="Droid Sans Mono;monospace"/>
+          <w:b w:val="false"/>
+          <w:color w:val="657B83"/>
+          <w:sz w:val="21"/>
+          <w:shd w:fill="FDF6E3" w:val="clear"/>
+        </w:rPr>
+        <w:t xml:space="preserve"> </w:t>
+      </w:r>
+      <w:r>
+        <w:rPr>
+          <w:rFonts w:ascii="Droid Sans Mono;monospace" w:hAnsi="Droid Sans Mono;monospace"/>
+          <w:b w:val="false"/>
+          <w:color w:val="859900"/>
+          <w:sz w:val="21"/>
+          <w:shd w:fill="FDF6E3" w:val="clear"/>
+        </w:rPr>
+        <w:t>not</w:t>
+      </w:r>
+      <w:r>
+        <w:rPr>
+          <w:rFonts w:ascii="Droid Sans Mono;monospace" w:hAnsi="Droid Sans Mono;monospace"/>
+          <w:b w:val="false"/>
+          <w:color w:val="657B83"/>
+          <w:sz w:val="21"/>
+          <w:shd w:fill="FDF6E3" w:val="clear"/>
+        </w:rPr>
+        <w:t xml:space="preserve"> </w:t>
+      </w:r>
+      <w:r>
+        <w:rPr>
+          <w:rFonts w:ascii="Droid Sans Mono;monospace" w:hAnsi="Droid Sans Mono;monospace"/>
+          <w:b w:val="false"/>
+          <w:color w:val="268BD2"/>
+          <w:sz w:val="21"/>
+          <w:shd w:fill="FDF6E3" w:val="clear"/>
+        </w:rPr>
+        <w:t>massiv_pust_s_proverkoy</w:t>
+      </w:r>
+      <w:r>
+        <w:rPr>
+          <w:rFonts w:ascii="Droid Sans Mono;monospace" w:hAnsi="Droid Sans Mono;monospace"/>
+          <w:b w:val="false"/>
+          <w:color w:val="657B83"/>
+          <w:sz w:val="21"/>
+          <w:shd w:fill="FDF6E3" w:val="clear"/>
+        </w:rPr>
+        <w:t>(</w:t>
+      </w:r>
+      <w:r>
+        <w:rPr>
+          <w:rFonts w:ascii="Droid Sans Mono;monospace" w:hAnsi="Droid Sans Mono;monospace"/>
+          <w:b w:val="false"/>
+          <w:color w:val="268BD2"/>
+          <w:sz w:val="21"/>
+          <w:shd w:fill="FDF6E3" w:val="clear"/>
+        </w:rPr>
+        <w:t>massiv</w:t>
+      </w:r>
+      <w:r>
+        <w:rPr>
+          <w:rFonts w:ascii="Droid Sans Mono;monospace" w:hAnsi="Droid Sans Mono;monospace"/>
+          <w:b w:val="false"/>
+          <w:color w:val="657B83"/>
+          <w:sz w:val="21"/>
+          <w:shd w:fill="FDF6E3" w:val="clear"/>
+        </w:rPr>
+        <w:t xml:space="preserve">, </w:t>
+      </w:r>
+      <w:r>
+        <w:rPr>
+          <w:rFonts w:ascii="Droid Sans Mono;monospace" w:hAnsi="Droid Sans Mono;monospace"/>
+          <w:b w:val="false"/>
+          <w:color w:val="268BD2"/>
+          <w:sz w:val="21"/>
+          <w:shd w:fill="FDF6E3" w:val="clear"/>
+        </w:rPr>
+        <w:t>N</w:t>
+      </w:r>
+      <w:r>
+        <w:rPr>
+          <w:rFonts w:ascii="Droid Sans Mono;monospace" w:hAnsi="Droid Sans Mono;monospace"/>
+          <w:b w:val="false"/>
+          <w:color w:val="657B83"/>
+          <w:sz w:val="21"/>
+          <w:shd w:fill="FDF6E3" w:val="clear"/>
+        </w:rPr>
+        <w:t>)</w:t>
+      </w:r>
+    </w:p>
+    <w:p>
+      <w:pPr>
+        <w:pStyle w:val="Normal"/>
+        <w:rPr>
+          <w:rFonts w:ascii="Droid Sans Mono;monospace" w:hAnsi="Droid Sans Mono;monospace"/>
+          <w:b w:val="false"/>
+          <w:color w:val="657B83"/>
+          <w:sz w:val="21"/>
+          <w:shd w:fill="FDF6E3" w:val="clear"/>
+        </w:rPr>
+      </w:pPr>
+      <w:r>
+        <w:rPr>
+          <w:rFonts w:ascii="Droid Sans Mono;monospace" w:hAnsi="Droid Sans Mono;monospace"/>
+          <w:b w:val="false"/>
+          <w:color w:val="268BD2"/>
+          <w:sz w:val="21"/>
+          <w:shd w:fill="FDF6E3" w:val="clear"/>
+        </w:rPr>
+        <w:tab/>
+        <w:t>print</w:t>
+      </w:r>
+      <w:r>
+        <w:rPr>
+          <w:rFonts w:ascii="Droid Sans Mono;monospace" w:hAnsi="Droid Sans Mono;monospace"/>
+          <w:b w:val="false"/>
+          <w:color w:val="657B83"/>
+          <w:sz w:val="21"/>
+          <w:shd w:fill="FDF6E3" w:val="clear"/>
+        </w:rPr>
+        <w:t>(</w:t>
+      </w:r>
+      <w:r>
+        <w:rPr>
+          <w:rFonts w:ascii="Droid Sans Mono;monospace" w:hAnsi="Droid Sans Mono;monospace"/>
+          <w:b w:val="false"/>
+          <w:color w:val="2AA198"/>
+          <w:sz w:val="21"/>
+          <w:shd w:fill="FDF6E3" w:val="clear"/>
+        </w:rPr>
+        <w:t>"Проверка с не пустым массивом пройдена"</w:t>
+      </w:r>
+      <w:r>
+        <w:rPr>
+          <w:rFonts w:ascii="Droid Sans Mono;monospace" w:hAnsi="Droid Sans Mono;monospace"/>
+          <w:b w:val="false"/>
+          <w:color w:val="657B83"/>
+          <w:sz w:val="21"/>
+          <w:shd w:fill="FDF6E3" w:val="clear"/>
+        </w:rPr>
+        <w:t>)</w:t>
+      </w:r>
+    </w:p>
+    <w:p>
+      <w:pPr>
+        <w:pStyle w:val="Heading3"/>
+        <w:numPr>
+          <w:ilvl w:val="2"/>
+          <w:numId w:val="2"/>
+        </w:numPr>
+        <w:ind w:left="0"/>
+        <w:rPr/>
+      </w:pPr>
+      <w:bookmarkStart w:id="11" w:name="__RefHeading___Toc56_2910072201_Копия_1"/>
+      <w:bookmarkEnd w:id="11"/>
+      <w:r>
+        <w:rPr/>
+        <w:t>Результат тестирования функции проверки массива на пустоту с проверкой данных</w:t>
+      </w:r>
+    </w:p>
+    <w:p>
+      <w:pPr>
+        <w:pStyle w:val="Normal"/>
+        <w:spacing w:lineRule="atLeast" w:line="285"/>
+        <w:ind w:hanging="0" w:left="0" w:right="0"/>
+        <w:rPr>
+          <w:rFonts w:ascii="Droid Sans Mono;monospace" w:hAnsi="Droid Sans Mono;monospace"/>
+          <w:b w:val="false"/>
+          <w:color w:val="657B83"/>
+          <w:sz w:val="21"/>
+          <w:shd w:fill="FDF6E3" w:val="clear"/>
+        </w:rPr>
+      </w:pPr>
+      <w:r>
+        <w:rPr>
+          <w:rFonts w:ascii="Droid Sans Mono;monospace" w:hAnsi="Droid Sans Mono;monospace"/>
+          <w:b w:val="false"/>
+          <w:color w:val="268BD2"/>
+          <w:sz w:val="21"/>
+          <w:shd w:fill="FDF6E3" w:val="clear"/>
+        </w:rPr>
+        <w:t>Проверка с пустым массивом пройдена</w:t>
+      </w:r>
+    </w:p>
+    <w:p>
+      <w:pPr>
+        <w:pStyle w:val="Normal"/>
+        <w:spacing w:lineRule="atLeast" w:line="285"/>
+        <w:ind w:hanging="0" w:left="0" w:right="0"/>
+        <w:rPr>
+          <w:rFonts w:ascii="Droid Sans Mono;monospace" w:hAnsi="Droid Sans Mono;monospace"/>
+          <w:b w:val="false"/>
+          <w:color w:val="657B83"/>
+          <w:sz w:val="21"/>
+          <w:shd w:fill="FDF6E3" w:val="clear"/>
+        </w:rPr>
+      </w:pPr>
+      <w:r>
+        <w:rPr>
+          <w:rFonts w:ascii="Droid Sans Mono;monospace" w:hAnsi="Droid Sans Mono;monospace"/>
+          <w:b w:val="false"/>
+          <w:color w:val="268BD2"/>
+          <w:sz w:val="21"/>
+          <w:shd w:fill="FDF6E3" w:val="clear"/>
+        </w:rPr>
+        <w:t>Проверка с не пустым массивом пройдена</w:t>
       </w:r>
     </w:p>
     <w:sectPr>
@@ -953,6 +4419,30 @@
     </w:pPr>
     <w:rPr/>
   </w:style>
+  <w:style w:type="paragraph" w:styleId="TOC2">
+    <w:name w:val="TOC 2"/>
+    <w:basedOn w:val="Style12"/>
+    <w:pPr>
+      <w:tabs>
+        <w:tab w:val="clear" w:pos="709"/>
+        <w:tab w:val="right" w:pos="9355" w:leader="dot"/>
+      </w:tabs>
+      <w:ind w:hanging="0" w:left="283"/>
+    </w:pPr>
+    <w:rPr/>
+  </w:style>
+  <w:style w:type="paragraph" w:styleId="TOC3">
+    <w:name w:val="TOC 3"/>
+    <w:basedOn w:val="Style12"/>
+    <w:pPr>
+      <w:tabs>
+        <w:tab w:val="clear" w:pos="709"/>
+        <w:tab w:val="right" w:pos="9071" w:leader="dot"/>
+      </w:tabs>
+      <w:ind w:hanging="0" w:left="567"/>
+    </w:pPr>
+    <w:rPr/>
+  </w:style>
 </w:styles>
 </file>
 

--- a/Отчет.docx
+++ b/Отчет.docx
@@ -397,6 +397,106 @@
               <w:t>4</w:t>
             </w:r>
           </w:hyperlink>
+        </w:p>
+        <w:p>
+          <w:pPr>
+            <w:pStyle w:val="TOC2"/>
+            <w:tabs>
+              <w:tab w:val="clear" w:pos="9355"/>
+              <w:tab w:val="right" w:pos="9637" w:leader="dot"/>
+            </w:tabs>
+            <w:rPr/>
+          </w:pPr>
+          <w:hyperlink w:anchor="__RefHeading___Toc69_2910072201">
+            <w:r>
+              <w:rPr>
+                <w:rStyle w:val="Style10"/>
+              </w:rPr>
+              <w:t>Функция очистки массива</w:t>
+              <w:tab/>
+              <w:t>4</w:t>
+            </w:r>
+          </w:hyperlink>
+        </w:p>
+        <w:p>
+          <w:pPr>
+            <w:pStyle w:val="TOC3"/>
+            <w:tabs>
+              <w:tab w:val="clear" w:pos="9071"/>
+              <w:tab w:val="right" w:pos="9637" w:leader="dot"/>
+            </w:tabs>
+            <w:rPr/>
+          </w:pPr>
+          <w:hyperlink w:anchor="__RefHeading___Toc71_2910072201">
+            <w:r>
+              <w:rPr>
+                <w:rStyle w:val="Style10"/>
+              </w:rPr>
+              <w:t>Принцип работы функции очистки массива</w:t>
+              <w:tab/>
+              <w:t>4</w:t>
+            </w:r>
+          </w:hyperlink>
+        </w:p>
+        <w:p>
+          <w:pPr>
+            <w:pStyle w:val="TOC3"/>
+            <w:tabs>
+              <w:tab w:val="clear" w:pos="9071"/>
+              <w:tab w:val="right" w:pos="9637" w:leader="dot"/>
+            </w:tabs>
+            <w:rPr/>
+          </w:pPr>
+          <w:hyperlink w:anchor="__RefHeading___Toc73_2910072201">
+            <w:r>
+              <w:rPr>
+                <w:rStyle w:val="Style10"/>
+              </w:rPr>
+              <w:t>Реализация функции очистки массива</w:t>
+              <w:tab/>
+              <w:t>5</w:t>
+            </w:r>
+          </w:hyperlink>
+        </w:p>
+        <w:p>
+          <w:pPr>
+            <w:pStyle w:val="TOC3"/>
+            <w:tabs>
+              <w:tab w:val="clear" w:pos="9071"/>
+              <w:tab w:val="right" w:pos="9637" w:leader="dot"/>
+            </w:tabs>
+            <w:rPr/>
+          </w:pPr>
+          <w:hyperlink w:anchor="__RefHeading___Toc75_2910072201">
+            <w:r>
+              <w:rPr>
+                <w:rStyle w:val="Style10"/>
+              </w:rPr>
+              <w:t>Тестирование функции очистки массива</w:t>
+              <w:tab/>
+              <w:t>5</w:t>
+            </w:r>
+          </w:hyperlink>
+        </w:p>
+        <w:p>
+          <w:pPr>
+            <w:pStyle w:val="TOC3"/>
+            <w:tabs>
+              <w:tab w:val="clear" w:pos="9071"/>
+              <w:tab w:val="right" w:pos="9637" w:leader="dot"/>
+            </w:tabs>
+            <w:rPr/>
+          </w:pPr>
+          <w:hyperlink w:anchor="__RefHeading___Toc77_2910072201">
+            <w:r>
+              <w:rPr>
+                <w:rStyle w:val="Style10"/>
+              </w:rPr>
+              <w:t>Результат тестирования функции очистки массива</w:t>
+              <w:tab/>
+              <w:t>5</w:t>
+            </w:r>
+          </w:hyperlink>
           <w:r>
             <w:rPr>
               <w:rStyle w:val="Style10"/>
@@ -3702,6 +3802,1877 @@
           <w:shd w:fill="FDF6E3" w:val="clear"/>
         </w:rPr>
         <w:t>Проверка с не пустым массивом пройдена</w:t>
+      </w:r>
+    </w:p>
+    <w:p>
+      <w:pPr>
+        <w:pStyle w:val="Heading2"/>
+        <w:numPr>
+          <w:ilvl w:val="1"/>
+          <w:numId w:val="2"/>
+        </w:numPr>
+        <w:ind w:left="0"/>
+        <w:rPr/>
+      </w:pPr>
+      <w:bookmarkStart w:id="12" w:name="__RefHeading___Toc69_2910072201"/>
+      <w:bookmarkEnd w:id="12"/>
+      <w:r>
+        <w:rPr/>
+        <w:t>Функция очистки массива</w:t>
+      </w:r>
+    </w:p>
+    <w:p>
+      <w:pPr>
+        <w:pStyle w:val="Heading3"/>
+        <w:numPr>
+          <w:ilvl w:val="2"/>
+          <w:numId w:val="2"/>
+        </w:numPr>
+        <w:ind w:left="0"/>
+        <w:rPr/>
+      </w:pPr>
+      <w:bookmarkStart w:id="13" w:name="__RefHeading___Toc71_2910072201"/>
+      <w:bookmarkEnd w:id="13"/>
+      <w:r>
+        <w:rPr/>
+        <w:t>Принцип работы функции очистки массива</w:t>
+      </w:r>
+    </w:p>
+    <w:p>
+      <w:pPr>
+        <w:pStyle w:val="BodyText"/>
+        <w:rPr/>
+      </w:pPr>
+      <w:r>
+        <w:rPr/>
+        <w:t xml:space="preserve">Функция принимает на вход массив и на основании служебного элемента под индексом </w:t>
+      </w:r>
+      <w:r>
+        <w:rPr/>
+        <w:t>0 производит очистку данных заменяя их на символ пробела.</w:t>
+      </w:r>
+    </w:p>
+    <w:p>
+      <w:pPr>
+        <w:pStyle w:val="BodyText"/>
+        <w:rPr/>
+      </w:pPr>
+      <w:r>
+        <w:rPr/>
+      </w:r>
+    </w:p>
+    <w:p>
+      <w:pPr>
+        <w:pStyle w:val="BodyText"/>
+        <w:rPr/>
+      </w:pPr>
+      <w:r>
+        <w:rPr/>
+      </w:r>
+    </w:p>
+    <w:p>
+      <w:pPr>
+        <w:pStyle w:val="BodyText"/>
+        <w:rPr/>
+      </w:pPr>
+      <w:r>
+        <w:rPr/>
+      </w:r>
+    </w:p>
+    <w:p>
+      <w:pPr>
+        <w:pStyle w:val="Heading3"/>
+        <w:numPr>
+          <w:ilvl w:val="2"/>
+          <w:numId w:val="2"/>
+        </w:numPr>
+        <w:ind w:left="0"/>
+        <w:rPr/>
+      </w:pPr>
+      <w:bookmarkStart w:id="14" w:name="__RefHeading___Toc73_2910072201"/>
+      <w:bookmarkEnd w:id="14"/>
+      <w:r>
+        <w:rPr/>
+        <w:t>Реализация функции очистки массива</w:t>
+      </w:r>
+    </w:p>
+    <w:p>
+      <w:pPr>
+        <w:pStyle w:val="Normal"/>
+        <w:spacing w:lineRule="atLeast" w:line="285"/>
+        <w:ind w:hanging="0" w:left="0" w:right="0"/>
+        <w:rPr>
+          <w:rFonts w:ascii="Droid Sans Mono;monospace" w:hAnsi="Droid Sans Mono;monospace"/>
+          <w:b w:val="false"/>
+          <w:color w:val="657B83"/>
+          <w:sz w:val="21"/>
+          <w:shd w:fill="FDF6E3" w:val="clear"/>
+        </w:rPr>
+      </w:pPr>
+      <w:r>
+        <w:rPr>
+          <w:rFonts w:ascii="Droid Sans Mono;monospace" w:hAnsi="Droid Sans Mono;monospace"/>
+          <w:b/>
+          <w:color w:val="586E75"/>
+          <w:sz w:val="21"/>
+          <w:shd w:fill="FDF6E3" w:val="clear"/>
+        </w:rPr>
+        <w:t>def</w:t>
+      </w:r>
+      <w:r>
+        <w:rPr>
+          <w:rFonts w:ascii="Droid Sans Mono;monospace" w:hAnsi="Droid Sans Mono;monospace"/>
+          <w:b w:val="false"/>
+          <w:color w:val="657B83"/>
+          <w:sz w:val="21"/>
+          <w:shd w:fill="FDF6E3" w:val="clear"/>
+        </w:rPr>
+        <w:t xml:space="preserve"> </w:t>
+      </w:r>
+      <w:r>
+        <w:rPr>
+          <w:rFonts w:ascii="Droid Sans Mono;monospace" w:hAnsi="Droid Sans Mono;monospace"/>
+          <w:b w:val="false"/>
+          <w:color w:val="268BD2"/>
+          <w:sz w:val="21"/>
+          <w:shd w:fill="FDF6E3" w:val="clear"/>
+        </w:rPr>
+        <w:t>sdelat_massiv_pustym</w:t>
+      </w:r>
+      <w:r>
+        <w:rPr>
+          <w:rFonts w:ascii="Droid Sans Mono;monospace" w:hAnsi="Droid Sans Mono;monospace"/>
+          <w:b w:val="false"/>
+          <w:color w:val="657B83"/>
+          <w:sz w:val="21"/>
+          <w:shd w:fill="FDF6E3" w:val="clear"/>
+        </w:rPr>
+        <w:t xml:space="preserve">(massiv: </w:t>
+      </w:r>
+      <w:r>
+        <w:rPr>
+          <w:rFonts w:ascii="Droid Sans Mono;monospace" w:hAnsi="Droid Sans Mono;monospace"/>
+          <w:b w:val="false"/>
+          <w:color w:val="CB4B16"/>
+          <w:sz w:val="21"/>
+          <w:shd w:fill="FDF6E3" w:val="clear"/>
+        </w:rPr>
+        <w:t>list</w:t>
+      </w:r>
+      <w:r>
+        <w:rPr>
+          <w:rFonts w:ascii="Droid Sans Mono;monospace" w:hAnsi="Droid Sans Mono;monospace"/>
+          <w:b w:val="false"/>
+          <w:color w:val="657B83"/>
+          <w:sz w:val="21"/>
+          <w:shd w:fill="FDF6E3" w:val="clear"/>
+        </w:rPr>
+        <w:t xml:space="preserve">) -&gt; </w:t>
+      </w:r>
+      <w:r>
+        <w:rPr>
+          <w:rFonts w:ascii="Droid Sans Mono;monospace" w:hAnsi="Droid Sans Mono;monospace"/>
+          <w:b w:val="false"/>
+          <w:color w:val="CB4B16"/>
+          <w:sz w:val="21"/>
+          <w:shd w:fill="FDF6E3" w:val="clear"/>
+        </w:rPr>
+        <w:t>list</w:t>
+      </w:r>
+      <w:r>
+        <w:rPr>
+          <w:rFonts w:ascii="Droid Sans Mono;monospace" w:hAnsi="Droid Sans Mono;monospace"/>
+          <w:b w:val="false"/>
+          <w:color w:val="657B83"/>
+          <w:sz w:val="21"/>
+          <w:shd w:fill="FDF6E3" w:val="clear"/>
+        </w:rPr>
+        <w:t>:</w:t>
+      </w:r>
+    </w:p>
+    <w:p>
+      <w:pPr>
+        <w:pStyle w:val="Normal"/>
+        <w:spacing w:lineRule="atLeast" w:line="285"/>
+        <w:ind w:hanging="0" w:left="0" w:right="0"/>
+        <w:rPr>
+          <w:rFonts w:ascii="Droid Sans Mono;monospace" w:hAnsi="Droid Sans Mono;monospace"/>
+          <w:b w:val="false"/>
+          <w:color w:val="657B83"/>
+          <w:sz w:val="21"/>
+          <w:shd w:fill="FDF6E3" w:val="clear"/>
+        </w:rPr>
+      </w:pPr>
+      <w:r>
+        <w:rPr>
+          <w:rFonts w:ascii="Droid Sans Mono;monospace" w:hAnsi="Droid Sans Mono;monospace"/>
+          <w:b w:val="false"/>
+          <w:color w:val="268BD2"/>
+          <w:sz w:val="21"/>
+          <w:shd w:fill="FDF6E3" w:val="clear"/>
+        </w:rPr>
+        <w:tab/>
+        <w:t>massiv_copy</w:t>
+      </w:r>
+      <w:r>
+        <w:rPr>
+          <w:rFonts w:ascii="Droid Sans Mono;monospace" w:hAnsi="Droid Sans Mono;monospace"/>
+          <w:b w:val="false"/>
+          <w:color w:val="657B83"/>
+          <w:sz w:val="21"/>
+          <w:shd w:fill="FDF6E3" w:val="clear"/>
+        </w:rPr>
+        <w:t xml:space="preserve"> </w:t>
+      </w:r>
+      <w:r>
+        <w:rPr>
+          <w:rFonts w:ascii="Droid Sans Mono;monospace" w:hAnsi="Droid Sans Mono;monospace"/>
+          <w:b w:val="false"/>
+          <w:color w:val="859900"/>
+          <w:sz w:val="21"/>
+          <w:shd w:fill="FDF6E3" w:val="clear"/>
+        </w:rPr>
+        <w:t>=</w:t>
+      </w:r>
+      <w:r>
+        <w:rPr>
+          <w:rFonts w:ascii="Droid Sans Mono;monospace" w:hAnsi="Droid Sans Mono;monospace"/>
+          <w:b w:val="false"/>
+          <w:color w:val="657B83"/>
+          <w:sz w:val="21"/>
+          <w:shd w:fill="FDF6E3" w:val="clear"/>
+        </w:rPr>
+        <w:t xml:space="preserve"> massiv.</w:t>
+      </w:r>
+      <w:r>
+        <w:rPr>
+          <w:rFonts w:ascii="Droid Sans Mono;monospace" w:hAnsi="Droid Sans Mono;monospace"/>
+          <w:b w:val="false"/>
+          <w:color w:val="268BD2"/>
+          <w:sz w:val="21"/>
+          <w:shd w:fill="FDF6E3" w:val="clear"/>
+        </w:rPr>
+        <w:t>copy</w:t>
+      </w:r>
+      <w:r>
+        <w:rPr>
+          <w:rFonts w:ascii="Droid Sans Mono;monospace" w:hAnsi="Droid Sans Mono;monospace"/>
+          <w:b w:val="false"/>
+          <w:color w:val="657B83"/>
+          <w:sz w:val="21"/>
+          <w:shd w:fill="FDF6E3" w:val="clear"/>
+        </w:rPr>
+        <w:t>()</w:t>
+      </w:r>
+    </w:p>
+    <w:p>
+      <w:pPr>
+        <w:pStyle w:val="Normal"/>
+        <w:spacing w:lineRule="atLeast" w:line="285"/>
+        <w:rPr/>
+      </w:pPr>
+      <w:r>
+        <w:rPr/>
+      </w:r>
+    </w:p>
+    <w:p>
+      <w:pPr>
+        <w:pStyle w:val="Normal"/>
+        <w:spacing w:lineRule="atLeast" w:line="285"/>
+        <w:ind w:hanging="0" w:left="0" w:right="0"/>
+        <w:rPr>
+          <w:rFonts w:ascii="Droid Sans Mono;monospace" w:hAnsi="Droid Sans Mono;monospace"/>
+          <w:b w:val="false"/>
+          <w:color w:val="657B83"/>
+          <w:sz w:val="21"/>
+          <w:shd w:fill="FDF6E3" w:val="clear"/>
+        </w:rPr>
+      </w:pPr>
+      <w:r>
+        <w:rPr>
+          <w:rFonts w:ascii="Droid Sans Mono;monospace" w:hAnsi="Droid Sans Mono;monospace"/>
+          <w:b w:val="false"/>
+          <w:color w:val="859900"/>
+          <w:sz w:val="21"/>
+          <w:shd w:fill="FDF6E3" w:val="clear"/>
+        </w:rPr>
+        <w:tab/>
+        <w:t>for</w:t>
+      </w:r>
+      <w:r>
+        <w:rPr>
+          <w:rFonts w:ascii="Droid Sans Mono;monospace" w:hAnsi="Droid Sans Mono;monospace"/>
+          <w:b w:val="false"/>
+          <w:color w:val="657B83"/>
+          <w:sz w:val="21"/>
+          <w:shd w:fill="FDF6E3" w:val="clear"/>
+        </w:rPr>
+        <w:t xml:space="preserve"> </w:t>
+      </w:r>
+      <w:r>
+        <w:rPr>
+          <w:rFonts w:ascii="Droid Sans Mono;monospace" w:hAnsi="Droid Sans Mono;monospace"/>
+          <w:b w:val="false"/>
+          <w:color w:val="268BD2"/>
+          <w:sz w:val="21"/>
+          <w:shd w:fill="FDF6E3" w:val="clear"/>
+        </w:rPr>
+        <w:t>i</w:t>
+      </w:r>
+      <w:r>
+        <w:rPr>
+          <w:rFonts w:ascii="Droid Sans Mono;monospace" w:hAnsi="Droid Sans Mono;monospace"/>
+          <w:b w:val="false"/>
+          <w:color w:val="657B83"/>
+          <w:sz w:val="21"/>
+          <w:shd w:fill="FDF6E3" w:val="clear"/>
+        </w:rPr>
+        <w:t xml:space="preserve"> </w:t>
+      </w:r>
+      <w:r>
+        <w:rPr>
+          <w:rFonts w:ascii="Droid Sans Mono;monospace" w:hAnsi="Droid Sans Mono;monospace"/>
+          <w:b w:val="false"/>
+          <w:color w:val="859900"/>
+          <w:sz w:val="21"/>
+          <w:shd w:fill="FDF6E3" w:val="clear"/>
+        </w:rPr>
+        <w:t>in</w:t>
+      </w:r>
+      <w:r>
+        <w:rPr>
+          <w:rFonts w:ascii="Droid Sans Mono;monospace" w:hAnsi="Droid Sans Mono;monospace"/>
+          <w:b w:val="false"/>
+          <w:color w:val="657B83"/>
+          <w:sz w:val="21"/>
+          <w:shd w:fill="FDF6E3" w:val="clear"/>
+        </w:rPr>
+        <w:t xml:space="preserve"> </w:t>
+      </w:r>
+      <w:r>
+        <w:rPr>
+          <w:rFonts w:ascii="Droid Sans Mono;monospace" w:hAnsi="Droid Sans Mono;monospace"/>
+          <w:b w:val="false"/>
+          <w:color w:val="CB4B16"/>
+          <w:sz w:val="21"/>
+          <w:shd w:fill="FDF6E3" w:val="clear"/>
+        </w:rPr>
+        <w:t>range</w:t>
+      </w:r>
+      <w:r>
+        <w:rPr>
+          <w:rFonts w:ascii="Droid Sans Mono;monospace" w:hAnsi="Droid Sans Mono;monospace"/>
+          <w:b w:val="false"/>
+          <w:color w:val="657B83"/>
+          <w:sz w:val="21"/>
+          <w:shd w:fill="FDF6E3" w:val="clear"/>
+        </w:rPr>
+        <w:t>(</w:t>
+      </w:r>
+      <w:r>
+        <w:rPr>
+          <w:rFonts w:ascii="Droid Sans Mono;monospace" w:hAnsi="Droid Sans Mono;monospace"/>
+          <w:b w:val="false"/>
+          <w:color w:val="D33682"/>
+          <w:sz w:val="21"/>
+          <w:shd w:fill="FDF6E3" w:val="clear"/>
+        </w:rPr>
+        <w:t>1</w:t>
+      </w:r>
+      <w:r>
+        <w:rPr>
+          <w:rFonts w:ascii="Droid Sans Mono;monospace" w:hAnsi="Droid Sans Mono;monospace"/>
+          <w:b w:val="false"/>
+          <w:color w:val="657B83"/>
+          <w:sz w:val="21"/>
+          <w:shd w:fill="FDF6E3" w:val="clear"/>
+        </w:rPr>
+        <w:t xml:space="preserve">, </w:t>
+      </w:r>
+      <w:r>
+        <w:rPr>
+          <w:rFonts w:ascii="Droid Sans Mono;monospace" w:hAnsi="Droid Sans Mono;monospace"/>
+          <w:b w:val="false"/>
+          <w:color w:val="268BD2"/>
+          <w:sz w:val="21"/>
+          <w:shd w:fill="FDF6E3" w:val="clear"/>
+        </w:rPr>
+        <w:t>massiv_copy</w:t>
+      </w:r>
+      <w:r>
+        <w:rPr>
+          <w:rFonts w:ascii="Droid Sans Mono;monospace" w:hAnsi="Droid Sans Mono;monospace"/>
+          <w:b w:val="false"/>
+          <w:color w:val="657B83"/>
+          <w:sz w:val="21"/>
+          <w:shd w:fill="FDF6E3" w:val="clear"/>
+        </w:rPr>
+        <w:t>[</w:t>
+      </w:r>
+      <w:r>
+        <w:rPr>
+          <w:rFonts w:ascii="Droid Sans Mono;monospace" w:hAnsi="Droid Sans Mono;monospace"/>
+          <w:b w:val="false"/>
+          <w:color w:val="D33682"/>
+          <w:sz w:val="21"/>
+          <w:shd w:fill="FDF6E3" w:val="clear"/>
+        </w:rPr>
+        <w:t>0</w:t>
+      </w:r>
+      <w:r>
+        <w:rPr>
+          <w:rFonts w:ascii="Droid Sans Mono;monospace" w:hAnsi="Droid Sans Mono;monospace"/>
+          <w:b w:val="false"/>
+          <w:color w:val="657B83"/>
+          <w:sz w:val="21"/>
+          <w:shd w:fill="FDF6E3" w:val="clear"/>
+        </w:rPr>
+        <w:t>]</w:t>
+      </w:r>
+      <w:r>
+        <w:rPr>
+          <w:rFonts w:ascii="Droid Sans Mono;monospace" w:hAnsi="Droid Sans Mono;monospace"/>
+          <w:b w:val="false"/>
+          <w:color w:val="859900"/>
+          <w:sz w:val="21"/>
+          <w:shd w:fill="FDF6E3" w:val="clear"/>
+        </w:rPr>
+        <w:t>+</w:t>
+      </w:r>
+      <w:r>
+        <w:rPr>
+          <w:rFonts w:ascii="Droid Sans Mono;monospace" w:hAnsi="Droid Sans Mono;monospace"/>
+          <w:b w:val="false"/>
+          <w:color w:val="D33682"/>
+          <w:sz w:val="21"/>
+          <w:shd w:fill="FDF6E3" w:val="clear"/>
+        </w:rPr>
+        <w:t>1</w:t>
+      </w:r>
+      <w:r>
+        <w:rPr>
+          <w:rFonts w:ascii="Droid Sans Mono;monospace" w:hAnsi="Droid Sans Mono;monospace"/>
+          <w:b w:val="false"/>
+          <w:color w:val="657B83"/>
+          <w:sz w:val="21"/>
+          <w:shd w:fill="FDF6E3" w:val="clear"/>
+        </w:rPr>
+        <w:t>):</w:t>
+      </w:r>
+    </w:p>
+    <w:p>
+      <w:pPr>
+        <w:pStyle w:val="Normal"/>
+        <w:spacing w:lineRule="atLeast" w:line="285"/>
+        <w:ind w:hanging="0" w:left="0" w:right="0"/>
+        <w:rPr>
+          <w:rFonts w:ascii="Droid Sans Mono;monospace" w:hAnsi="Droid Sans Mono;monospace"/>
+          <w:b w:val="false"/>
+          <w:color w:val="657B83"/>
+          <w:sz w:val="21"/>
+          <w:shd w:fill="FDF6E3" w:val="clear"/>
+        </w:rPr>
+      </w:pPr>
+      <w:r>
+        <w:rPr>
+          <w:rFonts w:ascii="Droid Sans Mono;monospace" w:hAnsi="Droid Sans Mono;monospace"/>
+          <w:b w:val="false"/>
+          <w:color w:val="268BD2"/>
+          <w:sz w:val="21"/>
+          <w:shd w:fill="FDF6E3" w:val="clear"/>
+        </w:rPr>
+        <w:tab/>
+        <w:tab/>
+        <w:t>massiv_copy</w:t>
+      </w:r>
+      <w:r>
+        <w:rPr>
+          <w:rFonts w:ascii="Droid Sans Mono;monospace" w:hAnsi="Droid Sans Mono;monospace"/>
+          <w:b w:val="false"/>
+          <w:color w:val="657B83"/>
+          <w:sz w:val="21"/>
+          <w:shd w:fill="FDF6E3" w:val="clear"/>
+        </w:rPr>
+        <w:t>[</w:t>
+      </w:r>
+      <w:r>
+        <w:rPr>
+          <w:rFonts w:ascii="Droid Sans Mono;monospace" w:hAnsi="Droid Sans Mono;monospace"/>
+          <w:b w:val="false"/>
+          <w:color w:val="268BD2"/>
+          <w:sz w:val="21"/>
+          <w:shd w:fill="FDF6E3" w:val="clear"/>
+        </w:rPr>
+        <w:t>i</w:t>
+      </w:r>
+      <w:r>
+        <w:rPr>
+          <w:rFonts w:ascii="Droid Sans Mono;monospace" w:hAnsi="Droid Sans Mono;monospace"/>
+          <w:b w:val="false"/>
+          <w:color w:val="657B83"/>
+          <w:sz w:val="21"/>
+          <w:shd w:fill="FDF6E3" w:val="clear"/>
+        </w:rPr>
+        <w:t xml:space="preserve">] </w:t>
+      </w:r>
+      <w:r>
+        <w:rPr>
+          <w:rFonts w:ascii="Droid Sans Mono;monospace" w:hAnsi="Droid Sans Mono;monospace"/>
+          <w:b w:val="false"/>
+          <w:color w:val="859900"/>
+          <w:sz w:val="21"/>
+          <w:shd w:fill="FDF6E3" w:val="clear"/>
+        </w:rPr>
+        <w:t>=</w:t>
+      </w:r>
+      <w:r>
+        <w:rPr>
+          <w:rFonts w:ascii="Droid Sans Mono;monospace" w:hAnsi="Droid Sans Mono;monospace"/>
+          <w:b w:val="false"/>
+          <w:color w:val="657B83"/>
+          <w:sz w:val="21"/>
+          <w:shd w:fill="FDF6E3" w:val="clear"/>
+        </w:rPr>
+        <w:t xml:space="preserve"> </w:t>
+      </w:r>
+      <w:r>
+        <w:rPr>
+          <w:rFonts w:ascii="Droid Sans Mono;monospace" w:hAnsi="Droid Sans Mono;monospace"/>
+          <w:b w:val="false"/>
+          <w:color w:val="268BD2"/>
+          <w:sz w:val="21"/>
+          <w:shd w:fill="FDF6E3" w:val="clear"/>
+        </w:rPr>
+        <w:t>PUSTOY_SIMVOL</w:t>
+      </w:r>
+    </w:p>
+    <w:p>
+      <w:pPr>
+        <w:pStyle w:val="Normal"/>
+        <w:spacing w:lineRule="atLeast" w:line="285"/>
+        <w:ind w:hanging="0" w:left="0" w:right="0"/>
+        <w:rPr>
+          <w:rFonts w:ascii="Droid Sans Mono;monospace" w:hAnsi="Droid Sans Mono;monospace"/>
+          <w:b w:val="false"/>
+          <w:color w:val="657B83"/>
+          <w:sz w:val="21"/>
+          <w:shd w:fill="FDF6E3" w:val="clear"/>
+        </w:rPr>
+      </w:pPr>
+      <w:r>
+        <w:rPr>
+          <w:rFonts w:ascii="Droid Sans Mono;monospace" w:hAnsi="Droid Sans Mono;monospace"/>
+          <w:b w:val="false"/>
+          <w:color w:val="268BD2"/>
+          <w:sz w:val="21"/>
+          <w:shd w:fill="FDF6E3" w:val="clear"/>
+        </w:rPr>
+        <w:tab/>
+        <w:t>massiv_copy</w:t>
+      </w:r>
+      <w:r>
+        <w:rPr>
+          <w:rFonts w:ascii="Droid Sans Mono;monospace" w:hAnsi="Droid Sans Mono;monospace"/>
+          <w:b w:val="false"/>
+          <w:color w:val="657B83"/>
+          <w:sz w:val="21"/>
+          <w:shd w:fill="FDF6E3" w:val="clear"/>
+        </w:rPr>
+        <w:t>[</w:t>
+      </w:r>
+      <w:r>
+        <w:rPr>
+          <w:rFonts w:ascii="Droid Sans Mono;monospace" w:hAnsi="Droid Sans Mono;monospace"/>
+          <w:b w:val="false"/>
+          <w:color w:val="D33682"/>
+          <w:sz w:val="21"/>
+          <w:shd w:fill="FDF6E3" w:val="clear"/>
+        </w:rPr>
+        <w:t>0</w:t>
+      </w:r>
+      <w:r>
+        <w:rPr>
+          <w:rFonts w:ascii="Droid Sans Mono;monospace" w:hAnsi="Droid Sans Mono;monospace"/>
+          <w:b w:val="false"/>
+          <w:color w:val="657B83"/>
+          <w:sz w:val="21"/>
+          <w:shd w:fill="FDF6E3" w:val="clear"/>
+        </w:rPr>
+        <w:t xml:space="preserve">] </w:t>
+      </w:r>
+      <w:r>
+        <w:rPr>
+          <w:rFonts w:ascii="Droid Sans Mono;monospace" w:hAnsi="Droid Sans Mono;monospace"/>
+          <w:b w:val="false"/>
+          <w:color w:val="859900"/>
+          <w:sz w:val="21"/>
+          <w:shd w:fill="FDF6E3" w:val="clear"/>
+        </w:rPr>
+        <w:t>=</w:t>
+      </w:r>
+      <w:r>
+        <w:rPr>
+          <w:rFonts w:ascii="Droid Sans Mono;monospace" w:hAnsi="Droid Sans Mono;monospace"/>
+          <w:b w:val="false"/>
+          <w:color w:val="657B83"/>
+          <w:sz w:val="21"/>
+          <w:shd w:fill="FDF6E3" w:val="clear"/>
+        </w:rPr>
+        <w:t xml:space="preserve"> </w:t>
+      </w:r>
+      <w:r>
+        <w:rPr>
+          <w:rFonts w:ascii="Droid Sans Mono;monospace" w:hAnsi="Droid Sans Mono;monospace"/>
+          <w:b w:val="false"/>
+          <w:color w:val="D33682"/>
+          <w:sz w:val="21"/>
+          <w:shd w:fill="FDF6E3" w:val="clear"/>
+        </w:rPr>
+        <w:t>0</w:t>
+      </w:r>
+    </w:p>
+    <w:p>
+      <w:pPr>
+        <w:pStyle w:val="Normal"/>
+        <w:spacing w:lineRule="atLeast" w:line="285"/>
+        <w:rPr/>
+      </w:pPr>
+      <w:r>
+        <w:rPr/>
+      </w:r>
+    </w:p>
+    <w:p>
+      <w:pPr>
+        <w:pStyle w:val="Normal"/>
+        <w:spacing w:lineRule="atLeast" w:line="285"/>
+        <w:ind w:hanging="0" w:left="0" w:right="0"/>
+        <w:rPr>
+          <w:rFonts w:ascii="Droid Sans Mono;monospace" w:hAnsi="Droid Sans Mono;monospace"/>
+          <w:b w:val="false"/>
+          <w:color w:val="657B83"/>
+          <w:sz w:val="21"/>
+          <w:shd w:fill="FDF6E3" w:val="clear"/>
+        </w:rPr>
+      </w:pPr>
+      <w:r>
+        <w:rPr>
+          <w:rFonts w:ascii="Droid Sans Mono;monospace" w:hAnsi="Droid Sans Mono;monospace"/>
+          <w:b w:val="false"/>
+          <w:color w:val="859900"/>
+          <w:sz w:val="21"/>
+          <w:shd w:fill="FDF6E3" w:val="clear"/>
+        </w:rPr>
+        <w:tab/>
+        <w:t>return</w:t>
+      </w:r>
+      <w:r>
+        <w:rPr>
+          <w:rFonts w:ascii="Droid Sans Mono;monospace" w:hAnsi="Droid Sans Mono;monospace"/>
+          <w:b w:val="false"/>
+          <w:color w:val="657B83"/>
+          <w:sz w:val="21"/>
+          <w:shd w:fill="FDF6E3" w:val="clear"/>
+        </w:rPr>
+        <w:t xml:space="preserve"> </w:t>
+      </w:r>
+      <w:r>
+        <w:rPr>
+          <w:rFonts w:ascii="Droid Sans Mono;monospace" w:hAnsi="Droid Sans Mono;monospace"/>
+          <w:b w:val="false"/>
+          <w:color w:val="268BD2"/>
+          <w:sz w:val="21"/>
+          <w:shd w:fill="FDF6E3" w:val="clear"/>
+        </w:rPr>
+        <w:t>massiv_copy</w:t>
+      </w:r>
+    </w:p>
+    <w:p>
+      <w:pPr>
+        <w:pStyle w:val="Heading3"/>
+        <w:numPr>
+          <w:ilvl w:val="2"/>
+          <w:numId w:val="2"/>
+        </w:numPr>
+        <w:ind w:left="0"/>
+        <w:rPr/>
+      </w:pPr>
+      <w:bookmarkStart w:id="15" w:name="__RefHeading___Toc75_2910072201"/>
+      <w:bookmarkEnd w:id="15"/>
+      <w:r>
+        <w:rPr/>
+        <w:t>Тестирование функции очистки массива</w:t>
+      </w:r>
+    </w:p>
+    <w:p>
+      <w:pPr>
+        <w:pStyle w:val="Normal"/>
+        <w:spacing w:lineRule="atLeast" w:line="285"/>
+        <w:ind w:hanging="0" w:left="0" w:right="0"/>
+        <w:rPr>
+          <w:rFonts w:ascii="Droid Sans Mono;monospace" w:hAnsi="Droid Sans Mono;monospace"/>
+          <w:b w:val="false"/>
+          <w:color w:val="657B83"/>
+          <w:sz w:val="21"/>
+          <w:shd w:fill="FDF6E3" w:val="clear"/>
+        </w:rPr>
+      </w:pPr>
+      <w:r>
+        <w:rPr>
+          <w:rFonts w:ascii="Droid Sans Mono;monospace" w:hAnsi="Droid Sans Mono;monospace"/>
+          <w:b/>
+          <w:color w:val="586E75"/>
+          <w:sz w:val="21"/>
+          <w:shd w:fill="FDF6E3" w:val="clear"/>
+        </w:rPr>
+        <w:t>def</w:t>
+      </w:r>
+      <w:r>
+        <w:rPr>
+          <w:rFonts w:ascii="Droid Sans Mono;monospace" w:hAnsi="Droid Sans Mono;monospace"/>
+          <w:b w:val="false"/>
+          <w:color w:val="657B83"/>
+          <w:sz w:val="21"/>
+          <w:shd w:fill="FDF6E3" w:val="clear"/>
+        </w:rPr>
+        <w:t xml:space="preserve"> </w:t>
+      </w:r>
+      <w:r>
+        <w:rPr>
+          <w:rFonts w:ascii="Droid Sans Mono;monospace" w:hAnsi="Droid Sans Mono;monospace"/>
+          <w:b w:val="false"/>
+          <w:color w:val="268BD2"/>
+          <w:sz w:val="21"/>
+          <w:shd w:fill="FDF6E3" w:val="clear"/>
+        </w:rPr>
+        <w:t>test_sdelat_massiv_pustym</w:t>
+      </w:r>
+      <w:r>
+        <w:rPr>
+          <w:rFonts w:ascii="Droid Sans Mono;monospace" w:hAnsi="Droid Sans Mono;monospace"/>
+          <w:b w:val="false"/>
+          <w:color w:val="657B83"/>
+          <w:sz w:val="21"/>
+          <w:shd w:fill="FDF6E3" w:val="clear"/>
+        </w:rPr>
+        <w:t>():</w:t>
+      </w:r>
+    </w:p>
+    <w:p>
+      <w:pPr>
+        <w:pStyle w:val="Normal"/>
+        <w:spacing w:lineRule="atLeast" w:line="285"/>
+        <w:ind w:hanging="0" w:left="0" w:right="0"/>
+        <w:rPr>
+          <w:rFonts w:ascii="Droid Sans Mono;monospace" w:hAnsi="Droid Sans Mono;monospace"/>
+          <w:b w:val="false"/>
+          <w:color w:val="657B83"/>
+          <w:sz w:val="21"/>
+          <w:shd w:fill="FDF6E3" w:val="clear"/>
+        </w:rPr>
+      </w:pPr>
+      <w:r>
+        <w:rPr>
+          <w:rFonts w:ascii="Droid Sans Mono;monospace" w:hAnsi="Droid Sans Mono;monospace"/>
+          <w:b w:val="false"/>
+          <w:color w:val="268BD2"/>
+          <w:sz w:val="21"/>
+          <w:shd w:fill="FDF6E3" w:val="clear"/>
+        </w:rPr>
+        <w:tab/>
+        <w:t>N</w:t>
+      </w:r>
+      <w:r>
+        <w:rPr>
+          <w:rFonts w:ascii="Droid Sans Mono;monospace" w:hAnsi="Droid Sans Mono;monospace"/>
+          <w:b w:val="false"/>
+          <w:color w:val="657B83"/>
+          <w:sz w:val="21"/>
+          <w:shd w:fill="FDF6E3" w:val="clear"/>
+        </w:rPr>
+        <w:t xml:space="preserve"> </w:t>
+      </w:r>
+      <w:r>
+        <w:rPr>
+          <w:rFonts w:ascii="Droid Sans Mono;monospace" w:hAnsi="Droid Sans Mono;monospace"/>
+          <w:b w:val="false"/>
+          <w:color w:val="859900"/>
+          <w:sz w:val="21"/>
+          <w:shd w:fill="FDF6E3" w:val="clear"/>
+        </w:rPr>
+        <w:t>=</w:t>
+      </w:r>
+      <w:r>
+        <w:rPr>
+          <w:rFonts w:ascii="Droid Sans Mono;monospace" w:hAnsi="Droid Sans Mono;monospace"/>
+          <w:b w:val="false"/>
+          <w:color w:val="657B83"/>
+          <w:sz w:val="21"/>
+          <w:shd w:fill="FDF6E3" w:val="clear"/>
+        </w:rPr>
+        <w:t xml:space="preserve"> </w:t>
+      </w:r>
+      <w:r>
+        <w:rPr>
+          <w:rFonts w:ascii="Droid Sans Mono;monospace" w:hAnsi="Droid Sans Mono;monospace"/>
+          <w:b w:val="false"/>
+          <w:color w:val="D33682"/>
+          <w:sz w:val="21"/>
+          <w:shd w:fill="FDF6E3" w:val="clear"/>
+        </w:rPr>
+        <w:t>10</w:t>
+      </w:r>
+    </w:p>
+    <w:p>
+      <w:pPr>
+        <w:pStyle w:val="Normal"/>
+        <w:spacing w:lineRule="atLeast" w:line="285"/>
+        <w:ind w:hanging="0" w:left="0" w:right="0"/>
+        <w:rPr>
+          <w:rFonts w:ascii="Droid Sans Mono;monospace" w:hAnsi="Droid Sans Mono;monospace"/>
+          <w:b w:val="false"/>
+          <w:color w:val="657B83"/>
+          <w:sz w:val="21"/>
+          <w:shd w:fill="FDF6E3" w:val="clear"/>
+        </w:rPr>
+      </w:pPr>
+      <w:r>
+        <w:rPr>
+          <w:rFonts w:ascii="Droid Sans Mono;monospace" w:hAnsi="Droid Sans Mono;monospace"/>
+          <w:b w:val="false"/>
+          <w:color w:val="268BD2"/>
+          <w:sz w:val="21"/>
+          <w:shd w:fill="FDF6E3" w:val="clear"/>
+        </w:rPr>
+        <w:tab/>
+        <w:t>massiv</w:t>
+      </w:r>
+      <w:r>
+        <w:rPr>
+          <w:rFonts w:ascii="Droid Sans Mono;monospace" w:hAnsi="Droid Sans Mono;monospace"/>
+          <w:b w:val="false"/>
+          <w:color w:val="657B83"/>
+          <w:sz w:val="21"/>
+          <w:shd w:fill="FDF6E3" w:val="clear"/>
+        </w:rPr>
+        <w:t xml:space="preserve"> </w:t>
+      </w:r>
+      <w:r>
+        <w:rPr>
+          <w:rFonts w:ascii="Droid Sans Mono;monospace" w:hAnsi="Droid Sans Mono;monospace"/>
+          <w:b w:val="false"/>
+          <w:color w:val="859900"/>
+          <w:sz w:val="21"/>
+          <w:shd w:fill="FDF6E3" w:val="clear"/>
+        </w:rPr>
+        <w:t>=</w:t>
+      </w:r>
+      <w:r>
+        <w:rPr>
+          <w:rFonts w:ascii="Droid Sans Mono;monospace" w:hAnsi="Droid Sans Mono;monospace"/>
+          <w:b w:val="false"/>
+          <w:color w:val="657B83"/>
+          <w:sz w:val="21"/>
+          <w:shd w:fill="FDF6E3" w:val="clear"/>
+        </w:rPr>
+        <w:t xml:space="preserve"> [</w:t>
+      </w:r>
+      <w:r>
+        <w:rPr>
+          <w:rFonts w:ascii="Droid Sans Mono;monospace" w:hAnsi="Droid Sans Mono;monospace"/>
+          <w:b w:val="false"/>
+          <w:color w:val="268BD2"/>
+          <w:sz w:val="21"/>
+          <w:shd w:fill="FDF6E3" w:val="clear"/>
+        </w:rPr>
+        <w:t>PUSTOY_SIMVOL</w:t>
+      </w:r>
+      <w:r>
+        <w:rPr>
+          <w:rFonts w:ascii="Droid Sans Mono;monospace" w:hAnsi="Droid Sans Mono;monospace"/>
+          <w:b w:val="false"/>
+          <w:color w:val="657B83"/>
+          <w:sz w:val="21"/>
+          <w:shd w:fill="FDF6E3" w:val="clear"/>
+        </w:rPr>
+        <w:t xml:space="preserve">] </w:t>
+      </w:r>
+      <w:r>
+        <w:rPr>
+          <w:rFonts w:ascii="Droid Sans Mono;monospace" w:hAnsi="Droid Sans Mono;monospace"/>
+          <w:b w:val="false"/>
+          <w:color w:val="859900"/>
+          <w:sz w:val="21"/>
+          <w:shd w:fill="FDF6E3" w:val="clear"/>
+        </w:rPr>
+        <w:t>*</w:t>
+      </w:r>
+      <w:r>
+        <w:rPr>
+          <w:rFonts w:ascii="Droid Sans Mono;monospace" w:hAnsi="Droid Sans Mono;monospace"/>
+          <w:b w:val="false"/>
+          <w:color w:val="657B83"/>
+          <w:sz w:val="21"/>
+          <w:shd w:fill="FDF6E3" w:val="clear"/>
+        </w:rPr>
+        <w:t xml:space="preserve"> (</w:t>
+      </w:r>
+      <w:r>
+        <w:rPr>
+          <w:rFonts w:ascii="Droid Sans Mono;monospace" w:hAnsi="Droid Sans Mono;monospace"/>
+          <w:b w:val="false"/>
+          <w:color w:val="268BD2"/>
+          <w:sz w:val="21"/>
+          <w:shd w:fill="FDF6E3" w:val="clear"/>
+        </w:rPr>
+        <w:t>N</w:t>
+      </w:r>
+      <w:r>
+        <w:rPr>
+          <w:rFonts w:ascii="Droid Sans Mono;monospace" w:hAnsi="Droid Sans Mono;monospace"/>
+          <w:b w:val="false"/>
+          <w:color w:val="859900"/>
+          <w:sz w:val="21"/>
+          <w:shd w:fill="FDF6E3" w:val="clear"/>
+        </w:rPr>
+        <w:t>+</w:t>
+      </w:r>
+      <w:r>
+        <w:rPr>
+          <w:rFonts w:ascii="Droid Sans Mono;monospace" w:hAnsi="Droid Sans Mono;monospace"/>
+          <w:b w:val="false"/>
+          <w:color w:val="D33682"/>
+          <w:sz w:val="21"/>
+          <w:shd w:fill="FDF6E3" w:val="clear"/>
+        </w:rPr>
+        <w:t>1</w:t>
+      </w:r>
+      <w:r>
+        <w:rPr>
+          <w:rFonts w:ascii="Droid Sans Mono;monospace" w:hAnsi="Droid Sans Mono;monospace"/>
+          <w:b w:val="false"/>
+          <w:color w:val="657B83"/>
+          <w:sz w:val="21"/>
+          <w:shd w:fill="FDF6E3" w:val="clear"/>
+        </w:rPr>
+        <w:t>)</w:t>
+      </w:r>
+    </w:p>
+    <w:p>
+      <w:pPr>
+        <w:pStyle w:val="Normal"/>
+        <w:spacing w:lineRule="atLeast" w:line="285"/>
+        <w:rPr/>
+      </w:pPr>
+      <w:r>
+        <w:rPr/>
+      </w:r>
+    </w:p>
+    <w:p>
+      <w:pPr>
+        <w:pStyle w:val="Normal"/>
+        <w:spacing w:lineRule="atLeast" w:line="285"/>
+        <w:ind w:hanging="0" w:left="0" w:right="0"/>
+        <w:rPr>
+          <w:rFonts w:ascii="Droid Sans Mono;monospace" w:hAnsi="Droid Sans Mono;monospace"/>
+          <w:b w:val="false"/>
+          <w:color w:val="657B83"/>
+          <w:sz w:val="21"/>
+          <w:shd w:fill="FDF6E3" w:val="clear"/>
+        </w:rPr>
+      </w:pPr>
+      <w:r>
+        <w:rPr>
+          <w:rFonts w:ascii="Droid Sans Mono;monospace" w:hAnsi="Droid Sans Mono;monospace"/>
+          <w:b w:val="false"/>
+          <w:color w:val="268BD2"/>
+          <w:sz w:val="21"/>
+          <w:shd w:fill="FDF6E3" w:val="clear"/>
+        </w:rPr>
+        <w:tab/>
+        <w:t>massiv</w:t>
+      </w:r>
+      <w:r>
+        <w:rPr>
+          <w:rFonts w:ascii="Droid Sans Mono;monospace" w:hAnsi="Droid Sans Mono;monospace"/>
+          <w:b w:val="false"/>
+          <w:color w:val="657B83"/>
+          <w:sz w:val="21"/>
+          <w:shd w:fill="FDF6E3" w:val="clear"/>
+        </w:rPr>
+        <w:t>[</w:t>
+      </w:r>
+      <w:r>
+        <w:rPr>
+          <w:rFonts w:ascii="Droid Sans Mono;monospace" w:hAnsi="Droid Sans Mono;monospace"/>
+          <w:b w:val="false"/>
+          <w:color w:val="D33682"/>
+          <w:sz w:val="21"/>
+          <w:shd w:fill="FDF6E3" w:val="clear"/>
+        </w:rPr>
+        <w:t>1</w:t>
+      </w:r>
+      <w:r>
+        <w:rPr>
+          <w:rFonts w:ascii="Droid Sans Mono;monospace" w:hAnsi="Droid Sans Mono;monospace"/>
+          <w:b w:val="false"/>
+          <w:color w:val="657B83"/>
+          <w:sz w:val="21"/>
+          <w:shd w:fill="FDF6E3" w:val="clear"/>
+        </w:rPr>
+        <w:t xml:space="preserve">] </w:t>
+      </w:r>
+      <w:r>
+        <w:rPr>
+          <w:rFonts w:ascii="Droid Sans Mono;monospace" w:hAnsi="Droid Sans Mono;monospace"/>
+          <w:b w:val="false"/>
+          <w:color w:val="859900"/>
+          <w:sz w:val="21"/>
+          <w:shd w:fill="FDF6E3" w:val="clear"/>
+        </w:rPr>
+        <w:t>=</w:t>
+      </w:r>
+      <w:r>
+        <w:rPr>
+          <w:rFonts w:ascii="Droid Sans Mono;monospace" w:hAnsi="Droid Sans Mono;monospace"/>
+          <w:b w:val="false"/>
+          <w:color w:val="657B83"/>
+          <w:sz w:val="21"/>
+          <w:shd w:fill="FDF6E3" w:val="clear"/>
+        </w:rPr>
+        <w:t xml:space="preserve"> </w:t>
+      </w:r>
+      <w:r>
+        <w:rPr>
+          <w:rFonts w:ascii="Droid Sans Mono;monospace" w:hAnsi="Droid Sans Mono;monospace"/>
+          <w:b w:val="false"/>
+          <w:color w:val="2AA198"/>
+          <w:sz w:val="21"/>
+          <w:shd w:fill="FDF6E3" w:val="clear"/>
+        </w:rPr>
+        <w:t>"f"</w:t>
+      </w:r>
+      <w:r>
+        <w:rPr>
+          <w:rFonts w:ascii="Droid Sans Mono;monospace" w:hAnsi="Droid Sans Mono;monospace"/>
+          <w:b w:val="false"/>
+          <w:color w:val="657B83"/>
+          <w:sz w:val="21"/>
+          <w:shd w:fill="FDF6E3" w:val="clear"/>
+        </w:rPr>
+        <w:t xml:space="preserve"> </w:t>
+      </w:r>
+      <w:r>
+        <w:rPr>
+          <w:rFonts w:ascii="Droid Sans Mono;monospace" w:hAnsi="Droid Sans Mono;monospace"/>
+          <w:b w:val="false"/>
+          <w:i/>
+          <w:color w:val="93A1A1"/>
+          <w:sz w:val="21"/>
+          <w:shd w:fill="FDF6E3" w:val="clear"/>
+        </w:rPr>
+        <w:t># Заполнение массива и изменение служебного элемента</w:t>
+      </w:r>
+    </w:p>
+    <w:p>
+      <w:pPr>
+        <w:pStyle w:val="Normal"/>
+        <w:spacing w:lineRule="atLeast" w:line="285"/>
+        <w:ind w:hanging="0" w:left="0" w:right="0"/>
+        <w:rPr>
+          <w:rFonts w:ascii="Droid Sans Mono;monospace" w:hAnsi="Droid Sans Mono;monospace"/>
+          <w:b w:val="false"/>
+          <w:color w:val="657B83"/>
+          <w:sz w:val="21"/>
+          <w:shd w:fill="FDF6E3" w:val="clear"/>
+        </w:rPr>
+      </w:pPr>
+      <w:r>
+        <w:rPr>
+          <w:rFonts w:ascii="Droid Sans Mono;monospace" w:hAnsi="Droid Sans Mono;monospace"/>
+          <w:b w:val="false"/>
+          <w:color w:val="268BD2"/>
+          <w:sz w:val="21"/>
+          <w:shd w:fill="FDF6E3" w:val="clear"/>
+        </w:rPr>
+        <w:tab/>
+        <w:t>massiv</w:t>
+      </w:r>
+      <w:r>
+        <w:rPr>
+          <w:rFonts w:ascii="Droid Sans Mono;monospace" w:hAnsi="Droid Sans Mono;monospace"/>
+          <w:b w:val="false"/>
+          <w:color w:val="657B83"/>
+          <w:sz w:val="21"/>
+          <w:shd w:fill="FDF6E3" w:val="clear"/>
+        </w:rPr>
+        <w:t>[</w:t>
+      </w:r>
+      <w:r>
+        <w:rPr>
+          <w:rFonts w:ascii="Droid Sans Mono;monospace" w:hAnsi="Droid Sans Mono;monospace"/>
+          <w:b w:val="false"/>
+          <w:color w:val="D33682"/>
+          <w:sz w:val="21"/>
+          <w:shd w:fill="FDF6E3" w:val="clear"/>
+        </w:rPr>
+        <w:t>2</w:t>
+      </w:r>
+      <w:r>
+        <w:rPr>
+          <w:rFonts w:ascii="Droid Sans Mono;monospace" w:hAnsi="Droid Sans Mono;monospace"/>
+          <w:b w:val="false"/>
+          <w:color w:val="657B83"/>
+          <w:sz w:val="21"/>
+          <w:shd w:fill="FDF6E3" w:val="clear"/>
+        </w:rPr>
+        <w:t xml:space="preserve">] </w:t>
+      </w:r>
+      <w:r>
+        <w:rPr>
+          <w:rFonts w:ascii="Droid Sans Mono;monospace" w:hAnsi="Droid Sans Mono;monospace"/>
+          <w:b w:val="false"/>
+          <w:color w:val="859900"/>
+          <w:sz w:val="21"/>
+          <w:shd w:fill="FDF6E3" w:val="clear"/>
+        </w:rPr>
+        <w:t>=</w:t>
+      </w:r>
+      <w:r>
+        <w:rPr>
+          <w:rFonts w:ascii="Droid Sans Mono;monospace" w:hAnsi="Droid Sans Mono;monospace"/>
+          <w:b w:val="false"/>
+          <w:color w:val="657B83"/>
+          <w:sz w:val="21"/>
+          <w:shd w:fill="FDF6E3" w:val="clear"/>
+        </w:rPr>
+        <w:t xml:space="preserve"> </w:t>
+      </w:r>
+      <w:r>
+        <w:rPr>
+          <w:rFonts w:ascii="Droid Sans Mono;monospace" w:hAnsi="Droid Sans Mono;monospace"/>
+          <w:b w:val="false"/>
+          <w:color w:val="2AA198"/>
+          <w:sz w:val="21"/>
+          <w:shd w:fill="FDF6E3" w:val="clear"/>
+        </w:rPr>
+        <w:t>"a"</w:t>
+      </w:r>
+    </w:p>
+    <w:p>
+      <w:pPr>
+        <w:pStyle w:val="Normal"/>
+        <w:spacing w:lineRule="atLeast" w:line="285"/>
+        <w:ind w:hanging="0" w:left="0" w:right="0"/>
+        <w:rPr>
+          <w:rFonts w:ascii="Droid Sans Mono;monospace" w:hAnsi="Droid Sans Mono;monospace"/>
+          <w:b w:val="false"/>
+          <w:color w:val="657B83"/>
+          <w:sz w:val="21"/>
+          <w:shd w:fill="FDF6E3" w:val="clear"/>
+        </w:rPr>
+      </w:pPr>
+      <w:r>
+        <w:rPr>
+          <w:rFonts w:ascii="Droid Sans Mono;monospace" w:hAnsi="Droid Sans Mono;monospace"/>
+          <w:b w:val="false"/>
+          <w:color w:val="268BD2"/>
+          <w:sz w:val="21"/>
+          <w:shd w:fill="FDF6E3" w:val="clear"/>
+        </w:rPr>
+        <w:tab/>
+        <w:t>massiv</w:t>
+      </w:r>
+      <w:r>
+        <w:rPr>
+          <w:rFonts w:ascii="Droid Sans Mono;monospace" w:hAnsi="Droid Sans Mono;monospace"/>
+          <w:b w:val="false"/>
+          <w:color w:val="657B83"/>
+          <w:sz w:val="21"/>
+          <w:shd w:fill="FDF6E3" w:val="clear"/>
+        </w:rPr>
+        <w:t>[</w:t>
+      </w:r>
+      <w:r>
+        <w:rPr>
+          <w:rFonts w:ascii="Droid Sans Mono;monospace" w:hAnsi="Droid Sans Mono;monospace"/>
+          <w:b w:val="false"/>
+          <w:color w:val="D33682"/>
+          <w:sz w:val="21"/>
+          <w:shd w:fill="FDF6E3" w:val="clear"/>
+        </w:rPr>
+        <w:t>0</w:t>
+      </w:r>
+      <w:r>
+        <w:rPr>
+          <w:rFonts w:ascii="Droid Sans Mono;monospace" w:hAnsi="Droid Sans Mono;monospace"/>
+          <w:b w:val="false"/>
+          <w:color w:val="657B83"/>
+          <w:sz w:val="21"/>
+          <w:shd w:fill="FDF6E3" w:val="clear"/>
+        </w:rPr>
+        <w:t xml:space="preserve">] </w:t>
+      </w:r>
+      <w:r>
+        <w:rPr>
+          <w:rFonts w:ascii="Droid Sans Mono;monospace" w:hAnsi="Droid Sans Mono;monospace"/>
+          <w:b w:val="false"/>
+          <w:color w:val="859900"/>
+          <w:sz w:val="21"/>
+          <w:shd w:fill="FDF6E3" w:val="clear"/>
+        </w:rPr>
+        <w:t>=</w:t>
+      </w:r>
+      <w:r>
+        <w:rPr>
+          <w:rFonts w:ascii="Droid Sans Mono;monospace" w:hAnsi="Droid Sans Mono;monospace"/>
+          <w:b w:val="false"/>
+          <w:color w:val="657B83"/>
+          <w:sz w:val="21"/>
+          <w:shd w:fill="FDF6E3" w:val="clear"/>
+        </w:rPr>
+        <w:t xml:space="preserve"> </w:t>
+      </w:r>
+      <w:r>
+        <w:rPr>
+          <w:rFonts w:ascii="Droid Sans Mono;monospace" w:hAnsi="Droid Sans Mono;monospace"/>
+          <w:b w:val="false"/>
+          <w:color w:val="D33682"/>
+          <w:sz w:val="21"/>
+          <w:shd w:fill="FDF6E3" w:val="clear"/>
+        </w:rPr>
+        <w:t>2</w:t>
+      </w:r>
+    </w:p>
+    <w:p>
+      <w:pPr>
+        <w:pStyle w:val="Normal"/>
+        <w:spacing w:lineRule="atLeast" w:line="285"/>
+        <w:rPr/>
+      </w:pPr>
+      <w:r>
+        <w:rPr/>
+      </w:r>
+    </w:p>
+    <w:p>
+      <w:pPr>
+        <w:pStyle w:val="Normal"/>
+        <w:spacing w:lineRule="atLeast" w:line="285"/>
+        <w:ind w:hanging="0" w:left="0" w:right="0"/>
+        <w:rPr>
+          <w:rFonts w:ascii="Droid Sans Mono;monospace" w:hAnsi="Droid Sans Mono;monospace"/>
+          <w:b w:val="false"/>
+          <w:color w:val="657B83"/>
+          <w:sz w:val="21"/>
+          <w:shd w:fill="FDF6E3" w:val="clear"/>
+        </w:rPr>
+      </w:pPr>
+      <w:r>
+        <w:rPr>
+          <w:rFonts w:ascii="Droid Sans Mono;monospace" w:hAnsi="Droid Sans Mono;monospace"/>
+          <w:b w:val="false"/>
+          <w:color w:val="268BD2"/>
+          <w:sz w:val="21"/>
+          <w:shd w:fill="FDF6E3" w:val="clear"/>
+        </w:rPr>
+        <w:tab/>
+        <w:t>massiv</w:t>
+      </w:r>
+      <w:r>
+        <w:rPr>
+          <w:rFonts w:ascii="Droid Sans Mono;monospace" w:hAnsi="Droid Sans Mono;monospace"/>
+          <w:b w:val="false"/>
+          <w:color w:val="657B83"/>
+          <w:sz w:val="21"/>
+          <w:shd w:fill="FDF6E3" w:val="clear"/>
+        </w:rPr>
+        <w:t xml:space="preserve"> </w:t>
+      </w:r>
+      <w:r>
+        <w:rPr>
+          <w:rFonts w:ascii="Droid Sans Mono;monospace" w:hAnsi="Droid Sans Mono;monospace"/>
+          <w:b w:val="false"/>
+          <w:color w:val="859900"/>
+          <w:sz w:val="21"/>
+          <w:shd w:fill="FDF6E3" w:val="clear"/>
+        </w:rPr>
+        <w:t>=</w:t>
+      </w:r>
+      <w:r>
+        <w:rPr>
+          <w:rFonts w:ascii="Droid Sans Mono;monospace" w:hAnsi="Droid Sans Mono;monospace"/>
+          <w:b w:val="false"/>
+          <w:color w:val="657B83"/>
+          <w:sz w:val="21"/>
+          <w:shd w:fill="FDF6E3" w:val="clear"/>
+        </w:rPr>
+        <w:t xml:space="preserve"> </w:t>
+      </w:r>
+      <w:r>
+        <w:rPr>
+          <w:rFonts w:ascii="Droid Sans Mono;monospace" w:hAnsi="Droid Sans Mono;monospace"/>
+          <w:b w:val="false"/>
+          <w:color w:val="268BD2"/>
+          <w:sz w:val="21"/>
+          <w:shd w:fill="FDF6E3" w:val="clear"/>
+        </w:rPr>
+        <w:t>sdelat_massiv_pustym</w:t>
+      </w:r>
+      <w:r>
+        <w:rPr>
+          <w:rFonts w:ascii="Droid Sans Mono;monospace" w:hAnsi="Droid Sans Mono;monospace"/>
+          <w:b w:val="false"/>
+          <w:color w:val="657B83"/>
+          <w:sz w:val="21"/>
+          <w:shd w:fill="FDF6E3" w:val="clear"/>
+        </w:rPr>
+        <w:t>(</w:t>
+      </w:r>
+      <w:r>
+        <w:rPr>
+          <w:rFonts w:ascii="Droid Sans Mono;monospace" w:hAnsi="Droid Sans Mono;monospace"/>
+          <w:b w:val="false"/>
+          <w:color w:val="268BD2"/>
+          <w:sz w:val="21"/>
+          <w:shd w:fill="FDF6E3" w:val="clear"/>
+        </w:rPr>
+        <w:t>massiv</w:t>
+      </w:r>
+      <w:r>
+        <w:rPr>
+          <w:rFonts w:ascii="Droid Sans Mono;monospace" w:hAnsi="Droid Sans Mono;monospace"/>
+          <w:b w:val="false"/>
+          <w:color w:val="657B83"/>
+          <w:sz w:val="21"/>
+          <w:shd w:fill="FDF6E3" w:val="clear"/>
+        </w:rPr>
+        <w:t xml:space="preserve">) </w:t>
+      </w:r>
+      <w:r>
+        <w:rPr>
+          <w:rFonts w:ascii="Droid Sans Mono;monospace" w:hAnsi="Droid Sans Mono;monospace"/>
+          <w:b w:val="false"/>
+          <w:i/>
+          <w:color w:val="93A1A1"/>
+          <w:sz w:val="21"/>
+          <w:shd w:fill="FDF6E3" w:val="clear"/>
+        </w:rPr>
+        <w:t># Вызов функции очистки</w:t>
+      </w:r>
+    </w:p>
+    <w:p>
+      <w:pPr>
+        <w:pStyle w:val="Normal"/>
+        <w:spacing w:lineRule="atLeast" w:line="285"/>
+        <w:rPr/>
+      </w:pPr>
+      <w:r>
+        <w:rPr/>
+      </w:r>
+    </w:p>
+    <w:p>
+      <w:pPr>
+        <w:pStyle w:val="Normal"/>
+        <w:spacing w:lineRule="atLeast" w:line="285"/>
+        <w:ind w:hanging="0" w:left="0" w:right="0"/>
+        <w:rPr>
+          <w:rFonts w:ascii="Droid Sans Mono;monospace" w:hAnsi="Droid Sans Mono;monospace"/>
+          <w:b w:val="false"/>
+          <w:color w:val="657B83"/>
+          <w:sz w:val="21"/>
+          <w:shd w:fill="FDF6E3" w:val="clear"/>
+        </w:rPr>
+      </w:pPr>
+      <w:r>
+        <w:rPr>
+          <w:rFonts w:ascii="Droid Sans Mono;monospace" w:hAnsi="Droid Sans Mono;monospace"/>
+          <w:b w:val="false"/>
+          <w:color w:val="859900"/>
+          <w:sz w:val="21"/>
+          <w:shd w:fill="FDF6E3" w:val="clear"/>
+        </w:rPr>
+        <w:tab/>
+        <w:t>assert</w:t>
+      </w:r>
+      <w:r>
+        <w:rPr>
+          <w:rFonts w:ascii="Droid Sans Mono;monospace" w:hAnsi="Droid Sans Mono;monospace"/>
+          <w:b w:val="false"/>
+          <w:color w:val="657B83"/>
+          <w:sz w:val="21"/>
+          <w:shd w:fill="FDF6E3" w:val="clear"/>
+        </w:rPr>
+        <w:t xml:space="preserve"> </w:t>
+      </w:r>
+      <w:r>
+        <w:rPr>
+          <w:rFonts w:ascii="Droid Sans Mono;monospace" w:hAnsi="Droid Sans Mono;monospace"/>
+          <w:b w:val="false"/>
+          <w:color w:val="268BD2"/>
+          <w:sz w:val="21"/>
+          <w:shd w:fill="FDF6E3" w:val="clear"/>
+        </w:rPr>
+        <w:t>len</w:t>
+      </w:r>
+      <w:r>
+        <w:rPr>
+          <w:rFonts w:ascii="Droid Sans Mono;monospace" w:hAnsi="Droid Sans Mono;monospace"/>
+          <w:b w:val="false"/>
+          <w:color w:val="657B83"/>
+          <w:sz w:val="21"/>
+          <w:shd w:fill="FDF6E3" w:val="clear"/>
+        </w:rPr>
+        <w:t>(</w:t>
+      </w:r>
+      <w:r>
+        <w:rPr>
+          <w:rFonts w:ascii="Droid Sans Mono;monospace" w:hAnsi="Droid Sans Mono;monospace"/>
+          <w:b w:val="false"/>
+          <w:color w:val="268BD2"/>
+          <w:sz w:val="21"/>
+          <w:shd w:fill="FDF6E3" w:val="clear"/>
+        </w:rPr>
+        <w:t>massiv</w:t>
+      </w:r>
+      <w:r>
+        <w:rPr>
+          <w:rFonts w:ascii="Droid Sans Mono;monospace" w:hAnsi="Droid Sans Mono;monospace"/>
+          <w:b w:val="false"/>
+          <w:color w:val="657B83"/>
+          <w:sz w:val="21"/>
+          <w:shd w:fill="FDF6E3" w:val="clear"/>
+        </w:rPr>
+        <w:t xml:space="preserve">) </w:t>
+      </w:r>
+      <w:r>
+        <w:rPr>
+          <w:rFonts w:ascii="Droid Sans Mono;monospace" w:hAnsi="Droid Sans Mono;monospace"/>
+          <w:b w:val="false"/>
+          <w:color w:val="859900"/>
+          <w:sz w:val="21"/>
+          <w:shd w:fill="FDF6E3" w:val="clear"/>
+        </w:rPr>
+        <w:t>==</w:t>
+      </w:r>
+      <w:r>
+        <w:rPr>
+          <w:rFonts w:ascii="Droid Sans Mono;monospace" w:hAnsi="Droid Sans Mono;monospace"/>
+          <w:b w:val="false"/>
+          <w:color w:val="657B83"/>
+          <w:sz w:val="21"/>
+          <w:shd w:fill="FDF6E3" w:val="clear"/>
+        </w:rPr>
+        <w:t xml:space="preserve"> </w:t>
+      </w:r>
+      <w:r>
+        <w:rPr>
+          <w:rFonts w:ascii="Droid Sans Mono;monospace" w:hAnsi="Droid Sans Mono;monospace"/>
+          <w:b w:val="false"/>
+          <w:color w:val="268BD2"/>
+          <w:sz w:val="21"/>
+          <w:shd w:fill="FDF6E3" w:val="clear"/>
+        </w:rPr>
+        <w:t>N</w:t>
+      </w:r>
+      <w:r>
+        <w:rPr>
+          <w:rFonts w:ascii="Droid Sans Mono;monospace" w:hAnsi="Droid Sans Mono;monospace"/>
+          <w:b w:val="false"/>
+          <w:color w:val="859900"/>
+          <w:sz w:val="21"/>
+          <w:shd w:fill="FDF6E3" w:val="clear"/>
+        </w:rPr>
+        <w:t>+</w:t>
+      </w:r>
+      <w:r>
+        <w:rPr>
+          <w:rFonts w:ascii="Droid Sans Mono;monospace" w:hAnsi="Droid Sans Mono;monospace"/>
+          <w:b w:val="false"/>
+          <w:color w:val="D33682"/>
+          <w:sz w:val="21"/>
+          <w:shd w:fill="FDF6E3" w:val="clear"/>
+        </w:rPr>
+        <w:t>1</w:t>
+      </w:r>
+      <w:r>
+        <w:rPr>
+          <w:rFonts w:ascii="Droid Sans Mono;monospace" w:hAnsi="Droid Sans Mono;monospace"/>
+          <w:b w:val="false"/>
+          <w:color w:val="657B83"/>
+          <w:sz w:val="21"/>
+          <w:shd w:fill="FDF6E3" w:val="clear"/>
+        </w:rPr>
+        <w:t xml:space="preserve"> </w:t>
+      </w:r>
+      <w:r>
+        <w:rPr>
+          <w:rFonts w:ascii="Droid Sans Mono;monospace" w:hAnsi="Droid Sans Mono;monospace"/>
+          <w:b w:val="false"/>
+          <w:i/>
+          <w:color w:val="93A1A1"/>
+          <w:sz w:val="21"/>
+          <w:shd w:fill="FDF6E3" w:val="clear"/>
+        </w:rPr>
+        <w:t># Проверки на неизменность длины и пустоту массива</w:t>
+      </w:r>
+    </w:p>
+    <w:p>
+      <w:pPr>
+        <w:pStyle w:val="Normal"/>
+        <w:spacing w:lineRule="atLeast" w:line="285"/>
+        <w:ind w:hanging="0" w:left="0" w:right="0"/>
+        <w:rPr>
+          <w:rFonts w:ascii="Droid Sans Mono;monospace" w:hAnsi="Droid Sans Mono;monospace"/>
+          <w:b w:val="false"/>
+          <w:color w:val="657B83"/>
+          <w:sz w:val="21"/>
+          <w:shd w:fill="FDF6E3" w:val="clear"/>
+        </w:rPr>
+      </w:pPr>
+      <w:r>
+        <w:rPr>
+          <w:rFonts w:ascii="Droid Sans Mono;monospace" w:hAnsi="Droid Sans Mono;monospace"/>
+          <w:b w:val="false"/>
+          <w:color w:val="859900"/>
+          <w:sz w:val="21"/>
+          <w:shd w:fill="FDF6E3" w:val="clear"/>
+        </w:rPr>
+        <w:tab/>
+        <w:t>assert</w:t>
+      </w:r>
+      <w:r>
+        <w:rPr>
+          <w:rFonts w:ascii="Droid Sans Mono;monospace" w:hAnsi="Droid Sans Mono;monospace"/>
+          <w:b w:val="false"/>
+          <w:color w:val="657B83"/>
+          <w:sz w:val="21"/>
+          <w:shd w:fill="FDF6E3" w:val="clear"/>
+        </w:rPr>
+        <w:t xml:space="preserve"> </w:t>
+      </w:r>
+      <w:r>
+        <w:rPr>
+          <w:rFonts w:ascii="Droid Sans Mono;monospace" w:hAnsi="Droid Sans Mono;monospace"/>
+          <w:b w:val="false"/>
+          <w:color w:val="268BD2"/>
+          <w:sz w:val="21"/>
+          <w:shd w:fill="FDF6E3" w:val="clear"/>
+        </w:rPr>
+        <w:t>massiv</w:t>
+      </w:r>
+      <w:r>
+        <w:rPr>
+          <w:rFonts w:ascii="Droid Sans Mono;monospace" w:hAnsi="Droid Sans Mono;monospace"/>
+          <w:b w:val="false"/>
+          <w:color w:val="657B83"/>
+          <w:sz w:val="21"/>
+          <w:shd w:fill="FDF6E3" w:val="clear"/>
+        </w:rPr>
+        <w:t>[</w:t>
+      </w:r>
+      <w:r>
+        <w:rPr>
+          <w:rFonts w:ascii="Droid Sans Mono;monospace" w:hAnsi="Droid Sans Mono;monospace"/>
+          <w:b w:val="false"/>
+          <w:color w:val="D33682"/>
+          <w:sz w:val="21"/>
+          <w:shd w:fill="FDF6E3" w:val="clear"/>
+        </w:rPr>
+        <w:t>0</w:t>
+      </w:r>
+      <w:r>
+        <w:rPr>
+          <w:rFonts w:ascii="Droid Sans Mono;monospace" w:hAnsi="Droid Sans Mono;monospace"/>
+          <w:b w:val="false"/>
+          <w:color w:val="657B83"/>
+          <w:sz w:val="21"/>
+          <w:shd w:fill="FDF6E3" w:val="clear"/>
+        </w:rPr>
+        <w:t xml:space="preserve">] </w:t>
+      </w:r>
+      <w:r>
+        <w:rPr>
+          <w:rFonts w:ascii="Droid Sans Mono;monospace" w:hAnsi="Droid Sans Mono;monospace"/>
+          <w:b w:val="false"/>
+          <w:color w:val="859900"/>
+          <w:sz w:val="21"/>
+          <w:shd w:fill="FDF6E3" w:val="clear"/>
+        </w:rPr>
+        <w:t>==</w:t>
+      </w:r>
+      <w:r>
+        <w:rPr>
+          <w:rFonts w:ascii="Droid Sans Mono;monospace" w:hAnsi="Droid Sans Mono;monospace"/>
+          <w:b w:val="false"/>
+          <w:color w:val="657B83"/>
+          <w:sz w:val="21"/>
+          <w:shd w:fill="FDF6E3" w:val="clear"/>
+        </w:rPr>
+        <w:t xml:space="preserve"> </w:t>
+      </w:r>
+      <w:r>
+        <w:rPr>
+          <w:rFonts w:ascii="Droid Sans Mono;monospace" w:hAnsi="Droid Sans Mono;monospace"/>
+          <w:b w:val="false"/>
+          <w:color w:val="D33682"/>
+          <w:sz w:val="21"/>
+          <w:shd w:fill="FDF6E3" w:val="clear"/>
+        </w:rPr>
+        <w:t>0</w:t>
+      </w:r>
+    </w:p>
+    <w:p>
+      <w:pPr>
+        <w:pStyle w:val="Normal"/>
+        <w:spacing w:lineRule="atLeast" w:line="285"/>
+        <w:ind w:hanging="0" w:left="0" w:right="0"/>
+        <w:rPr>
+          <w:rFonts w:ascii="Droid Sans Mono;monospace" w:hAnsi="Droid Sans Mono;monospace"/>
+          <w:b w:val="false"/>
+          <w:color w:val="657B83"/>
+          <w:sz w:val="21"/>
+          <w:shd w:fill="FDF6E3" w:val="clear"/>
+        </w:rPr>
+      </w:pPr>
+      <w:r>
+        <w:rPr>
+          <w:rFonts w:ascii="Droid Sans Mono;monospace" w:hAnsi="Droid Sans Mono;monospace"/>
+          <w:b w:val="false"/>
+          <w:color w:val="859900"/>
+          <w:sz w:val="21"/>
+          <w:shd w:fill="FDF6E3" w:val="clear"/>
+        </w:rPr>
+        <w:tab/>
+        <w:t>assert</w:t>
+      </w:r>
+      <w:r>
+        <w:rPr>
+          <w:rFonts w:ascii="Droid Sans Mono;monospace" w:hAnsi="Droid Sans Mono;monospace"/>
+          <w:b w:val="false"/>
+          <w:color w:val="657B83"/>
+          <w:sz w:val="21"/>
+          <w:shd w:fill="FDF6E3" w:val="clear"/>
+        </w:rPr>
+        <w:t xml:space="preserve"> </w:t>
+      </w:r>
+      <w:r>
+        <w:rPr>
+          <w:rFonts w:ascii="Droid Sans Mono;monospace" w:hAnsi="Droid Sans Mono;monospace"/>
+          <w:b w:val="false"/>
+          <w:color w:val="268BD2"/>
+          <w:sz w:val="21"/>
+          <w:shd w:fill="FDF6E3" w:val="clear"/>
+        </w:rPr>
+        <w:t>massiv</w:t>
+      </w:r>
+      <w:r>
+        <w:rPr>
+          <w:rFonts w:ascii="Droid Sans Mono;monospace" w:hAnsi="Droid Sans Mono;monospace"/>
+          <w:b w:val="false"/>
+          <w:color w:val="657B83"/>
+          <w:sz w:val="21"/>
+          <w:shd w:fill="FDF6E3" w:val="clear"/>
+        </w:rPr>
+        <w:t>[</w:t>
+      </w:r>
+      <w:r>
+        <w:rPr>
+          <w:rFonts w:ascii="Droid Sans Mono;monospace" w:hAnsi="Droid Sans Mono;monospace"/>
+          <w:b w:val="false"/>
+          <w:color w:val="D33682"/>
+          <w:sz w:val="21"/>
+          <w:shd w:fill="FDF6E3" w:val="clear"/>
+        </w:rPr>
+        <w:t>1</w:t>
+      </w:r>
+      <w:r>
+        <w:rPr>
+          <w:rFonts w:ascii="Droid Sans Mono;monospace" w:hAnsi="Droid Sans Mono;monospace"/>
+          <w:b w:val="false"/>
+          <w:color w:val="657B83"/>
+          <w:sz w:val="21"/>
+          <w:shd w:fill="FDF6E3" w:val="clear"/>
+        </w:rPr>
+        <w:t xml:space="preserve">] </w:t>
+      </w:r>
+      <w:r>
+        <w:rPr>
+          <w:rFonts w:ascii="Droid Sans Mono;monospace" w:hAnsi="Droid Sans Mono;monospace"/>
+          <w:b w:val="false"/>
+          <w:color w:val="859900"/>
+          <w:sz w:val="21"/>
+          <w:shd w:fill="FDF6E3" w:val="clear"/>
+        </w:rPr>
+        <w:t>==</w:t>
+      </w:r>
+      <w:r>
+        <w:rPr>
+          <w:rFonts w:ascii="Droid Sans Mono;monospace" w:hAnsi="Droid Sans Mono;monospace"/>
+          <w:b w:val="false"/>
+          <w:color w:val="657B83"/>
+          <w:sz w:val="21"/>
+          <w:shd w:fill="FDF6E3" w:val="clear"/>
+        </w:rPr>
+        <w:t xml:space="preserve"> </w:t>
+      </w:r>
+      <w:r>
+        <w:rPr>
+          <w:rFonts w:ascii="Droid Sans Mono;monospace" w:hAnsi="Droid Sans Mono;monospace"/>
+          <w:b w:val="false"/>
+          <w:color w:val="268BD2"/>
+          <w:sz w:val="21"/>
+          <w:shd w:fill="FDF6E3" w:val="clear"/>
+        </w:rPr>
+        <w:t>massiv</w:t>
+      </w:r>
+      <w:r>
+        <w:rPr>
+          <w:rFonts w:ascii="Droid Sans Mono;monospace" w:hAnsi="Droid Sans Mono;monospace"/>
+          <w:b w:val="false"/>
+          <w:color w:val="657B83"/>
+          <w:sz w:val="21"/>
+          <w:shd w:fill="FDF6E3" w:val="clear"/>
+        </w:rPr>
+        <w:t>[</w:t>
+      </w:r>
+      <w:r>
+        <w:rPr>
+          <w:rFonts w:ascii="Droid Sans Mono;monospace" w:hAnsi="Droid Sans Mono;monospace"/>
+          <w:b w:val="false"/>
+          <w:color w:val="D33682"/>
+          <w:sz w:val="21"/>
+          <w:shd w:fill="FDF6E3" w:val="clear"/>
+        </w:rPr>
+        <w:t>2</w:t>
+      </w:r>
+      <w:r>
+        <w:rPr>
+          <w:rFonts w:ascii="Droid Sans Mono;monospace" w:hAnsi="Droid Sans Mono;monospace"/>
+          <w:b w:val="false"/>
+          <w:color w:val="657B83"/>
+          <w:sz w:val="21"/>
+          <w:shd w:fill="FDF6E3" w:val="clear"/>
+        </w:rPr>
+        <w:t xml:space="preserve">] </w:t>
+      </w:r>
+      <w:r>
+        <w:rPr>
+          <w:rFonts w:ascii="Droid Sans Mono;monospace" w:hAnsi="Droid Sans Mono;monospace"/>
+          <w:b w:val="false"/>
+          <w:color w:val="859900"/>
+          <w:sz w:val="21"/>
+          <w:shd w:fill="FDF6E3" w:val="clear"/>
+        </w:rPr>
+        <w:t>==</w:t>
+      </w:r>
+      <w:r>
+        <w:rPr>
+          <w:rFonts w:ascii="Droid Sans Mono;monospace" w:hAnsi="Droid Sans Mono;monospace"/>
+          <w:b w:val="false"/>
+          <w:color w:val="657B83"/>
+          <w:sz w:val="21"/>
+          <w:shd w:fill="FDF6E3" w:val="clear"/>
+        </w:rPr>
+        <w:t xml:space="preserve"> </w:t>
+      </w:r>
+      <w:r>
+        <w:rPr>
+          <w:rFonts w:ascii="Droid Sans Mono;monospace" w:hAnsi="Droid Sans Mono;monospace"/>
+          <w:b w:val="false"/>
+          <w:color w:val="268BD2"/>
+          <w:sz w:val="21"/>
+          <w:shd w:fill="FDF6E3" w:val="clear"/>
+        </w:rPr>
+        <w:t>PUSTOY_SIMVOL</w:t>
+      </w:r>
+    </w:p>
+    <w:p>
+      <w:pPr>
+        <w:pStyle w:val="Normal"/>
+        <w:spacing w:lineRule="atLeast" w:line="285"/>
+        <w:ind w:hanging="0" w:left="0" w:right="0"/>
+        <w:rPr>
+          <w:rFonts w:ascii="Droid Sans Mono;monospace" w:hAnsi="Droid Sans Mono;monospace"/>
+          <w:b w:val="false"/>
+          <w:color w:val="657B83"/>
+          <w:sz w:val="21"/>
+          <w:shd w:fill="FDF6E3" w:val="clear"/>
+        </w:rPr>
+      </w:pPr>
+      <w:r>
+        <w:rPr>
+          <w:rFonts w:ascii="Droid Sans Mono;monospace" w:hAnsi="Droid Sans Mono;monospace"/>
+          <w:b w:val="false"/>
+          <w:color w:val="268BD2"/>
+          <w:sz w:val="21"/>
+          <w:shd w:fill="FDF6E3" w:val="clear"/>
+        </w:rPr>
+        <w:tab/>
+        <w:t>print</w:t>
+      </w:r>
+      <w:r>
+        <w:rPr>
+          <w:rFonts w:ascii="Droid Sans Mono;monospace" w:hAnsi="Droid Sans Mono;monospace"/>
+          <w:b w:val="false"/>
+          <w:color w:val="657B83"/>
+          <w:sz w:val="21"/>
+          <w:shd w:fill="FDF6E3" w:val="clear"/>
+        </w:rPr>
+        <w:t>(</w:t>
+      </w:r>
+      <w:r>
+        <w:rPr>
+          <w:rFonts w:ascii="Droid Sans Mono;monospace" w:hAnsi="Droid Sans Mono;monospace"/>
+          <w:b w:val="false"/>
+          <w:color w:val="2AA198"/>
+          <w:sz w:val="21"/>
+          <w:shd w:fill="FDF6E3" w:val="clear"/>
+        </w:rPr>
+        <w:t>"Проверка очистки массива пройдена"</w:t>
+      </w:r>
+      <w:r>
+        <w:rPr>
+          <w:rFonts w:ascii="Droid Sans Mono;monospace" w:hAnsi="Droid Sans Mono;monospace"/>
+          <w:b w:val="false"/>
+          <w:color w:val="657B83"/>
+          <w:sz w:val="21"/>
+          <w:shd w:fill="FDF6E3" w:val="clear"/>
+        </w:rPr>
+        <w:t>)</w:t>
+      </w:r>
+    </w:p>
+    <w:p>
+      <w:pPr>
+        <w:pStyle w:val="Heading3"/>
+        <w:numPr>
+          <w:ilvl w:val="2"/>
+          <w:numId w:val="2"/>
+        </w:numPr>
+        <w:ind w:left="0"/>
+        <w:rPr/>
+      </w:pPr>
+      <w:bookmarkStart w:id="16" w:name="__RefHeading___Toc77_2910072201"/>
+      <w:bookmarkEnd w:id="16"/>
+      <w:r>
+        <w:rPr/>
+        <w:t>Результат тестирования функции очистки массива</w:t>
+      </w:r>
+    </w:p>
+    <w:p>
+      <w:pPr>
+        <w:pStyle w:val="Normal"/>
+        <w:spacing w:lineRule="atLeast" w:line="285"/>
+        <w:ind w:hanging="0" w:left="0" w:right="0"/>
+        <w:rPr/>
+      </w:pPr>
+      <w:r>
+        <w:rPr>
+          <w:rFonts w:ascii="Droid Sans Mono;monospace" w:hAnsi="Droid Sans Mono;monospace"/>
+          <w:b/>
+          <w:color w:val="586E75"/>
+          <w:sz w:val="21"/>
+          <w:shd w:fill="FDF6E3" w:val="clear"/>
+        </w:rPr>
+        <w:t>Проверка очистки массива пройдена</w:t>
       </w:r>
     </w:p>
     <w:sectPr>

--- a/Отчет.docx
+++ b/Отчет.docx
@@ -308,6 +308,86 @@
               <w:t>3</w:t>
             </w:r>
           </w:hyperlink>
+        </w:p>
+        <w:p>
+          <w:pPr>
+            <w:pStyle w:val="TOC2"/>
+            <w:tabs>
+              <w:tab w:val="clear" w:pos="9355"/>
+              <w:tab w:val="right" w:pos="9637" w:leader="dot"/>
+            </w:tabs>
+            <w:rPr/>
+          </w:pPr>
+          <w:hyperlink w:anchor="__RefHeading___Toc4247_2026028575">
+            <w:r>
+              <w:rPr>
+                <w:rStyle w:val="Style10"/>
+              </w:rPr>
+              <w:t>2. Множество &lt;вх: М&gt; пусто: да/нет</w:t>
+              <w:tab/>
+              <w:t>4</w:t>
+            </w:r>
+          </w:hyperlink>
+        </w:p>
+        <w:p>
+          <w:pPr>
+            <w:pStyle w:val="TOC3"/>
+            <w:tabs>
+              <w:tab w:val="clear" w:pos="9071"/>
+              <w:tab w:val="right" w:pos="9637" w:leader="dot"/>
+            </w:tabs>
+            <w:rPr/>
+          </w:pPr>
+          <w:hyperlink w:anchor="__RefHeading___Toc4249_2026028575">
+            <w:r>
+              <w:rPr>
+                <w:rStyle w:val="Style10"/>
+              </w:rPr>
+              <w:t>Текст реализации предписания</w:t>
+              <w:tab/>
+              <w:t>4</w:t>
+            </w:r>
+          </w:hyperlink>
+        </w:p>
+        <w:p>
+          <w:pPr>
+            <w:pStyle w:val="TOC3"/>
+            <w:tabs>
+              <w:tab w:val="clear" w:pos="9071"/>
+              <w:tab w:val="right" w:pos="9637" w:leader="dot"/>
+            </w:tabs>
+            <w:rPr/>
+          </w:pPr>
+          <w:hyperlink w:anchor="__RefHeading___Toc4251_2026028575">
+            <w:r>
+              <w:rPr>
+                <w:rStyle w:val="Style10"/>
+              </w:rPr>
+              <w:t>Текст проверочной программы</w:t>
+              <w:tab/>
+              <w:t>4</w:t>
+            </w:r>
+          </w:hyperlink>
+        </w:p>
+        <w:p>
+          <w:pPr>
+            <w:pStyle w:val="TOC3"/>
+            <w:tabs>
+              <w:tab w:val="clear" w:pos="9071"/>
+              <w:tab w:val="right" w:pos="9637" w:leader="dot"/>
+            </w:tabs>
+            <w:rPr/>
+          </w:pPr>
+          <w:hyperlink w:anchor="__RefHeading___Toc4253_2026028575">
+            <w:r>
+              <w:rPr>
+                <w:rStyle w:val="Style10"/>
+              </w:rPr>
+              <w:t>Содержимое окна ввода/вывода</w:t>
+              <w:tab/>
+              <w:t>4</w:t>
+            </w:r>
+          </w:hyperlink>
           <w:r>
             <w:rPr>
               <w:rStyle w:val="Style10"/>
@@ -775,13 +855,472 @@
           <w:ilvl w:val="1"/>
           <w:numId w:val="2"/>
         </w:numPr>
-        <w:spacing w:before="340" w:after="170"/>
         <w:ind w:left="0"/>
         <w:rPr/>
       </w:pPr>
+      <w:bookmarkStart w:id="8" w:name="__RefHeading___Toc4247_2026028575"/>
+      <w:bookmarkEnd w:id="8"/>
       <w:r>
         <w:rPr/>
         <w:t>2. Множество &lt;вх: М&gt; пусто: да/нет</w:t>
+      </w:r>
+    </w:p>
+    <w:p>
+      <w:pPr>
+        <w:pStyle w:val="Heading3"/>
+        <w:numPr>
+          <w:ilvl w:val="2"/>
+          <w:numId w:val="2"/>
+        </w:numPr>
+        <w:ind w:left="0"/>
+        <w:rPr/>
+      </w:pPr>
+      <w:bookmarkStart w:id="9" w:name="__RefHeading___Toc4249_2026028575"/>
+      <w:bookmarkEnd w:id="9"/>
+      <w:r>
+        <w:rPr/>
+        <w:t>Текст реализации предписания</w:t>
+      </w:r>
+    </w:p>
+    <w:tbl>
+      <w:tblPr>
+        <w:tblW w:w="5000" w:type="pct"/>
+        <w:jc w:val="left"/>
+        <w:tblInd w:w="55" w:type="dxa"/>
+        <w:tblLayout w:type="fixed"/>
+        <w:tblCellMar>
+          <w:top w:w="55" w:type="dxa"/>
+          <w:left w:w="55" w:type="dxa"/>
+          <w:bottom w:w="55" w:type="dxa"/>
+          <w:right w:w="55" w:type="dxa"/>
+        </w:tblCellMar>
+      </w:tblPr>
+      <w:tblGrid>
+        <w:gridCol w:w="9638"/>
+      </w:tblGrid>
+      <w:tr>
+        <w:trPr/>
+        <w:tc>
+          <w:tcPr>
+            <w:tcW w:w="9638" w:type="dxa"/>
+            <w:tcBorders>
+              <w:top w:val="single" w:sz="4" w:space="0" w:color="000000"/>
+              <w:left w:val="single" w:sz="4" w:space="0" w:color="000000"/>
+              <w:bottom w:val="single" w:sz="4" w:space="0" w:color="000000"/>
+              <w:right w:val="single" w:sz="4" w:space="0" w:color="000000"/>
+            </w:tcBorders>
+          </w:tcPr>
+          <w:p>
+            <w:pPr>
+              <w:pStyle w:val="Style13"/>
+              <w:rPr/>
+            </w:pPr>
+            <w:r>
+              <w:rPr/>
+              <w:t>def MnozhestvoPusto(M: list) -&gt; bool:</w:t>
+            </w:r>
+          </w:p>
+          <w:p>
+            <w:pPr>
+              <w:pStyle w:val="Style13"/>
+              <w:rPr/>
+            </w:pPr>
+            <w:r>
+              <w:rPr/>
+              <w:t xml:space="preserve">    </w:t>
+            </w:r>
+            <w:r>
+              <w:rPr/>
+              <w:t>return M[0] == 0</w:t>
+            </w:r>
+          </w:p>
+        </w:tc>
+      </w:tr>
+    </w:tbl>
+    <w:p>
+      <w:pPr>
+        <w:pStyle w:val="BodyText"/>
+        <w:rPr/>
+      </w:pPr>
+      <w:r>
+        <w:rPr/>
+        <w:t>Предусловие: M = M[1], …, M[N] — ряд с произвольными значениями целочисленного типа.</w:t>
+      </w:r>
+    </w:p>
+    <w:p>
+      <w:pPr>
+        <w:pStyle w:val="BodyText"/>
+        <w:rPr/>
+      </w:pPr>
+      <w:r>
+        <w:rPr/>
+        <w:t>Постусловие: размер M остался неизменным. Значения элементов ряда остались неизменны.</w:t>
+      </w:r>
+    </w:p>
+    <w:p>
+      <w:pPr>
+        <w:pStyle w:val="Heading3"/>
+        <w:numPr>
+          <w:ilvl w:val="2"/>
+          <w:numId w:val="2"/>
+        </w:numPr>
+        <w:ind w:left="0"/>
+        <w:rPr/>
+      </w:pPr>
+      <w:bookmarkStart w:id="10" w:name="__RefHeading___Toc4251_2026028575"/>
+      <w:bookmarkEnd w:id="10"/>
+      <w:r>
+        <w:rPr/>
+        <w:t>Текст проверочной программы</w:t>
+      </w:r>
+    </w:p>
+    <w:tbl>
+      <w:tblPr>
+        <w:tblW w:w="5000" w:type="pct"/>
+        <w:jc w:val="left"/>
+        <w:tblInd w:w="55" w:type="dxa"/>
+        <w:tblLayout w:type="fixed"/>
+        <w:tblCellMar>
+          <w:top w:w="55" w:type="dxa"/>
+          <w:left w:w="55" w:type="dxa"/>
+          <w:bottom w:w="55" w:type="dxa"/>
+          <w:right w:w="55" w:type="dxa"/>
+        </w:tblCellMar>
+      </w:tblPr>
+      <w:tblGrid>
+        <w:gridCol w:w="9638"/>
+      </w:tblGrid>
+      <w:tr>
+        <w:trPr/>
+        <w:tc>
+          <w:tcPr>
+            <w:tcW w:w="9638" w:type="dxa"/>
+            <w:tcBorders>
+              <w:top w:val="single" w:sz="4" w:space="0" w:color="000000"/>
+              <w:left w:val="single" w:sz="4" w:space="0" w:color="000000"/>
+              <w:bottom w:val="single" w:sz="4" w:space="0" w:color="000000"/>
+              <w:right w:val="single" w:sz="4" w:space="0" w:color="000000"/>
+            </w:tcBorders>
+          </w:tcPr>
+          <w:p>
+            <w:pPr>
+              <w:pStyle w:val="Style13"/>
+              <w:rPr/>
+            </w:pPr>
+            <w:r>
+              <w:rPr/>
+              <w:t>def TestMnozhestvoPusto():</w:t>
+            </w:r>
+          </w:p>
+          <w:p>
+            <w:pPr>
+              <w:pStyle w:val="Style13"/>
+              <w:rPr/>
+            </w:pPr>
+            <w:r>
+              <w:rPr/>
+              <w:t xml:space="preserve">    </w:t>
+            </w:r>
+            <w:r>
+              <w:rPr/>
+              <w:t>N = 10</w:t>
+            </w:r>
+          </w:p>
+          <w:p>
+            <w:pPr>
+              <w:pStyle w:val="Style13"/>
+              <w:rPr/>
+            </w:pPr>
+            <w:r>
+              <w:rPr/>
+              <w:t xml:space="preserve">    </w:t>
+            </w:r>
+            <w:r>
+              <w:rPr/>
+              <w:t>M = [PROBEL] * (N+1) # Создаем множество длиной N+1 (+1 для возможности индексации от 1 до N)</w:t>
+            </w:r>
+          </w:p>
+          <w:p>
+            <w:pPr>
+              <w:pStyle w:val="Style13"/>
+              <w:rPr/>
+            </w:pPr>
+            <w:r>
+              <w:rPr/>
+              <w:t xml:space="preserve">    </w:t>
+            </w:r>
+            <w:r>
+              <w:rPr/>
+              <w:t>M[0] = 0</w:t>
+            </w:r>
+          </w:p>
+          <w:p>
+            <w:pPr>
+              <w:pStyle w:val="Style13"/>
+              <w:rPr/>
+            </w:pPr>
+            <w:r>
+              <w:rPr/>
+            </w:r>
+          </w:p>
+          <w:p>
+            <w:pPr>
+              <w:pStyle w:val="Style13"/>
+              <w:rPr/>
+            </w:pPr>
+            <w:r>
+              <w:rPr/>
+              <w:t xml:space="preserve">    </w:t>
+            </w:r>
+            <w:r>
+              <w:rPr/>
+              <w:t>assert MnozhestvoPusto(M) # Вызываем проверяемую функцию (множество пусто) и тут же проверяем ответ</w:t>
+            </w:r>
+          </w:p>
+          <w:p>
+            <w:pPr>
+              <w:pStyle w:val="Style13"/>
+              <w:rPr/>
+            </w:pPr>
+            <w:r>
+              <w:rPr/>
+              <w:t xml:space="preserve">    </w:t>
+            </w:r>
+            <w:r>
+              <w:rPr/>
+              <w:t>assert len(M) == N+1 # Проверяем, осталась ли длина прежней</w:t>
+            </w:r>
+          </w:p>
+          <w:p>
+            <w:pPr>
+              <w:pStyle w:val="Style13"/>
+              <w:rPr/>
+            </w:pPr>
+            <w:r>
+              <w:rPr/>
+            </w:r>
+          </w:p>
+          <w:p>
+            <w:pPr>
+              <w:pStyle w:val="Style13"/>
+              <w:rPr/>
+            </w:pPr>
+            <w:r>
+              <w:rPr/>
+              <w:t xml:space="preserve">    </w:t>
+            </w:r>
+            <w:r>
+              <w:rPr/>
+              <w:t>for i in range(1, N+1):</w:t>
+            </w:r>
+          </w:p>
+          <w:p>
+            <w:pPr>
+              <w:pStyle w:val="Style13"/>
+              <w:rPr/>
+            </w:pPr>
+            <w:r>
+              <w:rPr/>
+              <w:t xml:space="preserve">        </w:t>
+            </w:r>
+            <w:r>
+              <w:rPr/>
+              <w:t>assert M[i] == PROBEL # Проверка, остались ли элементы множества неизменны</w:t>
+            </w:r>
+          </w:p>
+          <w:p>
+            <w:pPr>
+              <w:pStyle w:val="Style13"/>
+              <w:rPr/>
+            </w:pPr>
+            <w:r>
+              <w:rPr/>
+            </w:r>
+          </w:p>
+          <w:p>
+            <w:pPr>
+              <w:pStyle w:val="Style13"/>
+              <w:rPr/>
+            </w:pPr>
+            <w:r>
+              <w:rPr/>
+              <w:t xml:space="preserve">    </w:t>
+            </w:r>
+            <w:r>
+              <w:rPr/>
+              <w:t xml:space="preserve">M[0] = 3 # Заполняем множество элементами </w:t>
+            </w:r>
+          </w:p>
+          <w:p>
+            <w:pPr>
+              <w:pStyle w:val="Style13"/>
+              <w:rPr/>
+            </w:pPr>
+            <w:r>
+              <w:rPr/>
+              <w:t xml:space="preserve">    </w:t>
+            </w:r>
+            <w:r>
+              <w:rPr/>
+              <w:t>M[1] = 4</w:t>
+            </w:r>
+          </w:p>
+          <w:p>
+            <w:pPr>
+              <w:pStyle w:val="Style13"/>
+              <w:rPr/>
+            </w:pPr>
+            <w:r>
+              <w:rPr/>
+              <w:t xml:space="preserve">    </w:t>
+            </w:r>
+            <w:r>
+              <w:rPr/>
+              <w:t>M[2] = 2</w:t>
+            </w:r>
+          </w:p>
+          <w:p>
+            <w:pPr>
+              <w:pStyle w:val="Style13"/>
+              <w:rPr/>
+            </w:pPr>
+            <w:r>
+              <w:rPr/>
+              <w:t xml:space="preserve">    </w:t>
+            </w:r>
+            <w:r>
+              <w:rPr/>
+              <w:t>M[3] = 9</w:t>
+            </w:r>
+          </w:p>
+          <w:p>
+            <w:pPr>
+              <w:pStyle w:val="Style13"/>
+              <w:rPr/>
+            </w:pPr>
+            <w:r>
+              <w:rPr/>
+            </w:r>
+          </w:p>
+          <w:p>
+            <w:pPr>
+              <w:pStyle w:val="Style13"/>
+              <w:rPr/>
+            </w:pPr>
+            <w:r>
+              <w:rPr/>
+              <w:t xml:space="preserve">    </w:t>
+            </w:r>
+            <w:r>
+              <w:rPr/>
+              <w:t>assert not MnozhestvoPusto(M) # Вызываем проверяемую функцию (множество пусто) и тут же проверяем ответ</w:t>
+            </w:r>
+          </w:p>
+          <w:p>
+            <w:pPr>
+              <w:pStyle w:val="Style13"/>
+              <w:rPr/>
+            </w:pPr>
+            <w:r>
+              <w:rPr/>
+              <w:t xml:space="preserve">    </w:t>
+            </w:r>
+            <w:r>
+              <w:rPr/>
+              <w:t>assert M[1] == 4 and M[2] == 2 and M[3] == 9 # Проверка, остались ли элементы множества неизменны</w:t>
+            </w:r>
+          </w:p>
+          <w:p>
+            <w:pPr>
+              <w:pStyle w:val="Style13"/>
+              <w:rPr/>
+            </w:pPr>
+            <w:r>
+              <w:rPr/>
+            </w:r>
+          </w:p>
+          <w:p>
+            <w:pPr>
+              <w:pStyle w:val="Style13"/>
+              <w:rPr/>
+            </w:pPr>
+            <w:r>
+              <w:rPr/>
+              <w:t xml:space="preserve">    </w:t>
+            </w:r>
+            <w:r>
+              <w:rPr/>
+              <w:t>print("Множество успешно проверено на пустоту")</w:t>
+            </w:r>
+          </w:p>
+        </w:tc>
+      </w:tr>
+    </w:tbl>
+    <w:p>
+      <w:pPr>
+        <w:pStyle w:val="Heading3"/>
+        <w:numPr>
+          <w:ilvl w:val="2"/>
+          <w:numId w:val="2"/>
+        </w:numPr>
+        <w:ind w:left="0"/>
+        <w:rPr/>
+      </w:pPr>
+      <w:bookmarkStart w:id="11" w:name="__RefHeading___Toc4253_2026028575"/>
+      <w:bookmarkEnd w:id="11"/>
+      <w:r>
+        <w:rPr/>
+        <w:t>Содержимое окна ввода/вывода</w:t>
+      </w:r>
+    </w:p>
+    <w:tbl>
+      <w:tblPr>
+        <w:tblW w:w="5000" w:type="pct"/>
+        <w:jc w:val="left"/>
+        <w:tblInd w:w="55" w:type="dxa"/>
+        <w:tblLayout w:type="fixed"/>
+        <w:tblCellMar>
+          <w:top w:w="55" w:type="dxa"/>
+          <w:left w:w="55" w:type="dxa"/>
+          <w:bottom w:w="55" w:type="dxa"/>
+          <w:right w:w="55" w:type="dxa"/>
+        </w:tblCellMar>
+      </w:tblPr>
+      <w:tblGrid>
+        <w:gridCol w:w="9638"/>
+      </w:tblGrid>
+      <w:tr>
+        <w:trPr/>
+        <w:tc>
+          <w:tcPr>
+            <w:tcW w:w="9638" w:type="dxa"/>
+            <w:tcBorders>
+              <w:top w:val="single" w:sz="4" w:space="0" w:color="000000"/>
+              <w:left w:val="single" w:sz="4" w:space="0" w:color="000000"/>
+              <w:bottom w:val="single" w:sz="4" w:space="0" w:color="000000"/>
+              <w:right w:val="single" w:sz="4" w:space="0" w:color="000000"/>
+            </w:tcBorders>
+          </w:tcPr>
+          <w:p>
+            <w:pPr>
+              <w:pStyle w:val="Style13"/>
+              <w:rPr/>
+            </w:pPr>
+            <w:r>
+              <w:rPr/>
+              <w:t>Множество успешно проверено на пустоту</w:t>
+            </w:r>
+          </w:p>
+        </w:tc>
+      </w:tr>
+    </w:tbl>
+    <w:p>
+      <w:pPr>
+        <w:pStyle w:val="BodyText"/>
+        <w:rPr/>
+      </w:pPr>
+      <w:r>
+        <w:rPr/>
       </w:r>
     </w:p>
     <w:sectPr>

--- a/Отчет.docx
+++ b/Отчет.docx
@@ -388,6 +388,86 @@
               <w:t>4</w:t>
             </w:r>
           </w:hyperlink>
+        </w:p>
+        <w:p>
+          <w:pPr>
+            <w:pStyle w:val="TOC2"/>
+            <w:tabs>
+              <w:tab w:val="clear" w:pos="9355"/>
+              <w:tab w:val="right" w:pos="9637" w:leader="dot"/>
+            </w:tabs>
+            <w:rPr/>
+          </w:pPr>
+          <w:hyperlink w:anchor="__RefHeading___Toc4257_2026028575">
+            <w:r>
+              <w:rPr>
+                <w:rStyle w:val="Style10"/>
+              </w:rPr>
+              <w:t>3. Множество &lt;вх: М&gt; не пусто: да/нет</w:t>
+              <w:tab/>
+              <w:t>5</w:t>
+            </w:r>
+          </w:hyperlink>
+        </w:p>
+        <w:p>
+          <w:pPr>
+            <w:pStyle w:val="TOC3"/>
+            <w:tabs>
+              <w:tab w:val="clear" w:pos="9071"/>
+              <w:tab w:val="right" w:pos="9637" w:leader="dot"/>
+            </w:tabs>
+            <w:rPr/>
+          </w:pPr>
+          <w:hyperlink w:anchor="__RefHeading___Toc4259_2026028575">
+            <w:r>
+              <w:rPr>
+                <w:rStyle w:val="Style10"/>
+              </w:rPr>
+              <w:t>Текст реализации предписания</w:t>
+              <w:tab/>
+              <w:t>5</w:t>
+            </w:r>
+          </w:hyperlink>
+        </w:p>
+        <w:p>
+          <w:pPr>
+            <w:pStyle w:val="TOC3"/>
+            <w:tabs>
+              <w:tab w:val="clear" w:pos="9071"/>
+              <w:tab w:val="right" w:pos="9637" w:leader="dot"/>
+            </w:tabs>
+            <w:rPr/>
+          </w:pPr>
+          <w:hyperlink w:anchor="__RefHeading___Toc4261_2026028575">
+            <w:r>
+              <w:rPr>
+                <w:rStyle w:val="Style10"/>
+              </w:rPr>
+              <w:t>Текст проверочной программы</w:t>
+              <w:tab/>
+              <w:t>5</w:t>
+            </w:r>
+          </w:hyperlink>
+        </w:p>
+        <w:p>
+          <w:pPr>
+            <w:pStyle w:val="TOC3"/>
+            <w:tabs>
+              <w:tab w:val="clear" w:pos="9071"/>
+              <w:tab w:val="right" w:pos="9637" w:leader="dot"/>
+            </w:tabs>
+            <w:rPr/>
+          </w:pPr>
+          <w:hyperlink w:anchor="__RefHeading___Toc4263_2026028575">
+            <w:r>
+              <w:rPr>
+                <w:rStyle w:val="Style10"/>
+              </w:rPr>
+              <w:t>Содержимое окна ввода/вывода</w:t>
+              <w:tab/>
+              <w:t>5</w:t>
+            </w:r>
+          </w:hyperlink>
           <w:r>
             <w:rPr>
               <w:rStyle w:val="Style10"/>
@@ -1309,6 +1389,494 @@
             <w:r>
               <w:rPr/>
               <w:t>Множество успешно проверено на пустоту</w:t>
+            </w:r>
+          </w:p>
+        </w:tc>
+      </w:tr>
+    </w:tbl>
+    <w:p>
+      <w:pPr>
+        <w:pStyle w:val="BodyText"/>
+        <w:rPr/>
+      </w:pPr>
+      <w:r>
+        <w:rPr/>
+      </w:r>
+      <w:r>
+        <w:br w:type="page"/>
+      </w:r>
+    </w:p>
+    <w:p>
+      <w:pPr>
+        <w:pStyle w:val="Heading2"/>
+        <w:numPr>
+          <w:ilvl w:val="1"/>
+          <w:numId w:val="2"/>
+        </w:numPr>
+        <w:ind w:left="0"/>
+        <w:rPr/>
+      </w:pPr>
+      <w:bookmarkStart w:id="12" w:name="__RefHeading___Toc4257_2026028575"/>
+      <w:bookmarkEnd w:id="12"/>
+      <w:r>
+        <w:rPr/>
+        <w:t>3. Множество &lt;вх: М&gt; не пусто: да/нет</w:t>
+      </w:r>
+    </w:p>
+    <w:p>
+      <w:pPr>
+        <w:pStyle w:val="Heading3"/>
+        <w:numPr>
+          <w:ilvl w:val="2"/>
+          <w:numId w:val="2"/>
+        </w:numPr>
+        <w:ind w:left="0"/>
+        <w:rPr/>
+      </w:pPr>
+      <w:bookmarkStart w:id="13" w:name="__RefHeading___Toc4259_2026028575"/>
+      <w:bookmarkEnd w:id="13"/>
+      <w:r>
+        <w:rPr/>
+        <w:t>Текст реализации предписания</w:t>
+      </w:r>
+    </w:p>
+    <w:tbl>
+      <w:tblPr>
+        <w:tblW w:w="5000" w:type="pct"/>
+        <w:jc w:val="left"/>
+        <w:tblInd w:w="55" w:type="dxa"/>
+        <w:tblLayout w:type="fixed"/>
+        <w:tblCellMar>
+          <w:top w:w="55" w:type="dxa"/>
+          <w:left w:w="55" w:type="dxa"/>
+          <w:bottom w:w="55" w:type="dxa"/>
+          <w:right w:w="55" w:type="dxa"/>
+        </w:tblCellMar>
+      </w:tblPr>
+      <w:tblGrid>
+        <w:gridCol w:w="9638"/>
+      </w:tblGrid>
+      <w:tr>
+        <w:trPr/>
+        <w:tc>
+          <w:tcPr>
+            <w:tcW w:w="9638" w:type="dxa"/>
+            <w:tcBorders>
+              <w:top w:val="single" w:sz="4" w:space="0" w:color="000000"/>
+              <w:left w:val="single" w:sz="4" w:space="0" w:color="000000"/>
+              <w:bottom w:val="single" w:sz="4" w:space="0" w:color="000000"/>
+              <w:right w:val="single" w:sz="4" w:space="0" w:color="000000"/>
+            </w:tcBorders>
+          </w:tcPr>
+          <w:p>
+            <w:pPr>
+              <w:pStyle w:val="Style13"/>
+              <w:rPr/>
+            </w:pPr>
+            <w:r>
+              <w:rPr/>
+              <w:t>def MnozhestvoNePusto(M: list) -&gt; bool:</w:t>
+            </w:r>
+          </w:p>
+          <w:p>
+            <w:pPr>
+              <w:pStyle w:val="Style13"/>
+              <w:rPr/>
+            </w:pPr>
+            <w:r>
+              <w:rPr/>
+              <w:t xml:space="preserve">    </w:t>
+            </w:r>
+            <w:r>
+              <w:rPr/>
+              <w:t>return M[0] != 0</w:t>
+            </w:r>
+          </w:p>
+        </w:tc>
+      </w:tr>
+    </w:tbl>
+    <w:p>
+      <w:pPr>
+        <w:pStyle w:val="BodyText"/>
+        <w:numPr>
+          <w:ilvl w:val="0"/>
+          <w:numId w:val="2"/>
+        </w:numPr>
+        <w:ind w:firstLine="709"/>
+        <w:rPr/>
+      </w:pPr>
+      <w:r>
+        <w:rPr/>
+        <w:t>Предусловие: M = M[1], …, M[N] — ряд с произвольными значениями целочисленного типа.</w:t>
+      </w:r>
+    </w:p>
+    <w:p>
+      <w:pPr>
+        <w:pStyle w:val="BodyText"/>
+        <w:numPr>
+          <w:ilvl w:val="0"/>
+          <w:numId w:val="2"/>
+        </w:numPr>
+        <w:ind w:firstLine="709"/>
+        <w:rPr/>
+      </w:pPr>
+      <w:r>
+        <w:rPr/>
+        <w:t>Постусловие: размер M остался неизменным. Значения элементов ряда остались неизменны.</w:t>
+      </w:r>
+    </w:p>
+    <w:p>
+      <w:pPr>
+        <w:pStyle w:val="Heading3"/>
+        <w:numPr>
+          <w:ilvl w:val="2"/>
+          <w:numId w:val="2"/>
+        </w:numPr>
+        <w:ind w:left="0"/>
+        <w:rPr/>
+      </w:pPr>
+      <w:bookmarkStart w:id="14" w:name="__RefHeading___Toc4261_2026028575"/>
+      <w:bookmarkEnd w:id="14"/>
+      <w:r>
+        <w:rPr/>
+        <w:t>Текст проверочной программы</w:t>
+      </w:r>
+    </w:p>
+    <w:tbl>
+      <w:tblPr>
+        <w:tblW w:w="5000" w:type="pct"/>
+        <w:jc w:val="left"/>
+        <w:tblInd w:w="55" w:type="dxa"/>
+        <w:tblLayout w:type="fixed"/>
+        <w:tblCellMar>
+          <w:top w:w="55" w:type="dxa"/>
+          <w:left w:w="55" w:type="dxa"/>
+          <w:bottom w:w="55" w:type="dxa"/>
+          <w:right w:w="55" w:type="dxa"/>
+        </w:tblCellMar>
+      </w:tblPr>
+      <w:tblGrid>
+        <w:gridCol w:w="9638"/>
+      </w:tblGrid>
+      <w:tr>
+        <w:trPr/>
+        <w:tc>
+          <w:tcPr>
+            <w:tcW w:w="9638" w:type="dxa"/>
+            <w:tcBorders>
+              <w:top w:val="single" w:sz="4" w:space="0" w:color="000000"/>
+              <w:left w:val="single" w:sz="4" w:space="0" w:color="000000"/>
+              <w:bottom w:val="single" w:sz="4" w:space="0" w:color="000000"/>
+              <w:right w:val="single" w:sz="4" w:space="0" w:color="000000"/>
+            </w:tcBorders>
+          </w:tcPr>
+          <w:p>
+            <w:pPr>
+              <w:pStyle w:val="Style13"/>
+              <w:rPr/>
+            </w:pPr>
+            <w:r>
+              <w:rPr/>
+              <w:t>def TestMnozhestvoNePusto():</w:t>
+            </w:r>
+          </w:p>
+          <w:p>
+            <w:pPr>
+              <w:pStyle w:val="Style13"/>
+              <w:rPr/>
+            </w:pPr>
+            <w:r>
+              <w:rPr/>
+              <w:t xml:space="preserve">    </w:t>
+            </w:r>
+            <w:r>
+              <w:rPr/>
+              <w:t>N = 10</w:t>
+            </w:r>
+          </w:p>
+          <w:p>
+            <w:pPr>
+              <w:pStyle w:val="Style13"/>
+              <w:rPr/>
+            </w:pPr>
+            <w:r>
+              <w:rPr/>
+              <w:t xml:space="preserve">    </w:t>
+            </w:r>
+            <w:r>
+              <w:rPr/>
+              <w:t>M = [PROBEL] * (N+1) # Создаем множество длиной N+1 (+1 для возможности индексации от 1 до N)</w:t>
+            </w:r>
+          </w:p>
+          <w:p>
+            <w:pPr>
+              <w:pStyle w:val="Style13"/>
+              <w:rPr/>
+            </w:pPr>
+            <w:r>
+              <w:rPr/>
+              <w:t xml:space="preserve">    </w:t>
+            </w:r>
+            <w:r>
+              <w:rPr/>
+              <w:t>M[0] = 0</w:t>
+            </w:r>
+          </w:p>
+          <w:p>
+            <w:pPr>
+              <w:pStyle w:val="Style13"/>
+              <w:rPr/>
+            </w:pPr>
+            <w:r>
+              <w:rPr/>
+            </w:r>
+          </w:p>
+          <w:p>
+            <w:pPr>
+              <w:pStyle w:val="Style13"/>
+              <w:rPr/>
+            </w:pPr>
+            <w:r>
+              <w:rPr/>
+              <w:t xml:space="preserve">    </w:t>
+            </w:r>
+            <w:r>
+              <w:rPr/>
+              <w:t>assert not MnozhestvoNePusto(M) # Вызываем проверяемую функцию (множество не пусто) и тут же проверяем ответ</w:t>
+            </w:r>
+          </w:p>
+          <w:p>
+            <w:pPr>
+              <w:pStyle w:val="Style13"/>
+              <w:rPr/>
+            </w:pPr>
+            <w:r>
+              <w:rPr/>
+              <w:t xml:space="preserve">    </w:t>
+            </w:r>
+            <w:r>
+              <w:rPr/>
+              <w:t>assert len(M) == N+1 # Проверяем, осталась ли длина прежней</w:t>
+            </w:r>
+          </w:p>
+          <w:p>
+            <w:pPr>
+              <w:pStyle w:val="Style13"/>
+              <w:rPr/>
+            </w:pPr>
+            <w:r>
+              <w:rPr/>
+            </w:r>
+          </w:p>
+          <w:p>
+            <w:pPr>
+              <w:pStyle w:val="Style13"/>
+              <w:rPr/>
+            </w:pPr>
+            <w:r>
+              <w:rPr/>
+              <w:t xml:space="preserve">    </w:t>
+            </w:r>
+            <w:r>
+              <w:rPr/>
+              <w:t>for i in range(1, N+1):</w:t>
+            </w:r>
+          </w:p>
+          <w:p>
+            <w:pPr>
+              <w:pStyle w:val="Style13"/>
+              <w:rPr/>
+            </w:pPr>
+            <w:r>
+              <w:rPr/>
+              <w:t xml:space="preserve">        </w:t>
+            </w:r>
+            <w:r>
+              <w:rPr/>
+              <w:t>assert M[i] == PROBEL # Проверка, остались ли элементы множества неизменны</w:t>
+            </w:r>
+          </w:p>
+          <w:p>
+            <w:pPr>
+              <w:pStyle w:val="Style13"/>
+              <w:rPr/>
+            </w:pPr>
+            <w:r>
+              <w:rPr/>
+            </w:r>
+          </w:p>
+          <w:p>
+            <w:pPr>
+              <w:pStyle w:val="Style13"/>
+              <w:rPr/>
+            </w:pPr>
+            <w:r>
+              <w:rPr/>
+              <w:t xml:space="preserve">    </w:t>
+            </w:r>
+            <w:r>
+              <w:rPr/>
+              <w:t xml:space="preserve">M[0] = 3 # Заполняем множество элементами </w:t>
+            </w:r>
+          </w:p>
+          <w:p>
+            <w:pPr>
+              <w:pStyle w:val="Style13"/>
+              <w:rPr/>
+            </w:pPr>
+            <w:r>
+              <w:rPr/>
+              <w:t xml:space="preserve">    </w:t>
+            </w:r>
+            <w:r>
+              <w:rPr/>
+              <w:t>M[1] = 4</w:t>
+            </w:r>
+          </w:p>
+          <w:p>
+            <w:pPr>
+              <w:pStyle w:val="Style13"/>
+              <w:rPr/>
+            </w:pPr>
+            <w:r>
+              <w:rPr/>
+              <w:t xml:space="preserve">    </w:t>
+            </w:r>
+            <w:r>
+              <w:rPr/>
+              <w:t>M[2] = 2</w:t>
+            </w:r>
+          </w:p>
+          <w:p>
+            <w:pPr>
+              <w:pStyle w:val="Style13"/>
+              <w:rPr/>
+            </w:pPr>
+            <w:r>
+              <w:rPr/>
+              <w:t xml:space="preserve">    </w:t>
+            </w:r>
+            <w:r>
+              <w:rPr/>
+              <w:t>M[3] = 9</w:t>
+            </w:r>
+          </w:p>
+          <w:p>
+            <w:pPr>
+              <w:pStyle w:val="Style13"/>
+              <w:rPr/>
+            </w:pPr>
+            <w:r>
+              <w:rPr/>
+            </w:r>
+          </w:p>
+          <w:p>
+            <w:pPr>
+              <w:pStyle w:val="Style13"/>
+              <w:rPr/>
+            </w:pPr>
+            <w:r>
+              <w:rPr/>
+              <w:t xml:space="preserve">    </w:t>
+            </w:r>
+            <w:r>
+              <w:rPr/>
+              <w:t>assert MnozhestvoNePusto(M) # Вызываем проверяемую функцию (множество не пусто) и тут же проверяем ответ</w:t>
+            </w:r>
+          </w:p>
+          <w:p>
+            <w:pPr>
+              <w:pStyle w:val="Style13"/>
+              <w:rPr/>
+            </w:pPr>
+            <w:r>
+              <w:rPr/>
+              <w:t xml:space="preserve">    </w:t>
+            </w:r>
+            <w:r>
+              <w:rPr/>
+              <w:t>assert M[1] == 4 and M[2] == 2 and M[3] == 9 # Проверка, остались ли элементы множества неизменны</w:t>
+            </w:r>
+          </w:p>
+          <w:p>
+            <w:pPr>
+              <w:pStyle w:val="Style13"/>
+              <w:rPr/>
+            </w:pPr>
+            <w:r>
+              <w:rPr/>
+            </w:r>
+          </w:p>
+          <w:p>
+            <w:pPr>
+              <w:pStyle w:val="Style13"/>
+              <w:rPr/>
+            </w:pPr>
+            <w:r>
+              <w:rPr/>
+              <w:t xml:space="preserve">    </w:t>
+            </w:r>
+            <w:r>
+              <w:rPr/>
+              <w:t>print("Множество успешно проверено на наличие элементов")</w:t>
+            </w:r>
+          </w:p>
+        </w:tc>
+      </w:tr>
+    </w:tbl>
+    <w:p>
+      <w:pPr>
+        <w:pStyle w:val="Heading3"/>
+        <w:numPr>
+          <w:ilvl w:val="2"/>
+          <w:numId w:val="2"/>
+        </w:numPr>
+        <w:ind w:left="0"/>
+        <w:rPr/>
+      </w:pPr>
+      <w:bookmarkStart w:id="15" w:name="__RefHeading___Toc4263_2026028575"/>
+      <w:bookmarkEnd w:id="15"/>
+      <w:r>
+        <w:rPr/>
+        <w:t>Содержимое окна ввода/вывода</w:t>
+      </w:r>
+    </w:p>
+    <w:tbl>
+      <w:tblPr>
+        <w:tblW w:w="5000" w:type="pct"/>
+        <w:jc w:val="left"/>
+        <w:tblInd w:w="55" w:type="dxa"/>
+        <w:tblLayout w:type="fixed"/>
+        <w:tblCellMar>
+          <w:top w:w="55" w:type="dxa"/>
+          <w:left w:w="55" w:type="dxa"/>
+          <w:bottom w:w="55" w:type="dxa"/>
+          <w:right w:w="55" w:type="dxa"/>
+        </w:tblCellMar>
+      </w:tblPr>
+      <w:tblGrid>
+        <w:gridCol w:w="9638"/>
+      </w:tblGrid>
+      <w:tr>
+        <w:trPr/>
+        <w:tc>
+          <w:tcPr>
+            <w:tcW w:w="9638" w:type="dxa"/>
+            <w:tcBorders>
+              <w:top w:val="single" w:sz="4" w:space="0" w:color="000000"/>
+              <w:left w:val="single" w:sz="4" w:space="0" w:color="000000"/>
+              <w:bottom w:val="single" w:sz="4" w:space="0" w:color="000000"/>
+              <w:right w:val="single" w:sz="4" w:space="0" w:color="000000"/>
+            </w:tcBorders>
+          </w:tcPr>
+          <w:p>
+            <w:pPr>
+              <w:pStyle w:val="Style13"/>
+              <w:rPr/>
+            </w:pPr>
+            <w:r>
+              <w:rPr/>
+              <w:t>Множество успешно проверено на наличие элементов</w:t>
             </w:r>
           </w:p>
         </w:tc>

--- a/Отчет.docx
+++ b/Отчет.docx
@@ -468,6 +468,86 @@
               <w:t>5</w:t>
             </w:r>
           </w:hyperlink>
+        </w:p>
+        <w:p>
+          <w:pPr>
+            <w:pStyle w:val="TOC2"/>
+            <w:tabs>
+              <w:tab w:val="clear" w:pos="9355"/>
+              <w:tab w:val="right" w:pos="9637" w:leader="dot"/>
+            </w:tabs>
+            <w:rPr/>
+          </w:pPr>
+          <w:hyperlink w:anchor="__RefHeading___Toc4305_2026028575">
+            <w:r>
+              <w:rPr>
+                <w:rStyle w:val="Style10"/>
+              </w:rPr>
+              <w:t>4. Есть свободное место &lt;вх: М, N&gt;: да/нет</w:t>
+              <w:tab/>
+              <w:t>6</w:t>
+            </w:r>
+          </w:hyperlink>
+        </w:p>
+        <w:p>
+          <w:pPr>
+            <w:pStyle w:val="TOC3"/>
+            <w:tabs>
+              <w:tab w:val="clear" w:pos="9071"/>
+              <w:tab w:val="right" w:pos="9637" w:leader="dot"/>
+            </w:tabs>
+            <w:rPr/>
+          </w:pPr>
+          <w:hyperlink w:anchor="__RefHeading___Toc4307_2026028575">
+            <w:r>
+              <w:rPr>
+                <w:rStyle w:val="Style10"/>
+              </w:rPr>
+              <w:t>Текст реализации предписания</w:t>
+              <w:tab/>
+              <w:t>6</w:t>
+            </w:r>
+          </w:hyperlink>
+        </w:p>
+        <w:p>
+          <w:pPr>
+            <w:pStyle w:val="TOC3"/>
+            <w:tabs>
+              <w:tab w:val="clear" w:pos="9071"/>
+              <w:tab w:val="right" w:pos="9637" w:leader="dot"/>
+            </w:tabs>
+            <w:rPr/>
+          </w:pPr>
+          <w:hyperlink w:anchor="__RefHeading___Toc4309_2026028575">
+            <w:r>
+              <w:rPr>
+                <w:rStyle w:val="Style10"/>
+              </w:rPr>
+              <w:t>Текст реализации проверочной программы</w:t>
+              <w:tab/>
+              <w:t>6</w:t>
+            </w:r>
+          </w:hyperlink>
+        </w:p>
+        <w:p>
+          <w:pPr>
+            <w:pStyle w:val="TOC3"/>
+            <w:tabs>
+              <w:tab w:val="clear" w:pos="9071"/>
+              <w:tab w:val="right" w:pos="9637" w:leader="dot"/>
+            </w:tabs>
+            <w:rPr/>
+          </w:pPr>
+          <w:hyperlink w:anchor="__RefHeading___Toc4311_2026028575">
+            <w:r>
+              <w:rPr>
+                <w:rStyle w:val="Style10"/>
+              </w:rPr>
+              <w:t>Содержимое окна ввода/вывода</w:t>
+              <w:tab/>
+              <w:t>6</w:t>
+            </w:r>
+          </w:hyperlink>
           <w:r>
             <w:rPr>
               <w:rStyle w:val="Style10"/>
@@ -872,7 +952,13 @@
       <w:bookmarkEnd w:id="7"/>
       <w:r>
         <w:rPr/>
-        <w:t>Содержимое окна ввода/вывода</w:t>
+        <w:t>Содержимое окна ввода/вывод</w:t>
+      </w:r>
+      <w:bookmarkStart w:id="8" w:name="__RefHeading___Toc4243_2026028575_Копия_"/>
+      <w:bookmarkEnd w:id="8"/>
+      <w:r>
+        <w:rPr/>
+        <w:t>а</w:t>
       </w:r>
     </w:p>
     <w:tbl>
@@ -938,8 +1024,8 @@
         <w:ind w:left="0"/>
         <w:rPr/>
       </w:pPr>
-      <w:bookmarkStart w:id="8" w:name="__RefHeading___Toc4247_2026028575"/>
-      <w:bookmarkEnd w:id="8"/>
+      <w:bookmarkStart w:id="9" w:name="__RefHeading___Toc4247_2026028575"/>
+      <w:bookmarkEnd w:id="9"/>
       <w:r>
         <w:rPr/>
         <w:t>2. Множество &lt;вх: М&gt; пусто: да/нет</w:t>
@@ -955,8 +1041,8 @@
         <w:ind w:left="0"/>
         <w:rPr/>
       </w:pPr>
-      <w:bookmarkStart w:id="9" w:name="__RefHeading___Toc4249_2026028575"/>
-      <w:bookmarkEnd w:id="9"/>
+      <w:bookmarkStart w:id="10" w:name="__RefHeading___Toc4249_2026028575"/>
+      <w:bookmarkEnd w:id="10"/>
       <w:r>
         <w:rPr/>
         <w:t>Текст реализации предписания</w:t>
@@ -1047,8 +1133,8 @@
         <w:ind w:left="0"/>
         <w:rPr/>
       </w:pPr>
-      <w:bookmarkStart w:id="10" w:name="__RefHeading___Toc4251_2026028575"/>
-      <w:bookmarkEnd w:id="10"/>
+      <w:bookmarkStart w:id="11" w:name="__RefHeading___Toc4251_2026028575"/>
+      <w:bookmarkEnd w:id="11"/>
       <w:r>
         <w:rPr/>
         <w:t>Текст проверочной программы</w:t>
@@ -1346,8 +1432,8 @@
         <w:ind w:left="0"/>
         <w:rPr/>
       </w:pPr>
-      <w:bookmarkStart w:id="11" w:name="__RefHeading___Toc4253_2026028575"/>
-      <w:bookmarkEnd w:id="11"/>
+      <w:bookmarkStart w:id="12" w:name="__RefHeading___Toc4253_2026028575"/>
+      <w:bookmarkEnd w:id="12"/>
       <w:r>
         <w:rPr/>
         <w:t>Содержимое окна ввода/вывода</w:t>
@@ -1416,8 +1502,8 @@
         <w:ind w:left="0"/>
         <w:rPr/>
       </w:pPr>
-      <w:bookmarkStart w:id="12" w:name="__RefHeading___Toc4257_2026028575"/>
-      <w:bookmarkEnd w:id="12"/>
+      <w:bookmarkStart w:id="13" w:name="__RefHeading___Toc4257_2026028575"/>
+      <w:bookmarkEnd w:id="13"/>
       <w:r>
         <w:rPr/>
         <w:t>3. Множество &lt;вх: М&gt; не пусто: да/нет</w:t>
@@ -1433,8 +1519,8 @@
         <w:ind w:left="0"/>
         <w:rPr/>
       </w:pPr>
-      <w:bookmarkStart w:id="13" w:name="__RefHeading___Toc4259_2026028575"/>
-      <w:bookmarkEnd w:id="13"/>
+      <w:bookmarkStart w:id="14" w:name="__RefHeading___Toc4259_2026028575"/>
+      <w:bookmarkEnd w:id="14"/>
       <w:r>
         <w:rPr/>
         <w:t>Текст реализации предписания</w:t>
@@ -1535,8 +1621,8 @@
         <w:ind w:left="0"/>
         <w:rPr/>
       </w:pPr>
-      <w:bookmarkStart w:id="14" w:name="__RefHeading___Toc4261_2026028575"/>
-      <w:bookmarkEnd w:id="14"/>
+      <w:bookmarkStart w:id="15" w:name="__RefHeading___Toc4261_2026028575"/>
+      <w:bookmarkEnd w:id="15"/>
       <w:r>
         <w:rPr/>
         <w:t>Текст проверочной программы</w:t>
@@ -1834,8 +1920,8 @@
         <w:ind w:left="0"/>
         <w:rPr/>
       </w:pPr>
-      <w:bookmarkStart w:id="15" w:name="__RefHeading___Toc4263_2026028575"/>
-      <w:bookmarkEnd w:id="15"/>
+      <w:bookmarkStart w:id="16" w:name="__RefHeading___Toc4263_2026028575"/>
+      <w:bookmarkEnd w:id="16"/>
       <w:r>
         <w:rPr/>
         <w:t>Содержимое окна ввода/вывода</w:t>
@@ -1885,6 +1971,607 @@
     <w:p>
       <w:pPr>
         <w:pStyle w:val="BodyText"/>
+        <w:rPr/>
+      </w:pPr>
+      <w:r>
+        <w:rPr/>
+      </w:r>
+      <w:r>
+        <w:br w:type="page"/>
+      </w:r>
+    </w:p>
+    <w:p>
+      <w:pPr>
+        <w:pStyle w:val="Heading2"/>
+        <w:numPr>
+          <w:ilvl w:val="1"/>
+          <w:numId w:val="2"/>
+        </w:numPr>
+        <w:ind w:left="0"/>
+        <w:rPr/>
+      </w:pPr>
+      <w:bookmarkStart w:id="17" w:name="__RefHeading___Toc4305_2026028575"/>
+      <w:bookmarkEnd w:id="17"/>
+      <w:r>
+        <w:rPr/>
+        <w:t>4. Есть свободное  место &lt;вх: М, N&gt;: да/нет</w:t>
+      </w:r>
+    </w:p>
+    <w:p>
+      <w:pPr>
+        <w:pStyle w:val="Heading3"/>
+        <w:numPr>
+          <w:ilvl w:val="2"/>
+          <w:numId w:val="2"/>
+        </w:numPr>
+        <w:ind w:left="0"/>
+        <w:rPr/>
+      </w:pPr>
+      <w:bookmarkStart w:id="18" w:name="__RefHeading___Toc4307_2026028575"/>
+      <w:bookmarkEnd w:id="18"/>
+      <w:r>
+        <w:rPr/>
+        <w:t>Текст реализации предписания</w:t>
+      </w:r>
+    </w:p>
+    <w:tbl>
+      <w:tblPr>
+        <w:tblW w:w="5000" w:type="pct"/>
+        <w:jc w:val="left"/>
+        <w:tblInd w:w="55" w:type="dxa"/>
+        <w:tblLayout w:type="fixed"/>
+        <w:tblCellMar>
+          <w:top w:w="55" w:type="dxa"/>
+          <w:left w:w="55" w:type="dxa"/>
+          <w:bottom w:w="55" w:type="dxa"/>
+          <w:right w:w="55" w:type="dxa"/>
+        </w:tblCellMar>
+      </w:tblPr>
+      <w:tblGrid>
+        <w:gridCol w:w="9638"/>
+      </w:tblGrid>
+      <w:tr>
+        <w:trPr/>
+        <w:tc>
+          <w:tcPr>
+            <w:tcW w:w="9638" w:type="dxa"/>
+            <w:tcBorders>
+              <w:top w:val="single" w:sz="4" w:space="0" w:color="000000"/>
+              <w:left w:val="single" w:sz="4" w:space="0" w:color="000000"/>
+              <w:bottom w:val="single" w:sz="4" w:space="0" w:color="000000"/>
+              <w:right w:val="single" w:sz="4" w:space="0" w:color="000000"/>
+            </w:tcBorders>
+          </w:tcPr>
+          <w:p>
+            <w:pPr>
+              <w:pStyle w:val="Style13"/>
+              <w:rPr/>
+            </w:pPr>
+            <w:r>
+              <w:rPr/>
+              <w:t>def EstSvobodnoeMesto(M: list, N: int) -&gt; bool:</w:t>
+            </w:r>
+          </w:p>
+          <w:p>
+            <w:pPr>
+              <w:pStyle w:val="Style13"/>
+              <w:rPr/>
+            </w:pPr>
+            <w:r>
+              <w:rPr/>
+              <w:t xml:space="preserve">    </w:t>
+            </w:r>
+            <w:r>
+              <w:rPr/>
+              <w:t>return M[0] &lt; N</w:t>
+            </w:r>
+          </w:p>
+        </w:tc>
+      </w:tr>
+    </w:tbl>
+    <w:p>
+      <w:pPr>
+        <w:pStyle w:val="BodyText"/>
+        <w:rPr/>
+      </w:pPr>
+      <w:r>
+        <w:rPr/>
+      </w:r>
+    </w:p>
+    <w:p>
+      <w:pPr>
+        <w:pStyle w:val="BodyText"/>
+        <w:rPr/>
+      </w:pPr>
+      <w:r>
+        <w:rPr/>
+        <w:t>Предусловие:  M = M[1], …, M[N] — ряд с произвольными значениями. N — целочисленное значение, обозначающее длину M без учета служебного элемента.</w:t>
+      </w:r>
+    </w:p>
+    <w:p>
+      <w:pPr>
+        <w:pStyle w:val="BodyText"/>
+        <w:rPr/>
+      </w:pPr>
+      <w:r>
+        <w:rPr/>
+        <w:t>Постусловие: размер M остался неизменным. Значения элементов ряда остались неизменны. Значение N осталось неизменным.</w:t>
+      </w:r>
+    </w:p>
+    <w:p>
+      <w:pPr>
+        <w:pStyle w:val="Heading3"/>
+        <w:numPr>
+          <w:ilvl w:val="2"/>
+          <w:numId w:val="2"/>
+        </w:numPr>
+        <w:ind w:left="0"/>
+        <w:rPr/>
+      </w:pPr>
+      <w:bookmarkStart w:id="19" w:name="__RefHeading___Toc4309_2026028575"/>
+      <w:bookmarkEnd w:id="19"/>
+      <w:r>
+        <w:rPr/>
+        <w:t>Текст реализации проверочной программы</w:t>
+      </w:r>
+    </w:p>
+    <w:tbl>
+      <w:tblPr>
+        <w:tblW w:w="5000" w:type="pct"/>
+        <w:jc w:val="left"/>
+        <w:tblInd w:w="55" w:type="dxa"/>
+        <w:tblLayout w:type="fixed"/>
+        <w:tblCellMar>
+          <w:top w:w="55" w:type="dxa"/>
+          <w:left w:w="55" w:type="dxa"/>
+          <w:bottom w:w="55" w:type="dxa"/>
+          <w:right w:w="55" w:type="dxa"/>
+        </w:tblCellMar>
+      </w:tblPr>
+      <w:tblGrid>
+        <w:gridCol w:w="9638"/>
+      </w:tblGrid>
+      <w:tr>
+        <w:trPr/>
+        <w:tc>
+          <w:tcPr>
+            <w:tcW w:w="9638" w:type="dxa"/>
+            <w:tcBorders>
+              <w:top w:val="single" w:sz="4" w:space="0" w:color="000000"/>
+              <w:left w:val="single" w:sz="4" w:space="0" w:color="000000"/>
+              <w:bottom w:val="single" w:sz="4" w:space="0" w:color="000000"/>
+              <w:right w:val="single" w:sz="4" w:space="0" w:color="000000"/>
+            </w:tcBorders>
+          </w:tcPr>
+          <w:p>
+            <w:pPr>
+              <w:pStyle w:val="Style13"/>
+              <w:rPr>
+                <w:u w:val="none"/>
+              </w:rPr>
+            </w:pPr>
+            <w:r>
+              <w:rPr>
+                <w:u w:val="none"/>
+              </w:rPr>
+              <w:t>def TestEstSvobodnoeMesto():</w:t>
+            </w:r>
+          </w:p>
+          <w:p>
+            <w:pPr>
+              <w:pStyle w:val="Style13"/>
+              <w:rPr>
+                <w:u w:val="none"/>
+              </w:rPr>
+            </w:pPr>
+            <w:r>
+              <w:rPr>
+                <w:u w:val="none"/>
+              </w:rPr>
+              <w:t xml:space="preserve">    </w:t>
+            </w:r>
+            <w:r>
+              <w:rPr>
+                <w:u w:val="none"/>
+              </w:rPr>
+              <w:t>N = 10</w:t>
+            </w:r>
+          </w:p>
+          <w:p>
+            <w:pPr>
+              <w:pStyle w:val="Style13"/>
+              <w:rPr>
+                <w:u w:val="none"/>
+              </w:rPr>
+            </w:pPr>
+            <w:r>
+              <w:rPr>
+                <w:u w:val="none"/>
+              </w:rPr>
+              <w:t xml:space="preserve">    </w:t>
+            </w:r>
+            <w:r>
+              <w:rPr>
+                <w:u w:val="none"/>
+              </w:rPr>
+              <w:t>K = N</w:t>
+            </w:r>
+          </w:p>
+          <w:p>
+            <w:pPr>
+              <w:pStyle w:val="Style13"/>
+              <w:rPr>
+                <w:u w:val="none"/>
+              </w:rPr>
+            </w:pPr>
+            <w:r>
+              <w:rPr>
+                <w:u w:val="none"/>
+              </w:rPr>
+              <w:t xml:space="preserve">    </w:t>
+            </w:r>
+            <w:r>
+              <w:rPr>
+                <w:u w:val="none"/>
+              </w:rPr>
+              <w:t>M = [PROBEL] * (N+1) # Создаем множество длиной N+1 (+1 для возможности индексации от 1 до N)</w:t>
+            </w:r>
+          </w:p>
+          <w:p>
+            <w:pPr>
+              <w:pStyle w:val="Style13"/>
+              <w:rPr>
+                <w:u w:val="none"/>
+              </w:rPr>
+            </w:pPr>
+            <w:r>
+              <w:rPr>
+                <w:u w:val="none"/>
+              </w:rPr>
+              <w:t xml:space="preserve">    </w:t>
+            </w:r>
+            <w:r>
+              <w:rPr>
+                <w:u w:val="none"/>
+              </w:rPr>
+              <w:t>M[0] = 1</w:t>
+            </w:r>
+          </w:p>
+          <w:p>
+            <w:pPr>
+              <w:pStyle w:val="Style13"/>
+              <w:rPr>
+                <w:u w:val="none"/>
+              </w:rPr>
+            </w:pPr>
+            <w:r>
+              <w:rPr>
+                <w:u w:val="none"/>
+              </w:rPr>
+              <w:t xml:space="preserve">    </w:t>
+            </w:r>
+            <w:r>
+              <w:rPr>
+                <w:u w:val="none"/>
+              </w:rPr>
+              <w:t>M[1] = 54</w:t>
+            </w:r>
+          </w:p>
+          <w:p>
+            <w:pPr>
+              <w:pStyle w:val="Style13"/>
+              <w:rPr>
+                <w:u w:val="none"/>
+              </w:rPr>
+            </w:pPr>
+            <w:r>
+              <w:rPr>
+                <w:u w:val="none"/>
+              </w:rPr>
+            </w:r>
+          </w:p>
+          <w:p>
+            <w:pPr>
+              <w:pStyle w:val="Style13"/>
+              <w:rPr>
+                <w:u w:val="none"/>
+              </w:rPr>
+            </w:pPr>
+            <w:r>
+              <w:rPr>
+                <w:u w:val="none"/>
+              </w:rPr>
+              <w:t xml:space="preserve">    </w:t>
+            </w:r>
+            <w:r>
+              <w:rPr>
+                <w:u w:val="none"/>
+              </w:rPr>
+              <w:t>assert EstSvobodnoeMesto(M, N) # Вызываем проверяемую функцию (есть свободное место) и тут же проверяем ответ</w:t>
+            </w:r>
+          </w:p>
+          <w:p>
+            <w:pPr>
+              <w:pStyle w:val="Style13"/>
+              <w:rPr>
+                <w:u w:val="none"/>
+              </w:rPr>
+            </w:pPr>
+            <w:r>
+              <w:rPr>
+                <w:u w:val="none"/>
+              </w:rPr>
+              <w:t xml:space="preserve">    </w:t>
+            </w:r>
+            <w:r>
+              <w:rPr>
+                <w:u w:val="none"/>
+              </w:rPr>
+              <w:t>assert N == K # Проверяем, осталось ли значение N прежним</w:t>
+            </w:r>
+          </w:p>
+          <w:p>
+            <w:pPr>
+              <w:pStyle w:val="Style13"/>
+              <w:rPr>
+                <w:u w:val="none"/>
+              </w:rPr>
+            </w:pPr>
+            <w:r>
+              <w:rPr>
+                <w:u w:val="none"/>
+              </w:rPr>
+              <w:t xml:space="preserve">    </w:t>
+            </w:r>
+            <w:r>
+              <w:rPr>
+                <w:u w:val="none"/>
+              </w:rPr>
+              <w:t>assert len(M) == N+1 # Проверяем, осталась ли длина прежней</w:t>
+            </w:r>
+          </w:p>
+          <w:p>
+            <w:pPr>
+              <w:pStyle w:val="Style13"/>
+              <w:rPr>
+                <w:u w:val="none"/>
+              </w:rPr>
+            </w:pPr>
+            <w:r>
+              <w:rPr>
+                <w:u w:val="none"/>
+              </w:rPr>
+              <w:t xml:space="preserve">    </w:t>
+            </w:r>
+            <w:r>
+              <w:rPr>
+                <w:u w:val="none"/>
+              </w:rPr>
+              <w:t>assert M[1] == 54 # Проверка, остались ли элементы множества неизменны</w:t>
+            </w:r>
+          </w:p>
+          <w:p>
+            <w:pPr>
+              <w:pStyle w:val="Style13"/>
+              <w:rPr>
+                <w:u w:val="none"/>
+              </w:rPr>
+            </w:pPr>
+            <w:r>
+              <w:rPr>
+                <w:u w:val="none"/>
+              </w:rPr>
+            </w:r>
+          </w:p>
+          <w:p>
+            <w:pPr>
+              <w:pStyle w:val="Style13"/>
+              <w:rPr>
+                <w:u w:val="none"/>
+              </w:rPr>
+            </w:pPr>
+            <w:r>
+              <w:rPr>
+                <w:u w:val="none"/>
+              </w:rPr>
+              <w:t xml:space="preserve">    </w:t>
+            </w:r>
+            <w:r>
+              <w:rPr>
+                <w:u w:val="none"/>
+              </w:rPr>
+              <w:t>M[0] = N</w:t>
+            </w:r>
+          </w:p>
+          <w:p>
+            <w:pPr>
+              <w:pStyle w:val="Style13"/>
+              <w:rPr>
+                <w:u w:val="none"/>
+              </w:rPr>
+            </w:pPr>
+            <w:r>
+              <w:rPr>
+                <w:u w:val="none"/>
+              </w:rPr>
+              <w:t xml:space="preserve">    </w:t>
+            </w:r>
+            <w:r>
+              <w:rPr>
+                <w:u w:val="none"/>
+              </w:rPr>
+              <w:t>M[1] = 12</w:t>
+            </w:r>
+          </w:p>
+          <w:p>
+            <w:pPr>
+              <w:pStyle w:val="Style13"/>
+              <w:rPr>
+                <w:u w:val="none"/>
+              </w:rPr>
+            </w:pPr>
+            <w:r>
+              <w:rPr>
+                <w:u w:val="none"/>
+              </w:rPr>
+            </w:r>
+          </w:p>
+          <w:p>
+            <w:pPr>
+              <w:pStyle w:val="Style13"/>
+              <w:rPr>
+                <w:u w:val="none"/>
+              </w:rPr>
+            </w:pPr>
+            <w:r>
+              <w:rPr>
+                <w:u w:val="none"/>
+              </w:rPr>
+              <w:t xml:space="preserve">    </w:t>
+            </w:r>
+            <w:r>
+              <w:rPr>
+                <w:u w:val="none"/>
+              </w:rPr>
+              <w:t>assert not EstSvobodnoeMesto(M, N) # Вызываем проверяемую функцию (есть свободное место) и тут же проверяем ответ</w:t>
+            </w:r>
+          </w:p>
+          <w:p>
+            <w:pPr>
+              <w:pStyle w:val="Style13"/>
+              <w:rPr>
+                <w:u w:val="none"/>
+              </w:rPr>
+            </w:pPr>
+            <w:r>
+              <w:rPr>
+                <w:u w:val="none"/>
+              </w:rPr>
+              <w:t xml:space="preserve">    </w:t>
+            </w:r>
+            <w:r>
+              <w:rPr>
+                <w:u w:val="none"/>
+              </w:rPr>
+              <w:t>assert M[1] == 12 # Проверка, остались ли элементы множества неизменны</w:t>
+            </w:r>
+          </w:p>
+          <w:p>
+            <w:pPr>
+              <w:pStyle w:val="Style13"/>
+              <w:rPr>
+                <w:u w:val="none"/>
+              </w:rPr>
+            </w:pPr>
+            <w:r>
+              <w:rPr>
+                <w:u w:val="none"/>
+              </w:rPr>
+            </w:r>
+          </w:p>
+          <w:p>
+            <w:pPr>
+              <w:pStyle w:val="Style13"/>
+              <w:rPr>
+                <w:u w:val="none"/>
+              </w:rPr>
+            </w:pPr>
+            <w:r>
+              <w:rPr>
+                <w:u w:val="none"/>
+              </w:rPr>
+              <w:t xml:space="preserve">    </w:t>
+            </w:r>
+            <w:r>
+              <w:rPr>
+                <w:u w:val="none"/>
+              </w:rPr>
+              <w:t>print("Функция на наличие свободного места успешно отработала")</w:t>
+            </w:r>
+          </w:p>
+        </w:tc>
+      </w:tr>
+    </w:tbl>
+    <w:p>
+      <w:pPr>
+        <w:pStyle w:val="Heading3"/>
+        <w:numPr>
+          <w:ilvl w:val="2"/>
+          <w:numId w:val="2"/>
+        </w:numPr>
+        <w:ind w:left="0"/>
+        <w:rPr/>
+      </w:pPr>
+      <w:bookmarkStart w:id="20" w:name="__RefHeading___Toc4311_2026028575"/>
+      <w:bookmarkEnd w:id="20"/>
+      <w:r>
+        <w:rPr/>
+        <w:t>Содержимое окна ввода/вывода</w:t>
+      </w:r>
+    </w:p>
+    <w:tbl>
+      <w:tblPr>
+        <w:tblW w:w="5000" w:type="pct"/>
+        <w:jc w:val="left"/>
+        <w:tblInd w:w="55" w:type="dxa"/>
+        <w:tblLayout w:type="fixed"/>
+        <w:tblCellMar>
+          <w:top w:w="55" w:type="dxa"/>
+          <w:left w:w="55" w:type="dxa"/>
+          <w:bottom w:w="55" w:type="dxa"/>
+          <w:right w:w="55" w:type="dxa"/>
+        </w:tblCellMar>
+      </w:tblPr>
+      <w:tblGrid>
+        <w:gridCol w:w="9638"/>
+      </w:tblGrid>
+      <w:tr>
+        <w:trPr/>
+        <w:tc>
+          <w:tcPr>
+            <w:tcW w:w="9638" w:type="dxa"/>
+            <w:tcBorders>
+              <w:top w:val="single" w:sz="4" w:space="0" w:color="000000"/>
+              <w:left w:val="single" w:sz="4" w:space="0" w:color="000000"/>
+              <w:bottom w:val="single" w:sz="4" w:space="0" w:color="000000"/>
+              <w:right w:val="single" w:sz="4" w:space="0" w:color="000000"/>
+            </w:tcBorders>
+          </w:tcPr>
+          <w:p>
+            <w:pPr>
+              <w:pStyle w:val="Style13"/>
+              <w:rPr>
+                <w:u w:val="none"/>
+              </w:rPr>
+            </w:pPr>
+            <w:r>
+              <w:rPr>
+                <w:u w:val="none"/>
+              </w:rPr>
+              <w:t>Функция на наличие свободного места успешно отработала</w:t>
+            </w:r>
+          </w:p>
+        </w:tc>
+      </w:tr>
+    </w:tbl>
+    <w:p>
+      <w:pPr>
+        <w:pStyle w:val="BodyText"/>
+        <w:rPr/>
+      </w:pPr>
+      <w:r>
+        <w:rPr/>
+      </w:r>
+    </w:p>
+    <w:p>
+      <w:pPr>
+        <w:pStyle w:val="Heading3"/>
+        <w:numPr>
+          <w:ilvl w:val="2"/>
+          <w:numId w:val="2"/>
+        </w:numPr>
+        <w:spacing w:before="227" w:after="113"/>
+        <w:ind w:left="0"/>
         <w:rPr/>
       </w:pPr>
       <w:r>

--- a/Отчет.docx
+++ b/Отчет.docx
@@ -548,6 +548,86 @@
               <w:t>6</w:t>
             </w:r>
           </w:hyperlink>
+        </w:p>
+        <w:p>
+          <w:pPr>
+            <w:pStyle w:val="TOC2"/>
+            <w:tabs>
+              <w:tab w:val="clear" w:pos="9355"/>
+              <w:tab w:val="right" w:pos="9637" w:leader="dot"/>
+            </w:tabs>
+            <w:rPr/>
+          </w:pPr>
+          <w:hyperlink w:anchor="__RefHeading___Toc4305_2026028575_%25D0%">
+            <w:r>
+              <w:rPr>
+                <w:rStyle w:val="Style10"/>
+              </w:rPr>
+              <w:t>5. Нет свободного места &lt;вх: М, N&gt;: да/нет</w:t>
+              <w:tab/>
+              <w:t>7</w:t>
+            </w:r>
+          </w:hyperlink>
+        </w:p>
+        <w:p>
+          <w:pPr>
+            <w:pStyle w:val="TOC3"/>
+            <w:tabs>
+              <w:tab w:val="clear" w:pos="9071"/>
+              <w:tab w:val="right" w:pos="9637" w:leader="dot"/>
+            </w:tabs>
+            <w:rPr/>
+          </w:pPr>
+          <w:hyperlink w:anchor="__RefHeading___Toc4307_2026028575_%25D0%">
+            <w:r>
+              <w:rPr>
+                <w:rStyle w:val="Style10"/>
+              </w:rPr>
+              <w:t>Текст реализации предписания</w:t>
+              <w:tab/>
+              <w:t>7</w:t>
+            </w:r>
+          </w:hyperlink>
+        </w:p>
+        <w:p>
+          <w:pPr>
+            <w:pStyle w:val="TOC3"/>
+            <w:tabs>
+              <w:tab w:val="clear" w:pos="9071"/>
+              <w:tab w:val="right" w:pos="9637" w:leader="dot"/>
+            </w:tabs>
+            <w:rPr/>
+          </w:pPr>
+          <w:hyperlink w:anchor="__RefHeading___Toc4309_2026028575_%25D0%">
+            <w:r>
+              <w:rPr>
+                <w:rStyle w:val="Style10"/>
+              </w:rPr>
+              <w:t>Текст реализации проверочной программы</w:t>
+              <w:tab/>
+              <w:t>7</w:t>
+            </w:r>
+          </w:hyperlink>
+        </w:p>
+        <w:p>
+          <w:pPr>
+            <w:pStyle w:val="TOC3"/>
+            <w:tabs>
+              <w:tab w:val="clear" w:pos="9071"/>
+              <w:tab w:val="right" w:pos="9637" w:leader="dot"/>
+            </w:tabs>
+            <w:rPr/>
+          </w:pPr>
+          <w:hyperlink w:anchor="__RefHeading___Toc4311_2026028575_%25D0%">
+            <w:r>
+              <w:rPr>
+                <w:rStyle w:val="Style10"/>
+              </w:rPr>
+              <w:t>Содержимое окна ввода/вывода</w:t>
+              <w:tab/>
+              <w:t>7</w:t>
+            </w:r>
+          </w:hyperlink>
           <w:r>
             <w:rPr>
               <w:rStyle w:val="Style10"/>
@@ -2566,12 +2646,600 @@
     <w:p>
       <w:pPr>
         <w:pStyle w:val="Heading3"/>
+        <w:widowControl/>
+        <w:numPr>
+          <w:ilvl w:val="0"/>
+          <w:numId w:val="0"/>
+        </w:numPr>
+        <w:suppressAutoHyphens w:val="true"/>
+        <w:ind w:firstLine="709"/>
+        <w:jc w:val="left"/>
+        <w:rPr/>
+      </w:pPr>
+      <w:r>
+        <w:rPr/>
+      </w:r>
+      <w:r>
+        <w:br w:type="page"/>
+      </w:r>
+    </w:p>
+    <w:p>
+      <w:pPr>
+        <w:pStyle w:val="Heading2"/>
+        <w:numPr>
+          <w:ilvl w:val="1"/>
+          <w:numId w:val="2"/>
+        </w:numPr>
+        <w:ind w:left="0"/>
+        <w:rPr/>
+      </w:pPr>
+      <w:bookmarkStart w:id="21" w:name="__RefHeading___Toc4305_2026028575_Копия_"/>
+      <w:bookmarkEnd w:id="21"/>
+      <w:r>
+        <w:rPr/>
+        <w:t>5. Нет свободного места &lt;вх: М, N&gt;: да/нет</w:t>
+      </w:r>
+    </w:p>
+    <w:p>
+      <w:pPr>
+        <w:pStyle w:val="Heading3"/>
         <w:numPr>
           <w:ilvl w:val="2"/>
           <w:numId w:val="2"/>
         </w:numPr>
-        <w:spacing w:before="227" w:after="113"/>
         <w:ind w:left="0"/>
+        <w:rPr/>
+      </w:pPr>
+      <w:bookmarkStart w:id="22" w:name="__RefHeading___Toc4307_2026028575_Копия_"/>
+      <w:bookmarkEnd w:id="22"/>
+      <w:r>
+        <w:rPr/>
+        <w:t>Текст реализации предписания</w:t>
+      </w:r>
+    </w:p>
+    <w:tbl>
+      <w:tblPr>
+        <w:tblW w:w="5000" w:type="pct"/>
+        <w:jc w:val="left"/>
+        <w:tblInd w:w="55" w:type="dxa"/>
+        <w:tblLayout w:type="fixed"/>
+        <w:tblCellMar>
+          <w:top w:w="55" w:type="dxa"/>
+          <w:left w:w="55" w:type="dxa"/>
+          <w:bottom w:w="55" w:type="dxa"/>
+          <w:right w:w="55" w:type="dxa"/>
+        </w:tblCellMar>
+      </w:tblPr>
+      <w:tblGrid>
+        <w:gridCol w:w="9638"/>
+      </w:tblGrid>
+      <w:tr>
+        <w:trPr/>
+        <w:tc>
+          <w:tcPr>
+            <w:tcW w:w="9638" w:type="dxa"/>
+            <w:tcBorders>
+              <w:top w:val="single" w:sz="4" w:space="0" w:color="000000"/>
+              <w:left w:val="single" w:sz="4" w:space="0" w:color="000000"/>
+              <w:bottom w:val="single" w:sz="4" w:space="0" w:color="000000"/>
+              <w:right w:val="single" w:sz="4" w:space="0" w:color="000000"/>
+            </w:tcBorders>
+          </w:tcPr>
+          <w:p>
+            <w:pPr>
+              <w:pStyle w:val="Style13"/>
+              <w:rPr/>
+            </w:pPr>
+            <w:r>
+              <w:rPr/>
+              <w:t>def NetSvobodnogoMesta(M: list, N: int) -&gt; bool:</w:t>
+            </w:r>
+          </w:p>
+          <w:p>
+            <w:pPr>
+              <w:pStyle w:val="Style13"/>
+              <w:rPr/>
+            </w:pPr>
+            <w:r>
+              <w:rPr/>
+              <w:t xml:space="preserve">    </w:t>
+            </w:r>
+            <w:r>
+              <w:rPr/>
+              <w:t>return M[0] &gt;= N</w:t>
+            </w:r>
+          </w:p>
+        </w:tc>
+      </w:tr>
+    </w:tbl>
+    <w:p>
+      <w:pPr>
+        <w:pStyle w:val="BodyText"/>
+        <w:rPr/>
+      </w:pPr>
+      <w:r>
+        <w:rPr/>
+      </w:r>
+    </w:p>
+    <w:p>
+      <w:pPr>
+        <w:pStyle w:val="BodyText"/>
+        <w:rPr/>
+      </w:pPr>
+      <w:r>
+        <w:rPr/>
+        <w:t>Предусловие:  M = M[1], …, M[N] — ряд с произвольными значениями. N — целочисленное значение, обозначающее длину M без учета служебного элемента.</w:t>
+      </w:r>
+    </w:p>
+    <w:p>
+      <w:pPr>
+        <w:pStyle w:val="BodyText"/>
+        <w:rPr/>
+      </w:pPr>
+      <w:r>
+        <w:rPr/>
+        <w:t>Постусловие: размер M остался неизменным. Значения элементов ряда остались неизменны. Значение N осталось неизменным.</w:t>
+      </w:r>
+    </w:p>
+    <w:p>
+      <w:pPr>
+        <w:pStyle w:val="Heading3"/>
+        <w:numPr>
+          <w:ilvl w:val="2"/>
+          <w:numId w:val="2"/>
+        </w:numPr>
+        <w:ind w:left="0"/>
+        <w:rPr/>
+      </w:pPr>
+      <w:bookmarkStart w:id="23" w:name="__RefHeading___Toc4309_2026028575_Копия_"/>
+      <w:bookmarkEnd w:id="23"/>
+      <w:r>
+        <w:rPr/>
+        <w:t>Текст реализации проверочной программы</w:t>
+      </w:r>
+    </w:p>
+    <w:tbl>
+      <w:tblPr>
+        <w:tblW w:w="5000" w:type="pct"/>
+        <w:jc w:val="left"/>
+        <w:tblInd w:w="55" w:type="dxa"/>
+        <w:tblLayout w:type="fixed"/>
+        <w:tblCellMar>
+          <w:top w:w="55" w:type="dxa"/>
+          <w:left w:w="55" w:type="dxa"/>
+          <w:bottom w:w="55" w:type="dxa"/>
+          <w:right w:w="55" w:type="dxa"/>
+        </w:tblCellMar>
+      </w:tblPr>
+      <w:tblGrid>
+        <w:gridCol w:w="9638"/>
+      </w:tblGrid>
+      <w:tr>
+        <w:trPr/>
+        <w:tc>
+          <w:tcPr>
+            <w:tcW w:w="9638" w:type="dxa"/>
+            <w:tcBorders>
+              <w:top w:val="single" w:sz="4" w:space="0" w:color="000000"/>
+              <w:left w:val="single" w:sz="4" w:space="0" w:color="000000"/>
+              <w:bottom w:val="single" w:sz="4" w:space="0" w:color="000000"/>
+              <w:right w:val="single" w:sz="4" w:space="0" w:color="000000"/>
+            </w:tcBorders>
+          </w:tcPr>
+          <w:p>
+            <w:pPr>
+              <w:pStyle w:val="Style13"/>
+              <w:rPr>
+                <w:u w:val="none"/>
+              </w:rPr>
+            </w:pPr>
+            <w:r>
+              <w:rPr>
+                <w:u w:val="none"/>
+              </w:rPr>
+              <w:t>def TestNetSvobodnogoMesta():</w:t>
+            </w:r>
+          </w:p>
+          <w:p>
+            <w:pPr>
+              <w:pStyle w:val="Style13"/>
+              <w:rPr>
+                <w:u w:val="none"/>
+              </w:rPr>
+            </w:pPr>
+            <w:r>
+              <w:rPr>
+                <w:u w:val="none"/>
+              </w:rPr>
+              <w:t xml:space="preserve">    </w:t>
+            </w:r>
+            <w:r>
+              <w:rPr>
+                <w:u w:val="none"/>
+              </w:rPr>
+              <w:t>N = 10</w:t>
+            </w:r>
+          </w:p>
+          <w:p>
+            <w:pPr>
+              <w:pStyle w:val="Style13"/>
+              <w:rPr>
+                <w:u w:val="none"/>
+              </w:rPr>
+            </w:pPr>
+            <w:r>
+              <w:rPr>
+                <w:u w:val="none"/>
+              </w:rPr>
+              <w:t xml:space="preserve">    </w:t>
+            </w:r>
+            <w:r>
+              <w:rPr>
+                <w:u w:val="none"/>
+              </w:rPr>
+              <w:t>K = N</w:t>
+            </w:r>
+          </w:p>
+          <w:p>
+            <w:pPr>
+              <w:pStyle w:val="Style13"/>
+              <w:rPr>
+                <w:u w:val="none"/>
+              </w:rPr>
+            </w:pPr>
+            <w:r>
+              <w:rPr>
+                <w:u w:val="none"/>
+              </w:rPr>
+              <w:t xml:space="preserve">    </w:t>
+            </w:r>
+            <w:r>
+              <w:rPr>
+                <w:u w:val="none"/>
+              </w:rPr>
+              <w:t>M = [PROBEL] * (N+1) # Создаем множество длиной N+1 (+1 для возможности индексации от 1 до N)</w:t>
+            </w:r>
+          </w:p>
+          <w:p>
+            <w:pPr>
+              <w:pStyle w:val="Style13"/>
+              <w:rPr>
+                <w:u w:val="none"/>
+              </w:rPr>
+            </w:pPr>
+            <w:r>
+              <w:rPr>
+                <w:u w:val="none"/>
+              </w:rPr>
+              <w:t xml:space="preserve">    </w:t>
+            </w:r>
+            <w:r>
+              <w:rPr>
+                <w:u w:val="none"/>
+              </w:rPr>
+              <w:t>M[0] = 1</w:t>
+            </w:r>
+          </w:p>
+          <w:p>
+            <w:pPr>
+              <w:pStyle w:val="Style13"/>
+              <w:rPr>
+                <w:u w:val="none"/>
+              </w:rPr>
+            </w:pPr>
+            <w:r>
+              <w:rPr>
+                <w:u w:val="none"/>
+              </w:rPr>
+              <w:t xml:space="preserve">    </w:t>
+            </w:r>
+            <w:r>
+              <w:rPr>
+                <w:u w:val="none"/>
+              </w:rPr>
+              <w:t>M[1] = 54</w:t>
+            </w:r>
+          </w:p>
+          <w:p>
+            <w:pPr>
+              <w:pStyle w:val="Style13"/>
+              <w:rPr>
+                <w:u w:val="none"/>
+              </w:rPr>
+            </w:pPr>
+            <w:r>
+              <w:rPr>
+                <w:u w:val="none"/>
+              </w:rPr>
+            </w:r>
+          </w:p>
+          <w:p>
+            <w:pPr>
+              <w:pStyle w:val="Style13"/>
+              <w:rPr>
+                <w:u w:val="none"/>
+              </w:rPr>
+            </w:pPr>
+            <w:r>
+              <w:rPr>
+                <w:u w:val="none"/>
+              </w:rPr>
+              <w:t xml:space="preserve">    </w:t>
+            </w:r>
+            <w:r>
+              <w:rPr>
+                <w:u w:val="none"/>
+              </w:rPr>
+              <w:t>assert not NetSvobodnogoMesta(M, N) # Вызываем проверяемую функцию (нет свободного места) и тут же проверяем ответ</w:t>
+            </w:r>
+          </w:p>
+          <w:p>
+            <w:pPr>
+              <w:pStyle w:val="Style13"/>
+              <w:rPr>
+                <w:u w:val="none"/>
+              </w:rPr>
+            </w:pPr>
+            <w:r>
+              <w:rPr>
+                <w:u w:val="none"/>
+              </w:rPr>
+              <w:t xml:space="preserve">    </w:t>
+            </w:r>
+            <w:r>
+              <w:rPr>
+                <w:u w:val="none"/>
+              </w:rPr>
+              <w:t>assert N == K # Проверяем, осталось ли значение N прежним</w:t>
+            </w:r>
+          </w:p>
+          <w:p>
+            <w:pPr>
+              <w:pStyle w:val="Style13"/>
+              <w:rPr>
+                <w:u w:val="none"/>
+              </w:rPr>
+            </w:pPr>
+            <w:r>
+              <w:rPr>
+                <w:u w:val="none"/>
+              </w:rPr>
+              <w:t xml:space="preserve">    </w:t>
+            </w:r>
+            <w:r>
+              <w:rPr>
+                <w:u w:val="none"/>
+              </w:rPr>
+              <w:t>assert len(M) == N+1 # Проверяем, осталась ли длина прежней</w:t>
+            </w:r>
+          </w:p>
+          <w:p>
+            <w:pPr>
+              <w:pStyle w:val="Style13"/>
+              <w:rPr>
+                <w:u w:val="none"/>
+              </w:rPr>
+            </w:pPr>
+            <w:r>
+              <w:rPr>
+                <w:u w:val="none"/>
+              </w:rPr>
+              <w:t xml:space="preserve">    </w:t>
+            </w:r>
+            <w:r>
+              <w:rPr>
+                <w:u w:val="none"/>
+              </w:rPr>
+              <w:t>assert M[1] == 54 # Проверка, остались ли элементы множества неизменны</w:t>
+            </w:r>
+          </w:p>
+          <w:p>
+            <w:pPr>
+              <w:pStyle w:val="Style13"/>
+              <w:rPr>
+                <w:u w:val="none"/>
+              </w:rPr>
+            </w:pPr>
+            <w:r>
+              <w:rPr>
+                <w:u w:val="none"/>
+              </w:rPr>
+            </w:r>
+          </w:p>
+          <w:p>
+            <w:pPr>
+              <w:pStyle w:val="Style13"/>
+              <w:rPr>
+                <w:u w:val="none"/>
+              </w:rPr>
+            </w:pPr>
+            <w:r>
+              <w:rPr>
+                <w:u w:val="none"/>
+              </w:rPr>
+              <w:t xml:space="preserve">    </w:t>
+            </w:r>
+            <w:r>
+              <w:rPr>
+                <w:u w:val="none"/>
+              </w:rPr>
+              <w:t>M[0] = N</w:t>
+            </w:r>
+          </w:p>
+          <w:p>
+            <w:pPr>
+              <w:pStyle w:val="Style13"/>
+              <w:rPr>
+                <w:u w:val="none"/>
+              </w:rPr>
+            </w:pPr>
+            <w:r>
+              <w:rPr>
+                <w:u w:val="none"/>
+              </w:rPr>
+              <w:t xml:space="preserve">    </w:t>
+            </w:r>
+            <w:r>
+              <w:rPr>
+                <w:u w:val="none"/>
+              </w:rPr>
+              <w:t>M[1] = 12</w:t>
+            </w:r>
+          </w:p>
+          <w:p>
+            <w:pPr>
+              <w:pStyle w:val="Style13"/>
+              <w:rPr>
+                <w:u w:val="none"/>
+              </w:rPr>
+            </w:pPr>
+            <w:r>
+              <w:rPr>
+                <w:u w:val="none"/>
+              </w:rPr>
+            </w:r>
+          </w:p>
+          <w:p>
+            <w:pPr>
+              <w:pStyle w:val="Style13"/>
+              <w:rPr>
+                <w:u w:val="none"/>
+              </w:rPr>
+            </w:pPr>
+            <w:r>
+              <w:rPr>
+                <w:u w:val="none"/>
+              </w:rPr>
+              <w:t xml:space="preserve">    </w:t>
+            </w:r>
+            <w:r>
+              <w:rPr>
+                <w:u w:val="none"/>
+              </w:rPr>
+              <w:t>assert NetSvobodnogoMesta(M, N) # Вызываем проверяемую функцию (нет свободного места) и тут же проверяем ответ</w:t>
+            </w:r>
+          </w:p>
+          <w:p>
+            <w:pPr>
+              <w:pStyle w:val="Style13"/>
+              <w:rPr>
+                <w:u w:val="none"/>
+              </w:rPr>
+            </w:pPr>
+            <w:r>
+              <w:rPr>
+                <w:u w:val="none"/>
+              </w:rPr>
+              <w:t xml:space="preserve">    </w:t>
+            </w:r>
+            <w:r>
+              <w:rPr>
+                <w:u w:val="none"/>
+              </w:rPr>
+              <w:t>assert M[1] == 12 # Проверка, остались ли элементы множества неизменны</w:t>
+            </w:r>
+          </w:p>
+          <w:p>
+            <w:pPr>
+              <w:pStyle w:val="Style13"/>
+              <w:rPr>
+                <w:u w:val="none"/>
+              </w:rPr>
+            </w:pPr>
+            <w:r>
+              <w:rPr>
+                <w:u w:val="none"/>
+              </w:rPr>
+            </w:r>
+          </w:p>
+          <w:p>
+            <w:pPr>
+              <w:pStyle w:val="Style13"/>
+              <w:rPr>
+                <w:u w:val="none"/>
+              </w:rPr>
+            </w:pPr>
+            <w:r>
+              <w:rPr>
+                <w:u w:val="none"/>
+              </w:rPr>
+              <w:t xml:space="preserve">    </w:t>
+            </w:r>
+            <w:r>
+              <w:rPr>
+                <w:u w:val="none"/>
+              </w:rPr>
+              <w:t>print("Функция на отсутствие свободного места успешно отработала")</w:t>
+            </w:r>
+          </w:p>
+        </w:tc>
+      </w:tr>
+    </w:tbl>
+    <w:p>
+      <w:pPr>
+        <w:pStyle w:val="Heading3"/>
+        <w:numPr>
+          <w:ilvl w:val="2"/>
+          <w:numId w:val="2"/>
+        </w:numPr>
+        <w:ind w:left="0"/>
+        <w:rPr/>
+      </w:pPr>
+      <w:bookmarkStart w:id="24" w:name="__RefHeading___Toc4311_2026028575_Копия_"/>
+      <w:bookmarkEnd w:id="24"/>
+      <w:r>
+        <w:rPr/>
+        <w:t>Содержимое окна ввода/вывода</w:t>
+      </w:r>
+    </w:p>
+    <w:tbl>
+      <w:tblPr>
+        <w:tblW w:w="5000" w:type="pct"/>
+        <w:jc w:val="left"/>
+        <w:tblInd w:w="55" w:type="dxa"/>
+        <w:tblLayout w:type="fixed"/>
+        <w:tblCellMar>
+          <w:top w:w="55" w:type="dxa"/>
+          <w:left w:w="55" w:type="dxa"/>
+          <w:bottom w:w="55" w:type="dxa"/>
+          <w:right w:w="55" w:type="dxa"/>
+        </w:tblCellMar>
+      </w:tblPr>
+      <w:tblGrid>
+        <w:gridCol w:w="9638"/>
+      </w:tblGrid>
+      <w:tr>
+        <w:trPr/>
+        <w:tc>
+          <w:tcPr>
+            <w:tcW w:w="9638" w:type="dxa"/>
+            <w:tcBorders>
+              <w:top w:val="single" w:sz="4" w:space="0" w:color="000000"/>
+              <w:left w:val="single" w:sz="4" w:space="0" w:color="000000"/>
+              <w:bottom w:val="single" w:sz="4" w:space="0" w:color="000000"/>
+              <w:right w:val="single" w:sz="4" w:space="0" w:color="000000"/>
+            </w:tcBorders>
+          </w:tcPr>
+          <w:p>
+            <w:pPr>
+              <w:pStyle w:val="Style13"/>
+              <w:rPr>
+                <w:u w:val="none"/>
+              </w:rPr>
+            </w:pPr>
+            <w:r>
+              <w:rPr>
+                <w:u w:val="none"/>
+              </w:rPr>
+              <w:t>Функция на отсутствие свободного места успешно отработала</w:t>
+            </w:r>
+          </w:p>
+        </w:tc>
+      </w:tr>
+    </w:tbl>
+    <w:p>
+      <w:pPr>
+        <w:pStyle w:val="BodyText"/>
         <w:rPr/>
       </w:pPr>
       <w:r>

--- a/Отчет.docx
+++ b/Отчет.docx
@@ -628,6 +628,86 @@
               <w:t>7</w:t>
             </w:r>
           </w:hyperlink>
+        </w:p>
+        <w:p>
+          <w:pPr>
+            <w:pStyle w:val="TOC2"/>
+            <w:tabs>
+              <w:tab w:val="clear" w:pos="9355"/>
+              <w:tab w:val="right" w:pos="9637" w:leader="dot"/>
+            </w:tabs>
+            <w:rPr/>
+          </w:pPr>
+          <w:hyperlink w:anchor="__RefHeading___Toc4237_2026028575_%25D0%">
+            <w:r>
+              <w:rPr>
+                <w:rStyle w:val="Style10"/>
+              </w:rPr>
+              <w:t>6. Элемент &lt;вх: elem&gt; принадлежит множеству &lt;вх: M&gt;: да/нет</w:t>
+              <w:tab/>
+              <w:t>8</w:t>
+            </w:r>
+          </w:hyperlink>
+        </w:p>
+        <w:p>
+          <w:pPr>
+            <w:pStyle w:val="TOC3"/>
+            <w:tabs>
+              <w:tab w:val="clear" w:pos="9071"/>
+              <w:tab w:val="right" w:pos="9637" w:leader="dot"/>
+            </w:tabs>
+            <w:rPr/>
+          </w:pPr>
+          <w:hyperlink w:anchor="__RefHeading___Toc4239_2026028575_%25D0%">
+            <w:r>
+              <w:rPr>
+                <w:rStyle w:val="Style10"/>
+              </w:rPr>
+              <w:t>Текст реализации предписания</w:t>
+              <w:tab/>
+              <w:t>8</w:t>
+            </w:r>
+          </w:hyperlink>
+        </w:p>
+        <w:p>
+          <w:pPr>
+            <w:pStyle w:val="TOC3"/>
+            <w:tabs>
+              <w:tab w:val="clear" w:pos="9071"/>
+              <w:tab w:val="right" w:pos="9637" w:leader="dot"/>
+            </w:tabs>
+            <w:rPr/>
+          </w:pPr>
+          <w:hyperlink w:anchor="__RefHeading___Toc4241_2026028575_%25D0%">
+            <w:r>
+              <w:rPr>
+                <w:rStyle w:val="Style10"/>
+              </w:rPr>
+              <w:t>Текст проверочной программы</w:t>
+              <w:tab/>
+              <w:t>8</w:t>
+            </w:r>
+          </w:hyperlink>
+        </w:p>
+        <w:p>
+          <w:pPr>
+            <w:pStyle w:val="TOC3"/>
+            <w:tabs>
+              <w:tab w:val="clear" w:pos="9071"/>
+              <w:tab w:val="right" w:pos="9637" w:leader="dot"/>
+            </w:tabs>
+            <w:rPr/>
+          </w:pPr>
+          <w:hyperlink w:anchor="__RefHeading___Toc4243_2026028575_%25D0%">
+            <w:r>
+              <w:rPr>
+                <w:rStyle w:val="Style10"/>
+              </w:rPr>
+              <w:t>Содержимое окна ввода/вывода</w:t>
+              <w:tab/>
+              <w:t>8</w:t>
+            </w:r>
+          </w:hyperlink>
           <w:r>
             <w:rPr>
               <w:rStyle w:val="Style10"/>
@@ -2676,8 +2756,15 @@
       <w:bookmarkStart w:id="21" w:name="__RefHeading___Toc4305_2026028575_Копия_"/>
       <w:bookmarkEnd w:id="21"/>
       <w:r>
-        <w:rPr/>
-        <w:t>5. Нет свободного места &lt;вх: М, N&gt;: да/нет</w:t>
+        <w:rPr>
+          <w:b/>
+          <w:bCs/>
+        </w:rPr>
+        <w:t>5</w:t>
+      </w:r>
+      <w:r>
+        <w:rPr/>
+        <w:t>. Нет свободного места &lt;вх: М, N&gt;: да/нет</w:t>
       </w:r>
     </w:p>
     <w:p>
@@ -3232,6 +3319,575 @@
                 <w:u w:val="none"/>
               </w:rPr>
               <w:t>Функция на отсутствие свободного места успешно отработала</w:t>
+            </w:r>
+          </w:p>
+        </w:tc>
+      </w:tr>
+    </w:tbl>
+    <w:p>
+      <w:pPr>
+        <w:pStyle w:val="BodyText"/>
+        <w:rPr/>
+      </w:pPr>
+      <w:r>
+        <w:rPr/>
+      </w:r>
+      <w:r>
+        <w:br w:type="page"/>
+      </w:r>
+    </w:p>
+    <w:p>
+      <w:pPr>
+        <w:pStyle w:val="Heading2"/>
+        <w:numPr>
+          <w:ilvl w:val="1"/>
+          <w:numId w:val="2"/>
+        </w:numPr>
+        <w:ind w:left="0"/>
+        <w:rPr/>
+      </w:pPr>
+      <w:bookmarkStart w:id="25" w:name="__RefHeading___Toc4237_2026028575_Копия_"/>
+      <w:bookmarkEnd w:id="25"/>
+      <w:r>
+        <w:rPr/>
+        <w:t>6. Элемент &lt;вх: elem&gt; принадлежит множеству &lt;вх: M&gt;: да/нет</w:t>
+      </w:r>
+    </w:p>
+    <w:p>
+      <w:pPr>
+        <w:pStyle w:val="Heading3"/>
+        <w:numPr>
+          <w:ilvl w:val="2"/>
+          <w:numId w:val="2"/>
+        </w:numPr>
+        <w:ind w:left="0"/>
+        <w:rPr/>
+      </w:pPr>
+      <w:bookmarkStart w:id="26" w:name="__RefHeading___Toc4239_2026028575_Копия_"/>
+      <w:bookmarkEnd w:id="26"/>
+      <w:r>
+        <w:rPr/>
+        <w:t>Текст реализации предписания</w:t>
+      </w:r>
+    </w:p>
+    <w:tbl>
+      <w:tblPr>
+        <w:tblW w:w="5000" w:type="pct"/>
+        <w:jc w:val="left"/>
+        <w:tblInd w:w="55" w:type="dxa"/>
+        <w:tblLayout w:type="fixed"/>
+        <w:tblCellMar>
+          <w:top w:w="55" w:type="dxa"/>
+          <w:left w:w="55" w:type="dxa"/>
+          <w:bottom w:w="55" w:type="dxa"/>
+          <w:right w:w="55" w:type="dxa"/>
+        </w:tblCellMar>
+      </w:tblPr>
+      <w:tblGrid>
+        <w:gridCol w:w="9638"/>
+      </w:tblGrid>
+      <w:tr>
+        <w:trPr/>
+        <w:tc>
+          <w:tcPr>
+            <w:tcW w:w="9638" w:type="dxa"/>
+            <w:tcBorders>
+              <w:top w:val="single" w:sz="4" w:space="0" w:color="000000"/>
+              <w:left w:val="single" w:sz="4" w:space="0" w:color="000000"/>
+              <w:bottom w:val="single" w:sz="4" w:space="0" w:color="000000"/>
+              <w:right w:val="single" w:sz="4" w:space="0" w:color="000000"/>
+            </w:tcBorders>
+          </w:tcPr>
+          <w:p>
+            <w:pPr>
+              <w:pStyle w:val="Style13"/>
+              <w:rPr>
+                <w:u w:val="none"/>
+              </w:rPr>
+            </w:pPr>
+            <w:r>
+              <w:rPr>
+                <w:u w:val="none"/>
+              </w:rPr>
+              <w:t>def ElementPrinadlezhitMnozhestvu(M: list, element: int) -&gt; bool:</w:t>
+            </w:r>
+          </w:p>
+          <w:p>
+            <w:pPr>
+              <w:pStyle w:val="Style13"/>
+              <w:rPr>
+                <w:u w:val="none"/>
+              </w:rPr>
+            </w:pPr>
+            <w:r>
+              <w:rPr>
+                <w:u w:val="none"/>
+              </w:rPr>
+              <w:t xml:space="preserve">    </w:t>
+            </w:r>
+            <w:r>
+              <w:rPr>
+                <w:u w:val="none"/>
+              </w:rPr>
+              <w:t>otvet = False</w:t>
+            </w:r>
+          </w:p>
+          <w:p>
+            <w:pPr>
+              <w:pStyle w:val="Style13"/>
+              <w:rPr>
+                <w:u w:val="none"/>
+              </w:rPr>
+            </w:pPr>
+            <w:r>
+              <w:rPr>
+                <w:u w:val="none"/>
+              </w:rPr>
+            </w:r>
+          </w:p>
+          <w:p>
+            <w:pPr>
+              <w:pStyle w:val="Style13"/>
+              <w:rPr>
+                <w:u w:val="none"/>
+              </w:rPr>
+            </w:pPr>
+            <w:r>
+              <w:rPr>
+                <w:u w:val="none"/>
+              </w:rPr>
+              <w:t xml:space="preserve">    </w:t>
+            </w:r>
+            <w:r>
+              <w:rPr>
+                <w:u w:val="none"/>
+              </w:rPr>
+              <w:t>for i in range(1, M[0]+1):</w:t>
+            </w:r>
+          </w:p>
+          <w:p>
+            <w:pPr>
+              <w:pStyle w:val="Style13"/>
+              <w:rPr>
+                <w:u w:val="none"/>
+              </w:rPr>
+            </w:pPr>
+            <w:r>
+              <w:rPr>
+                <w:u w:val="none"/>
+              </w:rPr>
+              <w:t xml:space="preserve">        </w:t>
+            </w:r>
+            <w:r>
+              <w:rPr>
+                <w:u w:val="none"/>
+              </w:rPr>
+              <w:t>if M[i] == element:</w:t>
+            </w:r>
+          </w:p>
+          <w:p>
+            <w:pPr>
+              <w:pStyle w:val="Style13"/>
+              <w:rPr>
+                <w:u w:val="none"/>
+              </w:rPr>
+            </w:pPr>
+            <w:r>
+              <w:rPr>
+                <w:u w:val="none"/>
+              </w:rPr>
+              <w:t xml:space="preserve">            </w:t>
+            </w:r>
+            <w:r>
+              <w:rPr>
+                <w:u w:val="none"/>
+              </w:rPr>
+              <w:t>otvet = True</w:t>
+            </w:r>
+          </w:p>
+          <w:p>
+            <w:pPr>
+              <w:pStyle w:val="Style13"/>
+              <w:rPr>
+                <w:u w:val="none"/>
+              </w:rPr>
+            </w:pPr>
+            <w:r>
+              <w:rPr>
+                <w:u w:val="none"/>
+              </w:rPr>
+              <w:t xml:space="preserve">            </w:t>
+            </w:r>
+            <w:r>
+              <w:rPr>
+                <w:u w:val="none"/>
+              </w:rPr>
+              <w:t>break</w:t>
+            </w:r>
+          </w:p>
+          <w:p>
+            <w:pPr>
+              <w:pStyle w:val="Style13"/>
+              <w:rPr>
+                <w:u w:val="none"/>
+              </w:rPr>
+            </w:pPr>
+            <w:r>
+              <w:rPr>
+                <w:u w:val="none"/>
+              </w:rPr>
+            </w:r>
+          </w:p>
+          <w:p>
+            <w:pPr>
+              <w:pStyle w:val="Style13"/>
+              <w:rPr>
+                <w:u w:val="none"/>
+              </w:rPr>
+            </w:pPr>
+            <w:r>
+              <w:rPr>
+                <w:u w:val="none"/>
+              </w:rPr>
+              <w:t xml:space="preserve">    </w:t>
+            </w:r>
+            <w:r>
+              <w:rPr>
+                <w:u w:val="none"/>
+              </w:rPr>
+              <w:t>return otvet</w:t>
+            </w:r>
+          </w:p>
+        </w:tc>
+      </w:tr>
+    </w:tbl>
+    <w:p>
+      <w:pPr>
+        <w:pStyle w:val="BodyText"/>
+        <w:rPr/>
+      </w:pPr>
+      <w:r>
+        <w:rPr/>
+        <w:t>Предусловие: M = M[1], …, M[N] — ряд с произвольными значениями целочисленного типа.</w:t>
+      </w:r>
+    </w:p>
+    <w:p>
+      <w:pPr>
+        <w:pStyle w:val="BodyText"/>
+        <w:rPr/>
+      </w:pPr>
+      <w:r>
+        <w:rPr/>
+        <w:t>Постусловие: размер M остался неизменным. Служебный элемент указывает о том, что множество пусто.</w:t>
+      </w:r>
+    </w:p>
+    <w:p>
+      <w:pPr>
+        <w:pStyle w:val="Heading3"/>
+        <w:numPr>
+          <w:ilvl w:val="2"/>
+          <w:numId w:val="2"/>
+        </w:numPr>
+        <w:ind w:left="0"/>
+        <w:rPr/>
+      </w:pPr>
+      <w:bookmarkStart w:id="27" w:name="__RefHeading___Toc4241_2026028575_Копия_"/>
+      <w:bookmarkEnd w:id="27"/>
+      <w:r>
+        <w:rPr/>
+        <w:t>Текст проверочной программы</w:t>
+      </w:r>
+    </w:p>
+    <w:tbl>
+      <w:tblPr>
+        <w:tblW w:w="5000" w:type="pct"/>
+        <w:jc w:val="left"/>
+        <w:tblInd w:w="55" w:type="dxa"/>
+        <w:tblLayout w:type="fixed"/>
+        <w:tblCellMar>
+          <w:top w:w="55" w:type="dxa"/>
+          <w:left w:w="55" w:type="dxa"/>
+          <w:bottom w:w="55" w:type="dxa"/>
+          <w:right w:w="55" w:type="dxa"/>
+        </w:tblCellMar>
+      </w:tblPr>
+      <w:tblGrid>
+        <w:gridCol w:w="9638"/>
+      </w:tblGrid>
+      <w:tr>
+        <w:trPr/>
+        <w:tc>
+          <w:tcPr>
+            <w:tcW w:w="9638" w:type="dxa"/>
+            <w:tcBorders>
+              <w:top w:val="single" w:sz="4" w:space="0" w:color="000000"/>
+              <w:left w:val="single" w:sz="4" w:space="0" w:color="000000"/>
+              <w:bottom w:val="single" w:sz="4" w:space="0" w:color="000000"/>
+              <w:right w:val="single" w:sz="4" w:space="0" w:color="000000"/>
+            </w:tcBorders>
+          </w:tcPr>
+          <w:p>
+            <w:pPr>
+              <w:pStyle w:val="Style13"/>
+              <w:rPr/>
+            </w:pPr>
+            <w:r>
+              <w:rPr/>
+              <w:t>def TestElementPrinadlezhitMnozhestvu():</w:t>
+            </w:r>
+          </w:p>
+          <w:p>
+            <w:pPr>
+              <w:pStyle w:val="Style13"/>
+              <w:rPr/>
+            </w:pPr>
+            <w:r>
+              <w:rPr/>
+              <w:t xml:space="preserve">    </w:t>
+            </w:r>
+            <w:r>
+              <w:rPr/>
+              <w:t>N = 10</w:t>
+            </w:r>
+          </w:p>
+          <w:p>
+            <w:pPr>
+              <w:pStyle w:val="Style13"/>
+              <w:rPr/>
+            </w:pPr>
+            <w:r>
+              <w:rPr/>
+              <w:t xml:space="preserve">    </w:t>
+            </w:r>
+            <w:r>
+              <w:rPr/>
+              <w:t>M = [PROBEL] * (N+1) # Создаем множество длиной N+1 (+1 для возможности индексации от 1 до N)</w:t>
+            </w:r>
+          </w:p>
+          <w:p>
+            <w:pPr>
+              <w:pStyle w:val="Style13"/>
+              <w:rPr/>
+            </w:pPr>
+            <w:r>
+              <w:rPr/>
+            </w:r>
+          </w:p>
+          <w:p>
+            <w:pPr>
+              <w:pStyle w:val="Style13"/>
+              <w:rPr/>
+            </w:pPr>
+            <w:r>
+              <w:rPr/>
+              <w:t xml:space="preserve">    </w:t>
+            </w:r>
+            <w:r>
+              <w:rPr/>
+              <w:t xml:space="preserve">M[0] = 3 # Заполняем множество элементами </w:t>
+            </w:r>
+          </w:p>
+          <w:p>
+            <w:pPr>
+              <w:pStyle w:val="Style13"/>
+              <w:rPr/>
+            </w:pPr>
+            <w:r>
+              <w:rPr/>
+              <w:t xml:space="preserve">    </w:t>
+            </w:r>
+            <w:r>
+              <w:rPr/>
+              <w:t>M[1] = 4</w:t>
+            </w:r>
+          </w:p>
+          <w:p>
+            <w:pPr>
+              <w:pStyle w:val="Style13"/>
+              <w:rPr/>
+            </w:pPr>
+            <w:r>
+              <w:rPr/>
+              <w:t xml:space="preserve">    </w:t>
+            </w:r>
+            <w:r>
+              <w:rPr/>
+              <w:t>M[2] = 2</w:t>
+            </w:r>
+          </w:p>
+          <w:p>
+            <w:pPr>
+              <w:pStyle w:val="Style13"/>
+              <w:rPr/>
+            </w:pPr>
+            <w:r>
+              <w:rPr/>
+              <w:t xml:space="preserve">    </w:t>
+            </w:r>
+            <w:r>
+              <w:rPr/>
+              <w:t>M[3] = 9</w:t>
+            </w:r>
+          </w:p>
+          <w:p>
+            <w:pPr>
+              <w:pStyle w:val="Style13"/>
+              <w:rPr/>
+            </w:pPr>
+            <w:r>
+              <w:rPr/>
+            </w:r>
+          </w:p>
+          <w:p>
+            <w:pPr>
+              <w:pStyle w:val="Style13"/>
+              <w:rPr/>
+            </w:pPr>
+            <w:r>
+              <w:rPr/>
+              <w:t xml:space="preserve">    </w:t>
+            </w:r>
+            <w:r>
+              <w:rPr/>
+              <w:t>assert ElementPrinadlezhitMnozhestvu(M, M[2]) # Вызываем проверяемую функцию (элемент принадлежит множеству) и тут же проверяем ответ</w:t>
+            </w:r>
+          </w:p>
+          <w:p>
+            <w:pPr>
+              <w:pStyle w:val="Style13"/>
+              <w:rPr/>
+            </w:pPr>
+            <w:r>
+              <w:rPr/>
+              <w:t xml:space="preserve">    </w:t>
+            </w:r>
+            <w:r>
+              <w:rPr/>
+              <w:t>assert len(M) == N+1 # Проверяем, осталась ли длина прежней</w:t>
+            </w:r>
+          </w:p>
+          <w:p>
+            <w:pPr>
+              <w:pStyle w:val="Style13"/>
+              <w:rPr/>
+            </w:pPr>
+            <w:r>
+              <w:rPr/>
+              <w:t xml:space="preserve">    </w:t>
+            </w:r>
+            <w:r>
+              <w:rPr/>
+              <w:t>assert M[1] == 4 and M[2] == 2 and M[3] == 9 # Проверка, остались ли элементы множества неизменны</w:t>
+            </w:r>
+          </w:p>
+          <w:p>
+            <w:pPr>
+              <w:pStyle w:val="Style13"/>
+              <w:rPr/>
+            </w:pPr>
+            <w:r>
+              <w:rPr/>
+            </w:r>
+          </w:p>
+          <w:p>
+            <w:pPr>
+              <w:pStyle w:val="Style13"/>
+              <w:rPr/>
+            </w:pPr>
+            <w:r>
+              <w:rPr/>
+              <w:t xml:space="preserve">    </w:t>
+            </w:r>
+            <w:r>
+              <w:rPr/>
+              <w:t>assert not ElementPrinadlezhitMnozhestvu(M, 500) # Вызываем проверяемую функцию (элемент принадлежит множеству) и тут же проверяем ответ</w:t>
+            </w:r>
+          </w:p>
+          <w:p>
+            <w:pPr>
+              <w:pStyle w:val="Style13"/>
+              <w:rPr/>
+            </w:pPr>
+            <w:r>
+              <w:rPr/>
+            </w:r>
+          </w:p>
+          <w:p>
+            <w:pPr>
+              <w:pStyle w:val="Style13"/>
+              <w:rPr/>
+            </w:pPr>
+            <w:r>
+              <w:rPr/>
+              <w:t xml:space="preserve">    </w:t>
+            </w:r>
+            <w:r>
+              <w:rPr/>
+              <w:t>print("Функция проверки принадлежности элемента ко множеству успешно отработала")</w:t>
+            </w:r>
+          </w:p>
+        </w:tc>
+      </w:tr>
+    </w:tbl>
+    <w:p>
+      <w:pPr>
+        <w:pStyle w:val="Heading3"/>
+        <w:numPr>
+          <w:ilvl w:val="2"/>
+          <w:numId w:val="2"/>
+        </w:numPr>
+        <w:ind w:left="0"/>
+        <w:rPr/>
+      </w:pPr>
+      <w:bookmarkStart w:id="28" w:name="__RefHeading___Toc4243_2026028575_Копия1"/>
+      <w:bookmarkEnd w:id="28"/>
+      <w:r>
+        <w:rPr/>
+        <w:t>Содержимое окна ввода/вывод</w:t>
+      </w:r>
+      <w:bookmarkStart w:id="29" w:name="__RefHeading___Toc4243_2026028575_Копия2"/>
+      <w:bookmarkEnd w:id="29"/>
+      <w:r>
+        <w:rPr/>
+        <w:t>а</w:t>
+      </w:r>
+    </w:p>
+    <w:tbl>
+      <w:tblPr>
+        <w:tblW w:w="5000" w:type="pct"/>
+        <w:jc w:val="left"/>
+        <w:tblInd w:w="55" w:type="dxa"/>
+        <w:tblLayout w:type="fixed"/>
+        <w:tblCellMar>
+          <w:top w:w="55" w:type="dxa"/>
+          <w:left w:w="55" w:type="dxa"/>
+          <w:bottom w:w="55" w:type="dxa"/>
+          <w:right w:w="55" w:type="dxa"/>
+        </w:tblCellMar>
+      </w:tblPr>
+      <w:tblGrid>
+        <w:gridCol w:w="9638"/>
+      </w:tblGrid>
+      <w:tr>
+        <w:trPr/>
+        <w:tc>
+          <w:tcPr>
+            <w:tcW w:w="9638" w:type="dxa"/>
+            <w:tcBorders>
+              <w:top w:val="single" w:sz="4" w:space="0" w:color="000000"/>
+              <w:left w:val="single" w:sz="4" w:space="0" w:color="000000"/>
+              <w:bottom w:val="single" w:sz="4" w:space="0" w:color="000000"/>
+              <w:right w:val="single" w:sz="4" w:space="0" w:color="000000"/>
+            </w:tcBorders>
+          </w:tcPr>
+          <w:p>
+            <w:pPr>
+              <w:pStyle w:val="Style13"/>
+              <w:rPr/>
+            </w:pPr>
+            <w:r>
+              <w:rPr/>
+              <w:t>Функция проверки принадлежности элемента ко множеству успешно отработала</w:t>
             </w:r>
           </w:p>
         </w:tc>

--- a/Отчет.docx
+++ b/Отчет.docx
@@ -643,7 +643,7 @@
               <w:rPr>
                 <w:rStyle w:val="Style10"/>
               </w:rPr>
-              <w:t>6. Элемент &lt;вх: elem&gt; принадлежит множеству &lt;вх: M&gt;: да/нет</w:t>
+              <w:t>6. Элемент &lt;вх: element&gt; принадлежит множеству &lt;вх: M&gt;: да/нет</w:t>
               <w:tab/>
               <w:t>8</w:t>
             </w:r>
@@ -706,6 +706,86 @@
               <w:t>Содержимое окна ввода/вывода</w:t>
               <w:tab/>
               <w:t>8</w:t>
+            </w:r>
+          </w:hyperlink>
+        </w:p>
+        <w:p>
+          <w:pPr>
+            <w:pStyle w:val="TOC2"/>
+            <w:tabs>
+              <w:tab w:val="clear" w:pos="9355"/>
+              <w:tab w:val="right" w:pos="9637" w:leader="dot"/>
+            </w:tabs>
+            <w:rPr/>
+          </w:pPr>
+          <w:hyperlink w:anchor="__RefHeading___Toc4237_2026028575_%25D01">
+            <w:r>
+              <w:rPr>
+                <w:rStyle w:val="Style10"/>
+              </w:rPr>
+              <w:t>7. Элемент &lt;вх: element&gt; не принадлежит множеству &lt;вх: M&gt;: да/нет</w:t>
+              <w:tab/>
+              <w:t>9</w:t>
+            </w:r>
+          </w:hyperlink>
+        </w:p>
+        <w:p>
+          <w:pPr>
+            <w:pStyle w:val="TOC3"/>
+            <w:tabs>
+              <w:tab w:val="clear" w:pos="9071"/>
+              <w:tab w:val="right" w:pos="9637" w:leader="dot"/>
+            </w:tabs>
+            <w:rPr/>
+          </w:pPr>
+          <w:hyperlink w:anchor="__RefHeading___Toc4239_2026028575_%25D01">
+            <w:r>
+              <w:rPr>
+                <w:rStyle w:val="Style10"/>
+              </w:rPr>
+              <w:t>Текст реализации предписания</w:t>
+              <w:tab/>
+              <w:t>9</w:t>
+            </w:r>
+          </w:hyperlink>
+        </w:p>
+        <w:p>
+          <w:pPr>
+            <w:pStyle w:val="TOC3"/>
+            <w:tabs>
+              <w:tab w:val="clear" w:pos="9071"/>
+              <w:tab w:val="right" w:pos="9637" w:leader="dot"/>
+            </w:tabs>
+            <w:rPr/>
+          </w:pPr>
+          <w:hyperlink w:anchor="__RefHeading___Toc4241_2026028575_%25D01">
+            <w:r>
+              <w:rPr>
+                <w:rStyle w:val="Style10"/>
+              </w:rPr>
+              <w:t>Текст проверочной программы</w:t>
+              <w:tab/>
+              <w:t>9</w:t>
+            </w:r>
+          </w:hyperlink>
+        </w:p>
+        <w:p>
+          <w:pPr>
+            <w:pStyle w:val="TOC3"/>
+            <w:tabs>
+              <w:tab w:val="clear" w:pos="9071"/>
+              <w:tab w:val="right" w:pos="9637" w:leader="dot"/>
+            </w:tabs>
+            <w:rPr/>
+          </w:pPr>
+          <w:hyperlink w:anchor="__RefHeading___Toc4243_2026028575_%25D01">
+            <w:r>
+              <w:rPr>
+                <w:rStyle w:val="Style10"/>
+              </w:rPr>
+              <w:t>Содержимое окна ввода/вывода</w:t>
+              <w:tab/>
+              <w:t>9</w:t>
             </w:r>
           </w:hyperlink>
           <w:r>
@@ -3350,7 +3430,7 @@
       <w:bookmarkEnd w:id="25"/>
       <w:r>
         <w:rPr/>
-        <w:t>6. Элемент &lt;вх: elem&gt; принадлежит множеству &lt;вх: M&gt;: да/нет</w:t>
+        <w:t>6. Элемент &lt;вх: element&gt; принадлежит множеству &lt;вх: M&gt;: да/нет</w:t>
       </w:r>
     </w:p>
     <w:p>
@@ -3568,7 +3648,7 @@
       </w:pPr>
       <w:r>
         <w:rPr/>
-        <w:t>Предусловие: M = M[1], …, M[N] — ряд с произвольными значениями целочисленного типа.</w:t>
+        <w:t>Предусловие: M = M[1], …, M[N] — ряд с произвольными значениями целочисленного типа. Element — произвольное значение целочисленного типа</w:t>
       </w:r>
     </w:p>
     <w:p>
@@ -3578,7 +3658,7 @@
       </w:pPr>
       <w:r>
         <w:rPr/>
-        <w:t>Постусловие: размер M остался неизменным. Служебный элемент указывает о том, что множество пусто.</w:t>
+        <w:t>Постусловие: размер M остался неизменным. Служебный элемент указывает о том, что множество пусто. Значение element осталось прежним.</w:t>
       </w:r>
     </w:p>
     <w:p>
@@ -3684,7 +3764,15 @@
             </w:r>
             <w:r>
               <w:rPr/>
-              <w:t xml:space="preserve">M[0] = 3 # Заполняем множество элементами </w:t>
+              <w:t>M[0] = 3 # Заполняем множество эл</w:t>
+            </w:r>
+            <w:r>
+              <w:rPr/>
+              <w:softHyphen/>
+            </w:r>
+            <w:r>
+              <w:rPr/>
+              <w:t xml:space="preserve">ементами </w:t>
             </w:r>
           </w:p>
           <w:p>
@@ -3888,6 +3976,575 @@
             <w:r>
               <w:rPr/>
               <w:t>Функция проверки принадлежности элемента ко множеству успешно отработала</w:t>
+            </w:r>
+          </w:p>
+        </w:tc>
+      </w:tr>
+    </w:tbl>
+    <w:p>
+      <w:pPr>
+        <w:pStyle w:val="BodyText"/>
+        <w:rPr/>
+      </w:pPr>
+      <w:r>
+        <w:rPr/>
+      </w:r>
+      <w:r>
+        <w:br w:type="page"/>
+      </w:r>
+    </w:p>
+    <w:p>
+      <w:pPr>
+        <w:pStyle w:val="Heading2"/>
+        <w:numPr>
+          <w:ilvl w:val="1"/>
+          <w:numId w:val="2"/>
+        </w:numPr>
+        <w:ind w:left="0"/>
+        <w:rPr/>
+      </w:pPr>
+      <w:bookmarkStart w:id="30" w:name="__RefHeading___Toc4237_2026028575_Копия1"/>
+      <w:bookmarkEnd w:id="30"/>
+      <w:r>
+        <w:rPr/>
+        <w:t>7. Элемент &lt;вх: element&gt; не принадлежит множеству &lt;вх: M&gt;: да/нет</w:t>
+      </w:r>
+    </w:p>
+    <w:p>
+      <w:pPr>
+        <w:pStyle w:val="Heading3"/>
+        <w:numPr>
+          <w:ilvl w:val="2"/>
+          <w:numId w:val="2"/>
+        </w:numPr>
+        <w:ind w:left="0"/>
+        <w:rPr/>
+      </w:pPr>
+      <w:bookmarkStart w:id="31" w:name="__RefHeading___Toc4239_2026028575_Копия1"/>
+      <w:bookmarkEnd w:id="31"/>
+      <w:r>
+        <w:rPr/>
+        <w:t>Текст реализации предписания</w:t>
+      </w:r>
+    </w:p>
+    <w:tbl>
+      <w:tblPr>
+        <w:tblW w:w="5000" w:type="pct"/>
+        <w:jc w:val="left"/>
+        <w:tblInd w:w="55" w:type="dxa"/>
+        <w:tblLayout w:type="fixed"/>
+        <w:tblCellMar>
+          <w:top w:w="55" w:type="dxa"/>
+          <w:left w:w="55" w:type="dxa"/>
+          <w:bottom w:w="55" w:type="dxa"/>
+          <w:right w:w="55" w:type="dxa"/>
+        </w:tblCellMar>
+      </w:tblPr>
+      <w:tblGrid>
+        <w:gridCol w:w="9638"/>
+      </w:tblGrid>
+      <w:tr>
+        <w:trPr/>
+        <w:tc>
+          <w:tcPr>
+            <w:tcW w:w="9638" w:type="dxa"/>
+            <w:tcBorders>
+              <w:top w:val="single" w:sz="4" w:space="0" w:color="000000"/>
+              <w:left w:val="single" w:sz="4" w:space="0" w:color="000000"/>
+              <w:bottom w:val="single" w:sz="4" w:space="0" w:color="000000"/>
+              <w:right w:val="single" w:sz="4" w:space="0" w:color="000000"/>
+            </w:tcBorders>
+          </w:tcPr>
+          <w:p>
+            <w:pPr>
+              <w:pStyle w:val="Style13"/>
+              <w:rPr>
+                <w:u w:val="none"/>
+              </w:rPr>
+            </w:pPr>
+            <w:r>
+              <w:rPr>
+                <w:u w:val="none"/>
+              </w:rPr>
+              <w:t>def ElementNePrinadlezhitMnozhestvu(M: list, element: int) -&gt; bool:</w:t>
+            </w:r>
+          </w:p>
+          <w:p>
+            <w:pPr>
+              <w:pStyle w:val="Style13"/>
+              <w:rPr>
+                <w:u w:val="none"/>
+              </w:rPr>
+            </w:pPr>
+            <w:r>
+              <w:rPr>
+                <w:u w:val="none"/>
+              </w:rPr>
+              <w:t xml:space="preserve">    </w:t>
+            </w:r>
+            <w:r>
+              <w:rPr>
+                <w:u w:val="none"/>
+              </w:rPr>
+              <w:t>otvet = True</w:t>
+            </w:r>
+          </w:p>
+          <w:p>
+            <w:pPr>
+              <w:pStyle w:val="Style13"/>
+              <w:rPr>
+                <w:u w:val="none"/>
+              </w:rPr>
+            </w:pPr>
+            <w:r>
+              <w:rPr>
+                <w:u w:val="none"/>
+              </w:rPr>
+            </w:r>
+          </w:p>
+          <w:p>
+            <w:pPr>
+              <w:pStyle w:val="Style13"/>
+              <w:rPr>
+                <w:u w:val="none"/>
+              </w:rPr>
+            </w:pPr>
+            <w:r>
+              <w:rPr>
+                <w:u w:val="none"/>
+              </w:rPr>
+              <w:t xml:space="preserve">    </w:t>
+            </w:r>
+            <w:r>
+              <w:rPr>
+                <w:u w:val="none"/>
+              </w:rPr>
+              <w:t>for i in range(1, M[0]+1):</w:t>
+            </w:r>
+          </w:p>
+          <w:p>
+            <w:pPr>
+              <w:pStyle w:val="Style13"/>
+              <w:rPr>
+                <w:u w:val="none"/>
+              </w:rPr>
+            </w:pPr>
+            <w:r>
+              <w:rPr>
+                <w:u w:val="none"/>
+              </w:rPr>
+              <w:t xml:space="preserve">        </w:t>
+            </w:r>
+            <w:r>
+              <w:rPr>
+                <w:u w:val="none"/>
+              </w:rPr>
+              <w:t>if M[i] == element:</w:t>
+            </w:r>
+          </w:p>
+          <w:p>
+            <w:pPr>
+              <w:pStyle w:val="Style13"/>
+              <w:rPr>
+                <w:u w:val="none"/>
+              </w:rPr>
+            </w:pPr>
+            <w:r>
+              <w:rPr>
+                <w:u w:val="none"/>
+              </w:rPr>
+              <w:t xml:space="preserve">            </w:t>
+            </w:r>
+            <w:r>
+              <w:rPr>
+                <w:u w:val="none"/>
+              </w:rPr>
+              <w:t>otvet = False</w:t>
+            </w:r>
+          </w:p>
+          <w:p>
+            <w:pPr>
+              <w:pStyle w:val="Style13"/>
+              <w:rPr>
+                <w:u w:val="none"/>
+              </w:rPr>
+            </w:pPr>
+            <w:r>
+              <w:rPr>
+                <w:u w:val="none"/>
+              </w:rPr>
+              <w:t xml:space="preserve">            </w:t>
+            </w:r>
+            <w:r>
+              <w:rPr>
+                <w:u w:val="none"/>
+              </w:rPr>
+              <w:t>break</w:t>
+            </w:r>
+          </w:p>
+          <w:p>
+            <w:pPr>
+              <w:pStyle w:val="Style13"/>
+              <w:rPr>
+                <w:u w:val="none"/>
+              </w:rPr>
+            </w:pPr>
+            <w:r>
+              <w:rPr>
+                <w:u w:val="none"/>
+              </w:rPr>
+            </w:r>
+          </w:p>
+          <w:p>
+            <w:pPr>
+              <w:pStyle w:val="Style13"/>
+              <w:rPr>
+                <w:u w:val="none"/>
+              </w:rPr>
+            </w:pPr>
+            <w:r>
+              <w:rPr>
+                <w:u w:val="none"/>
+              </w:rPr>
+              <w:t xml:space="preserve">    </w:t>
+            </w:r>
+            <w:r>
+              <w:rPr>
+                <w:u w:val="none"/>
+              </w:rPr>
+              <w:t>return otvet</w:t>
+            </w:r>
+          </w:p>
+        </w:tc>
+      </w:tr>
+    </w:tbl>
+    <w:p>
+      <w:pPr>
+        <w:pStyle w:val="BodyText"/>
+        <w:rPr/>
+      </w:pPr>
+      <w:r>
+        <w:rPr/>
+        <w:t>Предусловие: M = M[1], …, M[N] — ряд с произвольными значениями целочисленного типа. Element — произвольное значение целочисленного типа</w:t>
+      </w:r>
+    </w:p>
+    <w:p>
+      <w:pPr>
+        <w:pStyle w:val="BodyText"/>
+        <w:rPr/>
+      </w:pPr>
+      <w:r>
+        <w:rPr/>
+        <w:t>Постусловие: размер M остался неизменным. Служебный элемент указывает о том, что множество пусто. Значение element осталось прежним.</w:t>
+      </w:r>
+    </w:p>
+    <w:p>
+      <w:pPr>
+        <w:pStyle w:val="Heading3"/>
+        <w:numPr>
+          <w:ilvl w:val="2"/>
+          <w:numId w:val="2"/>
+        </w:numPr>
+        <w:ind w:left="0"/>
+        <w:rPr/>
+      </w:pPr>
+      <w:bookmarkStart w:id="32" w:name="__RefHeading___Toc4241_2026028575_Копия1"/>
+      <w:bookmarkEnd w:id="32"/>
+      <w:r>
+        <w:rPr/>
+        <w:t>Текст проверочной программы</w:t>
+      </w:r>
+    </w:p>
+    <w:tbl>
+      <w:tblPr>
+        <w:tblW w:w="5000" w:type="pct"/>
+        <w:jc w:val="left"/>
+        <w:tblInd w:w="55" w:type="dxa"/>
+        <w:tblLayout w:type="fixed"/>
+        <w:tblCellMar>
+          <w:top w:w="55" w:type="dxa"/>
+          <w:left w:w="55" w:type="dxa"/>
+          <w:bottom w:w="55" w:type="dxa"/>
+          <w:right w:w="55" w:type="dxa"/>
+        </w:tblCellMar>
+      </w:tblPr>
+      <w:tblGrid>
+        <w:gridCol w:w="9638"/>
+      </w:tblGrid>
+      <w:tr>
+        <w:trPr/>
+        <w:tc>
+          <w:tcPr>
+            <w:tcW w:w="9638" w:type="dxa"/>
+            <w:tcBorders>
+              <w:top w:val="single" w:sz="4" w:space="0" w:color="000000"/>
+              <w:left w:val="single" w:sz="4" w:space="0" w:color="000000"/>
+              <w:bottom w:val="single" w:sz="4" w:space="0" w:color="000000"/>
+              <w:right w:val="single" w:sz="4" w:space="0" w:color="000000"/>
+            </w:tcBorders>
+          </w:tcPr>
+          <w:p>
+            <w:pPr>
+              <w:pStyle w:val="Style13"/>
+              <w:rPr/>
+            </w:pPr>
+            <w:r>
+              <w:rPr/>
+              <w:t>def TestElementNePrinadlezhitMnozhestvu():</w:t>
+            </w:r>
+          </w:p>
+          <w:p>
+            <w:pPr>
+              <w:pStyle w:val="Style13"/>
+              <w:rPr/>
+            </w:pPr>
+            <w:r>
+              <w:rPr/>
+              <w:t xml:space="preserve">    </w:t>
+            </w:r>
+            <w:r>
+              <w:rPr/>
+              <w:t>N = 10</w:t>
+            </w:r>
+          </w:p>
+          <w:p>
+            <w:pPr>
+              <w:pStyle w:val="Style13"/>
+              <w:rPr/>
+            </w:pPr>
+            <w:r>
+              <w:rPr/>
+              <w:t xml:space="preserve">    </w:t>
+            </w:r>
+            <w:r>
+              <w:rPr/>
+              <w:t>M = [PROBEL] * (N+1) # Создаем множество длиной N+1 (+1 для возможности индексации от 1 до N)</w:t>
+            </w:r>
+          </w:p>
+          <w:p>
+            <w:pPr>
+              <w:pStyle w:val="Style13"/>
+              <w:rPr/>
+            </w:pPr>
+            <w:r>
+              <w:rPr/>
+            </w:r>
+          </w:p>
+          <w:p>
+            <w:pPr>
+              <w:pStyle w:val="Style13"/>
+              <w:rPr/>
+            </w:pPr>
+            <w:r>
+              <w:rPr/>
+              <w:t xml:space="preserve">    </w:t>
+            </w:r>
+            <w:r>
+              <w:rPr/>
+              <w:t xml:space="preserve">M[0] = 3 # Заполняем множество элементами </w:t>
+            </w:r>
+          </w:p>
+          <w:p>
+            <w:pPr>
+              <w:pStyle w:val="Style13"/>
+              <w:rPr/>
+            </w:pPr>
+            <w:r>
+              <w:rPr/>
+              <w:t xml:space="preserve">    </w:t>
+            </w:r>
+            <w:r>
+              <w:rPr/>
+              <w:t>M[1] = 4</w:t>
+            </w:r>
+          </w:p>
+          <w:p>
+            <w:pPr>
+              <w:pStyle w:val="Style13"/>
+              <w:rPr/>
+            </w:pPr>
+            <w:r>
+              <w:rPr/>
+              <w:t xml:space="preserve">    </w:t>
+            </w:r>
+            <w:r>
+              <w:rPr/>
+              <w:t>M[2] = 2</w:t>
+            </w:r>
+          </w:p>
+          <w:p>
+            <w:pPr>
+              <w:pStyle w:val="Style13"/>
+              <w:rPr/>
+            </w:pPr>
+            <w:r>
+              <w:rPr/>
+              <w:t xml:space="preserve">    </w:t>
+            </w:r>
+            <w:r>
+              <w:rPr/>
+              <w:t>M[3] = 9</w:t>
+            </w:r>
+          </w:p>
+          <w:p>
+            <w:pPr>
+              <w:pStyle w:val="Style13"/>
+              <w:rPr/>
+            </w:pPr>
+            <w:r>
+              <w:rPr/>
+            </w:r>
+          </w:p>
+          <w:p>
+            <w:pPr>
+              <w:pStyle w:val="Style13"/>
+              <w:rPr/>
+            </w:pPr>
+            <w:r>
+              <w:rPr/>
+              <w:t xml:space="preserve">    </w:t>
+            </w:r>
+            <w:r>
+              <w:rPr/>
+              <w:t>assert not ElementNePrinadlezhitMnozhestvu(M, M[2]) # Вызываем проверяемую функцию (элемент не принадлежит множеству) и тут же проверяем ответ</w:t>
+            </w:r>
+          </w:p>
+          <w:p>
+            <w:pPr>
+              <w:pStyle w:val="Style13"/>
+              <w:rPr/>
+            </w:pPr>
+            <w:r>
+              <w:rPr/>
+              <w:t xml:space="preserve">    </w:t>
+            </w:r>
+            <w:r>
+              <w:rPr/>
+              <w:t>assert len(M) == N+1 # Проверяем, осталась ли длина прежней</w:t>
+            </w:r>
+          </w:p>
+          <w:p>
+            <w:pPr>
+              <w:pStyle w:val="Style13"/>
+              <w:rPr/>
+            </w:pPr>
+            <w:r>
+              <w:rPr/>
+              <w:t xml:space="preserve">    </w:t>
+            </w:r>
+            <w:r>
+              <w:rPr/>
+              <w:t>assert M[1] == 4 and M[2] == 2 and M[3] == 9 # Проверка, остались ли элементы множества неизменны</w:t>
+            </w:r>
+          </w:p>
+          <w:p>
+            <w:pPr>
+              <w:pStyle w:val="Style13"/>
+              <w:rPr/>
+            </w:pPr>
+            <w:r>
+              <w:rPr/>
+            </w:r>
+          </w:p>
+          <w:p>
+            <w:pPr>
+              <w:pStyle w:val="Style13"/>
+              <w:rPr/>
+            </w:pPr>
+            <w:r>
+              <w:rPr/>
+              <w:t xml:space="preserve">    </w:t>
+            </w:r>
+            <w:r>
+              <w:rPr/>
+              <w:t>assert ElementNePrinadlezhitMnozhestvu(M, 500) # Вызываем проверяемую функцию (элемент не принадлежит множеству) и тут же проверяем ответ</w:t>
+            </w:r>
+          </w:p>
+          <w:p>
+            <w:pPr>
+              <w:pStyle w:val="Style13"/>
+              <w:rPr/>
+            </w:pPr>
+            <w:r>
+              <w:rPr/>
+            </w:r>
+          </w:p>
+          <w:p>
+            <w:pPr>
+              <w:pStyle w:val="Style13"/>
+              <w:rPr/>
+            </w:pPr>
+            <w:r>
+              <w:rPr/>
+              <w:t xml:space="preserve">    </w:t>
+            </w:r>
+            <w:r>
+              <w:rPr/>
+              <w:t>print("Функция проверки отсутствия принадлежности элемента ко множеству успешно отработала")</w:t>
+            </w:r>
+          </w:p>
+        </w:tc>
+      </w:tr>
+    </w:tbl>
+    <w:p>
+      <w:pPr>
+        <w:pStyle w:val="Heading3"/>
+        <w:numPr>
+          <w:ilvl w:val="2"/>
+          <w:numId w:val="2"/>
+        </w:numPr>
+        <w:ind w:left="0"/>
+        <w:rPr/>
+      </w:pPr>
+      <w:bookmarkStart w:id="33" w:name="__RefHeading___Toc4243_2026028575_Копия3"/>
+      <w:bookmarkEnd w:id="33"/>
+      <w:r>
+        <w:rPr/>
+        <w:t>Содержимое окна ввода/вывод</w:t>
+      </w:r>
+      <w:bookmarkStart w:id="34" w:name="__RefHeading___Toc4243_2026028575_Копия4"/>
+      <w:bookmarkEnd w:id="34"/>
+      <w:r>
+        <w:rPr/>
+        <w:t>а</w:t>
+      </w:r>
+    </w:p>
+    <w:tbl>
+      <w:tblPr>
+        <w:tblW w:w="5000" w:type="pct"/>
+        <w:jc w:val="left"/>
+        <w:tblInd w:w="55" w:type="dxa"/>
+        <w:tblLayout w:type="fixed"/>
+        <w:tblCellMar>
+          <w:top w:w="55" w:type="dxa"/>
+          <w:left w:w="55" w:type="dxa"/>
+          <w:bottom w:w="55" w:type="dxa"/>
+          <w:right w:w="55" w:type="dxa"/>
+        </w:tblCellMar>
+      </w:tblPr>
+      <w:tblGrid>
+        <w:gridCol w:w="9638"/>
+      </w:tblGrid>
+      <w:tr>
+        <w:trPr/>
+        <w:tc>
+          <w:tcPr>
+            <w:tcW w:w="9638" w:type="dxa"/>
+            <w:tcBorders>
+              <w:top w:val="single" w:sz="4" w:space="0" w:color="000000"/>
+              <w:left w:val="single" w:sz="4" w:space="0" w:color="000000"/>
+              <w:bottom w:val="single" w:sz="4" w:space="0" w:color="000000"/>
+              <w:right w:val="single" w:sz="4" w:space="0" w:color="000000"/>
+            </w:tcBorders>
+          </w:tcPr>
+          <w:p>
+            <w:pPr>
+              <w:pStyle w:val="Style13"/>
+              <w:rPr/>
+            </w:pPr>
+            <w:r>
+              <w:rPr/>
+              <w:t>Функция проверки отсутствия принадлежности элемента ко множеству успешно отработала</w:t>
             </w:r>
           </w:p>
         </w:tc>

--- a/Отчет.docx
+++ b/Отчет.docx
@@ -4545,6 +4545,610 @@
             <w:r>
               <w:rPr/>
               <w:t>Функция проверки отсутствия принадлежности элемента ко множеству успешно отработала</w:t>
+            </w:r>
+          </w:p>
+        </w:tc>
+      </w:tr>
+    </w:tbl>
+    <w:p>
+      <w:pPr>
+        <w:pStyle w:val="BodyText"/>
+        <w:rPr/>
+      </w:pPr>
+      <w:r>
+        <w:rPr/>
+      </w:r>
+      <w:r>
+        <w:br w:type="page"/>
+      </w:r>
+    </w:p>
+    <w:p>
+      <w:pPr>
+        <w:pStyle w:val="Heading2"/>
+        <w:numPr>
+          <w:ilvl w:val="1"/>
+          <w:numId w:val="2"/>
+        </w:numPr>
+        <w:ind w:left="0"/>
+        <w:rPr/>
+      </w:pPr>
+      <w:bookmarkStart w:id="35" w:name="__RefHeading___Toc4237_2026028575_Копия2"/>
+      <w:bookmarkEnd w:id="35"/>
+      <w:r>
+        <w:rPr/>
+        <w:t>8. Удалить элемент &lt;вх: element&gt; из множества &lt;вх: M&gt;</w:t>
+      </w:r>
+    </w:p>
+    <w:p>
+      <w:pPr>
+        <w:pStyle w:val="Heading3"/>
+        <w:numPr>
+          <w:ilvl w:val="2"/>
+          <w:numId w:val="2"/>
+        </w:numPr>
+        <w:ind w:left="0"/>
+        <w:rPr/>
+      </w:pPr>
+      <w:bookmarkStart w:id="36" w:name="__RefHeading___Toc4239_2026028575_Копия2"/>
+      <w:bookmarkEnd w:id="36"/>
+      <w:r>
+        <w:rPr/>
+        <w:t>Текст реализации предписания</w:t>
+      </w:r>
+    </w:p>
+    <w:tbl>
+      <w:tblPr>
+        <w:tblW w:w="5000" w:type="pct"/>
+        <w:jc w:val="left"/>
+        <w:tblInd w:w="55" w:type="dxa"/>
+        <w:tblLayout w:type="fixed"/>
+        <w:tblCellMar>
+          <w:top w:w="55" w:type="dxa"/>
+          <w:left w:w="55" w:type="dxa"/>
+          <w:bottom w:w="55" w:type="dxa"/>
+          <w:right w:w="55" w:type="dxa"/>
+        </w:tblCellMar>
+      </w:tblPr>
+      <w:tblGrid>
+        <w:gridCol w:w="9638"/>
+      </w:tblGrid>
+      <w:tr>
+        <w:trPr>
+          <w:trHeight w:val="2042" w:hRule="atLeast"/>
+        </w:trPr>
+        <w:tc>
+          <w:tcPr>
+            <w:tcW w:w="9638" w:type="dxa"/>
+            <w:tcBorders>
+              <w:top w:val="single" w:sz="4" w:space="0" w:color="000000"/>
+              <w:left w:val="single" w:sz="4" w:space="0" w:color="000000"/>
+              <w:bottom w:val="single" w:sz="4" w:space="0" w:color="000000"/>
+              <w:right w:val="single" w:sz="4" w:space="0" w:color="000000"/>
+            </w:tcBorders>
+          </w:tcPr>
+          <w:p>
+            <w:pPr>
+              <w:pStyle w:val="Style13"/>
+              <w:rPr>
+                <w:u w:val="none"/>
+              </w:rPr>
+            </w:pPr>
+            <w:r>
+              <w:rPr>
+                <w:u w:val="none"/>
+              </w:rPr>
+              <w:t>def UdalitIzMnozhestva(M: list, element: int) -&gt; None:</w:t>
+            </w:r>
+          </w:p>
+          <w:p>
+            <w:pPr>
+              <w:pStyle w:val="Style13"/>
+              <w:rPr>
+                <w:u w:val="none"/>
+              </w:rPr>
+            </w:pPr>
+            <w:r>
+              <w:rPr>
+                <w:u w:val="none"/>
+              </w:rPr>
+              <w:t xml:space="preserve">    </w:t>
+            </w:r>
+            <w:r>
+              <w:rPr>
+                <w:u w:val="none"/>
+              </w:rPr>
+              <w:t>for i in range(1, M[0]+1):</w:t>
+            </w:r>
+          </w:p>
+          <w:p>
+            <w:pPr>
+              <w:pStyle w:val="Style13"/>
+              <w:rPr>
+                <w:u w:val="none"/>
+              </w:rPr>
+            </w:pPr>
+            <w:r>
+              <w:rPr>
+                <w:u w:val="none"/>
+              </w:rPr>
+              <w:t xml:space="preserve">        </w:t>
+            </w:r>
+            <w:r>
+              <w:rPr>
+                <w:u w:val="none"/>
+              </w:rPr>
+              <w:t>if M[i] == element:</w:t>
+            </w:r>
+          </w:p>
+          <w:p>
+            <w:pPr>
+              <w:pStyle w:val="Style13"/>
+              <w:rPr>
+                <w:u w:val="none"/>
+              </w:rPr>
+            </w:pPr>
+            <w:r>
+              <w:rPr>
+                <w:u w:val="none"/>
+              </w:rPr>
+              <w:t xml:space="preserve">            </w:t>
+            </w:r>
+            <w:r>
+              <w:rPr>
+                <w:u w:val="none"/>
+              </w:rPr>
+              <w:t>M[i] = PROBEL</w:t>
+            </w:r>
+          </w:p>
+          <w:p>
+            <w:pPr>
+              <w:pStyle w:val="Style13"/>
+              <w:rPr>
+                <w:u w:val="none"/>
+              </w:rPr>
+            </w:pPr>
+            <w:r>
+              <w:rPr>
+                <w:u w:val="none"/>
+              </w:rPr>
+              <w:t xml:space="preserve">            </w:t>
+            </w:r>
+            <w:r>
+              <w:rPr>
+                <w:u w:val="none"/>
+              </w:rPr>
+              <w:t>M[0] -= 1</w:t>
+            </w:r>
+          </w:p>
+          <w:p>
+            <w:pPr>
+              <w:pStyle w:val="Style13"/>
+              <w:rPr>
+                <w:u w:val="none"/>
+              </w:rPr>
+            </w:pPr>
+            <w:r>
+              <w:rPr>
+                <w:u w:val="none"/>
+              </w:rPr>
+              <w:t xml:space="preserve">            </w:t>
+            </w:r>
+            <w:r>
+              <w:rPr>
+                <w:u w:val="none"/>
+              </w:rPr>
+              <w:t>break</w:t>
+            </w:r>
+          </w:p>
+        </w:tc>
+      </w:tr>
+    </w:tbl>
+    <w:p>
+      <w:pPr>
+        <w:pStyle w:val="BodyText"/>
+        <w:rPr/>
+      </w:pPr>
+      <w:r>
+        <w:rPr/>
+        <w:t>Предусловие: M = M[1], …, M[N] — ряд с произвольными значениями целочисленного типа. Element — произвольное значение целочисленного типа</w:t>
+      </w:r>
+    </w:p>
+    <w:p>
+      <w:pPr>
+        <w:pStyle w:val="BodyText"/>
+        <w:rPr/>
+      </w:pPr>
+      <w:r>
+        <w:rPr/>
+        <w:t>Постусловие: размер M остался неизменным. Служебный элемент указывает о том, что множество пусто. Значение element осталось прежним.</w:t>
+      </w:r>
+    </w:p>
+    <w:p>
+      <w:pPr>
+        <w:pStyle w:val="Heading3"/>
+        <w:numPr>
+          <w:ilvl w:val="2"/>
+          <w:numId w:val="2"/>
+        </w:numPr>
+        <w:ind w:left="0"/>
+        <w:rPr/>
+      </w:pPr>
+      <w:bookmarkStart w:id="37" w:name="__RefHeading___Toc4241_2026028575_Копия2"/>
+      <w:bookmarkEnd w:id="37"/>
+      <w:r>
+        <w:rPr/>
+        <w:t>Текст проверочной программы</w:t>
+      </w:r>
+    </w:p>
+    <w:tbl>
+      <w:tblPr>
+        <w:tblW w:w="5000" w:type="pct"/>
+        <w:jc w:val="left"/>
+        <w:tblInd w:w="55" w:type="dxa"/>
+        <w:tblLayout w:type="fixed"/>
+        <w:tblCellMar>
+          <w:top w:w="55" w:type="dxa"/>
+          <w:left w:w="55" w:type="dxa"/>
+          <w:bottom w:w="55" w:type="dxa"/>
+          <w:right w:w="55" w:type="dxa"/>
+        </w:tblCellMar>
+      </w:tblPr>
+      <w:tblGrid>
+        <w:gridCol w:w="9638"/>
+      </w:tblGrid>
+      <w:tr>
+        <w:trPr/>
+        <w:tc>
+          <w:tcPr>
+            <w:tcW w:w="9638" w:type="dxa"/>
+            <w:tcBorders>
+              <w:top w:val="single" w:sz="4" w:space="0" w:color="000000"/>
+              <w:left w:val="single" w:sz="4" w:space="0" w:color="000000"/>
+              <w:bottom w:val="single" w:sz="4" w:space="0" w:color="000000"/>
+              <w:right w:val="single" w:sz="4" w:space="0" w:color="000000"/>
+            </w:tcBorders>
+          </w:tcPr>
+          <w:p>
+            <w:pPr>
+              <w:pStyle w:val="Style13"/>
+              <w:rPr/>
+            </w:pPr>
+            <w:r>
+              <w:rPr/>
+              <w:t>def TestUdalitIzMnozhestva():</w:t>
+            </w:r>
+          </w:p>
+          <w:p>
+            <w:pPr>
+              <w:pStyle w:val="Style13"/>
+              <w:rPr/>
+            </w:pPr>
+            <w:r>
+              <w:rPr/>
+              <w:t xml:space="preserve">    </w:t>
+            </w:r>
+            <w:r>
+              <w:rPr/>
+              <w:t>N = 10</w:t>
+            </w:r>
+          </w:p>
+          <w:p>
+            <w:pPr>
+              <w:pStyle w:val="Style13"/>
+              <w:rPr/>
+            </w:pPr>
+            <w:r>
+              <w:rPr/>
+              <w:t xml:space="preserve">    </w:t>
+            </w:r>
+            <w:r>
+              <w:rPr/>
+              <w:t>M = [PROBEL] * (N+1) # Создаем множество длиной N+1 (+1 для возможности индексации от 1 до N)</w:t>
+            </w:r>
+          </w:p>
+          <w:p>
+            <w:pPr>
+              <w:pStyle w:val="Style13"/>
+              <w:rPr/>
+            </w:pPr>
+            <w:r>
+              <w:rPr/>
+            </w:r>
+          </w:p>
+          <w:p>
+            <w:pPr>
+              <w:pStyle w:val="Style13"/>
+              <w:rPr/>
+            </w:pPr>
+            <w:r>
+              <w:rPr/>
+              <w:t xml:space="preserve">    </w:t>
+            </w:r>
+            <w:r>
+              <w:rPr/>
+              <w:t xml:space="preserve">M[0] = 3 # Заполняем множество элементами </w:t>
+            </w:r>
+          </w:p>
+          <w:p>
+            <w:pPr>
+              <w:pStyle w:val="Style13"/>
+              <w:rPr/>
+            </w:pPr>
+            <w:r>
+              <w:rPr/>
+              <w:t xml:space="preserve">    </w:t>
+            </w:r>
+            <w:r>
+              <w:rPr/>
+              <w:t>M[1] = 4</w:t>
+            </w:r>
+          </w:p>
+          <w:p>
+            <w:pPr>
+              <w:pStyle w:val="Style13"/>
+              <w:rPr/>
+            </w:pPr>
+            <w:r>
+              <w:rPr/>
+              <w:t xml:space="preserve">    </w:t>
+            </w:r>
+            <w:r>
+              <w:rPr/>
+              <w:t>M[2] = 2</w:t>
+            </w:r>
+          </w:p>
+          <w:p>
+            <w:pPr>
+              <w:pStyle w:val="Style13"/>
+              <w:rPr/>
+            </w:pPr>
+            <w:r>
+              <w:rPr/>
+              <w:t xml:space="preserve">    </w:t>
+            </w:r>
+            <w:r>
+              <w:rPr/>
+              <w:t>M[3] = 9</w:t>
+            </w:r>
+          </w:p>
+          <w:p>
+            <w:pPr>
+              <w:pStyle w:val="Style13"/>
+              <w:rPr/>
+            </w:pPr>
+            <w:r>
+              <w:rPr/>
+            </w:r>
+          </w:p>
+          <w:p>
+            <w:pPr>
+              <w:pStyle w:val="Style13"/>
+              <w:rPr/>
+            </w:pPr>
+            <w:r>
+              <w:rPr/>
+              <w:t xml:space="preserve">    </w:t>
+            </w:r>
+            <w:r>
+              <w:rPr/>
+              <w:t>UdalitIzMnozhestva(M, 9) # Вызываем проверяемую функцию (удалить из множества)</w:t>
+            </w:r>
+          </w:p>
+          <w:p>
+            <w:pPr>
+              <w:pStyle w:val="Style13"/>
+              <w:rPr/>
+            </w:pPr>
+            <w:r>
+              <w:rPr/>
+            </w:r>
+          </w:p>
+          <w:p>
+            <w:pPr>
+              <w:pStyle w:val="Style13"/>
+              <w:rPr/>
+            </w:pPr>
+            <w:r>
+              <w:rPr/>
+              <w:t xml:space="preserve">    </w:t>
+            </w:r>
+            <w:r>
+              <w:rPr/>
+              <w:t>assert len(M) == N+1 # Проверяем, осталась ли длина прежней</w:t>
+            </w:r>
+          </w:p>
+          <w:p>
+            <w:pPr>
+              <w:pStyle w:val="Style13"/>
+              <w:rPr/>
+            </w:pPr>
+            <w:r>
+              <w:rPr/>
+              <w:t xml:space="preserve">    </w:t>
+            </w:r>
+            <w:r>
+              <w:rPr/>
+              <w:t>assert M[0] == 2 # Проверяем, действительно ли элемент удалился из множества</w:t>
+            </w:r>
+          </w:p>
+          <w:p>
+            <w:pPr>
+              <w:pStyle w:val="Style13"/>
+              <w:rPr/>
+            </w:pPr>
+            <w:r>
+              <w:rPr/>
+              <w:t xml:space="preserve">    </w:t>
+            </w:r>
+            <w:r>
+              <w:rPr/>
+              <w:t>assert M[3] == PROBEL</w:t>
+            </w:r>
+          </w:p>
+          <w:p>
+            <w:pPr>
+              <w:pStyle w:val="Style13"/>
+              <w:rPr/>
+            </w:pPr>
+            <w:r>
+              <w:rPr/>
+              <w:t xml:space="preserve">    </w:t>
+            </w:r>
+            <w:r>
+              <w:rPr/>
+              <w:t>assert M[1] == 4 and M[2] == 2 # Проверка, остались ли остальные элементы множества неизменны</w:t>
+            </w:r>
+          </w:p>
+          <w:p>
+            <w:pPr>
+              <w:pStyle w:val="Style13"/>
+              <w:rPr/>
+            </w:pPr>
+            <w:r>
+              <w:rPr/>
+            </w:r>
+          </w:p>
+          <w:p>
+            <w:pPr>
+              <w:pStyle w:val="Style13"/>
+              <w:rPr/>
+            </w:pPr>
+            <w:r>
+              <w:rPr/>
+              <w:t xml:space="preserve">    </w:t>
+            </w:r>
+            <w:r>
+              <w:rPr/>
+              <w:t>UdalitIzMnozhestva(M, 9) # Вызываем проверяемую функцию (удалить из множества) для проверки на отработку с несуществующим элементом</w:t>
+            </w:r>
+          </w:p>
+          <w:p>
+            <w:pPr>
+              <w:pStyle w:val="Style13"/>
+              <w:rPr/>
+            </w:pPr>
+            <w:r>
+              <w:rPr/>
+              <w:t xml:space="preserve">    </w:t>
+            </w:r>
+            <w:r>
+              <w:rPr/>
+              <w:t>assert len(M) == N+1 # Проверяем, осталась ли длина прежней</w:t>
+            </w:r>
+          </w:p>
+          <w:p>
+            <w:pPr>
+              <w:pStyle w:val="Style13"/>
+              <w:rPr/>
+            </w:pPr>
+            <w:r>
+              <w:rPr/>
+              <w:t xml:space="preserve">    </w:t>
+            </w:r>
+            <w:r>
+              <w:rPr/>
+              <w:t>assert M[0] == 2 # Проверяем, остался ли служебный элемент неизменным</w:t>
+            </w:r>
+          </w:p>
+          <w:p>
+            <w:pPr>
+              <w:pStyle w:val="Style13"/>
+              <w:rPr/>
+            </w:pPr>
+            <w:r>
+              <w:rPr/>
+              <w:t xml:space="preserve">    </w:t>
+            </w:r>
+            <w:r>
+              <w:rPr/>
+              <w:t>assert M[1] == 4 and M[2] == 2 # Проверка, остались ли остальные элементы множества неизменны</w:t>
+            </w:r>
+          </w:p>
+          <w:p>
+            <w:pPr>
+              <w:pStyle w:val="Style13"/>
+              <w:rPr/>
+            </w:pPr>
+            <w:r>
+              <w:rPr/>
+            </w:r>
+          </w:p>
+          <w:p>
+            <w:pPr>
+              <w:pStyle w:val="Style13"/>
+              <w:rPr/>
+            </w:pPr>
+            <w:r>
+              <w:rPr/>
+              <w:t xml:space="preserve">    </w:t>
+            </w:r>
+            <w:r>
+              <w:rPr/>
+              <w:t>print("Функция удаления элемента из множества отработала успешно")</w:t>
+            </w:r>
+          </w:p>
+        </w:tc>
+      </w:tr>
+    </w:tbl>
+    <w:p>
+      <w:pPr>
+        <w:pStyle w:val="Heading3"/>
+        <w:numPr>
+          <w:ilvl w:val="2"/>
+          <w:numId w:val="2"/>
+        </w:numPr>
+        <w:ind w:left="0"/>
+        <w:rPr/>
+      </w:pPr>
+      <w:bookmarkStart w:id="38" w:name="__RefHeading___Toc4243_2026028575_Копия5"/>
+      <w:bookmarkEnd w:id="38"/>
+      <w:r>
+        <w:rPr/>
+        <w:t>Содержимое окна ввода/вывод</w:t>
+      </w:r>
+      <w:bookmarkStart w:id="39" w:name="__RefHeading___Toc4243_2026028575_Копия6"/>
+      <w:bookmarkEnd w:id="39"/>
+      <w:r>
+        <w:rPr/>
+        <w:t>а</w:t>
+      </w:r>
+    </w:p>
+    <w:tbl>
+      <w:tblPr>
+        <w:tblW w:w="5000" w:type="pct"/>
+        <w:jc w:val="left"/>
+        <w:tblInd w:w="55" w:type="dxa"/>
+        <w:tblLayout w:type="fixed"/>
+        <w:tblCellMar>
+          <w:top w:w="55" w:type="dxa"/>
+          <w:left w:w="55" w:type="dxa"/>
+          <w:bottom w:w="55" w:type="dxa"/>
+          <w:right w:w="55" w:type="dxa"/>
+        </w:tblCellMar>
+      </w:tblPr>
+      <w:tblGrid>
+        <w:gridCol w:w="9638"/>
+      </w:tblGrid>
+      <w:tr>
+        <w:trPr/>
+        <w:tc>
+          <w:tcPr>
+            <w:tcW w:w="9638" w:type="dxa"/>
+            <w:tcBorders>
+              <w:top w:val="single" w:sz="4" w:space="0" w:color="000000"/>
+              <w:left w:val="single" w:sz="4" w:space="0" w:color="000000"/>
+              <w:bottom w:val="single" w:sz="4" w:space="0" w:color="000000"/>
+              <w:right w:val="single" w:sz="4" w:space="0" w:color="000000"/>
+            </w:tcBorders>
+          </w:tcPr>
+          <w:p>
+            <w:pPr>
+              <w:pStyle w:val="Style13"/>
+              <w:rPr/>
+            </w:pPr>
+            <w:r>
+              <w:rPr/>
+              <w:t>Функция удаления элемента из множества отработала успешно</w:t>
             </w:r>
           </w:p>
         </w:tc>

--- a/Отчет.docx
+++ b/Отчет.docx
@@ -788,6 +788,166 @@
               <w:t>9</w:t>
             </w:r>
           </w:hyperlink>
+        </w:p>
+        <w:p>
+          <w:pPr>
+            <w:pStyle w:val="TOC2"/>
+            <w:tabs>
+              <w:tab w:val="clear" w:pos="9355"/>
+              <w:tab w:val="right" w:pos="9637" w:leader="dot"/>
+            </w:tabs>
+            <w:rPr/>
+          </w:pPr>
+          <w:hyperlink w:anchor="__RefHeading___Toc4237_2026028575_%25D02">
+            <w:r>
+              <w:rPr>
+                <w:rStyle w:val="Style10"/>
+              </w:rPr>
+              <w:t>8. Удалить элемент &lt;вх: element&gt; из множества &lt;вх: M&gt;</w:t>
+              <w:tab/>
+              <w:t>10</w:t>
+            </w:r>
+          </w:hyperlink>
+        </w:p>
+        <w:p>
+          <w:pPr>
+            <w:pStyle w:val="TOC3"/>
+            <w:tabs>
+              <w:tab w:val="clear" w:pos="9071"/>
+              <w:tab w:val="right" w:pos="9637" w:leader="dot"/>
+            </w:tabs>
+            <w:rPr/>
+          </w:pPr>
+          <w:hyperlink w:anchor="__RefHeading___Toc4239_2026028575_%25D02">
+            <w:r>
+              <w:rPr>
+                <w:rStyle w:val="Style10"/>
+              </w:rPr>
+              <w:t>Текст реализации предписания</w:t>
+              <w:tab/>
+              <w:t>10</w:t>
+            </w:r>
+          </w:hyperlink>
+        </w:p>
+        <w:p>
+          <w:pPr>
+            <w:pStyle w:val="TOC3"/>
+            <w:tabs>
+              <w:tab w:val="clear" w:pos="9071"/>
+              <w:tab w:val="right" w:pos="9637" w:leader="dot"/>
+            </w:tabs>
+            <w:rPr/>
+          </w:pPr>
+          <w:hyperlink w:anchor="__RefHeading___Toc4241_2026028575_%25D02">
+            <w:r>
+              <w:rPr>
+                <w:rStyle w:val="Style10"/>
+              </w:rPr>
+              <w:t>Текст проверочной программы</w:t>
+              <w:tab/>
+              <w:t>10</w:t>
+            </w:r>
+          </w:hyperlink>
+        </w:p>
+        <w:p>
+          <w:pPr>
+            <w:pStyle w:val="TOC3"/>
+            <w:tabs>
+              <w:tab w:val="clear" w:pos="9071"/>
+              <w:tab w:val="right" w:pos="9637" w:leader="dot"/>
+            </w:tabs>
+            <w:rPr/>
+          </w:pPr>
+          <w:hyperlink w:anchor="__RefHeading___Toc4243_2026028575_%25D02">
+            <w:r>
+              <w:rPr>
+                <w:rStyle w:val="Style10"/>
+              </w:rPr>
+              <w:t>Содержимое окна ввода/вывода</w:t>
+              <w:tab/>
+              <w:t>10</w:t>
+            </w:r>
+          </w:hyperlink>
+        </w:p>
+        <w:p>
+          <w:pPr>
+            <w:pStyle w:val="TOC2"/>
+            <w:tabs>
+              <w:tab w:val="clear" w:pos="9355"/>
+              <w:tab w:val="right" w:pos="9637" w:leader="dot"/>
+            </w:tabs>
+            <w:rPr/>
+          </w:pPr>
+          <w:hyperlink w:anchor="__RefHeading___Toc4237_2026028575_%25D03">
+            <w:r>
+              <w:rPr>
+                <w:rStyle w:val="Style10"/>
+              </w:rPr>
+              <w:t>9. Добавить элемент &lt;вх: element&gt; в множество &lt;вх: M&gt;</w:t>
+              <w:tab/>
+              <w:t>11</w:t>
+            </w:r>
+          </w:hyperlink>
+        </w:p>
+        <w:p>
+          <w:pPr>
+            <w:pStyle w:val="TOC3"/>
+            <w:tabs>
+              <w:tab w:val="clear" w:pos="9071"/>
+              <w:tab w:val="right" w:pos="9637" w:leader="dot"/>
+            </w:tabs>
+            <w:rPr/>
+          </w:pPr>
+          <w:hyperlink w:anchor="__RefHeading___Toc4239_2026028575_%25D03">
+            <w:r>
+              <w:rPr>
+                <w:rStyle w:val="Style10"/>
+              </w:rPr>
+              <w:t>Текст реализации предписания</w:t>
+              <w:tab/>
+              <w:t>11</w:t>
+            </w:r>
+          </w:hyperlink>
+        </w:p>
+        <w:p>
+          <w:pPr>
+            <w:pStyle w:val="TOC3"/>
+            <w:tabs>
+              <w:tab w:val="clear" w:pos="9071"/>
+              <w:tab w:val="right" w:pos="9637" w:leader="dot"/>
+            </w:tabs>
+            <w:rPr/>
+          </w:pPr>
+          <w:hyperlink w:anchor="__RefHeading___Toc4241_2026028575_%25D03">
+            <w:r>
+              <w:rPr>
+                <w:rStyle w:val="Style10"/>
+              </w:rPr>
+              <w:t>Текст проверочной программы</w:t>
+              <w:tab/>
+              <w:t>11</w:t>
+            </w:r>
+          </w:hyperlink>
+        </w:p>
+        <w:p>
+          <w:pPr>
+            <w:pStyle w:val="TOC3"/>
+            <w:tabs>
+              <w:tab w:val="clear" w:pos="9071"/>
+              <w:tab w:val="right" w:pos="9637" w:leader="dot"/>
+            </w:tabs>
+            <w:rPr/>
+          </w:pPr>
+          <w:hyperlink w:anchor="__RefHeading___Toc4243_2026028575_%25D03">
+            <w:r>
+              <w:rPr>
+                <w:rStyle w:val="Style10"/>
+              </w:rPr>
+              <w:t>Содержимое окна ввода/вывода</w:t>
+              <w:tab/>
+              <w:t>11</w:t>
+            </w:r>
+          </w:hyperlink>
           <w:r>
             <w:rPr>
               <w:rStyle w:val="Style10"/>
@@ -1360,7 +1520,7 @@
       </w:pPr>
       <w:r>
         <w:rPr/>
-        <w:t>Постусловие: размер M остался неизменным. Значения элементов ряда остались неизменны.</w:t>
+        <w:t>Постусловие: размер M остался неизменным. Значения элементов ряда и значение служебного элемента остались неизменны.</w:t>
       </w:r>
     </w:p>
     <w:p>
@@ -5148,7 +5308,482 @@
             </w:pPr>
             <w:r>
               <w:rPr/>
-              <w:t>Функция удаления элемента из множества отработала успешно</w:t>
+              <w:t>Функция проверки отсутствия принадлежности элемента ко множеству успешно отработала</w:t>
+            </w:r>
+          </w:p>
+        </w:tc>
+      </w:tr>
+    </w:tbl>
+    <w:p>
+      <w:pPr>
+        <w:pStyle w:val="Heading2"/>
+        <w:numPr>
+          <w:ilvl w:val="1"/>
+          <w:numId w:val="2"/>
+        </w:numPr>
+        <w:ind w:left="0"/>
+        <w:rPr/>
+      </w:pPr>
+      <w:r>
+        <w:br w:type="page"/>
+      </w:r>
+      <w:bookmarkStart w:id="40" w:name="__RefHeading___Toc4237_2026028575_Копия3"/>
+      <w:bookmarkEnd w:id="40"/>
+      <w:r>
+        <w:rPr/>
+        <w:t>9. Добавить элемент &lt;вх: element&gt; в множество &lt;вх: M&gt;</w:t>
+      </w:r>
+    </w:p>
+    <w:p>
+      <w:pPr>
+        <w:pStyle w:val="Heading3"/>
+        <w:numPr>
+          <w:ilvl w:val="2"/>
+          <w:numId w:val="2"/>
+        </w:numPr>
+        <w:ind w:left="0"/>
+        <w:rPr/>
+      </w:pPr>
+      <w:bookmarkStart w:id="41" w:name="__RefHeading___Toc4239_2026028575_Копия3"/>
+      <w:bookmarkEnd w:id="41"/>
+      <w:r>
+        <w:rPr/>
+        <w:t>Текст реализации предписания</w:t>
+      </w:r>
+    </w:p>
+    <w:tbl>
+      <w:tblPr>
+        <w:tblW w:w="5000" w:type="pct"/>
+        <w:jc w:val="left"/>
+        <w:tblInd w:w="55" w:type="dxa"/>
+        <w:tblLayout w:type="fixed"/>
+        <w:tblCellMar>
+          <w:top w:w="55" w:type="dxa"/>
+          <w:left w:w="55" w:type="dxa"/>
+          <w:bottom w:w="55" w:type="dxa"/>
+          <w:right w:w="55" w:type="dxa"/>
+        </w:tblCellMar>
+      </w:tblPr>
+      <w:tblGrid>
+        <w:gridCol w:w="9638"/>
+      </w:tblGrid>
+      <w:tr>
+        <w:trPr>
+          <w:trHeight w:val="2042" w:hRule="atLeast"/>
+        </w:trPr>
+        <w:tc>
+          <w:tcPr>
+            <w:tcW w:w="9638" w:type="dxa"/>
+            <w:tcBorders>
+              <w:top w:val="single" w:sz="4" w:space="0" w:color="000000"/>
+              <w:left w:val="single" w:sz="4" w:space="0" w:color="000000"/>
+              <w:bottom w:val="single" w:sz="4" w:space="0" w:color="000000"/>
+              <w:right w:val="single" w:sz="4" w:space="0" w:color="000000"/>
+            </w:tcBorders>
+          </w:tcPr>
+          <w:p>
+            <w:pPr>
+              <w:pStyle w:val="Style13"/>
+              <w:rPr>
+                <w:u w:val="none"/>
+              </w:rPr>
+            </w:pPr>
+            <w:r>
+              <w:rPr>
+                <w:u w:val="none"/>
+              </w:rPr>
+              <w:t>def DobavitVMnozhestvoElement(M: list, element: int) -&gt; None:</w:t>
+            </w:r>
+          </w:p>
+          <w:p>
+            <w:pPr>
+              <w:pStyle w:val="Style13"/>
+              <w:rPr>
+                <w:u w:val="none"/>
+              </w:rPr>
+            </w:pPr>
+            <w:r>
+              <w:rPr>
+                <w:u w:val="none"/>
+              </w:rPr>
+              <w:t xml:space="preserve">    </w:t>
+            </w:r>
+            <w:r>
+              <w:rPr>
+                <w:u w:val="none"/>
+              </w:rPr>
+              <w:t>if ElementPrinadlezhitMnozhestvu(M, element): return</w:t>
+            </w:r>
+          </w:p>
+          <w:p>
+            <w:pPr>
+              <w:pStyle w:val="Style13"/>
+              <w:rPr>
+                <w:u w:val="none"/>
+              </w:rPr>
+            </w:pPr>
+            <w:r>
+              <w:rPr>
+                <w:u w:val="none"/>
+              </w:rPr>
+            </w:r>
+          </w:p>
+          <w:p>
+            <w:pPr>
+              <w:pStyle w:val="Style13"/>
+              <w:rPr>
+                <w:u w:val="none"/>
+              </w:rPr>
+            </w:pPr>
+            <w:r>
+              <w:rPr>
+                <w:u w:val="none"/>
+              </w:rPr>
+              <w:t xml:space="preserve">    </w:t>
+            </w:r>
+            <w:r>
+              <w:rPr>
+                <w:u w:val="none"/>
+              </w:rPr>
+              <w:t>M[0] += 1</w:t>
+            </w:r>
+          </w:p>
+          <w:p>
+            <w:pPr>
+              <w:pStyle w:val="Style13"/>
+              <w:rPr>
+                <w:u w:val="none"/>
+              </w:rPr>
+            </w:pPr>
+            <w:r>
+              <w:rPr>
+                <w:u w:val="none"/>
+              </w:rPr>
+              <w:t xml:space="preserve">    </w:t>
+            </w:r>
+            <w:r>
+              <w:rPr>
+                <w:u w:val="none"/>
+              </w:rPr>
+              <w:t>M[M[0]] = element</w:t>
+            </w:r>
+          </w:p>
+        </w:tc>
+      </w:tr>
+    </w:tbl>
+    <w:p>
+      <w:pPr>
+        <w:pStyle w:val="BodyText"/>
+        <w:rPr/>
+      </w:pPr>
+      <w:r>
+        <w:rPr/>
+        <w:t>Предусловие: M = M[1], …, M[N] — ряд с произвольными значениями целочисленного типа. Element — произвольное значение целочисленного типа</w:t>
+      </w:r>
+    </w:p>
+    <w:p>
+      <w:pPr>
+        <w:pStyle w:val="BodyText"/>
+        <w:rPr/>
+      </w:pPr>
+      <w:r>
+        <w:rPr/>
+        <w:t>Постусловие: размер M остался неизменным. Служебный элемент указывает о том, что множество пусто. Значение element осталось прежним.</w:t>
+      </w:r>
+    </w:p>
+    <w:p>
+      <w:pPr>
+        <w:pStyle w:val="Heading3"/>
+        <w:numPr>
+          <w:ilvl w:val="2"/>
+          <w:numId w:val="2"/>
+        </w:numPr>
+        <w:ind w:left="0"/>
+        <w:rPr/>
+      </w:pPr>
+      <w:bookmarkStart w:id="42" w:name="__RefHeading___Toc4241_2026028575_Копия3"/>
+      <w:bookmarkEnd w:id="42"/>
+      <w:r>
+        <w:rPr/>
+        <w:t>Текст проверочной программы</w:t>
+      </w:r>
+    </w:p>
+    <w:tbl>
+      <w:tblPr>
+        <w:tblW w:w="5000" w:type="pct"/>
+        <w:jc w:val="left"/>
+        <w:tblInd w:w="55" w:type="dxa"/>
+        <w:tblLayout w:type="fixed"/>
+        <w:tblCellMar>
+          <w:top w:w="55" w:type="dxa"/>
+          <w:left w:w="55" w:type="dxa"/>
+          <w:bottom w:w="55" w:type="dxa"/>
+          <w:right w:w="55" w:type="dxa"/>
+        </w:tblCellMar>
+      </w:tblPr>
+      <w:tblGrid>
+        <w:gridCol w:w="9638"/>
+      </w:tblGrid>
+      <w:tr>
+        <w:trPr/>
+        <w:tc>
+          <w:tcPr>
+            <w:tcW w:w="9638" w:type="dxa"/>
+            <w:tcBorders>
+              <w:top w:val="single" w:sz="4" w:space="0" w:color="000000"/>
+              <w:left w:val="single" w:sz="4" w:space="0" w:color="000000"/>
+              <w:bottom w:val="single" w:sz="4" w:space="0" w:color="000000"/>
+              <w:right w:val="single" w:sz="4" w:space="0" w:color="000000"/>
+            </w:tcBorders>
+          </w:tcPr>
+          <w:p>
+            <w:pPr>
+              <w:pStyle w:val="Style13"/>
+              <w:rPr/>
+            </w:pPr>
+            <w:r>
+              <w:rPr/>
+              <w:t>def TestDobavitVMnozhestvoElement():</w:t>
+            </w:r>
+          </w:p>
+          <w:p>
+            <w:pPr>
+              <w:pStyle w:val="Style13"/>
+              <w:rPr/>
+            </w:pPr>
+            <w:r>
+              <w:rPr/>
+              <w:t xml:space="preserve">    </w:t>
+            </w:r>
+            <w:r>
+              <w:rPr/>
+              <w:t>N = 10</w:t>
+            </w:r>
+          </w:p>
+          <w:p>
+            <w:pPr>
+              <w:pStyle w:val="Style13"/>
+              <w:rPr/>
+            </w:pPr>
+            <w:r>
+              <w:rPr/>
+              <w:t xml:space="preserve">    </w:t>
+            </w:r>
+            <w:r>
+              <w:rPr/>
+              <w:t>M = [PROBEL] * (N+1) # Создаем множество длиной N+1 (+1 для возможности индексации от 1 до N)</w:t>
+            </w:r>
+          </w:p>
+          <w:p>
+            <w:pPr>
+              <w:pStyle w:val="Style13"/>
+              <w:rPr/>
+            </w:pPr>
+            <w:r>
+              <w:rPr/>
+              <w:t xml:space="preserve">    </w:t>
+            </w:r>
+            <w:r>
+              <w:rPr/>
+              <w:t>M[0] = 0</w:t>
+            </w:r>
+          </w:p>
+          <w:p>
+            <w:pPr>
+              <w:pStyle w:val="Style13"/>
+              <w:rPr/>
+            </w:pPr>
+            <w:r>
+              <w:rPr/>
+            </w:r>
+          </w:p>
+          <w:p>
+            <w:pPr>
+              <w:pStyle w:val="Style13"/>
+              <w:rPr/>
+            </w:pPr>
+            <w:r>
+              <w:rPr/>
+              <w:t xml:space="preserve">    </w:t>
+            </w:r>
+            <w:r>
+              <w:rPr/>
+              <w:t>DobavitVMnozhestvoElement(M, 2) # Вызываем проверяемую функцию (добавить в множество)</w:t>
+            </w:r>
+          </w:p>
+          <w:p>
+            <w:pPr>
+              <w:pStyle w:val="Style13"/>
+              <w:rPr/>
+            </w:pPr>
+            <w:r>
+              <w:rPr/>
+            </w:r>
+          </w:p>
+          <w:p>
+            <w:pPr>
+              <w:pStyle w:val="Style13"/>
+              <w:rPr/>
+            </w:pPr>
+            <w:r>
+              <w:rPr/>
+              <w:t xml:space="preserve">    </w:t>
+            </w:r>
+            <w:r>
+              <w:rPr/>
+              <w:t>assert len(M) == N+1 # Проверяем, осталась ли длина прежней</w:t>
+            </w:r>
+          </w:p>
+          <w:p>
+            <w:pPr>
+              <w:pStyle w:val="Style13"/>
+              <w:rPr/>
+            </w:pPr>
+            <w:r>
+              <w:rPr/>
+              <w:t xml:space="preserve">    </w:t>
+            </w:r>
+            <w:r>
+              <w:rPr/>
+              <w:t>assert M[0] == 1 # Проверяем, поменял ли значение служебный элемент множества</w:t>
+            </w:r>
+          </w:p>
+          <w:p>
+            <w:pPr>
+              <w:pStyle w:val="Style13"/>
+              <w:rPr/>
+            </w:pPr>
+            <w:r>
+              <w:rPr/>
+              <w:t xml:space="preserve">    </w:t>
+            </w:r>
+            <w:r>
+              <w:rPr/>
+              <w:t>assert M[1] == 2 # Проверяем, добавился ли элемент на самом деле</w:t>
+            </w:r>
+          </w:p>
+          <w:p>
+            <w:pPr>
+              <w:pStyle w:val="Style13"/>
+              <w:rPr/>
+            </w:pPr>
+            <w:r>
+              <w:rPr/>
+            </w:r>
+          </w:p>
+          <w:p>
+            <w:pPr>
+              <w:pStyle w:val="Style13"/>
+              <w:rPr/>
+            </w:pPr>
+            <w:r>
+              <w:rPr/>
+              <w:t xml:space="preserve">    </w:t>
+            </w:r>
+            <w:r>
+              <w:rPr/>
+              <w:t>DobavitVMnozhestvoElement(M, 2) # Вызываем проверяемую функцию (добавить в множество) для проверки на отработу с дубликатом</w:t>
+            </w:r>
+          </w:p>
+          <w:p>
+            <w:pPr>
+              <w:pStyle w:val="Style13"/>
+              <w:rPr/>
+            </w:pPr>
+            <w:r>
+              <w:rPr/>
+              <w:t xml:space="preserve">    </w:t>
+            </w:r>
+            <w:r>
+              <w:rPr/>
+              <w:t>assert M[0] == 1 # Проверяем, не поменял ли значение служебный элемент множества</w:t>
+            </w:r>
+          </w:p>
+          <w:p>
+            <w:pPr>
+              <w:pStyle w:val="Style13"/>
+              <w:rPr/>
+            </w:pPr>
+            <w:r>
+              <w:rPr/>
+            </w:r>
+          </w:p>
+          <w:p>
+            <w:pPr>
+              <w:pStyle w:val="Style13"/>
+              <w:rPr/>
+            </w:pPr>
+            <w:r>
+              <w:rPr/>
+              <w:t xml:space="preserve">    </w:t>
+            </w:r>
+            <w:r>
+              <w:rPr/>
+              <w:t>print("Функция добавления элемента во множества отработала успешно")</w:t>
+            </w:r>
+          </w:p>
+        </w:tc>
+      </w:tr>
+    </w:tbl>
+    <w:p>
+      <w:pPr>
+        <w:pStyle w:val="Heading3"/>
+        <w:numPr>
+          <w:ilvl w:val="2"/>
+          <w:numId w:val="2"/>
+        </w:numPr>
+        <w:ind w:left="0"/>
+        <w:rPr/>
+      </w:pPr>
+      <w:bookmarkStart w:id="43" w:name="__RefHeading___Toc4243_2026028575_Копия7"/>
+      <w:bookmarkEnd w:id="43"/>
+      <w:r>
+        <w:rPr/>
+        <w:t>Содержимое окна ввода/вывод</w:t>
+      </w:r>
+      <w:bookmarkStart w:id="44" w:name="__RefHeading___Toc4243_2026028575_Копия8"/>
+      <w:bookmarkEnd w:id="44"/>
+      <w:r>
+        <w:rPr/>
+        <w:t>а</w:t>
+      </w:r>
+    </w:p>
+    <w:tbl>
+      <w:tblPr>
+        <w:tblW w:w="5000" w:type="pct"/>
+        <w:jc w:val="left"/>
+        <w:tblInd w:w="55" w:type="dxa"/>
+        <w:tblLayout w:type="fixed"/>
+        <w:tblCellMar>
+          <w:top w:w="55" w:type="dxa"/>
+          <w:left w:w="55" w:type="dxa"/>
+          <w:bottom w:w="55" w:type="dxa"/>
+          <w:right w:w="55" w:type="dxa"/>
+        </w:tblCellMar>
+      </w:tblPr>
+      <w:tblGrid>
+        <w:gridCol w:w="9638"/>
+      </w:tblGrid>
+      <w:tr>
+        <w:trPr/>
+        <w:tc>
+          <w:tcPr>
+            <w:tcW w:w="9638" w:type="dxa"/>
+            <w:tcBorders>
+              <w:top w:val="single" w:sz="4" w:space="0" w:color="000000"/>
+              <w:left w:val="single" w:sz="4" w:space="0" w:color="000000"/>
+              <w:bottom w:val="single" w:sz="4" w:space="0" w:color="000000"/>
+              <w:right w:val="single" w:sz="4" w:space="0" w:color="000000"/>
+            </w:tcBorders>
+          </w:tcPr>
+          <w:p>
+            <w:pPr>
+              <w:pStyle w:val="Style13"/>
+              <w:rPr/>
+            </w:pPr>
+            <w:r>
+              <w:rPr/>
+              <w:t>Функция добавления элемента во множества отработала успешно</w:t>
             </w:r>
           </w:p>
         </w:tc>

--- a/Отчет.docx
+++ b/Отчет.docx
@@ -1664,6 +1664,20 @@
             </w:pPr>
             <w:r>
               <w:rPr/>
+              <w:t xml:space="preserve">    </w:t>
+            </w:r>
+            <w:r>
+              <w:rPr/>
+              <w:t>assert M[0] == 0 # Проверяем, осталось ли значение служебного элемента прежним</w:t>
+            </w:r>
+          </w:p>
+          <w:p>
+            <w:pPr>
+              <w:pStyle w:val="Style13"/>
+              <w:rPr/>
+            </w:pPr>
+            <w:r>
+              <w:rPr/>
             </w:r>
           </w:p>
           <w:p>
@@ -2008,7 +2022,7 @@
       </w:pPr>
       <w:r>
         <w:rPr/>
-        <w:t>Постусловие: размер M остался неизменным. Значения элементов ряда остались неизменны.</w:t>
+        <w:t>Постусловие: размер M остался неизменным. Значения элементов ряда и значение служебного элемента остались неизменны.</w:t>
       </w:r>
     </w:p>
     <w:p>
@@ -2152,6 +2166,20 @@
             </w:pPr>
             <w:r>
               <w:rPr/>
+              <w:t xml:space="preserve">    </w:t>
+            </w:r>
+            <w:r>
+              <w:rPr/>
+              <w:t>assert M[0] == 0 # Проверяем, осталось ли значение служебного элемента прежним</w:t>
+            </w:r>
+          </w:p>
+          <w:p>
+            <w:pPr>
+              <w:pStyle w:val="Style13"/>
+              <w:rPr/>
+            </w:pPr>
+            <w:r>
+              <w:rPr/>
             </w:r>
           </w:p>
           <w:p>
@@ -2495,7 +2523,7 @@
       </w:pPr>
       <w:r>
         <w:rPr/>
-        <w:t>Постусловие: размер M остался неизменным. Значения элементов ряда остались неизменны. Значение N осталось неизменным.</w:t>
+        <w:t>Постусловие: размер M остался неизменным. Значения элементов ряда и значение служебного элемента остались неизменны. Значение N осталось неизменным.</w:t>
       </w:r>
     </w:p>
     <w:p>
@@ -2747,6 +2775,38 @@
               <w:rPr>
                 <w:u w:val="none"/>
               </w:rPr>
+              <w:t xml:space="preserve">assert M[0] == </w:t>
+            </w:r>
+            <w:r>
+              <w:rPr>
+                <w:u w:val="none"/>
+              </w:rPr>
+              <w:t>1</w:t>
+            </w:r>
+            <w:r>
+              <w:rPr>
+                <w:u w:val="none"/>
+              </w:rPr>
+              <w:t xml:space="preserve"> # Проверяем, осталось ли значение служебного элемента прежним</w:t>
+            </w:r>
+          </w:p>
+          <w:p>
+            <w:pPr>
+              <w:pStyle w:val="Style13"/>
+              <w:rPr>
+                <w:u w:val="none"/>
+              </w:rPr>
+            </w:pPr>
+            <w:r>
+              <w:rPr>
+                <w:u w:val="none"/>
+              </w:rPr>
+              <w:t xml:space="preserve">    </w:t>
+            </w:r>
+            <w:r>
+              <w:rPr>
+                <w:u w:val="none"/>
+              </w:rPr>
               <w:t>assert M[1] == 54 # Проверка, остались ли элементы множества неизменны</w:t>
             </w:r>
           </w:p>
@@ -2962,23 +3022,6 @@
       <w:r>
         <w:rPr/>
       </w:r>
-    </w:p>
-    <w:p>
-      <w:pPr>
-        <w:pStyle w:val="Heading3"/>
-        <w:widowControl/>
-        <w:numPr>
-          <w:ilvl w:val="0"/>
-          <w:numId w:val="0"/>
-        </w:numPr>
-        <w:suppressAutoHyphens w:val="true"/>
-        <w:ind w:firstLine="709"/>
-        <w:jc w:val="left"/>
-        <w:rPr/>
-      </w:pPr>
-      <w:r>
-        <w:rPr/>
-      </w:r>
       <w:r>
         <w:br w:type="page"/>
       </w:r>
@@ -3105,7 +3148,7 @@
       </w:pPr>
       <w:r>
         <w:rPr/>
-        <w:t>Постусловие: размер M остался неизменным. Значения элементов ряда остались неизменны. Значение N осталось неизменным.</w:t>
+        <w:t>Постусловие: размер M остался неизменным. Значения элементов ряда и значение служебного элемента остались неизменны. Значение N осталось неизменным.</w:t>
       </w:r>
     </w:p>
     <w:p>
@@ -3357,6 +3400,38 @@
               <w:rPr>
                 <w:u w:val="none"/>
               </w:rPr>
+              <w:t xml:space="preserve">assert M[0] == </w:t>
+            </w:r>
+            <w:r>
+              <w:rPr>
+                <w:u w:val="none"/>
+              </w:rPr>
+              <w:t>1</w:t>
+            </w:r>
+            <w:r>
+              <w:rPr>
+                <w:u w:val="none"/>
+              </w:rPr>
+              <w:t xml:space="preserve"> # Проверяем, осталось ли значение служебного элемента прежним</w:t>
+            </w:r>
+          </w:p>
+          <w:p>
+            <w:pPr>
+              <w:pStyle w:val="Style13"/>
+              <w:rPr>
+                <w:u w:val="none"/>
+              </w:rPr>
+            </w:pPr>
+            <w:r>
+              <w:rPr>
+                <w:u w:val="none"/>
+              </w:rPr>
+              <w:t xml:space="preserve">    </w:t>
+            </w:r>
+            <w:r>
+              <w:rPr>
+                <w:u w:val="none"/>
+              </w:rPr>
               <w:t>assert M[1] == 54 # Проверка, остались ли элементы множества неизменны</w:t>
             </w:r>
           </w:p>
@@ -3818,7 +3893,7 @@
       </w:pPr>
       <w:r>
         <w:rPr/>
-        <w:t>Постусловие: размер M остался неизменным. Служебный элемент указывает о том, что множество пусто. Значение element осталось прежним.</w:t>
+        <w:t>Постусловие: размер M остался неизменным. Значение элементов ряда и значение служебного элемента остались прежними. Значение element осталось прежним.</w:t>
       </w:r>
     </w:p>
     <w:p>
@@ -4025,6 +4100,28 @@
             </w:r>
             <w:r>
               <w:rPr/>
+              <w:t xml:space="preserve">assert M[0] == </w:t>
+            </w:r>
+            <w:r>
+              <w:rPr/>
+              <w:t>3</w:t>
+            </w:r>
+            <w:r>
+              <w:rPr/>
+              <w:t xml:space="preserve"> # Проверяем, осталось ли значение служебного элемента прежним</w:t>
+            </w:r>
+          </w:p>
+          <w:p>
+            <w:pPr>
+              <w:pStyle w:val="Style13"/>
+              <w:rPr/>
+            </w:pPr>
+            <w:r>
+              <w:rPr/>
+              <w:t xml:space="preserve">    </w:t>
+            </w:r>
+            <w:r>
+              <w:rPr/>
               <w:t>assert M[1] == 4 and M[2] == 2 and M[3] == 9 # Проверка, остались ли элементы множества неизменны</w:t>
             </w:r>
           </w:p>
@@ -4395,7 +4492,7 @@
       </w:pPr>
       <w:r>
         <w:rPr/>
-        <w:t>Постусловие: размер M остался неизменным. Служебный элемент указывает о том, что множество пусто. Значение element осталось прежним.</w:t>
+        <w:t>Постусловие: размер M остался неизменным. Значение элементов ряда и значение служебного элемента остались прежними. Значение element осталось прежним.</w:t>
       </w:r>
     </w:p>
     <w:p>
@@ -4594,6 +4691,28 @@
             </w:r>
             <w:r>
               <w:rPr/>
+              <w:t xml:space="preserve">assert M[0] == </w:t>
+            </w:r>
+            <w:r>
+              <w:rPr/>
+              <w:t>3</w:t>
+            </w:r>
+            <w:r>
+              <w:rPr/>
+              <w:t xml:space="preserve"> # Проверяем, осталось ли значение служебного элемента прежним</w:t>
+            </w:r>
+          </w:p>
+          <w:p>
+            <w:pPr>
+              <w:pStyle w:val="Style13"/>
+              <w:rPr/>
+            </w:pPr>
+            <w:r>
+              <w:rPr/>
+              <w:t xml:space="preserve">    </w:t>
+            </w:r>
+            <w:r>
+              <w:rPr/>
               <w:t>assert M[1] == 4 and M[2] == 2 and M[3] == 9 # Проверка, остались ли элементы множества неизменны</w:t>
             </w:r>
           </w:p>
@@ -4618,15 +4737,6 @@
             <w:r>
               <w:rPr/>
               <w:t>assert ElementNePrinadlezhitMnozhestvu(M, 500) # Вызываем проверяемую функцию (элемент не принадлежит множеству) и тут же проверяем ответ</w:t>
-            </w:r>
-          </w:p>
-          <w:p>
-            <w:pPr>
-              <w:pStyle w:val="Style13"/>
-              <w:rPr/>
-            </w:pPr>
-            <w:r>
-              <w:rPr/>
             </w:r>
           </w:p>
           <w:p>
@@ -4660,13 +4770,13 @@
       <w:bookmarkEnd w:id="33"/>
       <w:r>
         <w:rPr/>
-        <w:t>Содержимое окна ввода/вывод</w:t>
+        <w:t>Содержимое окна ввода/выво</w:t>
       </w:r>
       <w:bookmarkStart w:id="34" w:name="__RefHeading___Toc4243_2026028575_Копия4"/>
       <w:bookmarkEnd w:id="34"/>
       <w:r>
         <w:rPr/>
-        <w:t>а</w:t>
+        <w:t>да</w:t>
       </w:r>
     </w:p>
     <w:tbl>
@@ -4713,6 +4823,7 @@
     <w:p>
       <w:pPr>
         <w:pStyle w:val="BodyText"/>
+        <w:ind w:hanging="0"/>
         <w:rPr/>
       </w:pPr>
       <w:r>
@@ -4920,7 +5031,7 @@
       </w:pPr>
       <w:r>
         <w:rPr/>
-        <w:t>Постусловие: размер M остался неизменным. Служебный элемент указывает о том, что множество пусто. Значение element осталось прежним.</w:t>
+        <w:t>Постусловие: размер M остался неизменным. Значение элементов, удаление которых не производилось осталось прежним. Значение element осталось прежним.</w:t>
       </w:r>
     </w:p>
     <w:p>
@@ -5092,15 +5203,6 @@
             <w:r>
               <w:rPr/>
               <w:t>UdalitIzMnozhestva(M, 9) # Вызываем проверяемую функцию (удалить из множества)</w:t>
-            </w:r>
-          </w:p>
-          <w:p>
-            <w:pPr>
-              <w:pStyle w:val="Style13"/>
-              <w:rPr/>
-            </w:pPr>
-            <w:r>
-              <w:rPr/>
             </w:r>
           </w:p>
           <w:p>
@@ -5488,7 +5590,7 @@
       </w:pPr>
       <w:r>
         <w:rPr/>
-        <w:t>Постусловие: размер M остался неизменным. Служебный элемент указывает о том, что множество пусто. Значение element осталось прежним.</w:t>
+        <w:t>Постусловие: размер M остался неизменным. Значения элементов, которые находятся левее нового в памяти остались прежними. Значение element осталось прежним.</w:t>
       </w:r>
     </w:p>
     <w:p>

--- a/Отчет.docx
+++ b/Отчет.docx
@@ -4928,6 +4928,39 @@
               <w:rPr>
                 <w:u w:val="none"/>
               </w:rPr>
+              <w:t>udalen_index = 0</w:t>
+            </w:r>
+          </w:p>
+          <w:p>
+            <w:pPr>
+              <w:pStyle w:val="Style13"/>
+              <w:rPr>
+                <w:u w:val="none"/>
+              </w:rPr>
+            </w:pPr>
+            <w:r>
+              <w:rPr>
+                <w:u w:val="none"/>
+              </w:rPr>
+            </w:r>
+          </w:p>
+          <w:p>
+            <w:pPr>
+              <w:pStyle w:val="Style13"/>
+              <w:rPr>
+                <w:u w:val="none"/>
+              </w:rPr>
+            </w:pPr>
+            <w:r>
+              <w:rPr>
+                <w:u w:val="none"/>
+              </w:rPr>
+              <w:t xml:space="preserve">    </w:t>
+            </w:r>
+            <w:r>
+              <w:rPr>
+                <w:u w:val="none"/>
+              </w:rPr>
               <w:t>for i in range(1, M[0]+1):</w:t>
             </w:r>
           </w:p>
@@ -4988,27 +5021,166 @@
               <w:rPr>
                 <w:u w:val="none"/>
               </w:rPr>
+              <w:t>udalen_index = i</w:t>
+            </w:r>
+          </w:p>
+          <w:p>
+            <w:pPr>
+              <w:pStyle w:val="Style13"/>
+              <w:rPr>
+                <w:u w:val="none"/>
+              </w:rPr>
+            </w:pPr>
+            <w:r>
+              <w:rPr>
+                <w:u w:val="none"/>
+              </w:rPr>
+              <w:t xml:space="preserve">            </w:t>
+            </w:r>
+            <w:r>
+              <w:rPr>
+                <w:u w:val="none"/>
+              </w:rPr>
+              <w:t>break</w:t>
+            </w:r>
+          </w:p>
+          <w:p>
+            <w:pPr>
+              <w:pStyle w:val="Style13"/>
+              <w:rPr>
+                <w:u w:val="none"/>
+              </w:rPr>
+            </w:pPr>
+            <w:r>
+              <w:rPr>
+                <w:u w:val="none"/>
+              </w:rPr>
+            </w:r>
+          </w:p>
+          <w:p>
+            <w:pPr>
+              <w:pStyle w:val="Style13"/>
+              <w:rPr>
+                <w:u w:val="none"/>
+              </w:rPr>
+            </w:pPr>
+            <w:r>
+              <w:rPr>
+                <w:u w:val="none"/>
+              </w:rPr>
+              <w:t xml:space="preserve">    </w:t>
+            </w:r>
+            <w:r>
+              <w:rPr>
+                <w:u w:val="none"/>
+              </w:rPr>
+              <w:t>if udalen_index &lt; 1: return</w:t>
+            </w:r>
+          </w:p>
+          <w:p>
+            <w:pPr>
+              <w:pStyle w:val="Style13"/>
+              <w:rPr>
+                <w:u w:val="none"/>
+              </w:rPr>
+            </w:pPr>
+            <w:r>
+              <w:rPr>
+                <w:u w:val="none"/>
+              </w:rPr>
+            </w:r>
+          </w:p>
+          <w:p>
+            <w:pPr>
+              <w:pStyle w:val="Style13"/>
+              <w:rPr>
+                <w:u w:val="none"/>
+              </w:rPr>
+            </w:pPr>
+            <w:r>
+              <w:rPr>
+                <w:u w:val="none"/>
+              </w:rPr>
+              <w:t xml:space="preserve">    </w:t>
+            </w:r>
+            <w:r>
+              <w:rPr>
+                <w:u w:val="none"/>
+              </w:rPr>
+              <w:t>for i in range(udalen_index+1, M[0]+1):</w:t>
+            </w:r>
+          </w:p>
+          <w:p>
+            <w:pPr>
+              <w:pStyle w:val="Style13"/>
+              <w:rPr>
+                <w:u w:val="none"/>
+              </w:rPr>
+            </w:pPr>
+            <w:r>
+              <w:rPr>
+                <w:u w:val="none"/>
+              </w:rPr>
+              <w:t xml:space="preserve">        </w:t>
+            </w:r>
+            <w:r>
+              <w:rPr>
+                <w:u w:val="none"/>
+              </w:rPr>
+              <w:t>M[i-1] = M[i]</w:t>
+            </w:r>
+          </w:p>
+          <w:p>
+            <w:pPr>
+              <w:pStyle w:val="Style13"/>
+              <w:rPr>
+                <w:u w:val="none"/>
+              </w:rPr>
+            </w:pPr>
+            <w:r>
+              <w:rPr>
+                <w:u w:val="none"/>
+              </w:rPr>
+              <w:t xml:space="preserve">        </w:t>
+            </w:r>
+            <w:r>
+              <w:rPr>
+                <w:u w:val="none"/>
+              </w:rPr>
+              <w:t>M[i] = PROBEL</w:t>
+            </w:r>
+          </w:p>
+          <w:p>
+            <w:pPr>
+              <w:pStyle w:val="Style13"/>
+              <w:rPr>
+                <w:u w:val="none"/>
+              </w:rPr>
+            </w:pPr>
+            <w:r>
+              <w:rPr>
+                <w:u w:val="none"/>
+              </w:rPr>
+            </w:r>
+          </w:p>
+          <w:p>
+            <w:pPr>
+              <w:pStyle w:val="Style13"/>
+              <w:rPr>
+                <w:u w:val="none"/>
+              </w:rPr>
+            </w:pPr>
+            <w:r>
+              <w:rPr>
+                <w:u w:val="none"/>
+              </w:rPr>
+              <w:t xml:space="preserve">    </w:t>
+            </w:r>
+            <w:r>
+              <w:rPr>
+                <w:u w:val="none"/>
+              </w:rPr>
               <w:t>M[0] -= 1</w:t>
-            </w:r>
-          </w:p>
-          <w:p>
-            <w:pPr>
-              <w:pStyle w:val="Style13"/>
-              <w:rPr>
-                <w:u w:val="none"/>
-              </w:rPr>
-            </w:pPr>
-            <w:r>
-              <w:rPr>
-                <w:u w:val="none"/>
-              </w:rPr>
-              <w:t xml:space="preserve">            </w:t>
-            </w:r>
-            <w:r>
-              <w:rPr>
-                <w:u w:val="none"/>
-              </w:rPr>
-              <w:t>break</w:t>
             </w:r>
           </w:p>
         </w:tc>
@@ -5189,6 +5361,11 @@
             </w:pPr>
             <w:r>
               <w:rPr/>
+              <w:t xml:space="preserve">    </w:t>
+            </w:r>
+            <w:r>
+              <w:rPr/>
+              <w:t>print(f"Множество до удаления крайнего правого элемента: {M}")</w:t>
             </w:r>
           </w:p>
           <w:p>
@@ -5216,6 +5393,29 @@
             </w:r>
             <w:r>
               <w:rPr/>
+              <w:t>print(f"Множество после удаления крайнего правого элемента: {M}")</w:t>
+            </w:r>
+          </w:p>
+          <w:p>
+            <w:pPr>
+              <w:pStyle w:val="Style13"/>
+              <w:rPr/>
+            </w:pPr>
+            <w:r>
+              <w:rPr/>
+            </w:r>
+          </w:p>
+          <w:p>
+            <w:pPr>
+              <w:pStyle w:val="Style13"/>
+              <w:rPr/>
+            </w:pPr>
+            <w:r>
+              <w:rPr/>
+              <w:t xml:space="preserve">    </w:t>
+            </w:r>
+            <w:r>
+              <w:rPr/>
               <w:t>assert len(M) == N+1 # Проверяем, осталась ли длина прежней</w:t>
             </w:r>
           </w:p>
@@ -5281,6 +5481,20 @@
             </w:r>
             <w:r>
               <w:rPr/>
+              <w:t>print(f"Множество до удаления несуществующего элемента: {M}")</w:t>
+            </w:r>
+          </w:p>
+          <w:p>
+            <w:pPr>
+              <w:pStyle w:val="Style13"/>
+              <w:rPr/>
+            </w:pPr>
+            <w:r>
+              <w:rPr/>
+              <w:t xml:space="preserve">    </w:t>
+            </w:r>
+            <w:r>
+              <w:rPr/>
               <w:t>UdalitIzMnozhestva(M, 9) # Вызываем проверяемую функцию (удалить из множества) для проверки на отработку с несуществующим элементом</w:t>
             </w:r>
           </w:p>
@@ -5295,6 +5509,20 @@
             </w:r>
             <w:r>
               <w:rPr/>
+              <w:t>print(f"Множество после удаления несуществующего элемента: {M}")</w:t>
+            </w:r>
+          </w:p>
+          <w:p>
+            <w:pPr>
+              <w:pStyle w:val="Style13"/>
+              <w:rPr/>
+            </w:pPr>
+            <w:r>
+              <w:rPr/>
+              <w:t xml:space="preserve">    </w:t>
+            </w:r>
+            <w:r>
+              <w:rPr/>
               <w:t>assert len(M) == N+1 # Проверяем, осталась ли длина прежней</w:t>
             </w:r>
           </w:p>
@@ -5324,6 +5552,99 @@
             <w:r>
               <w:rPr/>
               <w:t>assert M[1] == 4 and M[2] == 2 # Проверка, остались ли остальные элементы множества неизменны</w:t>
+            </w:r>
+          </w:p>
+          <w:p>
+            <w:pPr>
+              <w:pStyle w:val="Style13"/>
+              <w:rPr/>
+            </w:pPr>
+            <w:r>
+              <w:rPr/>
+            </w:r>
+          </w:p>
+          <w:p>
+            <w:pPr>
+              <w:pStyle w:val="Style13"/>
+              <w:rPr/>
+            </w:pPr>
+            <w:r>
+              <w:rPr/>
+              <w:t xml:space="preserve">    </w:t>
+            </w:r>
+            <w:r>
+              <w:rPr/>
+              <w:t>print(f"Множество до удаления не крайнего правого элемента: {M}")</w:t>
+            </w:r>
+          </w:p>
+          <w:p>
+            <w:pPr>
+              <w:pStyle w:val="Style13"/>
+              <w:rPr/>
+            </w:pPr>
+            <w:r>
+              <w:rPr/>
+              <w:t xml:space="preserve">    </w:t>
+            </w:r>
+            <w:r>
+              <w:rPr/>
+              <w:t>UdalitIzMnozhestva(M, 4) # Вызываем проверяемую функцию (удалить из множества) для проверки на отработку с не крайним правым элементом</w:t>
+            </w:r>
+          </w:p>
+          <w:p>
+            <w:pPr>
+              <w:pStyle w:val="Style13"/>
+              <w:rPr/>
+            </w:pPr>
+            <w:r>
+              <w:rPr/>
+              <w:t xml:space="preserve">    </w:t>
+            </w:r>
+            <w:r>
+              <w:rPr/>
+              <w:t>print(f"Множество после удаления не крайнего правого элемента: {M}")</w:t>
+            </w:r>
+          </w:p>
+          <w:p>
+            <w:pPr>
+              <w:pStyle w:val="Style13"/>
+              <w:rPr/>
+            </w:pPr>
+            <w:r>
+              <w:rPr/>
+              <w:t xml:space="preserve">    </w:t>
+            </w:r>
+            <w:r>
+              <w:rPr/>
+              <w:t>assert len(M) == N+1 # Проверяем, осталась ли длина прежней</w:t>
+            </w:r>
+          </w:p>
+          <w:p>
+            <w:pPr>
+              <w:pStyle w:val="Style13"/>
+              <w:rPr/>
+            </w:pPr>
+            <w:r>
+              <w:rPr/>
+              <w:t xml:space="preserve">    </w:t>
+            </w:r>
+            <w:r>
+              <w:rPr/>
+              <w:t>assert M[0] == 1 # Проверяем, остался ли служебный элемент неизменным</w:t>
+            </w:r>
+          </w:p>
+          <w:p>
+            <w:pPr>
+              <w:pStyle w:val="Style13"/>
+              <w:rPr/>
+            </w:pPr>
+            <w:r>
+              <w:rPr/>
+              <w:t xml:space="preserve">    </w:t>
+            </w:r>
+            <w:r>
+              <w:rPr/>
+              <w:t>assert M[1] == 2 # Проверка, остались ли остальные элементы множества неизменны</w:t>
             </w:r>
           </w:p>
           <w:p>
@@ -5410,7 +5731,67 @@
             </w:pPr>
             <w:r>
               <w:rPr/>
-              <w:t>Функция проверки отсутствия принадлежности элемента ко множеству успешно отработала</w:t>
+              <w:t>Множество до удаления крайнего правого элемента: [3, 4, 2, 9, ' ', ' ', ' ', ' ', ' ', ' ', ' ']</w:t>
+            </w:r>
+          </w:p>
+          <w:p>
+            <w:pPr>
+              <w:pStyle w:val="Style13"/>
+              <w:rPr/>
+            </w:pPr>
+            <w:r>
+              <w:rPr/>
+              <w:t>Множество после удаления крайнего правого элемента: [2, 4, 2, ' ', ' ', ' ', ' ', ' ', ' ', ' ', ' ']</w:t>
+            </w:r>
+          </w:p>
+          <w:p>
+            <w:pPr>
+              <w:pStyle w:val="Style13"/>
+              <w:rPr/>
+            </w:pPr>
+            <w:r>
+              <w:rPr/>
+              <w:t>Множество до удаления несуществующего элемента: [2, 4, 2, ' ', ' ', ' ', ' ', ' ', ' ', ' ', ' ']</w:t>
+            </w:r>
+          </w:p>
+          <w:p>
+            <w:pPr>
+              <w:pStyle w:val="Style13"/>
+              <w:rPr/>
+            </w:pPr>
+            <w:r>
+              <w:rPr/>
+              <w:t>Множество после удаления несуществующего элемента: [2, 4, 2, ' ', ' ', ' ', ' ', ' ', ' ', ' ', ' ']</w:t>
+            </w:r>
+          </w:p>
+          <w:p>
+            <w:pPr>
+              <w:pStyle w:val="Style13"/>
+              <w:rPr/>
+            </w:pPr>
+            <w:r>
+              <w:rPr/>
+              <w:t>Множество до удаления не крайнего правого элемента: [2, 4, 2, ' ', ' ', ' ', ' ', ' ', ' ', ' ', ' ']</w:t>
+            </w:r>
+          </w:p>
+          <w:p>
+            <w:pPr>
+              <w:pStyle w:val="Style13"/>
+              <w:rPr/>
+            </w:pPr>
+            <w:r>
+              <w:rPr/>
+              <w:t>Множество после удаления не крайнего правого элемента: [1, 2, ' ', ' ', ' ', ' ', ' ', ' ', ' ', ' ', ' ']</w:t>
+            </w:r>
+          </w:p>
+          <w:p>
+            <w:pPr>
+              <w:pStyle w:val="Style13"/>
+              <w:rPr/>
+            </w:pPr>
+            <w:r>
+              <w:rPr/>
+              <w:t>Функция удаления элемента из множества отработала успешно</w:t>
             </w:r>
           </w:p>
         </w:tc>
@@ -5697,6 +6078,11 @@
             </w:pPr>
             <w:r>
               <w:rPr/>
+              <w:t xml:space="preserve">    </w:t>
+            </w:r>
+            <w:r>
+              <w:rPr/>
+              <w:t>print(f"Множество до добавления элемента: {M}")</w:t>
             </w:r>
           </w:p>
           <w:p>
@@ -5720,6 +6106,20 @@
             </w:pPr>
             <w:r>
               <w:rPr/>
+              <w:t xml:space="preserve">    </w:t>
+            </w:r>
+            <w:r>
+              <w:rPr/>
+              <w:t>print(f"Множество после добавления элемента: {M}")</w:t>
+            </w:r>
+          </w:p>
+          <w:p>
+            <w:pPr>
+              <w:pStyle w:val="Style13"/>
+              <w:rPr/>
+            </w:pPr>
+            <w:r>
+              <w:rPr/>
             </w:r>
           </w:p>
           <w:p>
@@ -5784,7 +6184,35 @@
             </w:r>
             <w:r>
               <w:rPr/>
+              <w:t>print(f"Множество до добавления дубликата: {M}")</w:t>
+            </w:r>
+          </w:p>
+          <w:p>
+            <w:pPr>
+              <w:pStyle w:val="Style13"/>
+              <w:rPr/>
+            </w:pPr>
+            <w:r>
+              <w:rPr/>
+              <w:t xml:space="preserve">    </w:t>
+            </w:r>
+            <w:r>
+              <w:rPr/>
               <w:t>DobavitVMnozhestvoElement(M, 2) # Вызываем проверяемую функцию (добавить в множество) для проверки на отработу с дубликатом</w:t>
+            </w:r>
+          </w:p>
+          <w:p>
+            <w:pPr>
+              <w:pStyle w:val="Style13"/>
+              <w:rPr/>
+            </w:pPr>
+            <w:r>
+              <w:rPr/>
+              <w:t xml:space="preserve">    </w:t>
+            </w:r>
+            <w:r>
+              <w:rPr/>
+              <w:t>print(f"Множество после добавления дубликата: {M}")</w:t>
             </w:r>
           </w:p>
           <w:p>
@@ -5878,6 +6306,46 @@
               <w:right w:val="single" w:sz="4" w:space="0" w:color="000000"/>
             </w:tcBorders>
           </w:tcPr>
+          <w:p>
+            <w:pPr>
+              <w:pStyle w:val="Style13"/>
+              <w:rPr/>
+            </w:pPr>
+            <w:r>
+              <w:rPr/>
+              <w:t>Множество до добавления элемента: [0, ' ', ' ', ' ', ' ', ' ', ' ', ' ', ' ', ' ', ' ']</w:t>
+            </w:r>
+          </w:p>
+          <w:p>
+            <w:pPr>
+              <w:pStyle w:val="Style13"/>
+              <w:rPr/>
+            </w:pPr>
+            <w:r>
+              <w:rPr/>
+              <w:t>Множество после добавления элемента: [1, 2, ' ', ' ', ' ', ' ', ' ', ' ', ' ', ' ', ' ']</w:t>
+            </w:r>
+          </w:p>
+          <w:p>
+            <w:pPr>
+              <w:pStyle w:val="Style13"/>
+              <w:rPr/>
+            </w:pPr>
+            <w:r>
+              <w:rPr/>
+              <w:t>Множество до добавления дубликата: [1, 2, ' ', ' ', ' ', ' ', ' ', ' ', ' ', ' ', ' ']</w:t>
+            </w:r>
+          </w:p>
+          <w:p>
+            <w:pPr>
+              <w:pStyle w:val="Style13"/>
+              <w:rPr/>
+            </w:pPr>
+            <w:r>
+              <w:rPr/>
+              <w:t>Множество после добавления дубликата: [1, 2, ' ', ' ', ' ', ' ', ' ', ' ', ' ', ' ', ' ']</w:t>
+            </w:r>
+          </w:p>
           <w:p>
             <w:pPr>
               <w:pStyle w:val="Style13"/>

--- a/Отчет.docx
+++ b/Отчет.docx
@@ -5203,7 +5203,7 @@
       </w:pPr>
       <w:r>
         <w:rPr/>
-        <w:t>Постусловие: размер M остался неизменным. Значение элементов, удаление которых не производилось осталось прежним. Значение element осталось прежним.</w:t>
+        <w:t>Постусловие: размер M остался неизменным. Значение элементов, находящихся левее удаленного осталось прежним. Элементы, находящиеся правее удаленного сместились на 1 позицию влево во избежание «дыр» в ряде. Значение element осталось прежним.</w:t>
       </w:r>
     </w:p>
     <w:p>
@@ -6361,7 +6361,774 @@
     </w:tbl>
     <w:p>
       <w:pPr>
+        <w:pStyle w:val="Heading2"/>
+        <w:numPr>
+          <w:ilvl w:val="1"/>
+          <w:numId w:val="2"/>
+        </w:numPr>
+        <w:ind w:left="0"/>
+        <w:rPr/>
+      </w:pPr>
+      <w:r>
+        <w:rPr/>
+        <w:t>10. Объединить множества &lt;вх: M1, M2&gt;</w:t>
+      </w:r>
+    </w:p>
+    <w:p>
+      <w:pPr>
+        <w:pStyle w:val="Heading3"/>
+        <w:numPr>
+          <w:ilvl w:val="2"/>
+          <w:numId w:val="2"/>
+        </w:numPr>
+        <w:ind w:left="0"/>
+        <w:rPr/>
+      </w:pPr>
+      <w:bookmarkStart w:id="45" w:name="__RefHeading___Toc4239_2026028575_Копия4"/>
+      <w:bookmarkEnd w:id="45"/>
+      <w:r>
+        <w:rPr/>
+        <w:t>Текст реализации предписания</w:t>
+      </w:r>
+    </w:p>
+    <w:tbl>
+      <w:tblPr>
+        <w:tblW w:w="5000" w:type="pct"/>
+        <w:jc w:val="left"/>
+        <w:tblInd w:w="55" w:type="dxa"/>
+        <w:tblLayout w:type="fixed"/>
+        <w:tblCellMar>
+          <w:top w:w="55" w:type="dxa"/>
+          <w:left w:w="55" w:type="dxa"/>
+          <w:bottom w:w="55" w:type="dxa"/>
+          <w:right w:w="55" w:type="dxa"/>
+        </w:tblCellMar>
+      </w:tblPr>
+      <w:tblGrid>
+        <w:gridCol w:w="9638"/>
+      </w:tblGrid>
+      <w:tr>
+        <w:trPr>
+          <w:trHeight w:val="2042" w:hRule="atLeast"/>
+        </w:trPr>
+        <w:tc>
+          <w:tcPr>
+            <w:tcW w:w="9638" w:type="dxa"/>
+            <w:tcBorders>
+              <w:top w:val="single" w:sz="4" w:space="0" w:color="000000"/>
+              <w:left w:val="single" w:sz="4" w:space="0" w:color="000000"/>
+              <w:bottom w:val="single" w:sz="4" w:space="0" w:color="000000"/>
+              <w:right w:val="single" w:sz="4" w:space="0" w:color="000000"/>
+            </w:tcBorders>
+          </w:tcPr>
+          <w:p>
+            <w:pPr>
+              <w:pStyle w:val="Style13"/>
+              <w:numPr>
+                <w:ilvl w:val="0"/>
+                <w:numId w:val="2"/>
+              </w:numPr>
+              <w:ind w:firstLine="709"/>
+              <w:rPr>
+                <w:u w:val="none"/>
+              </w:rPr>
+            </w:pPr>
+            <w:r>
+              <w:rPr>
+                <w:u w:val="none"/>
+              </w:rPr>
+              <w:t>def ObjedinitMnozhestva(M1: list, M2: list) -&gt; list:</w:t>
+            </w:r>
+          </w:p>
+          <w:p>
+            <w:pPr>
+              <w:pStyle w:val="Style13"/>
+              <w:numPr>
+                <w:ilvl w:val="0"/>
+                <w:numId w:val="2"/>
+              </w:numPr>
+              <w:ind w:firstLine="709"/>
+              <w:rPr>
+                <w:u w:val="none"/>
+              </w:rPr>
+            </w:pPr>
+            <w:r>
+              <w:rPr>
+                <w:u w:val="none"/>
+              </w:rPr>
+              <w:t xml:space="preserve">    </w:t>
+            </w:r>
+            <w:r>
+              <w:rPr>
+                <w:u w:val="none"/>
+              </w:rPr>
+              <w:t>R = [PROBEL] * (M1[0] + M2[0] + 1)</w:t>
+            </w:r>
+          </w:p>
+          <w:p>
+            <w:pPr>
+              <w:pStyle w:val="Style13"/>
+              <w:numPr>
+                <w:ilvl w:val="0"/>
+                <w:numId w:val="2"/>
+              </w:numPr>
+              <w:ind w:firstLine="709"/>
+              <w:rPr>
+                <w:u w:val="none"/>
+              </w:rPr>
+            </w:pPr>
+            <w:r>
+              <w:rPr>
+                <w:u w:val="none"/>
+              </w:rPr>
+              <w:t xml:space="preserve">    </w:t>
+            </w:r>
+            <w:r>
+              <w:rPr>
+                <w:u w:val="none"/>
+              </w:rPr>
+              <w:t>R[0] = 0</w:t>
+            </w:r>
+          </w:p>
+          <w:p>
+            <w:pPr>
+              <w:pStyle w:val="Style13"/>
+              <w:numPr>
+                <w:ilvl w:val="0"/>
+                <w:numId w:val="2"/>
+              </w:numPr>
+              <w:ind w:firstLine="709"/>
+              <w:rPr>
+                <w:u w:val="none"/>
+              </w:rPr>
+            </w:pPr>
+            <w:r>
+              <w:rPr>
+                <w:u w:val="none"/>
+              </w:rPr>
+            </w:r>
+          </w:p>
+          <w:p>
+            <w:pPr>
+              <w:pStyle w:val="Style13"/>
+              <w:numPr>
+                <w:ilvl w:val="0"/>
+                <w:numId w:val="2"/>
+              </w:numPr>
+              <w:ind w:firstLine="709"/>
+              <w:rPr>
+                <w:u w:val="none"/>
+              </w:rPr>
+            </w:pPr>
+            <w:r>
+              <w:rPr>
+                <w:u w:val="none"/>
+              </w:rPr>
+              <w:t xml:space="preserve">    </w:t>
+            </w:r>
+            <w:r>
+              <w:rPr>
+                <w:u w:val="none"/>
+              </w:rPr>
+              <w:t>for i in range(1, M1[0]+1): DobavitVMnozhestvoElement(R, M1[i])</w:t>
+            </w:r>
+          </w:p>
+          <w:p>
+            <w:pPr>
+              <w:pStyle w:val="Style13"/>
+              <w:numPr>
+                <w:ilvl w:val="0"/>
+                <w:numId w:val="2"/>
+              </w:numPr>
+              <w:ind w:firstLine="709"/>
+              <w:rPr>
+                <w:u w:val="none"/>
+              </w:rPr>
+            </w:pPr>
+            <w:r>
+              <w:rPr>
+                <w:u w:val="none"/>
+              </w:rPr>
+              <w:t xml:space="preserve">    </w:t>
+            </w:r>
+            <w:r>
+              <w:rPr>
+                <w:u w:val="none"/>
+              </w:rPr>
+              <w:t>for i in range(1, M2[0]+1): DobavitVMnozhestvoElement(R, M2[i])</w:t>
+            </w:r>
+          </w:p>
+          <w:p>
+            <w:pPr>
+              <w:pStyle w:val="Style13"/>
+              <w:numPr>
+                <w:ilvl w:val="0"/>
+                <w:numId w:val="2"/>
+              </w:numPr>
+              <w:ind w:firstLine="709"/>
+              <w:rPr>
+                <w:u w:val="none"/>
+              </w:rPr>
+            </w:pPr>
+            <w:r>
+              <w:rPr>
+                <w:u w:val="none"/>
+              </w:rPr>
+            </w:r>
+          </w:p>
+          <w:p>
+            <w:pPr>
+              <w:pStyle w:val="Style13"/>
+              <w:numPr>
+                <w:ilvl w:val="0"/>
+                <w:numId w:val="2"/>
+              </w:numPr>
+              <w:ind w:firstLine="709"/>
+              <w:rPr>
+                <w:u w:val="none"/>
+              </w:rPr>
+            </w:pPr>
+            <w:r>
+              <w:rPr>
+                <w:u w:val="none"/>
+              </w:rPr>
+              <w:t xml:space="preserve">    </w:t>
+            </w:r>
+            <w:r>
+              <w:rPr>
+                <w:u w:val="none"/>
+              </w:rPr>
+              <w:t>return R[:R[0]+1]</w:t>
+            </w:r>
+          </w:p>
+        </w:tc>
+      </w:tr>
+    </w:tbl>
+    <w:p>
+      <w:pPr>
         <w:pStyle w:val="BodyText"/>
+        <w:numPr>
+          <w:ilvl w:val="0"/>
+          <w:numId w:val="2"/>
+        </w:numPr>
+        <w:ind w:firstLine="709"/>
+        <w:rPr/>
+      </w:pPr>
+      <w:r>
+        <w:rPr/>
+        <w:t>Предусловие: M</w:t>
+      </w:r>
+      <w:r>
+        <w:rPr/>
+        <w:t>1</w:t>
+      </w:r>
+      <w:r>
+        <w:rPr/>
+        <w:t xml:space="preserve"> = M</w:t>
+      </w:r>
+      <w:r>
+        <w:rPr/>
+        <w:t>1</w:t>
+      </w:r>
+      <w:r>
+        <w:rPr/>
+        <w:t>[1], …, M</w:t>
+      </w:r>
+      <w:r>
+        <w:rPr/>
+        <w:t>1</w:t>
+      </w:r>
+      <w:r>
+        <w:rPr/>
+        <w:t>[N</w:t>
+      </w:r>
+      <w:r>
+        <w:rPr/>
+        <w:t>1</w:t>
+      </w:r>
+      <w:r>
+        <w:rPr/>
+        <w:t>]; M</w:t>
+      </w:r>
+      <w:r>
+        <w:rPr/>
+        <w:t>2</w:t>
+      </w:r>
+      <w:r>
+        <w:rPr/>
+        <w:t xml:space="preserve"> = M</w:t>
+      </w:r>
+      <w:r>
+        <w:rPr/>
+        <w:t>2</w:t>
+      </w:r>
+      <w:r>
+        <w:rPr/>
+        <w:t>[1], …, M</w:t>
+      </w:r>
+      <w:r>
+        <w:rPr/>
+        <w:t>1</w:t>
+      </w:r>
+      <w:r>
+        <w:rPr/>
+        <w:t>[N</w:t>
+      </w:r>
+      <w:r>
+        <w:rPr/>
+        <w:t>2</w:t>
+      </w:r>
+      <w:r>
+        <w:rPr/>
+        <w:t>] — ряды с произвольными значениями целочисленного типа.</w:t>
+      </w:r>
+    </w:p>
+    <w:p>
+      <w:pPr>
+        <w:pStyle w:val="BodyText"/>
+        <w:numPr>
+          <w:ilvl w:val="0"/>
+          <w:numId w:val="2"/>
+        </w:numPr>
+        <w:ind w:firstLine="709"/>
+        <w:rPr/>
+      </w:pPr>
+      <w:r>
+        <w:rPr/>
+        <w:t xml:space="preserve">Постусловие: ряды </w:t>
+      </w:r>
+      <w:r>
+        <w:rPr/>
+        <w:t>M1 и M2 остались прежними, т. е. сохранили значения своих служебных элементов, свои длины и значения своих элементов. R = R[1], …, R[NR] — результат объединения M1 и M2</w:t>
+      </w:r>
+    </w:p>
+    <w:p>
+      <w:pPr>
+        <w:pStyle w:val="Heading3"/>
+        <w:numPr>
+          <w:ilvl w:val="2"/>
+          <w:numId w:val="2"/>
+        </w:numPr>
+        <w:ind w:left="0"/>
+        <w:rPr/>
+      </w:pPr>
+      <w:bookmarkStart w:id="46" w:name="__RefHeading___Toc4241_2026028575_Копия4"/>
+      <w:bookmarkEnd w:id="46"/>
+      <w:r>
+        <w:rPr/>
+        <w:t>Текст проверочной программы</w:t>
+      </w:r>
+    </w:p>
+    <w:tbl>
+      <w:tblPr>
+        <w:tblW w:w="5000" w:type="pct"/>
+        <w:jc w:val="left"/>
+        <w:tblInd w:w="55" w:type="dxa"/>
+        <w:tblLayout w:type="fixed"/>
+        <w:tblCellMar>
+          <w:top w:w="55" w:type="dxa"/>
+          <w:left w:w="55" w:type="dxa"/>
+          <w:bottom w:w="55" w:type="dxa"/>
+          <w:right w:w="55" w:type="dxa"/>
+        </w:tblCellMar>
+      </w:tblPr>
+      <w:tblGrid>
+        <w:gridCol w:w="9638"/>
+      </w:tblGrid>
+      <w:tr>
+        <w:trPr/>
+        <w:tc>
+          <w:tcPr>
+            <w:tcW w:w="9638" w:type="dxa"/>
+            <w:tcBorders>
+              <w:top w:val="single" w:sz="4" w:space="0" w:color="000000"/>
+              <w:left w:val="single" w:sz="4" w:space="0" w:color="000000"/>
+              <w:bottom w:val="single" w:sz="4" w:space="0" w:color="000000"/>
+              <w:right w:val="single" w:sz="4" w:space="0" w:color="000000"/>
+            </w:tcBorders>
+          </w:tcPr>
+          <w:p>
+            <w:pPr>
+              <w:pStyle w:val="Style13"/>
+              <w:numPr>
+                <w:ilvl w:val="0"/>
+                <w:numId w:val="2"/>
+              </w:numPr>
+              <w:ind w:firstLine="709"/>
+              <w:rPr/>
+            </w:pPr>
+            <w:r>
+              <w:rPr/>
+              <w:t>def TestObjedinitMnozhestva():</w:t>
+            </w:r>
+          </w:p>
+          <w:p>
+            <w:pPr>
+              <w:pStyle w:val="Style13"/>
+              <w:numPr>
+                <w:ilvl w:val="0"/>
+                <w:numId w:val="2"/>
+              </w:numPr>
+              <w:ind w:firstLine="709"/>
+              <w:rPr/>
+            </w:pPr>
+            <w:r>
+              <w:rPr/>
+              <w:t xml:space="preserve">    </w:t>
+            </w:r>
+            <w:r>
+              <w:rPr/>
+              <w:t>N1 = 3</w:t>
+            </w:r>
+          </w:p>
+          <w:p>
+            <w:pPr>
+              <w:pStyle w:val="Style13"/>
+              <w:numPr>
+                <w:ilvl w:val="0"/>
+                <w:numId w:val="2"/>
+              </w:numPr>
+              <w:ind w:firstLine="709"/>
+              <w:rPr/>
+            </w:pPr>
+            <w:r>
+              <w:rPr/>
+              <w:t xml:space="preserve">    </w:t>
+            </w:r>
+            <w:r>
+              <w:rPr/>
+              <w:t>M1 = [PROBEL] * (N1+1) # Создаем множество длиной N1+1 (+1 для возможности индексации от 1 до N1)</w:t>
+            </w:r>
+          </w:p>
+          <w:p>
+            <w:pPr>
+              <w:pStyle w:val="Style13"/>
+              <w:numPr>
+                <w:ilvl w:val="0"/>
+                <w:numId w:val="2"/>
+              </w:numPr>
+              <w:ind w:firstLine="709"/>
+              <w:rPr/>
+            </w:pPr>
+            <w:r>
+              <w:rPr/>
+              <w:t xml:space="preserve">    </w:t>
+            </w:r>
+            <w:r>
+              <w:rPr/>
+              <w:t>M1[0] = 3</w:t>
+            </w:r>
+          </w:p>
+          <w:p>
+            <w:pPr>
+              <w:pStyle w:val="Style13"/>
+              <w:numPr>
+                <w:ilvl w:val="0"/>
+                <w:numId w:val="2"/>
+              </w:numPr>
+              <w:ind w:firstLine="709"/>
+              <w:rPr/>
+            </w:pPr>
+            <w:r>
+              <w:rPr/>
+              <w:t xml:space="preserve">    </w:t>
+            </w:r>
+            <w:r>
+              <w:rPr/>
+              <w:t>M1[1], M1[2], M1[3] = 2, 1, 6 # Заполняем M1 элементами</w:t>
+            </w:r>
+          </w:p>
+          <w:p>
+            <w:pPr>
+              <w:pStyle w:val="Style13"/>
+              <w:numPr>
+                <w:ilvl w:val="0"/>
+                <w:numId w:val="2"/>
+              </w:numPr>
+              <w:ind w:firstLine="709"/>
+              <w:rPr/>
+            </w:pPr>
+            <w:r>
+              <w:rPr/>
+              <w:t xml:space="preserve">    </w:t>
+            </w:r>
+            <w:r>
+              <w:rPr/>
+              <w:t>print(f"Множество M1: {M1}")</w:t>
+            </w:r>
+          </w:p>
+          <w:p>
+            <w:pPr>
+              <w:pStyle w:val="Style13"/>
+              <w:numPr>
+                <w:ilvl w:val="0"/>
+                <w:numId w:val="2"/>
+              </w:numPr>
+              <w:ind w:firstLine="709"/>
+              <w:rPr/>
+            </w:pPr>
+            <w:r>
+              <w:rPr/>
+            </w:r>
+          </w:p>
+          <w:p>
+            <w:pPr>
+              <w:pStyle w:val="Style13"/>
+              <w:numPr>
+                <w:ilvl w:val="0"/>
+                <w:numId w:val="2"/>
+              </w:numPr>
+              <w:ind w:firstLine="709"/>
+              <w:rPr/>
+            </w:pPr>
+            <w:r>
+              <w:rPr/>
+              <w:t xml:space="preserve">    </w:t>
+            </w:r>
+            <w:r>
+              <w:rPr/>
+              <w:t>N2 = 3</w:t>
+            </w:r>
+          </w:p>
+          <w:p>
+            <w:pPr>
+              <w:pStyle w:val="Style13"/>
+              <w:numPr>
+                <w:ilvl w:val="0"/>
+                <w:numId w:val="2"/>
+              </w:numPr>
+              <w:ind w:firstLine="709"/>
+              <w:rPr/>
+            </w:pPr>
+            <w:r>
+              <w:rPr/>
+              <w:t xml:space="preserve">    </w:t>
+            </w:r>
+            <w:r>
+              <w:rPr/>
+              <w:t>M2 = [PROBEL] * (N2+1) # Создаем множество длиной N2+1 (+1 для возможности индексации от 1 до N2)</w:t>
+            </w:r>
+          </w:p>
+          <w:p>
+            <w:pPr>
+              <w:pStyle w:val="Style13"/>
+              <w:numPr>
+                <w:ilvl w:val="0"/>
+                <w:numId w:val="2"/>
+              </w:numPr>
+              <w:ind w:firstLine="709"/>
+              <w:rPr/>
+            </w:pPr>
+            <w:r>
+              <w:rPr/>
+              <w:t xml:space="preserve">    </w:t>
+            </w:r>
+            <w:r>
+              <w:rPr/>
+              <w:t>M2[0] = 3</w:t>
+            </w:r>
+          </w:p>
+          <w:p>
+            <w:pPr>
+              <w:pStyle w:val="Style13"/>
+              <w:numPr>
+                <w:ilvl w:val="0"/>
+                <w:numId w:val="2"/>
+              </w:numPr>
+              <w:ind w:firstLine="709"/>
+              <w:rPr/>
+            </w:pPr>
+            <w:r>
+              <w:rPr/>
+              <w:t xml:space="preserve">    </w:t>
+            </w:r>
+            <w:r>
+              <w:rPr/>
+              <w:t>M2[1], M2[2], M2[3] = 4, 5, 2 # Заполняем M2 элементами создав пересечение с M1</w:t>
+            </w:r>
+          </w:p>
+          <w:p>
+            <w:pPr>
+              <w:pStyle w:val="Style13"/>
+              <w:numPr>
+                <w:ilvl w:val="0"/>
+                <w:numId w:val="2"/>
+              </w:numPr>
+              <w:ind w:firstLine="709"/>
+              <w:rPr/>
+            </w:pPr>
+            <w:r>
+              <w:rPr/>
+              <w:t xml:space="preserve">    </w:t>
+            </w:r>
+            <w:r>
+              <w:rPr/>
+              <w:t>print(f"Множество M2: {M2}")</w:t>
+            </w:r>
+          </w:p>
+          <w:p>
+            <w:pPr>
+              <w:pStyle w:val="Style13"/>
+              <w:numPr>
+                <w:ilvl w:val="0"/>
+                <w:numId w:val="2"/>
+              </w:numPr>
+              <w:ind w:firstLine="709"/>
+              <w:rPr/>
+            </w:pPr>
+            <w:r>
+              <w:rPr/>
+            </w:r>
+          </w:p>
+          <w:p>
+            <w:pPr>
+              <w:pStyle w:val="Style13"/>
+              <w:numPr>
+                <w:ilvl w:val="0"/>
+                <w:numId w:val="2"/>
+              </w:numPr>
+              <w:ind w:firstLine="709"/>
+              <w:rPr/>
+            </w:pPr>
+            <w:r>
+              <w:rPr/>
+              <w:t xml:space="preserve">    </w:t>
+            </w:r>
+            <w:r>
+              <w:rPr/>
+              <w:t>R = ObjedinitMnozhestva(M1, M2) # Вызываем проверяемую функцию (объединить множества)</w:t>
+            </w:r>
+          </w:p>
+          <w:p>
+            <w:pPr>
+              <w:pStyle w:val="Style13"/>
+              <w:numPr>
+                <w:ilvl w:val="0"/>
+                <w:numId w:val="2"/>
+              </w:numPr>
+              <w:ind w:firstLine="709"/>
+              <w:rPr/>
+            </w:pPr>
+            <w:r>
+              <w:rPr/>
+              <w:t xml:space="preserve">    </w:t>
+            </w:r>
+            <w:r>
+              <w:rPr/>
+              <w:t>print(f"Результат объединения: {R}")</w:t>
+            </w:r>
+          </w:p>
+        </w:tc>
+      </w:tr>
+    </w:tbl>
+    <w:p>
+      <w:pPr>
+        <w:pStyle w:val="Heading3"/>
+        <w:numPr>
+          <w:ilvl w:val="2"/>
+          <w:numId w:val="2"/>
+        </w:numPr>
+        <w:ind w:left="0"/>
+        <w:rPr/>
+      </w:pPr>
+      <w:bookmarkStart w:id="47" w:name="__RefHeading___Toc4243_2026028575_Копия9"/>
+      <w:bookmarkEnd w:id="47"/>
+      <w:r>
+        <w:rPr/>
+        <w:t>Содержимое окна ввода/вывод</w:t>
+      </w:r>
+      <w:bookmarkStart w:id="48" w:name="__RefHeading___Toc4243_2026028575_Копияa"/>
+      <w:bookmarkEnd w:id="48"/>
+      <w:r>
+        <w:rPr/>
+        <w:t>а</w:t>
+      </w:r>
+    </w:p>
+    <w:tbl>
+      <w:tblPr>
+        <w:tblW w:w="5000" w:type="pct"/>
+        <w:jc w:val="left"/>
+        <w:tblInd w:w="55" w:type="dxa"/>
+        <w:tblLayout w:type="fixed"/>
+        <w:tblCellMar>
+          <w:top w:w="55" w:type="dxa"/>
+          <w:left w:w="55" w:type="dxa"/>
+          <w:bottom w:w="55" w:type="dxa"/>
+          <w:right w:w="55" w:type="dxa"/>
+        </w:tblCellMar>
+      </w:tblPr>
+      <w:tblGrid>
+        <w:gridCol w:w="9638"/>
+      </w:tblGrid>
+      <w:tr>
+        <w:trPr/>
+        <w:tc>
+          <w:tcPr>
+            <w:tcW w:w="9638" w:type="dxa"/>
+            <w:tcBorders>
+              <w:top w:val="single" w:sz="4" w:space="0" w:color="000000"/>
+              <w:left w:val="single" w:sz="4" w:space="0" w:color="000000"/>
+              <w:bottom w:val="single" w:sz="4" w:space="0" w:color="000000"/>
+              <w:right w:val="single" w:sz="4" w:space="0" w:color="000000"/>
+            </w:tcBorders>
+          </w:tcPr>
+          <w:p>
+            <w:pPr>
+              <w:pStyle w:val="Style13"/>
+              <w:numPr>
+                <w:ilvl w:val="0"/>
+                <w:numId w:val="2"/>
+              </w:numPr>
+              <w:ind w:firstLine="709"/>
+              <w:rPr/>
+            </w:pPr>
+            <w:r>
+              <w:rPr/>
+              <w:t>Множество M1: [3, 2, 1, 6]</w:t>
+            </w:r>
+          </w:p>
+          <w:p>
+            <w:pPr>
+              <w:pStyle w:val="Style13"/>
+              <w:numPr>
+                <w:ilvl w:val="0"/>
+                <w:numId w:val="2"/>
+              </w:numPr>
+              <w:ind w:firstLine="709"/>
+              <w:rPr/>
+            </w:pPr>
+            <w:r>
+              <w:rPr/>
+              <w:t>Множество M2: [3, 4, 5, 2]</w:t>
+            </w:r>
+          </w:p>
+          <w:p>
+            <w:pPr>
+              <w:pStyle w:val="Style13"/>
+              <w:numPr>
+                <w:ilvl w:val="0"/>
+                <w:numId w:val="2"/>
+              </w:numPr>
+              <w:ind w:firstLine="709"/>
+              <w:rPr/>
+            </w:pPr>
+            <w:r>
+              <w:rPr/>
+              <w:t>Результат объединения: [5, 2, 1, 6, 4, 5]</w:t>
+            </w:r>
+          </w:p>
+        </w:tc>
+      </w:tr>
+    </w:tbl>
+    <w:p>
+      <w:pPr>
+        <w:pStyle w:val="Heading2"/>
+        <w:numPr>
+          <w:ilvl w:val="0"/>
+          <w:numId w:val="0"/>
+        </w:numPr>
+        <w:spacing w:before="340" w:after="170"/>
+        <w:ind w:hanging="0" w:left="0"/>
         <w:rPr/>
       </w:pPr>
       <w:r>

--- a/Отчет.docx
+++ b/Отчет.docx
@@ -106,6 +106,184 @@
         <w:rPr/>
         <w:t>Список предписаний исполнителя «Множество»</w:t>
       </w:r>
+    </w:p>
+    <w:p>
+      <w:pPr>
+        <w:pStyle w:val="BodyText"/>
+        <w:numPr>
+          <w:ilvl w:val="0"/>
+          <w:numId w:val="3"/>
+        </w:numPr>
+        <w:rPr/>
+      </w:pPr>
+      <w:r>
+        <w:rPr/>
+        <w:t>Сделать множество пустым</w:t>
+      </w:r>
+    </w:p>
+    <w:p>
+      <w:pPr>
+        <w:pStyle w:val="BodyText"/>
+        <w:numPr>
+          <w:ilvl w:val="0"/>
+          <w:numId w:val="3"/>
+        </w:numPr>
+        <w:rPr/>
+      </w:pPr>
+      <w:r>
+        <w:rPr/>
+        <w:t>Множество пусто &lt;вх: М&gt;</w:t>
+      </w:r>
+    </w:p>
+    <w:p>
+      <w:pPr>
+        <w:pStyle w:val="BodyText"/>
+        <w:numPr>
+          <w:ilvl w:val="0"/>
+          <w:numId w:val="3"/>
+        </w:numPr>
+        <w:rPr/>
+      </w:pPr>
+      <w:r>
+        <w:rPr/>
+        <w:t>Множество не пусто &lt;вх: М&gt;</w:t>
+      </w:r>
+    </w:p>
+    <w:p>
+      <w:pPr>
+        <w:pStyle w:val="BodyText"/>
+        <w:numPr>
+          <w:ilvl w:val="0"/>
+          <w:numId w:val="3"/>
+        </w:numPr>
+        <w:rPr/>
+      </w:pPr>
+      <w:r>
+        <w:rPr/>
+        <w:t>Есть свободное место &lt;вх: М&gt;</w:t>
+      </w:r>
+    </w:p>
+    <w:p>
+      <w:pPr>
+        <w:pStyle w:val="BodyText"/>
+        <w:numPr>
+          <w:ilvl w:val="0"/>
+          <w:numId w:val="3"/>
+        </w:numPr>
+        <w:rPr/>
+      </w:pPr>
+      <w:r>
+        <w:rPr/>
+        <w:t>Нет свободного места &lt;вх: М&gt;</w:t>
+      </w:r>
+    </w:p>
+    <w:p>
+      <w:pPr>
+        <w:pStyle w:val="BodyText"/>
+        <w:numPr>
+          <w:ilvl w:val="0"/>
+          <w:numId w:val="3"/>
+        </w:numPr>
+        <w:rPr/>
+      </w:pPr>
+      <w:hyperlink w:anchor="__RefHeading___Toc4237_2026028575_%25D0%">
+        <w:r>
+          <w:rPr>
+            <w:rStyle w:val="Style10"/>
+          </w:rPr>
+          <w:t>Элемент &lt;вх: element&gt; принадлежит множеству &lt;вх: M&gt;</w:t>
+        </w:r>
+      </w:hyperlink>
+    </w:p>
+    <w:p>
+      <w:pPr>
+        <w:pStyle w:val="BodyText"/>
+        <w:numPr>
+          <w:ilvl w:val="0"/>
+          <w:numId w:val="3"/>
+        </w:numPr>
+        <w:rPr/>
+      </w:pPr>
+      <w:hyperlink w:anchor="__RefHeading___Toc4237_2026028575_%25D01">
+        <w:r>
+          <w:rPr>
+            <w:rStyle w:val="Style10"/>
+          </w:rPr>
+          <w:t>Элемент &lt;вх: element&gt; не принадлежит множеству &lt;вх: M&gt;</w:t>
+        </w:r>
+      </w:hyperlink>
+    </w:p>
+    <w:p>
+      <w:pPr>
+        <w:pStyle w:val="BodyText"/>
+        <w:numPr>
+          <w:ilvl w:val="0"/>
+          <w:numId w:val="3"/>
+        </w:numPr>
+        <w:rPr/>
+      </w:pPr>
+      <w:hyperlink w:anchor="__RefHeading___Toc4237_2026028575_%25D02">
+        <w:r>
+          <w:rPr>
+            <w:rStyle w:val="Style10"/>
+          </w:rPr>
+          <w:t>Удалить элемент &lt;вх: element&gt; из множества &lt;вх: M&gt;</w:t>
+        </w:r>
+      </w:hyperlink>
+    </w:p>
+    <w:p>
+      <w:pPr>
+        <w:pStyle w:val="BodyText"/>
+        <w:numPr>
+          <w:ilvl w:val="0"/>
+          <w:numId w:val="3"/>
+        </w:numPr>
+        <w:rPr/>
+      </w:pPr>
+      <w:hyperlink w:anchor="__RefHeading___Toc4237_2026028575_%25D03">
+        <w:r>
+          <w:rPr>
+            <w:rStyle w:val="Style10"/>
+          </w:rPr>
+          <w:t>Добавить элемент &lt;вх: element&gt; в множество &lt;вх: M&gt;</w:t>
+        </w:r>
+      </w:hyperlink>
+    </w:p>
+    <w:p>
+      <w:pPr>
+        <w:pStyle w:val="BodyText"/>
+        <w:numPr>
+          <w:ilvl w:val="0"/>
+          <w:numId w:val="3"/>
+        </w:numPr>
+        <w:rPr/>
+      </w:pPr>
+      <w:hyperlink w:anchor="__RefHeading___Toc4443_2026028575">
+        <w:r>
+          <w:rPr>
+            <w:rStyle w:val="Style10"/>
+          </w:rPr>
+          <w:t>Объединить множества &lt;вх: M1, M2&gt;</w:t>
+        </w:r>
+      </w:hyperlink>
+    </w:p>
+    <w:p>
+      <w:pPr>
+        <w:pStyle w:val="BodyText"/>
+        <w:numPr>
+          <w:ilvl w:val="0"/>
+          <w:numId w:val="3"/>
+        </w:numPr>
+        <w:rPr/>
+      </w:pPr>
+      <w:hyperlink w:anchor="__RefHeading___Toc4443_2026028575_%25D0%">
+        <w:r>
+          <w:rPr>
+            <w:rStyle w:val="Style10"/>
+          </w:rPr>
+          <w:t>Вычитание множеств &lt;вх: M1, M2&gt;</w:t>
+        </w:r>
+      </w:hyperlink>
     </w:p>
     <w:sdt>
       <w:sdtPr>
@@ -865,7 +1043,7 @@
               </w:rPr>
               <w:t>Содержимое окна ввода/вывода</w:t>
               <w:tab/>
-              <w:t>10</w:t>
+              <w:t>11</w:t>
             </w:r>
           </w:hyperlink>
         </w:p>
@@ -885,7 +1063,7 @@
               </w:rPr>
               <w:t>9. Добавить элемент &lt;вх: element&gt; в множество &lt;вх: M&gt;</w:t>
               <w:tab/>
-              <w:t>11</w:t>
+              <w:t>12</w:t>
             </w:r>
           </w:hyperlink>
         </w:p>
@@ -905,7 +1083,7 @@
               </w:rPr>
               <w:t>Текст реализации предписания</w:t>
               <w:tab/>
-              <w:t>11</w:t>
+              <w:t>12</w:t>
             </w:r>
           </w:hyperlink>
         </w:p>
@@ -925,7 +1103,7 @@
               </w:rPr>
               <w:t>Текст проверочной программы</w:t>
               <w:tab/>
-              <w:t>11</w:t>
+              <w:t>12</w:t>
             </w:r>
           </w:hyperlink>
         </w:p>
@@ -945,7 +1123,167 @@
               </w:rPr>
               <w:t>Содержимое окна ввода/вывода</w:t>
               <w:tab/>
-              <w:t>11</w:t>
+              <w:t>12</w:t>
+            </w:r>
+          </w:hyperlink>
+        </w:p>
+        <w:p>
+          <w:pPr>
+            <w:pStyle w:val="TOC2"/>
+            <w:tabs>
+              <w:tab w:val="clear" w:pos="9355"/>
+              <w:tab w:val="right" w:pos="9637" w:leader="dot"/>
+            </w:tabs>
+            <w:rPr/>
+          </w:pPr>
+          <w:hyperlink w:anchor="__RefHeading___Toc4443_2026028575">
+            <w:r>
+              <w:rPr>
+                <w:rStyle w:val="Style10"/>
+              </w:rPr>
+              <w:t>10. Объединить множества &lt;вх: M1, M2&gt;</w:t>
+              <w:tab/>
+              <w:t>13</w:t>
+            </w:r>
+          </w:hyperlink>
+        </w:p>
+        <w:p>
+          <w:pPr>
+            <w:pStyle w:val="TOC3"/>
+            <w:tabs>
+              <w:tab w:val="clear" w:pos="9071"/>
+              <w:tab w:val="right" w:pos="9637" w:leader="dot"/>
+            </w:tabs>
+            <w:rPr/>
+          </w:pPr>
+          <w:hyperlink w:anchor="__RefHeading___Toc4239_2026028575_%25D04">
+            <w:r>
+              <w:rPr>
+                <w:rStyle w:val="Style10"/>
+              </w:rPr>
+              <w:t>Текст реализации предписания</w:t>
+              <w:tab/>
+              <w:t>13</w:t>
+            </w:r>
+          </w:hyperlink>
+        </w:p>
+        <w:p>
+          <w:pPr>
+            <w:pStyle w:val="TOC3"/>
+            <w:tabs>
+              <w:tab w:val="clear" w:pos="9071"/>
+              <w:tab w:val="right" w:pos="9637" w:leader="dot"/>
+            </w:tabs>
+            <w:rPr/>
+          </w:pPr>
+          <w:hyperlink w:anchor="__RefHeading___Toc4241_2026028575_%25D04">
+            <w:r>
+              <w:rPr>
+                <w:rStyle w:val="Style10"/>
+              </w:rPr>
+              <w:t>Текст проверочной программы</w:t>
+              <w:tab/>
+              <w:t>13</w:t>
+            </w:r>
+          </w:hyperlink>
+        </w:p>
+        <w:p>
+          <w:pPr>
+            <w:pStyle w:val="TOC3"/>
+            <w:tabs>
+              <w:tab w:val="clear" w:pos="9071"/>
+              <w:tab w:val="right" w:pos="9637" w:leader="dot"/>
+            </w:tabs>
+            <w:rPr/>
+          </w:pPr>
+          <w:hyperlink w:anchor="__RefHeading___Toc4243_2026028575_%25D04">
+            <w:r>
+              <w:rPr>
+                <w:rStyle w:val="Style10"/>
+              </w:rPr>
+              <w:t>Содержимое окна ввода/вывода</w:t>
+              <w:tab/>
+              <w:t>13</w:t>
+            </w:r>
+          </w:hyperlink>
+        </w:p>
+        <w:p>
+          <w:pPr>
+            <w:pStyle w:val="TOC2"/>
+            <w:tabs>
+              <w:tab w:val="clear" w:pos="9355"/>
+              <w:tab w:val="right" w:pos="9637" w:leader="dot"/>
+            </w:tabs>
+            <w:rPr/>
+          </w:pPr>
+          <w:hyperlink w:anchor="__RefHeading___Toc4443_2026028575_%25D0%">
+            <w:r>
+              <w:rPr>
+                <w:rStyle w:val="Style10"/>
+              </w:rPr>
+              <w:t>11. Вычитание множеств &lt;вх: M1, M2&gt;</w:t>
+              <w:tab/>
+              <w:t>14</w:t>
+            </w:r>
+          </w:hyperlink>
+        </w:p>
+        <w:p>
+          <w:pPr>
+            <w:pStyle w:val="TOC3"/>
+            <w:tabs>
+              <w:tab w:val="clear" w:pos="9071"/>
+              <w:tab w:val="right" w:pos="9637" w:leader="dot"/>
+            </w:tabs>
+            <w:rPr/>
+          </w:pPr>
+          <w:hyperlink w:anchor="__RefHeading___Toc4239_2026028575_%25D05">
+            <w:r>
+              <w:rPr>
+                <w:rStyle w:val="Style10"/>
+              </w:rPr>
+              <w:t>Текст реализации предписания</w:t>
+              <w:tab/>
+              <w:t>14</w:t>
+            </w:r>
+          </w:hyperlink>
+        </w:p>
+        <w:p>
+          <w:pPr>
+            <w:pStyle w:val="TOC3"/>
+            <w:tabs>
+              <w:tab w:val="clear" w:pos="9071"/>
+              <w:tab w:val="right" w:pos="9637" w:leader="dot"/>
+            </w:tabs>
+            <w:rPr/>
+          </w:pPr>
+          <w:hyperlink w:anchor="__RefHeading___Toc4241_2026028575_%25D05">
+            <w:r>
+              <w:rPr>
+                <w:rStyle w:val="Style10"/>
+              </w:rPr>
+              <w:t>Текст проверочной программы</w:t>
+              <w:tab/>
+              <w:t>14</w:t>
+            </w:r>
+          </w:hyperlink>
+        </w:p>
+        <w:p>
+          <w:pPr>
+            <w:pStyle w:val="TOC3"/>
+            <w:tabs>
+              <w:tab w:val="clear" w:pos="9071"/>
+              <w:tab w:val="right" w:pos="9637" w:leader="dot"/>
+            </w:tabs>
+            <w:rPr/>
+          </w:pPr>
+          <w:hyperlink w:anchor="__RefHeading___Toc4243_2026028575_%25D05">
+            <w:r>
+              <w:rPr>
+                <w:rStyle w:val="Style10"/>
+              </w:rPr>
+              <w:t>Содержимое окна ввода/вывода</w:t>
+              <w:tab/>
+              <w:t>14</w:t>
             </w:r>
           </w:hyperlink>
           <w:r>
@@ -6369,6 +6707,8 @@
         <w:ind w:left="0"/>
         <w:rPr/>
       </w:pPr>
+      <w:bookmarkStart w:id="45" w:name="__RefHeading___Toc4443_2026028575"/>
+      <w:bookmarkEnd w:id="45"/>
       <w:r>
         <w:rPr/>
         <w:t>10. Объединить множества &lt;вх: M1, M2&gt;</w:t>
@@ -6384,8 +6724,8 @@
         <w:ind w:left="0"/>
         <w:rPr/>
       </w:pPr>
-      <w:bookmarkStart w:id="45" w:name="__RefHeading___Toc4239_2026028575_Копия4"/>
-      <w:bookmarkEnd w:id="45"/>
+      <w:bookmarkStart w:id="46" w:name="__RefHeading___Toc4239_2026028575_Копия4"/>
+      <w:bookmarkEnd w:id="46"/>
       <w:r>
         <w:rPr/>
         <w:t>Текст реализации предписания</w:t>
@@ -6712,8 +7052,8 @@
         <w:ind w:left="0"/>
         <w:rPr/>
       </w:pPr>
-      <w:bookmarkStart w:id="46" w:name="__RefHeading___Toc4241_2026028575_Копия4"/>
-      <w:bookmarkEnd w:id="46"/>
+      <w:bookmarkStart w:id="47" w:name="__RefHeading___Toc4241_2026028575_Копия4"/>
+      <w:bookmarkEnd w:id="47"/>
       <w:r>
         <w:rPr/>
         <w:t>Текст проверочной программы</w:t>
@@ -7031,14 +7371,14 @@
         <w:ind w:left="0"/>
         <w:rPr/>
       </w:pPr>
-      <w:bookmarkStart w:id="47" w:name="__RefHeading___Toc4243_2026028575_Копия9"/>
-      <w:bookmarkEnd w:id="47"/>
+      <w:bookmarkStart w:id="48" w:name="__RefHeading___Toc4243_2026028575_Копия9"/>
+      <w:bookmarkEnd w:id="48"/>
       <w:r>
         <w:rPr/>
         <w:t>Содержимое окна ввода/вывод</w:t>
       </w:r>
-      <w:bookmarkStart w:id="48" w:name="__RefHeading___Toc4243_2026028575_Копияa"/>
-      <w:bookmarkEnd w:id="48"/>
+      <w:bookmarkStart w:id="49" w:name="__RefHeading___Toc4243_2026028575_Копияa"/>
+      <w:bookmarkEnd w:id="49"/>
       <w:r>
         <w:rPr/>
         <w:t>а</w:t>
@@ -7127,6 +7467,752 @@
           <w:ilvl w:val="0"/>
           <w:numId w:val="0"/>
         </w:numPr>
+        <w:ind w:hanging="0" w:left="0"/>
+        <w:rPr/>
+      </w:pPr>
+      <w:r>
+        <w:rPr/>
+      </w:r>
+      <w:r>
+        <w:br w:type="page"/>
+      </w:r>
+    </w:p>
+    <w:p>
+      <w:pPr>
+        <w:pStyle w:val="Heading2"/>
+        <w:numPr>
+          <w:ilvl w:val="1"/>
+          <w:numId w:val="2"/>
+        </w:numPr>
+        <w:ind w:left="0"/>
+        <w:rPr/>
+      </w:pPr>
+      <w:bookmarkStart w:id="50" w:name="__RefHeading___Toc4443_2026028575_Копия_"/>
+      <w:bookmarkEnd w:id="50"/>
+      <w:r>
+        <w:rPr/>
+        <w:t>1</w:t>
+      </w:r>
+      <w:r>
+        <w:rPr/>
+        <w:t>1</w:t>
+      </w:r>
+      <w:r>
+        <w:rPr/>
+        <w:t xml:space="preserve">. </w:t>
+      </w:r>
+      <w:r>
+        <w:rPr/>
+        <w:t xml:space="preserve">Вычитание </w:t>
+      </w:r>
+      <w:r>
+        <w:rPr/>
+        <w:t>множеств &lt;вх: M1, M2&gt;</w:t>
+      </w:r>
+    </w:p>
+    <w:p>
+      <w:pPr>
+        <w:pStyle w:val="Heading3"/>
+        <w:numPr>
+          <w:ilvl w:val="2"/>
+          <w:numId w:val="2"/>
+        </w:numPr>
+        <w:ind w:left="0"/>
+        <w:rPr/>
+      </w:pPr>
+      <w:bookmarkStart w:id="51" w:name="__RefHeading___Toc4239_2026028575_Копия5"/>
+      <w:bookmarkEnd w:id="51"/>
+      <w:r>
+        <w:rPr/>
+        <w:t>Текст реализации предписания</w:t>
+      </w:r>
+    </w:p>
+    <w:tbl>
+      <w:tblPr>
+        <w:tblW w:w="5000" w:type="pct"/>
+        <w:jc w:val="left"/>
+        <w:tblInd w:w="55" w:type="dxa"/>
+        <w:tblLayout w:type="fixed"/>
+        <w:tblCellMar>
+          <w:top w:w="55" w:type="dxa"/>
+          <w:left w:w="55" w:type="dxa"/>
+          <w:bottom w:w="55" w:type="dxa"/>
+          <w:right w:w="55" w:type="dxa"/>
+        </w:tblCellMar>
+      </w:tblPr>
+      <w:tblGrid>
+        <w:gridCol w:w="9638"/>
+      </w:tblGrid>
+      <w:tr>
+        <w:trPr>
+          <w:trHeight w:val="2042" w:hRule="atLeast"/>
+        </w:trPr>
+        <w:tc>
+          <w:tcPr>
+            <w:tcW w:w="9638" w:type="dxa"/>
+            <w:tcBorders>
+              <w:top w:val="single" w:sz="4" w:space="0" w:color="000000"/>
+              <w:left w:val="single" w:sz="4" w:space="0" w:color="000000"/>
+              <w:bottom w:val="single" w:sz="4" w:space="0" w:color="000000"/>
+              <w:right w:val="single" w:sz="4" w:space="0" w:color="000000"/>
+            </w:tcBorders>
+          </w:tcPr>
+          <w:p>
+            <w:pPr>
+              <w:pStyle w:val="Style13"/>
+              <w:numPr>
+                <w:ilvl w:val="0"/>
+                <w:numId w:val="2"/>
+              </w:numPr>
+              <w:ind w:firstLine="709"/>
+              <w:rPr>
+                <w:u w:val="none"/>
+              </w:rPr>
+            </w:pPr>
+            <w:r>
+              <w:rPr>
+                <w:u w:val="none"/>
+              </w:rPr>
+              <w:t>def VychitanieMnozhestv(M1: list, M2: list) -&gt; list:</w:t>
+            </w:r>
+          </w:p>
+          <w:p>
+            <w:pPr>
+              <w:pStyle w:val="Style13"/>
+              <w:numPr>
+                <w:ilvl w:val="0"/>
+                <w:numId w:val="2"/>
+              </w:numPr>
+              <w:ind w:firstLine="709"/>
+              <w:rPr>
+                <w:u w:val="none"/>
+              </w:rPr>
+            </w:pPr>
+            <w:r>
+              <w:rPr>
+                <w:u w:val="none"/>
+              </w:rPr>
+              <w:t xml:space="preserve">    </w:t>
+            </w:r>
+            <w:r>
+              <w:rPr>
+                <w:u w:val="none"/>
+              </w:rPr>
+              <w:t>R = M1.copy()</w:t>
+            </w:r>
+          </w:p>
+          <w:p>
+            <w:pPr>
+              <w:pStyle w:val="Style13"/>
+              <w:numPr>
+                <w:ilvl w:val="0"/>
+                <w:numId w:val="2"/>
+              </w:numPr>
+              <w:ind w:firstLine="709"/>
+              <w:rPr>
+                <w:u w:val="none"/>
+              </w:rPr>
+            </w:pPr>
+            <w:r>
+              <w:rPr>
+                <w:u w:val="none"/>
+              </w:rPr>
+            </w:r>
+          </w:p>
+          <w:p>
+            <w:pPr>
+              <w:pStyle w:val="Style13"/>
+              <w:numPr>
+                <w:ilvl w:val="0"/>
+                <w:numId w:val="2"/>
+              </w:numPr>
+              <w:ind w:firstLine="709"/>
+              <w:rPr>
+                <w:u w:val="none"/>
+              </w:rPr>
+            </w:pPr>
+            <w:r>
+              <w:rPr>
+                <w:u w:val="none"/>
+              </w:rPr>
+              <w:t xml:space="preserve">    </w:t>
+            </w:r>
+            <w:r>
+              <w:rPr>
+                <w:u w:val="none"/>
+              </w:rPr>
+              <w:t>for i in range(1, M2[0]+1): UdalitIzMnozhestva(R, M2[i])</w:t>
+            </w:r>
+          </w:p>
+          <w:p>
+            <w:pPr>
+              <w:pStyle w:val="Style13"/>
+              <w:numPr>
+                <w:ilvl w:val="0"/>
+                <w:numId w:val="2"/>
+              </w:numPr>
+              <w:ind w:firstLine="709"/>
+              <w:rPr>
+                <w:u w:val="none"/>
+              </w:rPr>
+            </w:pPr>
+            <w:r>
+              <w:rPr>
+                <w:u w:val="none"/>
+              </w:rPr>
+            </w:r>
+          </w:p>
+          <w:p>
+            <w:pPr>
+              <w:pStyle w:val="Style13"/>
+              <w:numPr>
+                <w:ilvl w:val="0"/>
+                <w:numId w:val="2"/>
+              </w:numPr>
+              <w:ind w:firstLine="709"/>
+              <w:rPr>
+                <w:u w:val="none"/>
+              </w:rPr>
+            </w:pPr>
+            <w:r>
+              <w:rPr>
+                <w:u w:val="none"/>
+              </w:rPr>
+              <w:t xml:space="preserve">    </w:t>
+            </w:r>
+            <w:r>
+              <w:rPr>
+                <w:u w:val="none"/>
+              </w:rPr>
+              <w:t>return R[:R[0]+1]</w:t>
+            </w:r>
+          </w:p>
+        </w:tc>
+      </w:tr>
+    </w:tbl>
+    <w:p>
+      <w:pPr>
+        <w:pStyle w:val="BodyText"/>
+        <w:numPr>
+          <w:ilvl w:val="0"/>
+          <w:numId w:val="2"/>
+        </w:numPr>
+        <w:ind w:firstLine="709"/>
+        <w:rPr/>
+      </w:pPr>
+      <w:r>
+        <w:rPr/>
+        <w:t>Предусловие: M</w:t>
+      </w:r>
+      <w:r>
+        <w:rPr/>
+        <w:t>1</w:t>
+      </w:r>
+      <w:r>
+        <w:rPr/>
+        <w:t xml:space="preserve"> = M</w:t>
+      </w:r>
+      <w:r>
+        <w:rPr/>
+        <w:t>1</w:t>
+      </w:r>
+      <w:r>
+        <w:rPr/>
+        <w:t>[1], …, M</w:t>
+      </w:r>
+      <w:r>
+        <w:rPr/>
+        <w:t>1</w:t>
+      </w:r>
+      <w:r>
+        <w:rPr/>
+        <w:t>[N</w:t>
+      </w:r>
+      <w:r>
+        <w:rPr/>
+        <w:t>1</w:t>
+      </w:r>
+      <w:r>
+        <w:rPr/>
+        <w:t>]; M</w:t>
+      </w:r>
+      <w:r>
+        <w:rPr/>
+        <w:t>2</w:t>
+      </w:r>
+      <w:r>
+        <w:rPr/>
+        <w:t xml:space="preserve"> = M</w:t>
+      </w:r>
+      <w:r>
+        <w:rPr/>
+        <w:t>2</w:t>
+      </w:r>
+      <w:r>
+        <w:rPr/>
+        <w:t>[1], …, M</w:t>
+      </w:r>
+      <w:r>
+        <w:rPr/>
+        <w:t>1</w:t>
+      </w:r>
+      <w:r>
+        <w:rPr/>
+        <w:t>[N</w:t>
+      </w:r>
+      <w:r>
+        <w:rPr/>
+        <w:t>2</w:t>
+      </w:r>
+      <w:r>
+        <w:rPr/>
+        <w:t>] — ряды с произвольными значениями целочисленного типа.</w:t>
+      </w:r>
+    </w:p>
+    <w:p>
+      <w:pPr>
+        <w:pStyle w:val="BodyText"/>
+        <w:numPr>
+          <w:ilvl w:val="0"/>
+          <w:numId w:val="2"/>
+        </w:numPr>
+        <w:ind w:firstLine="709"/>
+        <w:rPr/>
+      </w:pPr>
+      <w:r>
+        <w:rPr/>
+        <w:t xml:space="preserve">Постусловие: ряды </w:t>
+      </w:r>
+      <w:r>
+        <w:rPr/>
+        <w:t>M1 и M2 остались прежними, т. е. сохранили значения своих служебных элементов, свои длины и значения своих элементов. R = R[1], …, R[NR] — результат вычитания M1 и M2</w:t>
+      </w:r>
+    </w:p>
+    <w:p>
+      <w:pPr>
+        <w:pStyle w:val="Heading3"/>
+        <w:numPr>
+          <w:ilvl w:val="2"/>
+          <w:numId w:val="2"/>
+        </w:numPr>
+        <w:ind w:left="0"/>
+        <w:rPr/>
+      </w:pPr>
+      <w:bookmarkStart w:id="52" w:name="__RefHeading___Toc4241_2026028575_Копия5"/>
+      <w:bookmarkEnd w:id="52"/>
+      <w:r>
+        <w:rPr/>
+        <w:t>Текст проверочной программы</w:t>
+      </w:r>
+    </w:p>
+    <w:tbl>
+      <w:tblPr>
+        <w:tblW w:w="5000" w:type="pct"/>
+        <w:jc w:val="left"/>
+        <w:tblInd w:w="55" w:type="dxa"/>
+        <w:tblLayout w:type="fixed"/>
+        <w:tblCellMar>
+          <w:top w:w="55" w:type="dxa"/>
+          <w:left w:w="55" w:type="dxa"/>
+          <w:bottom w:w="55" w:type="dxa"/>
+          <w:right w:w="55" w:type="dxa"/>
+        </w:tblCellMar>
+      </w:tblPr>
+      <w:tblGrid>
+        <w:gridCol w:w="9638"/>
+      </w:tblGrid>
+      <w:tr>
+        <w:trPr/>
+        <w:tc>
+          <w:tcPr>
+            <w:tcW w:w="9638" w:type="dxa"/>
+            <w:tcBorders>
+              <w:top w:val="single" w:sz="4" w:space="0" w:color="000000"/>
+              <w:left w:val="single" w:sz="4" w:space="0" w:color="000000"/>
+              <w:bottom w:val="single" w:sz="4" w:space="0" w:color="000000"/>
+              <w:right w:val="single" w:sz="4" w:space="0" w:color="000000"/>
+            </w:tcBorders>
+          </w:tcPr>
+          <w:p>
+            <w:pPr>
+              <w:pStyle w:val="Style13"/>
+              <w:numPr>
+                <w:ilvl w:val="0"/>
+                <w:numId w:val="2"/>
+              </w:numPr>
+              <w:ind w:firstLine="709"/>
+              <w:rPr/>
+            </w:pPr>
+            <w:r>
+              <w:rPr/>
+              <w:t>def TestVychitanieMnozhestv():</w:t>
+            </w:r>
+          </w:p>
+          <w:p>
+            <w:pPr>
+              <w:pStyle w:val="Style13"/>
+              <w:numPr>
+                <w:ilvl w:val="0"/>
+                <w:numId w:val="2"/>
+              </w:numPr>
+              <w:ind w:firstLine="709"/>
+              <w:rPr/>
+            </w:pPr>
+            <w:r>
+              <w:rPr/>
+              <w:t xml:space="preserve">    </w:t>
+            </w:r>
+            <w:r>
+              <w:rPr/>
+              <w:t>N1 = 3</w:t>
+            </w:r>
+          </w:p>
+          <w:p>
+            <w:pPr>
+              <w:pStyle w:val="Style13"/>
+              <w:numPr>
+                <w:ilvl w:val="0"/>
+                <w:numId w:val="2"/>
+              </w:numPr>
+              <w:ind w:firstLine="709"/>
+              <w:rPr/>
+            </w:pPr>
+            <w:r>
+              <w:rPr/>
+              <w:t xml:space="preserve">    </w:t>
+            </w:r>
+            <w:r>
+              <w:rPr/>
+              <w:t>M1 = [PROBEL] * (N1+1) # Создаем множество длиной N1+1 (+1 для возможности индексации от 1 до N1)</w:t>
+            </w:r>
+          </w:p>
+          <w:p>
+            <w:pPr>
+              <w:pStyle w:val="Style13"/>
+              <w:numPr>
+                <w:ilvl w:val="0"/>
+                <w:numId w:val="2"/>
+              </w:numPr>
+              <w:ind w:firstLine="709"/>
+              <w:rPr/>
+            </w:pPr>
+            <w:r>
+              <w:rPr/>
+              <w:t xml:space="preserve">    </w:t>
+            </w:r>
+            <w:r>
+              <w:rPr/>
+              <w:t>M1[0] = 3</w:t>
+            </w:r>
+          </w:p>
+          <w:p>
+            <w:pPr>
+              <w:pStyle w:val="Style13"/>
+              <w:numPr>
+                <w:ilvl w:val="0"/>
+                <w:numId w:val="2"/>
+              </w:numPr>
+              <w:ind w:firstLine="709"/>
+              <w:rPr/>
+            </w:pPr>
+            <w:r>
+              <w:rPr/>
+              <w:t xml:space="preserve">    </w:t>
+            </w:r>
+            <w:r>
+              <w:rPr/>
+              <w:t>M1[1], M1[2], M1[3] = 2, 4, 6 # Заполняем M1 элементами</w:t>
+            </w:r>
+          </w:p>
+          <w:p>
+            <w:pPr>
+              <w:pStyle w:val="Style13"/>
+              <w:numPr>
+                <w:ilvl w:val="0"/>
+                <w:numId w:val="2"/>
+              </w:numPr>
+              <w:ind w:firstLine="709"/>
+              <w:rPr/>
+            </w:pPr>
+            <w:r>
+              <w:rPr/>
+              <w:t xml:space="preserve">    </w:t>
+            </w:r>
+            <w:r>
+              <w:rPr/>
+              <w:t>print(f"Множество M1: {M1}")</w:t>
+            </w:r>
+          </w:p>
+          <w:p>
+            <w:pPr>
+              <w:pStyle w:val="Style13"/>
+              <w:numPr>
+                <w:ilvl w:val="0"/>
+                <w:numId w:val="2"/>
+              </w:numPr>
+              <w:ind w:firstLine="709"/>
+              <w:rPr/>
+            </w:pPr>
+            <w:r>
+              <w:rPr/>
+            </w:r>
+          </w:p>
+          <w:p>
+            <w:pPr>
+              <w:pStyle w:val="Style13"/>
+              <w:numPr>
+                <w:ilvl w:val="0"/>
+                <w:numId w:val="2"/>
+              </w:numPr>
+              <w:ind w:firstLine="709"/>
+              <w:rPr/>
+            </w:pPr>
+            <w:r>
+              <w:rPr/>
+              <w:t xml:space="preserve">    </w:t>
+            </w:r>
+            <w:r>
+              <w:rPr/>
+              <w:t>N2 = 3</w:t>
+            </w:r>
+          </w:p>
+          <w:p>
+            <w:pPr>
+              <w:pStyle w:val="Style13"/>
+              <w:numPr>
+                <w:ilvl w:val="0"/>
+                <w:numId w:val="2"/>
+              </w:numPr>
+              <w:ind w:firstLine="709"/>
+              <w:rPr/>
+            </w:pPr>
+            <w:r>
+              <w:rPr/>
+              <w:t xml:space="preserve">    </w:t>
+            </w:r>
+            <w:r>
+              <w:rPr/>
+              <w:t>M2 = [PROBEL] * (N2+1) # Создаем множество длиной N2+1 (+1 для возможности индексации от 1 до N2)</w:t>
+            </w:r>
+          </w:p>
+          <w:p>
+            <w:pPr>
+              <w:pStyle w:val="Style13"/>
+              <w:numPr>
+                <w:ilvl w:val="0"/>
+                <w:numId w:val="2"/>
+              </w:numPr>
+              <w:ind w:firstLine="709"/>
+              <w:rPr/>
+            </w:pPr>
+            <w:r>
+              <w:rPr/>
+              <w:t xml:space="preserve">    </w:t>
+            </w:r>
+            <w:r>
+              <w:rPr/>
+              <w:t>M2[0] = 3</w:t>
+            </w:r>
+          </w:p>
+          <w:p>
+            <w:pPr>
+              <w:pStyle w:val="Style13"/>
+              <w:numPr>
+                <w:ilvl w:val="0"/>
+                <w:numId w:val="2"/>
+              </w:numPr>
+              <w:ind w:firstLine="709"/>
+              <w:rPr/>
+            </w:pPr>
+            <w:r>
+              <w:rPr/>
+              <w:t xml:space="preserve">    </w:t>
+            </w:r>
+            <w:r>
+              <w:rPr/>
+              <w:t>M2[1], M2[2], M2[3] = 4, 5, 2 # Заполняем M2 элементами создав пересечение с M1</w:t>
+            </w:r>
+          </w:p>
+          <w:p>
+            <w:pPr>
+              <w:pStyle w:val="Style13"/>
+              <w:numPr>
+                <w:ilvl w:val="0"/>
+                <w:numId w:val="2"/>
+              </w:numPr>
+              <w:ind w:firstLine="709"/>
+              <w:rPr/>
+            </w:pPr>
+            <w:r>
+              <w:rPr/>
+              <w:t xml:space="preserve">    </w:t>
+            </w:r>
+            <w:r>
+              <w:rPr/>
+              <w:t>print(f"Множество M2: {M2}")</w:t>
+            </w:r>
+          </w:p>
+          <w:p>
+            <w:pPr>
+              <w:pStyle w:val="Style13"/>
+              <w:numPr>
+                <w:ilvl w:val="0"/>
+                <w:numId w:val="2"/>
+              </w:numPr>
+              <w:ind w:firstLine="709"/>
+              <w:rPr/>
+            </w:pPr>
+            <w:r>
+              <w:rPr/>
+            </w:r>
+          </w:p>
+          <w:p>
+            <w:pPr>
+              <w:pStyle w:val="Style13"/>
+              <w:numPr>
+                <w:ilvl w:val="0"/>
+                <w:numId w:val="2"/>
+              </w:numPr>
+              <w:ind w:firstLine="709"/>
+              <w:rPr/>
+            </w:pPr>
+            <w:r>
+              <w:rPr/>
+              <w:t xml:space="preserve">    </w:t>
+            </w:r>
+            <w:r>
+              <w:rPr/>
+              <w:t>R = VychitanieMnozhestv(M1, M2) # Вызываем проверяемую функцию (вычитание множеств)</w:t>
+            </w:r>
+          </w:p>
+          <w:p>
+            <w:pPr>
+              <w:pStyle w:val="Style13"/>
+              <w:numPr>
+                <w:ilvl w:val="0"/>
+                <w:numId w:val="2"/>
+              </w:numPr>
+              <w:ind w:firstLine="709"/>
+              <w:rPr/>
+            </w:pPr>
+            <w:r>
+              <w:rPr/>
+              <w:t xml:space="preserve">    </w:t>
+            </w:r>
+            <w:r>
+              <w:rPr/>
+              <w:t>print(f"Результат вычитания: {R}")</w:t>
+            </w:r>
+          </w:p>
+        </w:tc>
+      </w:tr>
+    </w:tbl>
+    <w:p>
+      <w:pPr>
+        <w:pStyle w:val="Heading3"/>
+        <w:numPr>
+          <w:ilvl w:val="2"/>
+          <w:numId w:val="2"/>
+        </w:numPr>
+        <w:ind w:left="0"/>
+        <w:rPr/>
+      </w:pPr>
+      <w:bookmarkStart w:id="53" w:name="__RefHeading___Toc4243_2026028575_Копияb"/>
+      <w:bookmarkEnd w:id="53"/>
+      <w:r>
+        <w:rPr/>
+        <w:t>Содержимое окна ввода/вывод</w:t>
+      </w:r>
+      <w:bookmarkStart w:id="54" w:name="__RefHeading___Toc4243_2026028575_Копияc"/>
+      <w:bookmarkEnd w:id="54"/>
+      <w:r>
+        <w:rPr/>
+        <w:t>а</w:t>
+      </w:r>
+    </w:p>
+    <w:tbl>
+      <w:tblPr>
+        <w:tblW w:w="5000" w:type="pct"/>
+        <w:jc w:val="left"/>
+        <w:tblInd w:w="55" w:type="dxa"/>
+        <w:tblLayout w:type="fixed"/>
+        <w:tblCellMar>
+          <w:top w:w="55" w:type="dxa"/>
+          <w:left w:w="55" w:type="dxa"/>
+          <w:bottom w:w="55" w:type="dxa"/>
+          <w:right w:w="55" w:type="dxa"/>
+        </w:tblCellMar>
+      </w:tblPr>
+      <w:tblGrid>
+        <w:gridCol w:w="9638"/>
+      </w:tblGrid>
+      <w:tr>
+        <w:trPr/>
+        <w:tc>
+          <w:tcPr>
+            <w:tcW w:w="9638" w:type="dxa"/>
+            <w:tcBorders>
+              <w:top w:val="single" w:sz="4" w:space="0" w:color="000000"/>
+              <w:left w:val="single" w:sz="4" w:space="0" w:color="000000"/>
+              <w:bottom w:val="single" w:sz="4" w:space="0" w:color="000000"/>
+              <w:right w:val="single" w:sz="4" w:space="0" w:color="000000"/>
+            </w:tcBorders>
+          </w:tcPr>
+          <w:p>
+            <w:pPr>
+              <w:pStyle w:val="Style13"/>
+              <w:numPr>
+                <w:ilvl w:val="0"/>
+                <w:numId w:val="2"/>
+              </w:numPr>
+              <w:ind w:firstLine="709"/>
+              <w:rPr/>
+            </w:pPr>
+            <w:r>
+              <w:rPr/>
+              <w:t>Множество M1: [3, 2, 4, 6]</w:t>
+            </w:r>
+          </w:p>
+          <w:p>
+            <w:pPr>
+              <w:pStyle w:val="Style13"/>
+              <w:numPr>
+                <w:ilvl w:val="0"/>
+                <w:numId w:val="2"/>
+              </w:numPr>
+              <w:ind w:firstLine="709"/>
+              <w:rPr/>
+            </w:pPr>
+            <w:r>
+              <w:rPr/>
+              <w:t>Множество M2: [3, 4, 5, 2]</w:t>
+            </w:r>
+          </w:p>
+          <w:p>
+            <w:pPr>
+              <w:pStyle w:val="Style13"/>
+              <w:numPr>
+                <w:ilvl w:val="0"/>
+                <w:numId w:val="2"/>
+              </w:numPr>
+              <w:ind w:firstLine="709"/>
+              <w:rPr/>
+            </w:pPr>
+            <w:r>
+              <w:rPr/>
+              <w:t>Результат вычитания: [1, 6]</w:t>
+            </w:r>
+          </w:p>
+        </w:tc>
+      </w:tr>
+    </w:tbl>
+    <w:p>
+      <w:pPr>
+        <w:pStyle w:val="Heading2"/>
+        <w:numPr>
+          <w:ilvl w:val="0"/>
+          <w:numId w:val="0"/>
+        </w:numPr>
         <w:spacing w:before="340" w:after="170"/>
         <w:ind w:hanging="0" w:left="0"/>
         <w:rPr/>
@@ -7397,11 +8483,151 @@
       <w:rPr/>
     </w:lvl>
   </w:abstractNum>
+  <w:abstractNum w:abstractNumId="3">
+    <w:lvl w:ilvl="0">
+      <w:start w:val="1"/>
+      <w:numFmt w:val="bullet"/>
+      <w:lvlText w:val=""/>
+      <w:lvlJc w:val="left"/>
+      <w:pPr>
+        <w:tabs>
+          <w:tab w:val="num" w:pos="720"/>
+        </w:tabs>
+        <w:ind w:left="720" w:hanging="360"/>
+      </w:pPr>
+      <w:rPr>
+        <w:rFonts w:ascii="Symbol" w:hAnsi="Symbol" w:cs="Symbol" w:hint="default"/>
+      </w:rPr>
+    </w:lvl>
+    <w:lvl w:ilvl="1">
+      <w:start w:val="1"/>
+      <w:numFmt w:val="bullet"/>
+      <w:lvlText w:val="◦"/>
+      <w:lvlJc w:val="left"/>
+      <w:pPr>
+        <w:tabs>
+          <w:tab w:val="num" w:pos="1080"/>
+        </w:tabs>
+        <w:ind w:left="1080" w:hanging="360"/>
+      </w:pPr>
+      <w:rPr>
+        <w:rFonts w:ascii="OpenSymbol" w:hAnsi="OpenSymbol" w:cs="OpenSymbol" w:hint="default"/>
+      </w:rPr>
+    </w:lvl>
+    <w:lvl w:ilvl="2">
+      <w:start w:val="1"/>
+      <w:numFmt w:val="bullet"/>
+      <w:lvlText w:val="▪"/>
+      <w:lvlJc w:val="left"/>
+      <w:pPr>
+        <w:tabs>
+          <w:tab w:val="num" w:pos="1440"/>
+        </w:tabs>
+        <w:ind w:left="1440" w:hanging="360"/>
+      </w:pPr>
+      <w:rPr>
+        <w:rFonts w:ascii="OpenSymbol" w:hAnsi="OpenSymbol" w:cs="OpenSymbol" w:hint="default"/>
+      </w:rPr>
+    </w:lvl>
+    <w:lvl w:ilvl="3">
+      <w:start w:val="1"/>
+      <w:numFmt w:val="bullet"/>
+      <w:lvlText w:val=""/>
+      <w:lvlJc w:val="left"/>
+      <w:pPr>
+        <w:tabs>
+          <w:tab w:val="num" w:pos="1800"/>
+        </w:tabs>
+        <w:ind w:left="1800" w:hanging="360"/>
+      </w:pPr>
+      <w:rPr>
+        <w:rFonts w:ascii="Symbol" w:hAnsi="Symbol" w:cs="Symbol" w:hint="default"/>
+      </w:rPr>
+    </w:lvl>
+    <w:lvl w:ilvl="4">
+      <w:start w:val="1"/>
+      <w:numFmt w:val="bullet"/>
+      <w:lvlText w:val="◦"/>
+      <w:lvlJc w:val="left"/>
+      <w:pPr>
+        <w:tabs>
+          <w:tab w:val="num" w:pos="2160"/>
+        </w:tabs>
+        <w:ind w:left="2160" w:hanging="360"/>
+      </w:pPr>
+      <w:rPr>
+        <w:rFonts w:ascii="OpenSymbol" w:hAnsi="OpenSymbol" w:cs="OpenSymbol" w:hint="default"/>
+      </w:rPr>
+    </w:lvl>
+    <w:lvl w:ilvl="5">
+      <w:start w:val="1"/>
+      <w:numFmt w:val="bullet"/>
+      <w:lvlText w:val="▪"/>
+      <w:lvlJc w:val="left"/>
+      <w:pPr>
+        <w:tabs>
+          <w:tab w:val="num" w:pos="2520"/>
+        </w:tabs>
+        <w:ind w:left="2520" w:hanging="360"/>
+      </w:pPr>
+      <w:rPr>
+        <w:rFonts w:ascii="OpenSymbol" w:hAnsi="OpenSymbol" w:cs="OpenSymbol" w:hint="default"/>
+      </w:rPr>
+    </w:lvl>
+    <w:lvl w:ilvl="6">
+      <w:start w:val="1"/>
+      <w:numFmt w:val="bullet"/>
+      <w:lvlText w:val=""/>
+      <w:lvlJc w:val="left"/>
+      <w:pPr>
+        <w:tabs>
+          <w:tab w:val="num" w:pos="2880"/>
+        </w:tabs>
+        <w:ind w:left="2880" w:hanging="360"/>
+      </w:pPr>
+      <w:rPr>
+        <w:rFonts w:ascii="Symbol" w:hAnsi="Symbol" w:cs="Symbol" w:hint="default"/>
+      </w:rPr>
+    </w:lvl>
+    <w:lvl w:ilvl="7">
+      <w:start w:val="1"/>
+      <w:numFmt w:val="bullet"/>
+      <w:lvlText w:val="◦"/>
+      <w:lvlJc w:val="left"/>
+      <w:pPr>
+        <w:tabs>
+          <w:tab w:val="num" w:pos="3240"/>
+        </w:tabs>
+        <w:ind w:left="3240" w:hanging="360"/>
+      </w:pPr>
+      <w:rPr>
+        <w:rFonts w:ascii="OpenSymbol" w:hAnsi="OpenSymbol" w:cs="OpenSymbol" w:hint="default"/>
+      </w:rPr>
+    </w:lvl>
+    <w:lvl w:ilvl="8">
+      <w:start w:val="1"/>
+      <w:numFmt w:val="bullet"/>
+      <w:lvlText w:val="▪"/>
+      <w:lvlJc w:val="left"/>
+      <w:pPr>
+        <w:tabs>
+          <w:tab w:val="num" w:pos="3600"/>
+        </w:tabs>
+        <w:ind w:left="3600" w:hanging="360"/>
+      </w:pPr>
+      <w:rPr>
+        <w:rFonts w:ascii="OpenSymbol" w:hAnsi="OpenSymbol" w:cs="OpenSymbol" w:hint="default"/>
+      </w:rPr>
+    </w:lvl>
+  </w:abstractNum>
   <w:num w:numId="1">
     <w:abstractNumId w:val="1"/>
   </w:num>
   <w:num w:numId="2">
     <w:abstractNumId w:val="2"/>
+  </w:num>
+  <w:num w:numId="3">
+    <w:abstractNumId w:val="3"/>
   </w:num>
 </w:numbering>
 </file>

--- a/Отчет.docx
+++ b/Отчет.docx
@@ -22,15 +22,7 @@
       </w:r>
       <w:r>
         <w:rPr/>
-        <w:t xml:space="preserve">РЕАЛИЗАЦИЯ МНОЖЕСТВА </w:t>
-      </w:r>
-      <w:r>
-        <w:rPr/>
-        <w:t>НА БАЗЕ</w:t>
-      </w:r>
-      <w:r>
-        <w:rPr/>
-        <w:t xml:space="preserve"> РЯДА</w:t>
+        <w:t>РЕАЛИЗАЦИЯ МНОЖЕСТВА НА БАЗЕ РЯДА</w:t>
       </w:r>
     </w:p>
     <w:p>
@@ -40,7 +32,7 @@
           <w:ilvl w:val="1"/>
           <w:numId w:val="2"/>
         </w:numPr>
-        <w:ind w:left="0"/>
+        <w:ind w:firstLine="709" w:left="0"/>
         <w:rPr/>
       </w:pPr>
       <w:bookmarkStart w:id="1" w:name="__RefHeading___Toc4232_2026028575"/>
@@ -97,7 +89,7 @@
           <w:ilvl w:val="1"/>
           <w:numId w:val="2"/>
         </w:numPr>
-        <w:ind w:left="0"/>
+        <w:ind w:firstLine="709" w:left="0"/>
         <w:rPr/>
       </w:pPr>
       <w:bookmarkStart w:id="2" w:name="__RefHeading___Toc4234_2026028575"/>
@@ -186,10 +178,10 @@
         </w:numPr>
         <w:rPr/>
       </w:pPr>
-      <w:hyperlink w:anchor="__RefHeading___Toc4237_2026028575_%25D0%">
+      <w:hyperlink w:anchor="__RefHeading___Toc4237_2026028575_%2525D">
         <w:r>
           <w:rPr>
-            <w:rStyle w:val="Style10"/>
+            <w:rStyle w:val="ListLabel28"/>
           </w:rPr>
           <w:t>Элемент &lt;вх: element&gt; принадлежит множеству &lt;вх: M&gt;</w:t>
         </w:r>
@@ -204,10 +196,10 @@
         </w:numPr>
         <w:rPr/>
       </w:pPr>
-      <w:hyperlink w:anchor="__RefHeading___Toc4237_2026028575_%25D01">
+      <w:hyperlink w:anchor="__RefHeading___Toc4237_2026028575_%25251">
         <w:r>
           <w:rPr>
-            <w:rStyle w:val="Style10"/>
+            <w:rStyle w:val="ListLabel28"/>
           </w:rPr>
           <w:t>Элемент &lt;вх: element&gt; не принадлежит множеству &lt;вх: M&gt;</w:t>
         </w:r>
@@ -222,10 +214,10 @@
         </w:numPr>
         <w:rPr/>
       </w:pPr>
-      <w:hyperlink w:anchor="__RefHeading___Toc4237_2026028575_%25D02">
+      <w:hyperlink w:anchor="__RefHeading___Toc4237_2026028575_%25252">
         <w:r>
           <w:rPr>
-            <w:rStyle w:val="Style10"/>
+            <w:rStyle w:val="ListLabel28"/>
           </w:rPr>
           <w:t>Удалить элемент &lt;вх: element&gt; из множества &lt;вх: M&gt;</w:t>
         </w:r>
@@ -240,48 +232,12 @@
         </w:numPr>
         <w:rPr/>
       </w:pPr>
-      <w:hyperlink w:anchor="__RefHeading___Toc4237_2026028575_%25D03">
+      <w:hyperlink w:anchor="__RefHeading___Toc4237_2026028575_%25253">
         <w:r>
           <w:rPr>
-            <w:rStyle w:val="Style10"/>
+            <w:rStyle w:val="ListLabel28"/>
           </w:rPr>
           <w:t>Добавить элемент &lt;вх: element&gt; в множество &lt;вх: M&gt;</w:t>
-        </w:r>
-      </w:hyperlink>
-    </w:p>
-    <w:p>
-      <w:pPr>
-        <w:pStyle w:val="BodyText"/>
-        <w:numPr>
-          <w:ilvl w:val="0"/>
-          <w:numId w:val="3"/>
-        </w:numPr>
-        <w:rPr/>
-      </w:pPr>
-      <w:hyperlink w:anchor="__RefHeading___Toc4443_2026028575">
-        <w:r>
-          <w:rPr>
-            <w:rStyle w:val="Style10"/>
-          </w:rPr>
-          <w:t>Объединить множества &lt;вх: M1, M2&gt;</w:t>
-        </w:r>
-      </w:hyperlink>
-    </w:p>
-    <w:p>
-      <w:pPr>
-        <w:pStyle w:val="BodyText"/>
-        <w:numPr>
-          <w:ilvl w:val="0"/>
-          <w:numId w:val="3"/>
-        </w:numPr>
-        <w:rPr/>
-      </w:pPr>
-      <w:hyperlink w:anchor="__RefHeading___Toc4443_2026028575_%25D0%">
-        <w:r>
-          <w:rPr>
-            <w:rStyle w:val="Style10"/>
-          </w:rPr>
-          <w:t>Вычитание множеств &lt;вх: M1, M2&gt;</w:t>
         </w:r>
       </w:hyperlink>
     </w:p>
@@ -1126,166 +1082,6 @@
               <w:t>12</w:t>
             </w:r>
           </w:hyperlink>
-        </w:p>
-        <w:p>
-          <w:pPr>
-            <w:pStyle w:val="TOC2"/>
-            <w:tabs>
-              <w:tab w:val="clear" w:pos="9355"/>
-              <w:tab w:val="right" w:pos="9637" w:leader="dot"/>
-            </w:tabs>
-            <w:rPr/>
-          </w:pPr>
-          <w:hyperlink w:anchor="__RefHeading___Toc4443_2026028575">
-            <w:r>
-              <w:rPr>
-                <w:rStyle w:val="Style10"/>
-              </w:rPr>
-              <w:t>10. Объединить множества &lt;вх: M1, M2&gt;</w:t>
-              <w:tab/>
-              <w:t>13</w:t>
-            </w:r>
-          </w:hyperlink>
-        </w:p>
-        <w:p>
-          <w:pPr>
-            <w:pStyle w:val="TOC3"/>
-            <w:tabs>
-              <w:tab w:val="clear" w:pos="9071"/>
-              <w:tab w:val="right" w:pos="9637" w:leader="dot"/>
-            </w:tabs>
-            <w:rPr/>
-          </w:pPr>
-          <w:hyperlink w:anchor="__RefHeading___Toc4239_2026028575_%25D04">
-            <w:r>
-              <w:rPr>
-                <w:rStyle w:val="Style10"/>
-              </w:rPr>
-              <w:t>Текст реализации предписания</w:t>
-              <w:tab/>
-              <w:t>13</w:t>
-            </w:r>
-          </w:hyperlink>
-        </w:p>
-        <w:p>
-          <w:pPr>
-            <w:pStyle w:val="TOC3"/>
-            <w:tabs>
-              <w:tab w:val="clear" w:pos="9071"/>
-              <w:tab w:val="right" w:pos="9637" w:leader="dot"/>
-            </w:tabs>
-            <w:rPr/>
-          </w:pPr>
-          <w:hyperlink w:anchor="__RefHeading___Toc4241_2026028575_%25D04">
-            <w:r>
-              <w:rPr>
-                <w:rStyle w:val="Style10"/>
-              </w:rPr>
-              <w:t>Текст проверочной программы</w:t>
-              <w:tab/>
-              <w:t>13</w:t>
-            </w:r>
-          </w:hyperlink>
-        </w:p>
-        <w:p>
-          <w:pPr>
-            <w:pStyle w:val="TOC3"/>
-            <w:tabs>
-              <w:tab w:val="clear" w:pos="9071"/>
-              <w:tab w:val="right" w:pos="9637" w:leader="dot"/>
-            </w:tabs>
-            <w:rPr/>
-          </w:pPr>
-          <w:hyperlink w:anchor="__RefHeading___Toc4243_2026028575_%25D04">
-            <w:r>
-              <w:rPr>
-                <w:rStyle w:val="Style10"/>
-              </w:rPr>
-              <w:t>Содержимое окна ввода/вывода</w:t>
-              <w:tab/>
-              <w:t>13</w:t>
-            </w:r>
-          </w:hyperlink>
-        </w:p>
-        <w:p>
-          <w:pPr>
-            <w:pStyle w:val="TOC2"/>
-            <w:tabs>
-              <w:tab w:val="clear" w:pos="9355"/>
-              <w:tab w:val="right" w:pos="9637" w:leader="dot"/>
-            </w:tabs>
-            <w:rPr/>
-          </w:pPr>
-          <w:hyperlink w:anchor="__RefHeading___Toc4443_2026028575_%25D0%">
-            <w:r>
-              <w:rPr>
-                <w:rStyle w:val="Style10"/>
-              </w:rPr>
-              <w:t>11. Вычитание множеств &lt;вх: M1, M2&gt;</w:t>
-              <w:tab/>
-              <w:t>14</w:t>
-            </w:r>
-          </w:hyperlink>
-        </w:p>
-        <w:p>
-          <w:pPr>
-            <w:pStyle w:val="TOC3"/>
-            <w:tabs>
-              <w:tab w:val="clear" w:pos="9071"/>
-              <w:tab w:val="right" w:pos="9637" w:leader="dot"/>
-            </w:tabs>
-            <w:rPr/>
-          </w:pPr>
-          <w:hyperlink w:anchor="__RefHeading___Toc4239_2026028575_%25D05">
-            <w:r>
-              <w:rPr>
-                <w:rStyle w:val="Style10"/>
-              </w:rPr>
-              <w:t>Текст реализации предписания</w:t>
-              <w:tab/>
-              <w:t>14</w:t>
-            </w:r>
-          </w:hyperlink>
-        </w:p>
-        <w:p>
-          <w:pPr>
-            <w:pStyle w:val="TOC3"/>
-            <w:tabs>
-              <w:tab w:val="clear" w:pos="9071"/>
-              <w:tab w:val="right" w:pos="9637" w:leader="dot"/>
-            </w:tabs>
-            <w:rPr/>
-          </w:pPr>
-          <w:hyperlink w:anchor="__RefHeading___Toc4241_2026028575_%25D05">
-            <w:r>
-              <w:rPr>
-                <w:rStyle w:val="Style10"/>
-              </w:rPr>
-              <w:t>Текст проверочной программы</w:t>
-              <w:tab/>
-              <w:t>14</w:t>
-            </w:r>
-          </w:hyperlink>
-        </w:p>
-        <w:p>
-          <w:pPr>
-            <w:pStyle w:val="TOC3"/>
-            <w:tabs>
-              <w:tab w:val="clear" w:pos="9071"/>
-              <w:tab w:val="right" w:pos="9637" w:leader="dot"/>
-            </w:tabs>
-            <w:rPr/>
-          </w:pPr>
-          <w:hyperlink w:anchor="__RefHeading___Toc4243_2026028575_%25D05">
-            <w:r>
-              <w:rPr>
-                <w:rStyle w:val="Style10"/>
-              </w:rPr>
-              <w:t>Содержимое окна ввода/вывода</w:t>
-              <w:tab/>
-              <w:t>14</w:t>
-            </w:r>
-          </w:hyperlink>
           <w:r>
             <w:rPr>
               <w:rStyle w:val="Style10"/>
@@ -1338,7 +1134,7 @@
           <w:ilvl w:val="1"/>
           <w:numId w:val="2"/>
         </w:numPr>
-        <w:ind w:left="0"/>
+        <w:ind w:firstLine="709" w:left="0"/>
         <w:rPr/>
       </w:pPr>
       <w:bookmarkStart w:id="4" w:name="__RefHeading___Toc4237_2026028575"/>
@@ -1355,7 +1151,7 @@
           <w:ilvl w:val="2"/>
           <w:numId w:val="2"/>
         </w:numPr>
-        <w:ind w:left="0"/>
+        <w:ind w:firstLine="709" w:left="0"/>
         <w:rPr/>
       </w:pPr>
       <w:bookmarkStart w:id="5" w:name="__RefHeading___Toc4239_2026028575"/>
@@ -1449,7 +1245,7 @@
           <w:ilvl w:val="2"/>
           <w:numId w:val="2"/>
         </w:numPr>
-        <w:ind w:left="0"/>
+        <w:ind w:firstLine="709" w:left="0"/>
         <w:rPr/>
       </w:pPr>
       <w:bookmarkStart w:id="6" w:name="__RefHeading___Toc4241_2026028575"/>
@@ -1545,7 +1341,7 @@
             </w:r>
             <w:r>
               <w:rPr/>
-              <w:t xml:space="preserve">M[0] = 3 # Заполняем множество элементами </w:t>
+              <w:t>M[0] = 3 # Заполняем множество элементами</w:t>
             </w:r>
           </w:p>
           <w:p>
@@ -1683,7 +1479,7 @@
           <w:ilvl w:val="2"/>
           <w:numId w:val="2"/>
         </w:numPr>
-        <w:ind w:left="0"/>
+        <w:ind w:firstLine="709" w:left="0"/>
         <w:rPr/>
       </w:pPr>
       <w:bookmarkStart w:id="7" w:name="__RefHeading___Toc4243_2026028575"/>
@@ -1759,7 +1555,8 @@
           <w:ilvl w:val="1"/>
           <w:numId w:val="2"/>
         </w:numPr>
-        <w:ind w:left="0"/>
+        <w:spacing w:before="0" w:after="170"/>
+        <w:ind w:firstLine="709" w:left="0"/>
         <w:rPr/>
       </w:pPr>
       <w:bookmarkStart w:id="9" w:name="__RefHeading___Toc4247_2026028575"/>
@@ -1776,7 +1573,7 @@
           <w:ilvl w:val="2"/>
           <w:numId w:val="2"/>
         </w:numPr>
-        <w:ind w:left="0"/>
+        <w:ind w:firstLine="709" w:left="0"/>
         <w:rPr/>
       </w:pPr>
       <w:bookmarkStart w:id="10" w:name="__RefHeading___Toc4249_2026028575"/>
@@ -1868,7 +1665,7 @@
           <w:ilvl w:val="2"/>
           <w:numId w:val="2"/>
         </w:numPr>
-        <w:ind w:left="0"/>
+        <w:ind w:firstLine="709" w:left="0"/>
         <w:rPr/>
       </w:pPr>
       <w:bookmarkStart w:id="11" w:name="__RefHeading___Toc4251_2026028575"/>
@@ -2066,7 +1863,7 @@
             </w:r>
             <w:r>
               <w:rPr/>
-              <w:t xml:space="preserve">M[0] = 3 # Заполняем множество элементами </w:t>
+              <w:t>M[0] = 3 # Заполняем множество элементами</w:t>
             </w:r>
           </w:p>
           <w:p>
@@ -2181,7 +1978,7 @@
           <w:ilvl w:val="2"/>
           <w:numId w:val="2"/>
         </w:numPr>
-        <w:ind w:left="0"/>
+        <w:ind w:firstLine="709" w:left="0"/>
         <w:rPr/>
       </w:pPr>
       <w:bookmarkStart w:id="12" w:name="__RefHeading___Toc4253_2026028575"/>
@@ -2251,7 +2048,8 @@
           <w:ilvl w:val="1"/>
           <w:numId w:val="2"/>
         </w:numPr>
-        <w:ind w:left="0"/>
+        <w:spacing w:before="0" w:after="170"/>
+        <w:ind w:firstLine="709" w:left="0"/>
         <w:rPr/>
       </w:pPr>
       <w:bookmarkStart w:id="13" w:name="__RefHeading___Toc4257_2026028575"/>
@@ -2268,7 +2066,7 @@
           <w:ilvl w:val="2"/>
           <w:numId w:val="2"/>
         </w:numPr>
-        <w:ind w:left="0"/>
+        <w:ind w:firstLine="709" w:left="0"/>
         <w:rPr/>
       </w:pPr>
       <w:bookmarkStart w:id="14" w:name="__RefHeading___Toc4259_2026028575"/>
@@ -2370,7 +2168,7 @@
           <w:ilvl w:val="2"/>
           <w:numId w:val="2"/>
         </w:numPr>
-        <w:ind w:left="0"/>
+        <w:ind w:firstLine="709" w:left="0"/>
         <w:rPr/>
       </w:pPr>
       <w:bookmarkStart w:id="15" w:name="__RefHeading___Toc4261_2026028575"/>
@@ -2568,7 +2366,7 @@
             </w:r>
             <w:r>
               <w:rPr/>
-              <w:t xml:space="preserve">M[0] = 3 # Заполняем множество элементами </w:t>
+              <w:t>M[0] = 3 # Заполняем множество элементами</w:t>
             </w:r>
           </w:p>
           <w:p>
@@ -2683,7 +2481,7 @@
           <w:ilvl w:val="2"/>
           <w:numId w:val="2"/>
         </w:numPr>
-        <w:ind w:left="0"/>
+        <w:ind w:firstLine="709" w:left="0"/>
         <w:rPr/>
       </w:pPr>
       <w:bookmarkStart w:id="16" w:name="__RefHeading___Toc4263_2026028575"/>
@@ -2753,7 +2551,8 @@
           <w:ilvl w:val="1"/>
           <w:numId w:val="2"/>
         </w:numPr>
-        <w:ind w:left="0"/>
+        <w:spacing w:before="0" w:after="170"/>
+        <w:ind w:firstLine="709" w:left="0"/>
         <w:rPr/>
       </w:pPr>
       <w:bookmarkStart w:id="17" w:name="__RefHeading___Toc4305_2026028575"/>
@@ -2770,7 +2569,7 @@
           <w:ilvl w:val="2"/>
           <w:numId w:val="2"/>
         </w:numPr>
-        <w:ind w:left="0"/>
+        <w:ind w:firstLine="709" w:left="0"/>
         <w:rPr/>
       </w:pPr>
       <w:bookmarkStart w:id="18" w:name="__RefHeading___Toc4307_2026028575"/>
@@ -2871,7 +2670,7 @@
           <w:ilvl w:val="2"/>
           <w:numId w:val="2"/>
         </w:numPr>
-        <w:ind w:left="0"/>
+        <w:ind w:firstLine="709" w:left="0"/>
         <w:rPr/>
       </w:pPr>
       <w:bookmarkStart w:id="19" w:name="__RefHeading___Toc4309_2026028575"/>
@@ -3113,19 +2912,7 @@
               <w:rPr>
                 <w:u w:val="none"/>
               </w:rPr>
-              <w:t xml:space="preserve">assert M[0] == </w:t>
-            </w:r>
-            <w:r>
-              <w:rPr>
-                <w:u w:val="none"/>
-              </w:rPr>
-              <w:t>1</w:t>
-            </w:r>
-            <w:r>
-              <w:rPr>
-                <w:u w:val="none"/>
-              </w:rPr>
-              <w:t xml:space="preserve"> # Проверяем, осталось ли значение служебного элемента прежним</w:t>
+              <w:t>assert M[0] == 1 # Проверяем, осталось ли значение служебного элемента прежним</w:t>
             </w:r>
           </w:p>
           <w:p>
@@ -3297,7 +3084,7 @@
           <w:ilvl w:val="2"/>
           <w:numId w:val="2"/>
         </w:numPr>
-        <w:ind w:left="0"/>
+        <w:ind w:firstLine="709" w:left="0"/>
         <w:rPr/>
       </w:pPr>
       <w:bookmarkStart w:id="20" w:name="__RefHeading___Toc4311_2026028575"/>
@@ -3371,7 +3158,8 @@
           <w:ilvl w:val="1"/>
           <w:numId w:val="2"/>
         </w:numPr>
-        <w:ind w:left="0"/>
+        <w:spacing w:before="0" w:after="170"/>
+        <w:ind w:firstLine="709" w:left="0"/>
         <w:rPr/>
       </w:pPr>
       <w:bookmarkStart w:id="21" w:name="__RefHeading___Toc4305_2026028575_Копия_"/>
@@ -3395,7 +3183,7 @@
           <w:ilvl w:val="2"/>
           <w:numId w:val="2"/>
         </w:numPr>
-        <w:ind w:left="0"/>
+        <w:ind w:firstLine="709" w:left="0"/>
         <w:rPr/>
       </w:pPr>
       <w:bookmarkStart w:id="22" w:name="__RefHeading___Toc4307_2026028575_Копия_"/>
@@ -3496,7 +3284,7 @@
           <w:ilvl w:val="2"/>
           <w:numId w:val="2"/>
         </w:numPr>
-        <w:ind w:left="0"/>
+        <w:ind w:firstLine="709" w:left="0"/>
         <w:rPr/>
       </w:pPr>
       <w:bookmarkStart w:id="23" w:name="__RefHeading___Toc4309_2026028575_Копия_"/>
@@ -3738,19 +3526,7 @@
               <w:rPr>
                 <w:u w:val="none"/>
               </w:rPr>
-              <w:t xml:space="preserve">assert M[0] == </w:t>
-            </w:r>
-            <w:r>
-              <w:rPr>
-                <w:u w:val="none"/>
-              </w:rPr>
-              <w:t>1</w:t>
-            </w:r>
-            <w:r>
-              <w:rPr>
-                <w:u w:val="none"/>
-              </w:rPr>
-              <w:t xml:space="preserve"> # Проверяем, осталось ли значение служебного элемента прежним</w:t>
+              <w:t>assert M[0] == 1 # Проверяем, осталось ли значение служебного элемента прежним</w:t>
             </w:r>
           </w:p>
           <w:p>
@@ -3922,7 +3698,7 @@
           <w:ilvl w:val="2"/>
           <w:numId w:val="2"/>
         </w:numPr>
-        <w:ind w:left="0"/>
+        <w:ind w:firstLine="709" w:left="0"/>
         <w:rPr/>
       </w:pPr>
       <w:bookmarkStart w:id="24" w:name="__RefHeading___Toc4311_2026028575_Копия_"/>
@@ -3996,7 +3772,8 @@
           <w:ilvl w:val="1"/>
           <w:numId w:val="2"/>
         </w:numPr>
-        <w:ind w:left="0"/>
+        <w:spacing w:before="0" w:after="170"/>
+        <w:ind w:firstLine="709" w:left="0"/>
         <w:rPr/>
       </w:pPr>
       <w:bookmarkStart w:id="25" w:name="__RefHeading___Toc4237_2026028575_Копия_"/>
@@ -4013,7 +3790,7 @@
           <w:ilvl w:val="2"/>
           <w:numId w:val="2"/>
         </w:numPr>
-        <w:ind w:left="0"/>
+        <w:ind w:firstLine="709" w:left="0"/>
         <w:rPr/>
       </w:pPr>
       <w:bookmarkStart w:id="26" w:name="__RefHeading___Toc4239_2026028575_Копия_"/>
@@ -4241,7 +4018,7 @@
           <w:ilvl w:val="2"/>
           <w:numId w:val="2"/>
         </w:numPr>
-        <w:ind w:left="0"/>
+        <w:ind w:firstLine="709" w:left="0"/>
         <w:rPr/>
       </w:pPr>
       <w:bookmarkStart w:id="27" w:name="__RefHeading___Toc4241_2026028575_Копия_"/>
@@ -4338,14 +4115,8 @@
             <w:r>
               <w:rPr/>
               <w:t>M[0] = 3 # Заполняем множество эл</w:t>
-            </w:r>
-            <w:r>
-              <w:rPr/>
               <w:softHyphen/>
-            </w:r>
-            <w:r>
-              <w:rPr/>
-              <w:t xml:space="preserve">ементами </w:t>
+              <w:t>ементами</w:t>
             </w:r>
           </w:p>
           <w:p>
@@ -4438,15 +4209,7 @@
             </w:r>
             <w:r>
               <w:rPr/>
-              <w:t xml:space="preserve">assert M[0] == </w:t>
-            </w:r>
-            <w:r>
-              <w:rPr/>
-              <w:t>3</w:t>
-            </w:r>
-            <w:r>
-              <w:rPr/>
-              <w:t xml:space="preserve"> # Проверяем, осталось ли значение служебного элемента прежним</w:t>
+              <w:t>assert M[0] == 3 # Проверяем, осталось ли значение служебного элемента прежним</w:t>
             </w:r>
           </w:p>
           <w:p>
@@ -4519,7 +4282,7 @@
           <w:ilvl w:val="2"/>
           <w:numId w:val="2"/>
         </w:numPr>
-        <w:ind w:left="0"/>
+        <w:ind w:firstLine="709" w:left="0"/>
         <w:rPr/>
       </w:pPr>
       <w:bookmarkStart w:id="28" w:name="__RefHeading___Toc4243_2026028575_Копия1"/>
@@ -4595,7 +4358,8 @@
           <w:ilvl w:val="1"/>
           <w:numId w:val="2"/>
         </w:numPr>
-        <w:ind w:left="0"/>
+        <w:spacing w:before="0" w:after="170"/>
+        <w:ind w:firstLine="709" w:left="0"/>
         <w:rPr/>
       </w:pPr>
       <w:bookmarkStart w:id="30" w:name="__RefHeading___Toc4237_2026028575_Копия1"/>
@@ -4612,7 +4376,7 @@
           <w:ilvl w:val="2"/>
           <w:numId w:val="2"/>
         </w:numPr>
-        <w:ind w:left="0"/>
+        <w:ind w:firstLine="709" w:left="0"/>
         <w:rPr/>
       </w:pPr>
       <w:bookmarkStart w:id="31" w:name="__RefHeading___Toc4239_2026028575_Копия1"/>
@@ -4840,7 +4604,7 @@
           <w:ilvl w:val="2"/>
           <w:numId w:val="2"/>
         </w:numPr>
-        <w:ind w:left="0"/>
+        <w:ind w:firstLine="709" w:left="0"/>
         <w:rPr/>
       </w:pPr>
       <w:bookmarkStart w:id="32" w:name="__RefHeading___Toc4241_2026028575_Копия1"/>
@@ -4936,7 +4700,7 @@
             </w:r>
             <w:r>
               <w:rPr/>
-              <w:t xml:space="preserve">M[0] = 3 # Заполняем множество элементами </w:t>
+              <w:t>M[0] = 3 # Заполняем множество элементами</w:t>
             </w:r>
           </w:p>
           <w:p>
@@ -5029,15 +4793,7 @@
             </w:r>
             <w:r>
               <w:rPr/>
-              <w:t xml:space="preserve">assert M[0] == </w:t>
-            </w:r>
-            <w:r>
-              <w:rPr/>
-              <w:t>3</w:t>
-            </w:r>
-            <w:r>
-              <w:rPr/>
-              <w:t xml:space="preserve"> # Проверяем, осталось ли значение служебного элемента прежним</w:t>
+              <w:t>assert M[0] == 3 # Проверяем, осталось ли значение служебного элемента прежним</w:t>
             </w:r>
           </w:p>
           <w:p>
@@ -5101,7 +4857,7 @@
           <w:ilvl w:val="2"/>
           <w:numId w:val="2"/>
         </w:numPr>
-        <w:ind w:left="0"/>
+        <w:ind w:firstLine="709" w:left="0"/>
         <w:rPr/>
       </w:pPr>
       <w:bookmarkStart w:id="33" w:name="__RefHeading___Toc4243_2026028575_Копия3"/>
@@ -5178,7 +4934,8 @@
           <w:ilvl w:val="1"/>
           <w:numId w:val="2"/>
         </w:numPr>
-        <w:ind w:left="0"/>
+        <w:spacing w:before="0" w:after="170"/>
+        <w:ind w:firstLine="709" w:left="0"/>
         <w:rPr/>
       </w:pPr>
       <w:bookmarkStart w:id="35" w:name="__RefHeading___Toc4237_2026028575_Копия2"/>
@@ -5195,7 +4952,7 @@
           <w:ilvl w:val="2"/>
           <w:numId w:val="2"/>
         </w:numPr>
-        <w:ind w:left="0"/>
+        <w:ind w:firstLine="709" w:left="0"/>
         <w:rPr/>
       </w:pPr>
       <w:bookmarkStart w:id="36" w:name="__RefHeading___Toc4239_2026028575_Копия2"/>
@@ -5551,7 +5308,7 @@
           <w:ilvl w:val="2"/>
           <w:numId w:val="2"/>
         </w:numPr>
-        <w:ind w:left="0"/>
+        <w:ind w:firstLine="709" w:left="0"/>
         <w:rPr/>
       </w:pPr>
       <w:bookmarkStart w:id="37" w:name="__RefHeading___Toc4241_2026028575_Копия2"/>
@@ -5647,7 +5404,7 @@
             </w:r>
             <w:r>
               <w:rPr/>
-              <w:t xml:space="preserve">M[0] = 3 # Заполняем множество элементами </w:t>
+              <w:t>M[0] = 3 # Заполняем множество элементами</w:t>
             </w:r>
           </w:p>
           <w:p>
@@ -6018,7 +5775,7 @@
           <w:ilvl w:val="2"/>
           <w:numId w:val="2"/>
         </w:numPr>
-        <w:ind w:left="0"/>
+        <w:ind w:firstLine="709" w:left="0"/>
         <w:rPr/>
       </w:pPr>
       <w:bookmarkStart w:id="38" w:name="__RefHeading___Toc4243_2026028575_Копия5"/>
@@ -6142,7 +5899,7 @@
           <w:ilvl w:val="1"/>
           <w:numId w:val="2"/>
         </w:numPr>
-        <w:ind w:left="0"/>
+        <w:ind w:firstLine="709" w:left="0"/>
         <w:rPr/>
       </w:pPr>
       <w:r>
@@ -6162,7 +5919,7 @@
           <w:ilvl w:val="2"/>
           <w:numId w:val="2"/>
         </w:numPr>
-        <w:ind w:left="0"/>
+        <w:ind w:firstLine="709" w:left="0"/>
         <w:rPr/>
       </w:pPr>
       <w:bookmarkStart w:id="41" w:name="__RefHeading___Toc4239_2026028575_Копия3"/>
@@ -6319,7 +6076,7 @@
           <w:ilvl w:val="2"/>
           <w:numId w:val="2"/>
         </w:numPr>
-        <w:ind w:left="0"/>
+        <w:ind w:firstLine="709" w:left="0"/>
         <w:rPr/>
       </w:pPr>
       <w:bookmarkStart w:id="42" w:name="__RefHeading___Toc4241_2026028575_Копия3"/>
@@ -6600,7 +6357,7 @@
           <w:ilvl w:val="2"/>
           <w:numId w:val="2"/>
         </w:numPr>
-        <w:ind w:left="0"/>
+        <w:ind w:firstLine="709" w:left="0"/>
         <w:rPr/>
       </w:pPr>
       <w:bookmarkStart w:id="43" w:name="__RefHeading___Toc4243_2026028575_Копия7"/>
@@ -6692,1515 +6449,6 @@
             <w:r>
               <w:rPr/>
               <w:t>Функция добавления элемента во множества отработала успешно</w:t>
-            </w:r>
-          </w:p>
-        </w:tc>
-      </w:tr>
-    </w:tbl>
-    <w:p>
-      <w:pPr>
-        <w:pStyle w:val="Heading2"/>
-        <w:numPr>
-          <w:ilvl w:val="1"/>
-          <w:numId w:val="2"/>
-        </w:numPr>
-        <w:ind w:left="0"/>
-        <w:rPr/>
-      </w:pPr>
-      <w:bookmarkStart w:id="45" w:name="__RefHeading___Toc4443_2026028575"/>
-      <w:bookmarkEnd w:id="45"/>
-      <w:r>
-        <w:rPr/>
-        <w:t>10. Объединить множества &lt;вх: M1, M2&gt;</w:t>
-      </w:r>
-    </w:p>
-    <w:p>
-      <w:pPr>
-        <w:pStyle w:val="Heading3"/>
-        <w:numPr>
-          <w:ilvl w:val="2"/>
-          <w:numId w:val="2"/>
-        </w:numPr>
-        <w:ind w:left="0"/>
-        <w:rPr/>
-      </w:pPr>
-      <w:bookmarkStart w:id="46" w:name="__RefHeading___Toc4239_2026028575_Копия4"/>
-      <w:bookmarkEnd w:id="46"/>
-      <w:r>
-        <w:rPr/>
-        <w:t>Текст реализации предписания</w:t>
-      </w:r>
-    </w:p>
-    <w:tbl>
-      <w:tblPr>
-        <w:tblW w:w="5000" w:type="pct"/>
-        <w:jc w:val="left"/>
-        <w:tblInd w:w="55" w:type="dxa"/>
-        <w:tblLayout w:type="fixed"/>
-        <w:tblCellMar>
-          <w:top w:w="55" w:type="dxa"/>
-          <w:left w:w="55" w:type="dxa"/>
-          <w:bottom w:w="55" w:type="dxa"/>
-          <w:right w:w="55" w:type="dxa"/>
-        </w:tblCellMar>
-      </w:tblPr>
-      <w:tblGrid>
-        <w:gridCol w:w="9638"/>
-      </w:tblGrid>
-      <w:tr>
-        <w:trPr>
-          <w:trHeight w:val="2042" w:hRule="atLeast"/>
-        </w:trPr>
-        <w:tc>
-          <w:tcPr>
-            <w:tcW w:w="9638" w:type="dxa"/>
-            <w:tcBorders>
-              <w:top w:val="single" w:sz="4" w:space="0" w:color="000000"/>
-              <w:left w:val="single" w:sz="4" w:space="0" w:color="000000"/>
-              <w:bottom w:val="single" w:sz="4" w:space="0" w:color="000000"/>
-              <w:right w:val="single" w:sz="4" w:space="0" w:color="000000"/>
-            </w:tcBorders>
-          </w:tcPr>
-          <w:p>
-            <w:pPr>
-              <w:pStyle w:val="Style13"/>
-              <w:numPr>
-                <w:ilvl w:val="0"/>
-                <w:numId w:val="2"/>
-              </w:numPr>
-              <w:ind w:firstLine="709"/>
-              <w:rPr>
-                <w:u w:val="none"/>
-              </w:rPr>
-            </w:pPr>
-            <w:r>
-              <w:rPr>
-                <w:u w:val="none"/>
-              </w:rPr>
-              <w:t>def ObjedinitMnozhestva(M1: list, M2: list) -&gt; list:</w:t>
-            </w:r>
-          </w:p>
-          <w:p>
-            <w:pPr>
-              <w:pStyle w:val="Style13"/>
-              <w:numPr>
-                <w:ilvl w:val="0"/>
-                <w:numId w:val="2"/>
-              </w:numPr>
-              <w:ind w:firstLine="709"/>
-              <w:rPr>
-                <w:u w:val="none"/>
-              </w:rPr>
-            </w:pPr>
-            <w:r>
-              <w:rPr>
-                <w:u w:val="none"/>
-              </w:rPr>
-              <w:t xml:space="preserve">    </w:t>
-            </w:r>
-            <w:r>
-              <w:rPr>
-                <w:u w:val="none"/>
-              </w:rPr>
-              <w:t>R = [PROBEL] * (M1[0] + M2[0] + 1)</w:t>
-            </w:r>
-          </w:p>
-          <w:p>
-            <w:pPr>
-              <w:pStyle w:val="Style13"/>
-              <w:numPr>
-                <w:ilvl w:val="0"/>
-                <w:numId w:val="2"/>
-              </w:numPr>
-              <w:ind w:firstLine="709"/>
-              <w:rPr>
-                <w:u w:val="none"/>
-              </w:rPr>
-            </w:pPr>
-            <w:r>
-              <w:rPr>
-                <w:u w:val="none"/>
-              </w:rPr>
-              <w:t xml:space="preserve">    </w:t>
-            </w:r>
-            <w:r>
-              <w:rPr>
-                <w:u w:val="none"/>
-              </w:rPr>
-              <w:t>R[0] = 0</w:t>
-            </w:r>
-          </w:p>
-          <w:p>
-            <w:pPr>
-              <w:pStyle w:val="Style13"/>
-              <w:numPr>
-                <w:ilvl w:val="0"/>
-                <w:numId w:val="2"/>
-              </w:numPr>
-              <w:ind w:firstLine="709"/>
-              <w:rPr>
-                <w:u w:val="none"/>
-              </w:rPr>
-            </w:pPr>
-            <w:r>
-              <w:rPr>
-                <w:u w:val="none"/>
-              </w:rPr>
-            </w:r>
-          </w:p>
-          <w:p>
-            <w:pPr>
-              <w:pStyle w:val="Style13"/>
-              <w:numPr>
-                <w:ilvl w:val="0"/>
-                <w:numId w:val="2"/>
-              </w:numPr>
-              <w:ind w:firstLine="709"/>
-              <w:rPr>
-                <w:u w:val="none"/>
-              </w:rPr>
-            </w:pPr>
-            <w:r>
-              <w:rPr>
-                <w:u w:val="none"/>
-              </w:rPr>
-              <w:t xml:space="preserve">    </w:t>
-            </w:r>
-            <w:r>
-              <w:rPr>
-                <w:u w:val="none"/>
-              </w:rPr>
-              <w:t>for i in range(1, M1[0]+1): DobavitVMnozhestvoElement(R, M1[i])</w:t>
-            </w:r>
-          </w:p>
-          <w:p>
-            <w:pPr>
-              <w:pStyle w:val="Style13"/>
-              <w:numPr>
-                <w:ilvl w:val="0"/>
-                <w:numId w:val="2"/>
-              </w:numPr>
-              <w:ind w:firstLine="709"/>
-              <w:rPr>
-                <w:u w:val="none"/>
-              </w:rPr>
-            </w:pPr>
-            <w:r>
-              <w:rPr>
-                <w:u w:val="none"/>
-              </w:rPr>
-              <w:t xml:space="preserve">    </w:t>
-            </w:r>
-            <w:r>
-              <w:rPr>
-                <w:u w:val="none"/>
-              </w:rPr>
-              <w:t>for i in range(1, M2[0]+1): DobavitVMnozhestvoElement(R, M2[i])</w:t>
-            </w:r>
-          </w:p>
-          <w:p>
-            <w:pPr>
-              <w:pStyle w:val="Style13"/>
-              <w:numPr>
-                <w:ilvl w:val="0"/>
-                <w:numId w:val="2"/>
-              </w:numPr>
-              <w:ind w:firstLine="709"/>
-              <w:rPr>
-                <w:u w:val="none"/>
-              </w:rPr>
-            </w:pPr>
-            <w:r>
-              <w:rPr>
-                <w:u w:val="none"/>
-              </w:rPr>
-            </w:r>
-          </w:p>
-          <w:p>
-            <w:pPr>
-              <w:pStyle w:val="Style13"/>
-              <w:numPr>
-                <w:ilvl w:val="0"/>
-                <w:numId w:val="2"/>
-              </w:numPr>
-              <w:ind w:firstLine="709"/>
-              <w:rPr>
-                <w:u w:val="none"/>
-              </w:rPr>
-            </w:pPr>
-            <w:r>
-              <w:rPr>
-                <w:u w:val="none"/>
-              </w:rPr>
-              <w:t xml:space="preserve">    </w:t>
-            </w:r>
-            <w:r>
-              <w:rPr>
-                <w:u w:val="none"/>
-              </w:rPr>
-              <w:t>return R[:R[0]+1]</w:t>
-            </w:r>
-          </w:p>
-        </w:tc>
-      </w:tr>
-    </w:tbl>
-    <w:p>
-      <w:pPr>
-        <w:pStyle w:val="BodyText"/>
-        <w:numPr>
-          <w:ilvl w:val="0"/>
-          <w:numId w:val="2"/>
-        </w:numPr>
-        <w:ind w:firstLine="709"/>
-        <w:rPr/>
-      </w:pPr>
-      <w:r>
-        <w:rPr/>
-        <w:t>Предусловие: M</w:t>
-      </w:r>
-      <w:r>
-        <w:rPr/>
-        <w:t>1</w:t>
-      </w:r>
-      <w:r>
-        <w:rPr/>
-        <w:t xml:space="preserve"> = M</w:t>
-      </w:r>
-      <w:r>
-        <w:rPr/>
-        <w:t>1</w:t>
-      </w:r>
-      <w:r>
-        <w:rPr/>
-        <w:t>[1], …, M</w:t>
-      </w:r>
-      <w:r>
-        <w:rPr/>
-        <w:t>1</w:t>
-      </w:r>
-      <w:r>
-        <w:rPr/>
-        <w:t>[N</w:t>
-      </w:r>
-      <w:r>
-        <w:rPr/>
-        <w:t>1</w:t>
-      </w:r>
-      <w:r>
-        <w:rPr/>
-        <w:t>]; M</w:t>
-      </w:r>
-      <w:r>
-        <w:rPr/>
-        <w:t>2</w:t>
-      </w:r>
-      <w:r>
-        <w:rPr/>
-        <w:t xml:space="preserve"> = M</w:t>
-      </w:r>
-      <w:r>
-        <w:rPr/>
-        <w:t>2</w:t>
-      </w:r>
-      <w:r>
-        <w:rPr/>
-        <w:t>[1], …, M</w:t>
-      </w:r>
-      <w:r>
-        <w:rPr/>
-        <w:t>1</w:t>
-      </w:r>
-      <w:r>
-        <w:rPr/>
-        <w:t>[N</w:t>
-      </w:r>
-      <w:r>
-        <w:rPr/>
-        <w:t>2</w:t>
-      </w:r>
-      <w:r>
-        <w:rPr/>
-        <w:t>] — ряды с произвольными значениями целочисленного типа.</w:t>
-      </w:r>
-    </w:p>
-    <w:p>
-      <w:pPr>
-        <w:pStyle w:val="BodyText"/>
-        <w:numPr>
-          <w:ilvl w:val="0"/>
-          <w:numId w:val="2"/>
-        </w:numPr>
-        <w:ind w:firstLine="709"/>
-        <w:rPr/>
-      </w:pPr>
-      <w:r>
-        <w:rPr/>
-        <w:t xml:space="preserve">Постусловие: ряды </w:t>
-      </w:r>
-      <w:r>
-        <w:rPr/>
-        <w:t>M1 и M2 остались прежними, т. е. сохранили значения своих служебных элементов, свои длины и значения своих элементов. R = R[1], …, R[NR] — результат объединения M1 и M2</w:t>
-      </w:r>
-    </w:p>
-    <w:p>
-      <w:pPr>
-        <w:pStyle w:val="Heading3"/>
-        <w:numPr>
-          <w:ilvl w:val="2"/>
-          <w:numId w:val="2"/>
-        </w:numPr>
-        <w:ind w:left="0"/>
-        <w:rPr/>
-      </w:pPr>
-      <w:bookmarkStart w:id="47" w:name="__RefHeading___Toc4241_2026028575_Копия4"/>
-      <w:bookmarkEnd w:id="47"/>
-      <w:r>
-        <w:rPr/>
-        <w:t>Текст проверочной программы</w:t>
-      </w:r>
-    </w:p>
-    <w:tbl>
-      <w:tblPr>
-        <w:tblW w:w="5000" w:type="pct"/>
-        <w:jc w:val="left"/>
-        <w:tblInd w:w="55" w:type="dxa"/>
-        <w:tblLayout w:type="fixed"/>
-        <w:tblCellMar>
-          <w:top w:w="55" w:type="dxa"/>
-          <w:left w:w="55" w:type="dxa"/>
-          <w:bottom w:w="55" w:type="dxa"/>
-          <w:right w:w="55" w:type="dxa"/>
-        </w:tblCellMar>
-      </w:tblPr>
-      <w:tblGrid>
-        <w:gridCol w:w="9638"/>
-      </w:tblGrid>
-      <w:tr>
-        <w:trPr/>
-        <w:tc>
-          <w:tcPr>
-            <w:tcW w:w="9638" w:type="dxa"/>
-            <w:tcBorders>
-              <w:top w:val="single" w:sz="4" w:space="0" w:color="000000"/>
-              <w:left w:val="single" w:sz="4" w:space="0" w:color="000000"/>
-              <w:bottom w:val="single" w:sz="4" w:space="0" w:color="000000"/>
-              <w:right w:val="single" w:sz="4" w:space="0" w:color="000000"/>
-            </w:tcBorders>
-          </w:tcPr>
-          <w:p>
-            <w:pPr>
-              <w:pStyle w:val="Style13"/>
-              <w:numPr>
-                <w:ilvl w:val="0"/>
-                <w:numId w:val="2"/>
-              </w:numPr>
-              <w:ind w:firstLine="709"/>
-              <w:rPr/>
-            </w:pPr>
-            <w:r>
-              <w:rPr/>
-              <w:t>def TestObjedinitMnozhestva():</w:t>
-            </w:r>
-          </w:p>
-          <w:p>
-            <w:pPr>
-              <w:pStyle w:val="Style13"/>
-              <w:numPr>
-                <w:ilvl w:val="0"/>
-                <w:numId w:val="2"/>
-              </w:numPr>
-              <w:ind w:firstLine="709"/>
-              <w:rPr/>
-            </w:pPr>
-            <w:r>
-              <w:rPr/>
-              <w:t xml:space="preserve">    </w:t>
-            </w:r>
-            <w:r>
-              <w:rPr/>
-              <w:t>N1 = 3</w:t>
-            </w:r>
-          </w:p>
-          <w:p>
-            <w:pPr>
-              <w:pStyle w:val="Style13"/>
-              <w:numPr>
-                <w:ilvl w:val="0"/>
-                <w:numId w:val="2"/>
-              </w:numPr>
-              <w:ind w:firstLine="709"/>
-              <w:rPr/>
-            </w:pPr>
-            <w:r>
-              <w:rPr/>
-              <w:t xml:space="preserve">    </w:t>
-            </w:r>
-            <w:r>
-              <w:rPr/>
-              <w:t>M1 = [PROBEL] * (N1+1) # Создаем множество длиной N1+1 (+1 для возможности индексации от 1 до N1)</w:t>
-            </w:r>
-          </w:p>
-          <w:p>
-            <w:pPr>
-              <w:pStyle w:val="Style13"/>
-              <w:numPr>
-                <w:ilvl w:val="0"/>
-                <w:numId w:val="2"/>
-              </w:numPr>
-              <w:ind w:firstLine="709"/>
-              <w:rPr/>
-            </w:pPr>
-            <w:r>
-              <w:rPr/>
-              <w:t xml:space="preserve">    </w:t>
-            </w:r>
-            <w:r>
-              <w:rPr/>
-              <w:t>M1[0] = 3</w:t>
-            </w:r>
-          </w:p>
-          <w:p>
-            <w:pPr>
-              <w:pStyle w:val="Style13"/>
-              <w:numPr>
-                <w:ilvl w:val="0"/>
-                <w:numId w:val="2"/>
-              </w:numPr>
-              <w:ind w:firstLine="709"/>
-              <w:rPr/>
-            </w:pPr>
-            <w:r>
-              <w:rPr/>
-              <w:t xml:space="preserve">    </w:t>
-            </w:r>
-            <w:r>
-              <w:rPr/>
-              <w:t>M1[1], M1[2], M1[3] = 2, 1, 6 # Заполняем M1 элементами</w:t>
-            </w:r>
-          </w:p>
-          <w:p>
-            <w:pPr>
-              <w:pStyle w:val="Style13"/>
-              <w:numPr>
-                <w:ilvl w:val="0"/>
-                <w:numId w:val="2"/>
-              </w:numPr>
-              <w:ind w:firstLine="709"/>
-              <w:rPr/>
-            </w:pPr>
-            <w:r>
-              <w:rPr/>
-              <w:t xml:space="preserve">    </w:t>
-            </w:r>
-            <w:r>
-              <w:rPr/>
-              <w:t>print(f"Множество M1: {M1}")</w:t>
-            </w:r>
-          </w:p>
-          <w:p>
-            <w:pPr>
-              <w:pStyle w:val="Style13"/>
-              <w:numPr>
-                <w:ilvl w:val="0"/>
-                <w:numId w:val="2"/>
-              </w:numPr>
-              <w:ind w:firstLine="709"/>
-              <w:rPr/>
-            </w:pPr>
-            <w:r>
-              <w:rPr/>
-            </w:r>
-          </w:p>
-          <w:p>
-            <w:pPr>
-              <w:pStyle w:val="Style13"/>
-              <w:numPr>
-                <w:ilvl w:val="0"/>
-                <w:numId w:val="2"/>
-              </w:numPr>
-              <w:ind w:firstLine="709"/>
-              <w:rPr/>
-            </w:pPr>
-            <w:r>
-              <w:rPr/>
-              <w:t xml:space="preserve">    </w:t>
-            </w:r>
-            <w:r>
-              <w:rPr/>
-              <w:t>N2 = 3</w:t>
-            </w:r>
-          </w:p>
-          <w:p>
-            <w:pPr>
-              <w:pStyle w:val="Style13"/>
-              <w:numPr>
-                <w:ilvl w:val="0"/>
-                <w:numId w:val="2"/>
-              </w:numPr>
-              <w:ind w:firstLine="709"/>
-              <w:rPr/>
-            </w:pPr>
-            <w:r>
-              <w:rPr/>
-              <w:t xml:space="preserve">    </w:t>
-            </w:r>
-            <w:r>
-              <w:rPr/>
-              <w:t>M2 = [PROBEL] * (N2+1) # Создаем множество длиной N2+1 (+1 для возможности индексации от 1 до N2)</w:t>
-            </w:r>
-          </w:p>
-          <w:p>
-            <w:pPr>
-              <w:pStyle w:val="Style13"/>
-              <w:numPr>
-                <w:ilvl w:val="0"/>
-                <w:numId w:val="2"/>
-              </w:numPr>
-              <w:ind w:firstLine="709"/>
-              <w:rPr/>
-            </w:pPr>
-            <w:r>
-              <w:rPr/>
-              <w:t xml:space="preserve">    </w:t>
-            </w:r>
-            <w:r>
-              <w:rPr/>
-              <w:t>M2[0] = 3</w:t>
-            </w:r>
-          </w:p>
-          <w:p>
-            <w:pPr>
-              <w:pStyle w:val="Style13"/>
-              <w:numPr>
-                <w:ilvl w:val="0"/>
-                <w:numId w:val="2"/>
-              </w:numPr>
-              <w:ind w:firstLine="709"/>
-              <w:rPr/>
-            </w:pPr>
-            <w:r>
-              <w:rPr/>
-              <w:t xml:space="preserve">    </w:t>
-            </w:r>
-            <w:r>
-              <w:rPr/>
-              <w:t>M2[1], M2[2], M2[3] = 4, 5, 2 # Заполняем M2 элементами создав пересечение с M1</w:t>
-            </w:r>
-          </w:p>
-          <w:p>
-            <w:pPr>
-              <w:pStyle w:val="Style13"/>
-              <w:numPr>
-                <w:ilvl w:val="0"/>
-                <w:numId w:val="2"/>
-              </w:numPr>
-              <w:ind w:firstLine="709"/>
-              <w:rPr/>
-            </w:pPr>
-            <w:r>
-              <w:rPr/>
-              <w:t xml:space="preserve">    </w:t>
-            </w:r>
-            <w:r>
-              <w:rPr/>
-              <w:t>print(f"Множество M2: {M2}")</w:t>
-            </w:r>
-          </w:p>
-          <w:p>
-            <w:pPr>
-              <w:pStyle w:val="Style13"/>
-              <w:numPr>
-                <w:ilvl w:val="0"/>
-                <w:numId w:val="2"/>
-              </w:numPr>
-              <w:ind w:firstLine="709"/>
-              <w:rPr/>
-            </w:pPr>
-            <w:r>
-              <w:rPr/>
-            </w:r>
-          </w:p>
-          <w:p>
-            <w:pPr>
-              <w:pStyle w:val="Style13"/>
-              <w:numPr>
-                <w:ilvl w:val="0"/>
-                <w:numId w:val="2"/>
-              </w:numPr>
-              <w:ind w:firstLine="709"/>
-              <w:rPr/>
-            </w:pPr>
-            <w:r>
-              <w:rPr/>
-              <w:t xml:space="preserve">    </w:t>
-            </w:r>
-            <w:r>
-              <w:rPr/>
-              <w:t>R = ObjedinitMnozhestva(M1, M2) # Вызываем проверяемую функцию (объединить множества)</w:t>
-            </w:r>
-          </w:p>
-          <w:p>
-            <w:pPr>
-              <w:pStyle w:val="Style13"/>
-              <w:numPr>
-                <w:ilvl w:val="0"/>
-                <w:numId w:val="2"/>
-              </w:numPr>
-              <w:ind w:firstLine="709"/>
-              <w:rPr/>
-            </w:pPr>
-            <w:r>
-              <w:rPr/>
-              <w:t xml:space="preserve">    </w:t>
-            </w:r>
-            <w:r>
-              <w:rPr/>
-              <w:t>print(f"Результат объединения: {R}")</w:t>
-            </w:r>
-          </w:p>
-        </w:tc>
-      </w:tr>
-    </w:tbl>
-    <w:p>
-      <w:pPr>
-        <w:pStyle w:val="Heading3"/>
-        <w:numPr>
-          <w:ilvl w:val="2"/>
-          <w:numId w:val="2"/>
-        </w:numPr>
-        <w:ind w:left="0"/>
-        <w:rPr/>
-      </w:pPr>
-      <w:bookmarkStart w:id="48" w:name="__RefHeading___Toc4243_2026028575_Копия9"/>
-      <w:bookmarkEnd w:id="48"/>
-      <w:r>
-        <w:rPr/>
-        <w:t>Содержимое окна ввода/вывод</w:t>
-      </w:r>
-      <w:bookmarkStart w:id="49" w:name="__RefHeading___Toc4243_2026028575_Копияa"/>
-      <w:bookmarkEnd w:id="49"/>
-      <w:r>
-        <w:rPr/>
-        <w:t>а</w:t>
-      </w:r>
-    </w:p>
-    <w:tbl>
-      <w:tblPr>
-        <w:tblW w:w="5000" w:type="pct"/>
-        <w:jc w:val="left"/>
-        <w:tblInd w:w="55" w:type="dxa"/>
-        <w:tblLayout w:type="fixed"/>
-        <w:tblCellMar>
-          <w:top w:w="55" w:type="dxa"/>
-          <w:left w:w="55" w:type="dxa"/>
-          <w:bottom w:w="55" w:type="dxa"/>
-          <w:right w:w="55" w:type="dxa"/>
-        </w:tblCellMar>
-      </w:tblPr>
-      <w:tblGrid>
-        <w:gridCol w:w="9638"/>
-      </w:tblGrid>
-      <w:tr>
-        <w:trPr/>
-        <w:tc>
-          <w:tcPr>
-            <w:tcW w:w="9638" w:type="dxa"/>
-            <w:tcBorders>
-              <w:top w:val="single" w:sz="4" w:space="0" w:color="000000"/>
-              <w:left w:val="single" w:sz="4" w:space="0" w:color="000000"/>
-              <w:bottom w:val="single" w:sz="4" w:space="0" w:color="000000"/>
-              <w:right w:val="single" w:sz="4" w:space="0" w:color="000000"/>
-            </w:tcBorders>
-          </w:tcPr>
-          <w:p>
-            <w:pPr>
-              <w:pStyle w:val="Style13"/>
-              <w:numPr>
-                <w:ilvl w:val="0"/>
-                <w:numId w:val="2"/>
-              </w:numPr>
-              <w:ind w:firstLine="709"/>
-              <w:rPr/>
-            </w:pPr>
-            <w:r>
-              <w:rPr/>
-              <w:t>Множество M1: [3, 2, 1, 6]</w:t>
-            </w:r>
-          </w:p>
-          <w:p>
-            <w:pPr>
-              <w:pStyle w:val="Style13"/>
-              <w:numPr>
-                <w:ilvl w:val="0"/>
-                <w:numId w:val="2"/>
-              </w:numPr>
-              <w:ind w:firstLine="709"/>
-              <w:rPr/>
-            </w:pPr>
-            <w:r>
-              <w:rPr/>
-              <w:t>Множество M2: [3, 4, 5, 2]</w:t>
-            </w:r>
-          </w:p>
-          <w:p>
-            <w:pPr>
-              <w:pStyle w:val="Style13"/>
-              <w:numPr>
-                <w:ilvl w:val="0"/>
-                <w:numId w:val="2"/>
-              </w:numPr>
-              <w:ind w:firstLine="709"/>
-              <w:rPr/>
-            </w:pPr>
-            <w:r>
-              <w:rPr/>
-              <w:t>Результат объединения: [5, 2, 1, 6, 4, 5]</w:t>
-            </w:r>
-          </w:p>
-        </w:tc>
-      </w:tr>
-    </w:tbl>
-    <w:p>
-      <w:pPr>
-        <w:pStyle w:val="Heading2"/>
-        <w:numPr>
-          <w:ilvl w:val="0"/>
-          <w:numId w:val="0"/>
-        </w:numPr>
-        <w:ind w:hanging="0" w:left="0"/>
-        <w:rPr/>
-      </w:pPr>
-      <w:r>
-        <w:rPr/>
-      </w:r>
-      <w:r>
-        <w:br w:type="page"/>
-      </w:r>
-    </w:p>
-    <w:p>
-      <w:pPr>
-        <w:pStyle w:val="Heading2"/>
-        <w:numPr>
-          <w:ilvl w:val="1"/>
-          <w:numId w:val="2"/>
-        </w:numPr>
-        <w:ind w:left="0"/>
-        <w:rPr/>
-      </w:pPr>
-      <w:bookmarkStart w:id="50" w:name="__RefHeading___Toc4443_2026028575_Копия_"/>
-      <w:bookmarkEnd w:id="50"/>
-      <w:r>
-        <w:rPr/>
-        <w:t>1</w:t>
-      </w:r>
-      <w:r>
-        <w:rPr/>
-        <w:t>1</w:t>
-      </w:r>
-      <w:r>
-        <w:rPr/>
-        <w:t xml:space="preserve">. </w:t>
-      </w:r>
-      <w:r>
-        <w:rPr/>
-        <w:t xml:space="preserve">Вычитание </w:t>
-      </w:r>
-      <w:r>
-        <w:rPr/>
-        <w:t>множеств &lt;вх: M1, M2&gt;</w:t>
-      </w:r>
-    </w:p>
-    <w:p>
-      <w:pPr>
-        <w:pStyle w:val="Heading3"/>
-        <w:numPr>
-          <w:ilvl w:val="2"/>
-          <w:numId w:val="2"/>
-        </w:numPr>
-        <w:ind w:left="0"/>
-        <w:rPr/>
-      </w:pPr>
-      <w:bookmarkStart w:id="51" w:name="__RefHeading___Toc4239_2026028575_Копия5"/>
-      <w:bookmarkEnd w:id="51"/>
-      <w:r>
-        <w:rPr/>
-        <w:t>Текст реализации предписания</w:t>
-      </w:r>
-    </w:p>
-    <w:tbl>
-      <w:tblPr>
-        <w:tblW w:w="5000" w:type="pct"/>
-        <w:jc w:val="left"/>
-        <w:tblInd w:w="55" w:type="dxa"/>
-        <w:tblLayout w:type="fixed"/>
-        <w:tblCellMar>
-          <w:top w:w="55" w:type="dxa"/>
-          <w:left w:w="55" w:type="dxa"/>
-          <w:bottom w:w="55" w:type="dxa"/>
-          <w:right w:w="55" w:type="dxa"/>
-        </w:tblCellMar>
-      </w:tblPr>
-      <w:tblGrid>
-        <w:gridCol w:w="9638"/>
-      </w:tblGrid>
-      <w:tr>
-        <w:trPr>
-          <w:trHeight w:val="2042" w:hRule="atLeast"/>
-        </w:trPr>
-        <w:tc>
-          <w:tcPr>
-            <w:tcW w:w="9638" w:type="dxa"/>
-            <w:tcBorders>
-              <w:top w:val="single" w:sz="4" w:space="0" w:color="000000"/>
-              <w:left w:val="single" w:sz="4" w:space="0" w:color="000000"/>
-              <w:bottom w:val="single" w:sz="4" w:space="0" w:color="000000"/>
-              <w:right w:val="single" w:sz="4" w:space="0" w:color="000000"/>
-            </w:tcBorders>
-          </w:tcPr>
-          <w:p>
-            <w:pPr>
-              <w:pStyle w:val="Style13"/>
-              <w:numPr>
-                <w:ilvl w:val="0"/>
-                <w:numId w:val="2"/>
-              </w:numPr>
-              <w:ind w:firstLine="709"/>
-              <w:rPr>
-                <w:u w:val="none"/>
-              </w:rPr>
-            </w:pPr>
-            <w:r>
-              <w:rPr>
-                <w:u w:val="none"/>
-              </w:rPr>
-              <w:t>def VychitanieMnozhestv(M1: list, M2: list) -&gt; list:</w:t>
-            </w:r>
-          </w:p>
-          <w:p>
-            <w:pPr>
-              <w:pStyle w:val="Style13"/>
-              <w:numPr>
-                <w:ilvl w:val="0"/>
-                <w:numId w:val="2"/>
-              </w:numPr>
-              <w:ind w:firstLine="709"/>
-              <w:rPr>
-                <w:u w:val="none"/>
-              </w:rPr>
-            </w:pPr>
-            <w:r>
-              <w:rPr>
-                <w:u w:val="none"/>
-              </w:rPr>
-              <w:t xml:space="preserve">    </w:t>
-            </w:r>
-            <w:r>
-              <w:rPr>
-                <w:u w:val="none"/>
-              </w:rPr>
-              <w:t>R = M1.copy()</w:t>
-            </w:r>
-          </w:p>
-          <w:p>
-            <w:pPr>
-              <w:pStyle w:val="Style13"/>
-              <w:numPr>
-                <w:ilvl w:val="0"/>
-                <w:numId w:val="2"/>
-              </w:numPr>
-              <w:ind w:firstLine="709"/>
-              <w:rPr>
-                <w:u w:val="none"/>
-              </w:rPr>
-            </w:pPr>
-            <w:r>
-              <w:rPr>
-                <w:u w:val="none"/>
-              </w:rPr>
-            </w:r>
-          </w:p>
-          <w:p>
-            <w:pPr>
-              <w:pStyle w:val="Style13"/>
-              <w:numPr>
-                <w:ilvl w:val="0"/>
-                <w:numId w:val="2"/>
-              </w:numPr>
-              <w:ind w:firstLine="709"/>
-              <w:rPr>
-                <w:u w:val="none"/>
-              </w:rPr>
-            </w:pPr>
-            <w:r>
-              <w:rPr>
-                <w:u w:val="none"/>
-              </w:rPr>
-              <w:t xml:space="preserve">    </w:t>
-            </w:r>
-            <w:r>
-              <w:rPr>
-                <w:u w:val="none"/>
-              </w:rPr>
-              <w:t>for i in range(1, M2[0]+1): UdalitIzMnozhestva(R, M2[i])</w:t>
-            </w:r>
-          </w:p>
-          <w:p>
-            <w:pPr>
-              <w:pStyle w:val="Style13"/>
-              <w:numPr>
-                <w:ilvl w:val="0"/>
-                <w:numId w:val="2"/>
-              </w:numPr>
-              <w:ind w:firstLine="709"/>
-              <w:rPr>
-                <w:u w:val="none"/>
-              </w:rPr>
-            </w:pPr>
-            <w:r>
-              <w:rPr>
-                <w:u w:val="none"/>
-              </w:rPr>
-            </w:r>
-          </w:p>
-          <w:p>
-            <w:pPr>
-              <w:pStyle w:val="Style13"/>
-              <w:numPr>
-                <w:ilvl w:val="0"/>
-                <w:numId w:val="2"/>
-              </w:numPr>
-              <w:ind w:firstLine="709"/>
-              <w:rPr>
-                <w:u w:val="none"/>
-              </w:rPr>
-            </w:pPr>
-            <w:r>
-              <w:rPr>
-                <w:u w:val="none"/>
-              </w:rPr>
-              <w:t xml:space="preserve">    </w:t>
-            </w:r>
-            <w:r>
-              <w:rPr>
-                <w:u w:val="none"/>
-              </w:rPr>
-              <w:t>return R[:R[0]+1]</w:t>
-            </w:r>
-          </w:p>
-        </w:tc>
-      </w:tr>
-    </w:tbl>
-    <w:p>
-      <w:pPr>
-        <w:pStyle w:val="BodyText"/>
-        <w:numPr>
-          <w:ilvl w:val="0"/>
-          <w:numId w:val="2"/>
-        </w:numPr>
-        <w:ind w:firstLine="709"/>
-        <w:rPr/>
-      </w:pPr>
-      <w:r>
-        <w:rPr/>
-        <w:t>Предусловие: M</w:t>
-      </w:r>
-      <w:r>
-        <w:rPr/>
-        <w:t>1</w:t>
-      </w:r>
-      <w:r>
-        <w:rPr/>
-        <w:t xml:space="preserve"> = M</w:t>
-      </w:r>
-      <w:r>
-        <w:rPr/>
-        <w:t>1</w:t>
-      </w:r>
-      <w:r>
-        <w:rPr/>
-        <w:t>[1], …, M</w:t>
-      </w:r>
-      <w:r>
-        <w:rPr/>
-        <w:t>1</w:t>
-      </w:r>
-      <w:r>
-        <w:rPr/>
-        <w:t>[N</w:t>
-      </w:r>
-      <w:r>
-        <w:rPr/>
-        <w:t>1</w:t>
-      </w:r>
-      <w:r>
-        <w:rPr/>
-        <w:t>]; M</w:t>
-      </w:r>
-      <w:r>
-        <w:rPr/>
-        <w:t>2</w:t>
-      </w:r>
-      <w:r>
-        <w:rPr/>
-        <w:t xml:space="preserve"> = M</w:t>
-      </w:r>
-      <w:r>
-        <w:rPr/>
-        <w:t>2</w:t>
-      </w:r>
-      <w:r>
-        <w:rPr/>
-        <w:t>[1], …, M</w:t>
-      </w:r>
-      <w:r>
-        <w:rPr/>
-        <w:t>1</w:t>
-      </w:r>
-      <w:r>
-        <w:rPr/>
-        <w:t>[N</w:t>
-      </w:r>
-      <w:r>
-        <w:rPr/>
-        <w:t>2</w:t>
-      </w:r>
-      <w:r>
-        <w:rPr/>
-        <w:t>] — ряды с произвольными значениями целочисленного типа.</w:t>
-      </w:r>
-    </w:p>
-    <w:p>
-      <w:pPr>
-        <w:pStyle w:val="BodyText"/>
-        <w:numPr>
-          <w:ilvl w:val="0"/>
-          <w:numId w:val="2"/>
-        </w:numPr>
-        <w:ind w:firstLine="709"/>
-        <w:rPr/>
-      </w:pPr>
-      <w:r>
-        <w:rPr/>
-        <w:t xml:space="preserve">Постусловие: ряды </w:t>
-      </w:r>
-      <w:r>
-        <w:rPr/>
-        <w:t>M1 и M2 остались прежними, т. е. сохранили значения своих служебных элементов, свои длины и значения своих элементов. R = R[1], …, R[NR] — результат вычитания M1 и M2</w:t>
-      </w:r>
-    </w:p>
-    <w:p>
-      <w:pPr>
-        <w:pStyle w:val="Heading3"/>
-        <w:numPr>
-          <w:ilvl w:val="2"/>
-          <w:numId w:val="2"/>
-        </w:numPr>
-        <w:ind w:left="0"/>
-        <w:rPr/>
-      </w:pPr>
-      <w:bookmarkStart w:id="52" w:name="__RefHeading___Toc4241_2026028575_Копия5"/>
-      <w:bookmarkEnd w:id="52"/>
-      <w:r>
-        <w:rPr/>
-        <w:t>Текст проверочной программы</w:t>
-      </w:r>
-    </w:p>
-    <w:tbl>
-      <w:tblPr>
-        <w:tblW w:w="5000" w:type="pct"/>
-        <w:jc w:val="left"/>
-        <w:tblInd w:w="55" w:type="dxa"/>
-        <w:tblLayout w:type="fixed"/>
-        <w:tblCellMar>
-          <w:top w:w="55" w:type="dxa"/>
-          <w:left w:w="55" w:type="dxa"/>
-          <w:bottom w:w="55" w:type="dxa"/>
-          <w:right w:w="55" w:type="dxa"/>
-        </w:tblCellMar>
-      </w:tblPr>
-      <w:tblGrid>
-        <w:gridCol w:w="9638"/>
-      </w:tblGrid>
-      <w:tr>
-        <w:trPr/>
-        <w:tc>
-          <w:tcPr>
-            <w:tcW w:w="9638" w:type="dxa"/>
-            <w:tcBorders>
-              <w:top w:val="single" w:sz="4" w:space="0" w:color="000000"/>
-              <w:left w:val="single" w:sz="4" w:space="0" w:color="000000"/>
-              <w:bottom w:val="single" w:sz="4" w:space="0" w:color="000000"/>
-              <w:right w:val="single" w:sz="4" w:space="0" w:color="000000"/>
-            </w:tcBorders>
-          </w:tcPr>
-          <w:p>
-            <w:pPr>
-              <w:pStyle w:val="Style13"/>
-              <w:numPr>
-                <w:ilvl w:val="0"/>
-                <w:numId w:val="2"/>
-              </w:numPr>
-              <w:ind w:firstLine="709"/>
-              <w:rPr/>
-            </w:pPr>
-            <w:r>
-              <w:rPr/>
-              <w:t>def TestVychitanieMnozhestv():</w:t>
-            </w:r>
-          </w:p>
-          <w:p>
-            <w:pPr>
-              <w:pStyle w:val="Style13"/>
-              <w:numPr>
-                <w:ilvl w:val="0"/>
-                <w:numId w:val="2"/>
-              </w:numPr>
-              <w:ind w:firstLine="709"/>
-              <w:rPr/>
-            </w:pPr>
-            <w:r>
-              <w:rPr/>
-              <w:t xml:space="preserve">    </w:t>
-            </w:r>
-            <w:r>
-              <w:rPr/>
-              <w:t>N1 = 3</w:t>
-            </w:r>
-          </w:p>
-          <w:p>
-            <w:pPr>
-              <w:pStyle w:val="Style13"/>
-              <w:numPr>
-                <w:ilvl w:val="0"/>
-                <w:numId w:val="2"/>
-              </w:numPr>
-              <w:ind w:firstLine="709"/>
-              <w:rPr/>
-            </w:pPr>
-            <w:r>
-              <w:rPr/>
-              <w:t xml:space="preserve">    </w:t>
-            </w:r>
-            <w:r>
-              <w:rPr/>
-              <w:t>M1 = [PROBEL] * (N1+1) # Создаем множество длиной N1+1 (+1 для возможности индексации от 1 до N1)</w:t>
-            </w:r>
-          </w:p>
-          <w:p>
-            <w:pPr>
-              <w:pStyle w:val="Style13"/>
-              <w:numPr>
-                <w:ilvl w:val="0"/>
-                <w:numId w:val="2"/>
-              </w:numPr>
-              <w:ind w:firstLine="709"/>
-              <w:rPr/>
-            </w:pPr>
-            <w:r>
-              <w:rPr/>
-              <w:t xml:space="preserve">    </w:t>
-            </w:r>
-            <w:r>
-              <w:rPr/>
-              <w:t>M1[0] = 3</w:t>
-            </w:r>
-          </w:p>
-          <w:p>
-            <w:pPr>
-              <w:pStyle w:val="Style13"/>
-              <w:numPr>
-                <w:ilvl w:val="0"/>
-                <w:numId w:val="2"/>
-              </w:numPr>
-              <w:ind w:firstLine="709"/>
-              <w:rPr/>
-            </w:pPr>
-            <w:r>
-              <w:rPr/>
-              <w:t xml:space="preserve">    </w:t>
-            </w:r>
-            <w:r>
-              <w:rPr/>
-              <w:t>M1[1], M1[2], M1[3] = 2, 4, 6 # Заполняем M1 элементами</w:t>
-            </w:r>
-          </w:p>
-          <w:p>
-            <w:pPr>
-              <w:pStyle w:val="Style13"/>
-              <w:numPr>
-                <w:ilvl w:val="0"/>
-                <w:numId w:val="2"/>
-              </w:numPr>
-              <w:ind w:firstLine="709"/>
-              <w:rPr/>
-            </w:pPr>
-            <w:r>
-              <w:rPr/>
-              <w:t xml:space="preserve">    </w:t>
-            </w:r>
-            <w:r>
-              <w:rPr/>
-              <w:t>print(f"Множество M1: {M1}")</w:t>
-            </w:r>
-          </w:p>
-          <w:p>
-            <w:pPr>
-              <w:pStyle w:val="Style13"/>
-              <w:numPr>
-                <w:ilvl w:val="0"/>
-                <w:numId w:val="2"/>
-              </w:numPr>
-              <w:ind w:firstLine="709"/>
-              <w:rPr/>
-            </w:pPr>
-            <w:r>
-              <w:rPr/>
-            </w:r>
-          </w:p>
-          <w:p>
-            <w:pPr>
-              <w:pStyle w:val="Style13"/>
-              <w:numPr>
-                <w:ilvl w:val="0"/>
-                <w:numId w:val="2"/>
-              </w:numPr>
-              <w:ind w:firstLine="709"/>
-              <w:rPr/>
-            </w:pPr>
-            <w:r>
-              <w:rPr/>
-              <w:t xml:space="preserve">    </w:t>
-            </w:r>
-            <w:r>
-              <w:rPr/>
-              <w:t>N2 = 3</w:t>
-            </w:r>
-          </w:p>
-          <w:p>
-            <w:pPr>
-              <w:pStyle w:val="Style13"/>
-              <w:numPr>
-                <w:ilvl w:val="0"/>
-                <w:numId w:val="2"/>
-              </w:numPr>
-              <w:ind w:firstLine="709"/>
-              <w:rPr/>
-            </w:pPr>
-            <w:r>
-              <w:rPr/>
-              <w:t xml:space="preserve">    </w:t>
-            </w:r>
-            <w:r>
-              <w:rPr/>
-              <w:t>M2 = [PROBEL] * (N2+1) # Создаем множество длиной N2+1 (+1 для возможности индексации от 1 до N2)</w:t>
-            </w:r>
-          </w:p>
-          <w:p>
-            <w:pPr>
-              <w:pStyle w:val="Style13"/>
-              <w:numPr>
-                <w:ilvl w:val="0"/>
-                <w:numId w:val="2"/>
-              </w:numPr>
-              <w:ind w:firstLine="709"/>
-              <w:rPr/>
-            </w:pPr>
-            <w:r>
-              <w:rPr/>
-              <w:t xml:space="preserve">    </w:t>
-            </w:r>
-            <w:r>
-              <w:rPr/>
-              <w:t>M2[0] = 3</w:t>
-            </w:r>
-          </w:p>
-          <w:p>
-            <w:pPr>
-              <w:pStyle w:val="Style13"/>
-              <w:numPr>
-                <w:ilvl w:val="0"/>
-                <w:numId w:val="2"/>
-              </w:numPr>
-              <w:ind w:firstLine="709"/>
-              <w:rPr/>
-            </w:pPr>
-            <w:r>
-              <w:rPr/>
-              <w:t xml:space="preserve">    </w:t>
-            </w:r>
-            <w:r>
-              <w:rPr/>
-              <w:t>M2[1], M2[2], M2[3] = 4, 5, 2 # Заполняем M2 элементами создав пересечение с M1</w:t>
-            </w:r>
-          </w:p>
-          <w:p>
-            <w:pPr>
-              <w:pStyle w:val="Style13"/>
-              <w:numPr>
-                <w:ilvl w:val="0"/>
-                <w:numId w:val="2"/>
-              </w:numPr>
-              <w:ind w:firstLine="709"/>
-              <w:rPr/>
-            </w:pPr>
-            <w:r>
-              <w:rPr/>
-              <w:t xml:space="preserve">    </w:t>
-            </w:r>
-            <w:r>
-              <w:rPr/>
-              <w:t>print(f"Множество M2: {M2}")</w:t>
-            </w:r>
-          </w:p>
-          <w:p>
-            <w:pPr>
-              <w:pStyle w:val="Style13"/>
-              <w:numPr>
-                <w:ilvl w:val="0"/>
-                <w:numId w:val="2"/>
-              </w:numPr>
-              <w:ind w:firstLine="709"/>
-              <w:rPr/>
-            </w:pPr>
-            <w:r>
-              <w:rPr/>
-            </w:r>
-          </w:p>
-          <w:p>
-            <w:pPr>
-              <w:pStyle w:val="Style13"/>
-              <w:numPr>
-                <w:ilvl w:val="0"/>
-                <w:numId w:val="2"/>
-              </w:numPr>
-              <w:ind w:firstLine="709"/>
-              <w:rPr/>
-            </w:pPr>
-            <w:r>
-              <w:rPr/>
-              <w:t xml:space="preserve">    </w:t>
-            </w:r>
-            <w:r>
-              <w:rPr/>
-              <w:t>R = VychitanieMnozhestv(M1, M2) # Вызываем проверяемую функцию (вычитание множеств)</w:t>
-            </w:r>
-          </w:p>
-          <w:p>
-            <w:pPr>
-              <w:pStyle w:val="Style13"/>
-              <w:numPr>
-                <w:ilvl w:val="0"/>
-                <w:numId w:val="2"/>
-              </w:numPr>
-              <w:ind w:firstLine="709"/>
-              <w:rPr/>
-            </w:pPr>
-            <w:r>
-              <w:rPr/>
-              <w:t xml:space="preserve">    </w:t>
-            </w:r>
-            <w:r>
-              <w:rPr/>
-              <w:t>print(f"Результат вычитания: {R}")</w:t>
-            </w:r>
-          </w:p>
-        </w:tc>
-      </w:tr>
-    </w:tbl>
-    <w:p>
-      <w:pPr>
-        <w:pStyle w:val="Heading3"/>
-        <w:numPr>
-          <w:ilvl w:val="2"/>
-          <w:numId w:val="2"/>
-        </w:numPr>
-        <w:ind w:left="0"/>
-        <w:rPr/>
-      </w:pPr>
-      <w:bookmarkStart w:id="53" w:name="__RefHeading___Toc4243_2026028575_Копияb"/>
-      <w:bookmarkEnd w:id="53"/>
-      <w:r>
-        <w:rPr/>
-        <w:t>Содержимое окна ввода/вывод</w:t>
-      </w:r>
-      <w:bookmarkStart w:id="54" w:name="__RefHeading___Toc4243_2026028575_Копияc"/>
-      <w:bookmarkEnd w:id="54"/>
-      <w:r>
-        <w:rPr/>
-        <w:t>а</w:t>
-      </w:r>
-    </w:p>
-    <w:tbl>
-      <w:tblPr>
-        <w:tblW w:w="5000" w:type="pct"/>
-        <w:jc w:val="left"/>
-        <w:tblInd w:w="55" w:type="dxa"/>
-        <w:tblLayout w:type="fixed"/>
-        <w:tblCellMar>
-          <w:top w:w="55" w:type="dxa"/>
-          <w:left w:w="55" w:type="dxa"/>
-          <w:bottom w:w="55" w:type="dxa"/>
-          <w:right w:w="55" w:type="dxa"/>
-        </w:tblCellMar>
-      </w:tblPr>
-      <w:tblGrid>
-        <w:gridCol w:w="9638"/>
-      </w:tblGrid>
-      <w:tr>
-        <w:trPr/>
-        <w:tc>
-          <w:tcPr>
-            <w:tcW w:w="9638" w:type="dxa"/>
-            <w:tcBorders>
-              <w:top w:val="single" w:sz="4" w:space="0" w:color="000000"/>
-              <w:left w:val="single" w:sz="4" w:space="0" w:color="000000"/>
-              <w:bottom w:val="single" w:sz="4" w:space="0" w:color="000000"/>
-              <w:right w:val="single" w:sz="4" w:space="0" w:color="000000"/>
-            </w:tcBorders>
-          </w:tcPr>
-          <w:p>
-            <w:pPr>
-              <w:pStyle w:val="Style13"/>
-              <w:numPr>
-                <w:ilvl w:val="0"/>
-                <w:numId w:val="2"/>
-              </w:numPr>
-              <w:ind w:firstLine="709"/>
-              <w:rPr/>
-            </w:pPr>
-            <w:r>
-              <w:rPr/>
-              <w:t>Множество M1: [3, 2, 4, 6]</w:t>
-            </w:r>
-          </w:p>
-          <w:p>
-            <w:pPr>
-              <w:pStyle w:val="Style13"/>
-              <w:numPr>
-                <w:ilvl w:val="0"/>
-                <w:numId w:val="2"/>
-              </w:numPr>
-              <w:ind w:firstLine="709"/>
-              <w:rPr/>
-            </w:pPr>
-            <w:r>
-              <w:rPr/>
-              <w:t>Множество M2: [3, 4, 5, 2]</w:t>
-            </w:r>
-          </w:p>
-          <w:p>
-            <w:pPr>
-              <w:pStyle w:val="Style13"/>
-              <w:numPr>
-                <w:ilvl w:val="0"/>
-                <w:numId w:val="2"/>
-              </w:numPr>
-              <w:ind w:firstLine="709"/>
-              <w:rPr/>
-            </w:pPr>
-            <w:r>
-              <w:rPr/>
-              <w:t>Результат вычитания: [1, 6]</w:t>
             </w:r>
           </w:p>
         </w:tc>

--- a/Отчет.docx
+++ b/Отчет.docx
@@ -6004,19 +6004,6 @@
               <w:rPr>
                 <w:u w:val="none"/>
               </w:rPr>
-            </w:r>
-          </w:p>
-          <w:p>
-            <w:pPr>
-              <w:pStyle w:val="Style13"/>
-              <w:rPr>
-                <w:u w:val="none"/>
-              </w:rPr>
-            </w:pPr>
-            <w:r>
-              <w:rPr>
-                <w:u w:val="none"/>
-              </w:rPr>
               <w:t xml:space="preserve">    </w:t>
             </w:r>
             <w:r>
@@ -6056,7 +6043,15 @@
       </w:pPr>
       <w:r>
         <w:rPr/>
-        <w:t>Предусловие: M = M[1], …, M[N] — ряд с произвольными значениями целочисленного типа. Element — произвольное значение целочисленного типа</w:t>
+        <w:t xml:space="preserve">Предусловие: M = M[1], …, M[N] — ряд с произвольными значениями целочисленного типа. </w:t>
+      </w:r>
+      <w:r>
+        <w:rPr/>
+        <w:t>Во множестве есть хотя бы одно свободное место.</w:t>
+      </w:r>
+      <w:r>
+        <w:rPr/>
+        <w:t xml:space="preserve"> Element — произвольное значение целочисленного типа</w:t>
       </w:r>
     </w:p>
     <w:p>
@@ -6066,7 +6061,11 @@
       </w:pPr>
       <w:r>
         <w:rPr/>
-        <w:t>Постусловие: размер M остался неизменным. Значения элементов, которые находятся левее нового в памяти остались прежними. Значение element осталось прежним.</w:t>
+        <w:t xml:space="preserve">Постусловие: размер M остался неизменным. Значения элементов, которые находятся левее нового в памяти остались прежними. Значение element осталось прежним. </w:t>
+      </w:r>
+      <w:r>
+        <w:rPr/>
+        <w:t>Служебный элемент увеличил свое значение на 1.</w:t>
       </w:r>
     </w:p>
     <w:p>
@@ -6215,15 +6214,6 @@
             </w:pPr>
             <w:r>
               <w:rPr/>
-            </w:r>
-          </w:p>
-          <w:p>
-            <w:pPr>
-              <w:pStyle w:val="Style13"/>
-              <w:rPr/>
-            </w:pPr>
-            <w:r>
-              <w:rPr/>
               <w:t xml:space="preserve">    </w:t>
             </w:r>
             <w:r>
@@ -6257,15 +6247,6 @@
             <w:r>
               <w:rPr/>
               <w:t>assert M[1] == 2 # Проверяем, добавился ли элемент на самом деле</w:t>
-            </w:r>
-          </w:p>
-          <w:p>
-            <w:pPr>
-              <w:pStyle w:val="Style13"/>
-              <w:rPr/>
-            </w:pPr>
-            <w:r>
-              <w:rPr/>
             </w:r>
           </w:p>
           <w:p>
@@ -6449,6 +6430,843 @@
             <w:r>
               <w:rPr/>
               <w:t>Функция добавления элемента во множества отработала успешно</w:t>
+            </w:r>
+          </w:p>
+        </w:tc>
+      </w:tr>
+    </w:tbl>
+    <w:p>
+      <w:pPr>
+        <w:pStyle w:val="Heading2"/>
+        <w:numPr>
+          <w:ilvl w:val="1"/>
+          <w:numId w:val="2"/>
+        </w:numPr>
+        <w:ind w:firstLine="709" w:left="0"/>
+        <w:rPr/>
+      </w:pPr>
+      <w:r>
+        <w:br w:type="page"/>
+      </w:r>
+      <w:bookmarkStart w:id="45" w:name="__RefHeading___Toc4237_2026028575_Копия4"/>
+      <w:bookmarkEnd w:id="45"/>
+      <w:r>
+        <w:rPr/>
+        <w:t>10</w:t>
+      </w:r>
+      <w:r>
+        <w:rPr/>
+        <w:t xml:space="preserve">. </w:t>
+      </w:r>
+      <w:r>
+        <w:rPr/>
+        <w:t>Достать</w:t>
+      </w:r>
+      <w:r>
+        <w:rPr/>
+        <w:t xml:space="preserve"> элемент &lt;вх: element&gt; </w:t>
+      </w:r>
+      <w:r>
+        <w:rPr/>
+        <w:t>из множества</w:t>
+      </w:r>
+      <w:r>
+        <w:rPr/>
+        <w:t xml:space="preserve"> &lt;вх: M&gt;</w:t>
+      </w:r>
+    </w:p>
+    <w:p>
+      <w:pPr>
+        <w:pStyle w:val="Heading3"/>
+        <w:numPr>
+          <w:ilvl w:val="2"/>
+          <w:numId w:val="2"/>
+        </w:numPr>
+        <w:ind w:firstLine="709" w:left="0"/>
+        <w:rPr/>
+      </w:pPr>
+      <w:bookmarkStart w:id="46" w:name="__RefHeading___Toc4239_2026028575_Копия4"/>
+      <w:bookmarkEnd w:id="46"/>
+      <w:r>
+        <w:rPr/>
+        <w:t>Текст реализации предписания</w:t>
+      </w:r>
+    </w:p>
+    <w:tbl>
+      <w:tblPr>
+        <w:tblW w:w="5000" w:type="pct"/>
+        <w:jc w:val="left"/>
+        <w:tblInd w:w="55" w:type="dxa"/>
+        <w:tblLayout w:type="fixed"/>
+        <w:tblCellMar>
+          <w:top w:w="55" w:type="dxa"/>
+          <w:left w:w="55" w:type="dxa"/>
+          <w:bottom w:w="55" w:type="dxa"/>
+          <w:right w:w="55" w:type="dxa"/>
+        </w:tblCellMar>
+      </w:tblPr>
+      <w:tblGrid>
+        <w:gridCol w:w="9638"/>
+      </w:tblGrid>
+      <w:tr>
+        <w:trPr>
+          <w:trHeight w:val="1693" w:hRule="atLeast"/>
+        </w:trPr>
+        <w:tc>
+          <w:tcPr>
+            <w:tcW w:w="9638" w:type="dxa"/>
+            <w:tcBorders>
+              <w:top w:val="single" w:sz="4" w:space="0" w:color="000000"/>
+              <w:left w:val="single" w:sz="4" w:space="0" w:color="000000"/>
+              <w:bottom w:val="single" w:sz="4" w:space="0" w:color="000000"/>
+              <w:right w:val="single" w:sz="4" w:space="0" w:color="000000"/>
+            </w:tcBorders>
+          </w:tcPr>
+          <w:p>
+            <w:pPr>
+              <w:pStyle w:val="Style13"/>
+              <w:numPr>
+                <w:ilvl w:val="0"/>
+                <w:numId w:val="2"/>
+              </w:numPr>
+              <w:ind w:hanging="0" w:left="0"/>
+              <w:rPr>
+                <w:u w:val="none"/>
+              </w:rPr>
+            </w:pPr>
+            <w:r>
+              <w:rPr>
+                <w:u w:val="none"/>
+              </w:rPr>
+              <w:t>def DostatIzMnozhestva(M: list, index: int) -&gt; int:</w:t>
+            </w:r>
+          </w:p>
+          <w:p>
+            <w:pPr>
+              <w:pStyle w:val="Style13"/>
+              <w:numPr>
+                <w:ilvl w:val="0"/>
+                <w:numId w:val="2"/>
+              </w:numPr>
+              <w:ind w:hanging="0" w:left="0"/>
+              <w:rPr>
+                <w:u w:val="none"/>
+              </w:rPr>
+            </w:pPr>
+            <w:r>
+              <w:rPr>
+                <w:u w:val="none"/>
+              </w:rPr>
+              <w:t xml:space="preserve">    </w:t>
+            </w:r>
+            <w:r>
+              <w:rPr>
+                <w:u w:val="none"/>
+              </w:rPr>
+              <w:t>if M[0] &lt; index: raise Exception(f"Во множестве {M} нет элемента с индексом {index}")</w:t>
+            </w:r>
+          </w:p>
+          <w:p>
+            <w:pPr>
+              <w:pStyle w:val="Style13"/>
+              <w:numPr>
+                <w:ilvl w:val="0"/>
+                <w:numId w:val="2"/>
+              </w:numPr>
+              <w:ind w:hanging="0" w:left="0"/>
+              <w:rPr>
+                <w:u w:val="none"/>
+              </w:rPr>
+            </w:pPr>
+            <w:r>
+              <w:rPr>
+                <w:u w:val="none"/>
+              </w:rPr>
+              <w:t xml:space="preserve">    </w:t>
+            </w:r>
+            <w:r>
+              <w:rPr>
+                <w:u w:val="none"/>
+              </w:rPr>
+              <w:t>element = M[index]</w:t>
+            </w:r>
+          </w:p>
+          <w:p>
+            <w:pPr>
+              <w:pStyle w:val="Style13"/>
+              <w:numPr>
+                <w:ilvl w:val="0"/>
+                <w:numId w:val="2"/>
+              </w:numPr>
+              <w:ind w:hanging="0" w:left="0"/>
+              <w:rPr>
+                <w:u w:val="none"/>
+              </w:rPr>
+            </w:pPr>
+            <w:r>
+              <w:rPr>
+                <w:u w:val="none"/>
+              </w:rPr>
+              <w:t xml:space="preserve">    </w:t>
+            </w:r>
+            <w:r>
+              <w:rPr>
+                <w:u w:val="none"/>
+              </w:rPr>
+              <w:t>UdalitIzMnozhestva(M, element)</w:t>
+            </w:r>
+          </w:p>
+          <w:p>
+            <w:pPr>
+              <w:pStyle w:val="Style13"/>
+              <w:numPr>
+                <w:ilvl w:val="0"/>
+                <w:numId w:val="2"/>
+              </w:numPr>
+              <w:ind w:hanging="0" w:left="0"/>
+              <w:rPr>
+                <w:u w:val="none"/>
+              </w:rPr>
+            </w:pPr>
+            <w:r>
+              <w:rPr>
+                <w:u w:val="none"/>
+              </w:rPr>
+              <w:t xml:space="preserve">    </w:t>
+            </w:r>
+            <w:r>
+              <w:rPr>
+                <w:u w:val="none"/>
+              </w:rPr>
+              <w:t>return element</w:t>
+            </w:r>
+          </w:p>
+        </w:tc>
+      </w:tr>
+    </w:tbl>
+    <w:p>
+      <w:pPr>
+        <w:pStyle w:val="BodyText"/>
+        <w:numPr>
+          <w:ilvl w:val="0"/>
+          <w:numId w:val="2"/>
+        </w:numPr>
+        <w:ind w:hanging="0" w:left="0"/>
+        <w:rPr/>
+      </w:pPr>
+      <w:r>
+        <w:rPr/>
+        <w:t>Предусловие: M = M[1], …, M[N] — ряд с произвольными значениями целочисленного типа</w:t>
+      </w:r>
+      <w:r>
+        <w:rPr/>
+        <w:t>.</w:t>
+      </w:r>
+      <w:r>
+        <w:rPr/>
+        <w:t xml:space="preserve"> </w:t>
+      </w:r>
+      <w:r>
+        <w:rPr/>
+        <w:t>Index</w:t>
+      </w:r>
+      <w:r>
+        <w:rPr/>
+        <w:t xml:space="preserve"> — </w:t>
+      </w:r>
+      <w:r>
+        <w:rPr/>
+        <w:t>индекс желаемого элемента.</w:t>
+      </w:r>
+    </w:p>
+    <w:p>
+      <w:pPr>
+        <w:pStyle w:val="BodyText"/>
+        <w:numPr>
+          <w:ilvl w:val="0"/>
+          <w:numId w:val="2"/>
+        </w:numPr>
+        <w:ind w:hanging="0" w:left="0"/>
+        <w:rPr/>
+      </w:pPr>
+      <w:r>
+        <w:rPr/>
+        <w:t xml:space="preserve">Постусловие: размер M остался неизменным. </w:t>
+      </w:r>
+      <w:r>
+        <w:rPr/>
+        <w:t>Функция отдала элемент, который был удален из M. Служебный элемент уменьшил свое значение на 1.</w:t>
+      </w:r>
+    </w:p>
+    <w:p>
+      <w:pPr>
+        <w:pStyle w:val="Heading3"/>
+        <w:numPr>
+          <w:ilvl w:val="2"/>
+          <w:numId w:val="2"/>
+        </w:numPr>
+        <w:ind w:firstLine="709" w:left="0"/>
+        <w:rPr/>
+      </w:pPr>
+      <w:bookmarkStart w:id="47" w:name="__RefHeading___Toc4241_2026028575_Копия4"/>
+      <w:bookmarkEnd w:id="47"/>
+      <w:r>
+        <w:rPr/>
+        <w:t>Текст проверочной программы</w:t>
+      </w:r>
+    </w:p>
+    <w:tbl>
+      <w:tblPr>
+        <w:tblW w:w="5000" w:type="pct"/>
+        <w:jc w:val="left"/>
+        <w:tblInd w:w="55" w:type="dxa"/>
+        <w:tblLayout w:type="fixed"/>
+        <w:tblCellMar>
+          <w:top w:w="55" w:type="dxa"/>
+          <w:left w:w="55" w:type="dxa"/>
+          <w:bottom w:w="55" w:type="dxa"/>
+          <w:right w:w="55" w:type="dxa"/>
+        </w:tblCellMar>
+      </w:tblPr>
+      <w:tblGrid>
+        <w:gridCol w:w="9638"/>
+      </w:tblGrid>
+      <w:tr>
+        <w:trPr>
+          <w:trHeight w:val="5443" w:hRule="atLeast"/>
+        </w:trPr>
+        <w:tc>
+          <w:tcPr>
+            <w:tcW w:w="9638" w:type="dxa"/>
+            <w:tcBorders>
+              <w:top w:val="single" w:sz="4" w:space="0" w:color="000000"/>
+              <w:left w:val="single" w:sz="4" w:space="0" w:color="000000"/>
+              <w:bottom w:val="single" w:sz="4" w:space="0" w:color="000000"/>
+              <w:right w:val="single" w:sz="4" w:space="0" w:color="000000"/>
+            </w:tcBorders>
+          </w:tcPr>
+          <w:p>
+            <w:pPr>
+              <w:pStyle w:val="Style13"/>
+              <w:numPr>
+                <w:ilvl w:val="0"/>
+                <w:numId w:val="2"/>
+              </w:numPr>
+              <w:ind w:hanging="0" w:left="0"/>
+              <w:rPr/>
+            </w:pPr>
+            <w:r>
+              <w:rPr/>
+              <w:t>def TestDostatIzMnozhestva():</w:t>
+            </w:r>
+          </w:p>
+          <w:p>
+            <w:pPr>
+              <w:pStyle w:val="Style13"/>
+              <w:numPr>
+                <w:ilvl w:val="0"/>
+                <w:numId w:val="2"/>
+              </w:numPr>
+              <w:ind w:hanging="0" w:left="0"/>
+              <w:rPr/>
+            </w:pPr>
+            <w:r>
+              <w:rPr/>
+              <w:t xml:space="preserve">    </w:t>
+            </w:r>
+            <w:r>
+              <w:rPr/>
+              <w:t>N = 10</w:t>
+            </w:r>
+          </w:p>
+          <w:p>
+            <w:pPr>
+              <w:pStyle w:val="Style13"/>
+              <w:numPr>
+                <w:ilvl w:val="0"/>
+                <w:numId w:val="2"/>
+              </w:numPr>
+              <w:ind w:hanging="0" w:left="0"/>
+              <w:rPr/>
+            </w:pPr>
+            <w:r>
+              <w:rPr/>
+              <w:t xml:space="preserve">    </w:t>
+            </w:r>
+            <w:r>
+              <w:rPr/>
+              <w:t>M = [PROBEL] * (N+1) # Создаем множество длиной N+1 (+1 для возможности индексации от 1 до N)</w:t>
+            </w:r>
+          </w:p>
+          <w:p>
+            <w:pPr>
+              <w:pStyle w:val="Style13"/>
+              <w:numPr>
+                <w:ilvl w:val="0"/>
+                <w:numId w:val="2"/>
+              </w:numPr>
+              <w:ind w:hanging="0" w:left="0"/>
+              <w:rPr/>
+            </w:pPr>
+            <w:r>
+              <w:rPr/>
+              <w:t xml:space="preserve">    </w:t>
+            </w:r>
+            <w:r>
+              <w:rPr/>
+              <w:t>M[0] = 2</w:t>
+            </w:r>
+          </w:p>
+          <w:p>
+            <w:pPr>
+              <w:pStyle w:val="Style13"/>
+              <w:numPr>
+                <w:ilvl w:val="0"/>
+                <w:numId w:val="2"/>
+              </w:numPr>
+              <w:ind w:hanging="0" w:left="0"/>
+              <w:rPr/>
+            </w:pPr>
+            <w:r>
+              <w:rPr/>
+              <w:t xml:space="preserve">    </w:t>
+            </w:r>
+            <w:r>
+              <w:rPr/>
+              <w:t>M[1] = 2</w:t>
+            </w:r>
+          </w:p>
+          <w:p>
+            <w:pPr>
+              <w:pStyle w:val="Style13"/>
+              <w:numPr>
+                <w:ilvl w:val="0"/>
+                <w:numId w:val="2"/>
+              </w:numPr>
+              <w:ind w:hanging="0" w:left="0"/>
+              <w:rPr/>
+            </w:pPr>
+            <w:r>
+              <w:rPr/>
+              <w:t xml:space="preserve">    </w:t>
+            </w:r>
+            <w:r>
+              <w:rPr/>
+              <w:t>M[2] = 5</w:t>
+            </w:r>
+          </w:p>
+          <w:p>
+            <w:pPr>
+              <w:pStyle w:val="Style13"/>
+              <w:numPr>
+                <w:ilvl w:val="0"/>
+                <w:numId w:val="2"/>
+              </w:numPr>
+              <w:ind w:hanging="0" w:left="0"/>
+              <w:rPr/>
+            </w:pPr>
+            <w:r>
+              <w:rPr/>
+              <w:t xml:space="preserve">    </w:t>
+            </w:r>
+            <w:r>
+              <w:rPr/>
+              <w:t>dostat_element = M[2]</w:t>
+            </w:r>
+          </w:p>
+          <w:p>
+            <w:pPr>
+              <w:pStyle w:val="Style13"/>
+              <w:numPr>
+                <w:ilvl w:val="0"/>
+                <w:numId w:val="2"/>
+              </w:numPr>
+              <w:ind w:hanging="0" w:left="0"/>
+              <w:rPr/>
+            </w:pPr>
+            <w:r>
+              <w:rPr/>
+              <w:t xml:space="preserve">    </w:t>
+            </w:r>
+            <w:r>
+              <w:rPr/>
+              <w:t>print(f"Множество до изъятия элемента: {M}")</w:t>
+            </w:r>
+          </w:p>
+          <w:p>
+            <w:pPr>
+              <w:pStyle w:val="Style13"/>
+              <w:numPr>
+                <w:ilvl w:val="0"/>
+                <w:numId w:val="2"/>
+              </w:numPr>
+              <w:ind w:hanging="0" w:left="0"/>
+              <w:rPr/>
+            </w:pPr>
+            <w:r>
+              <w:rPr/>
+              <w:t xml:space="preserve">    </w:t>
+            </w:r>
+            <w:r>
+              <w:rPr/>
+              <w:t>element = DostatIzMnozhestva(M, 2) # Вызываем проверяемую функцию (добавить в множество)</w:t>
+            </w:r>
+          </w:p>
+          <w:p>
+            <w:pPr>
+              <w:pStyle w:val="Style13"/>
+              <w:numPr>
+                <w:ilvl w:val="0"/>
+                <w:numId w:val="2"/>
+              </w:numPr>
+              <w:ind w:hanging="0" w:left="0"/>
+              <w:rPr/>
+            </w:pPr>
+            <w:r>
+              <w:rPr/>
+              <w:t xml:space="preserve">    </w:t>
+            </w:r>
+            <w:r>
+              <w:rPr/>
+              <w:t>print(f"Множество после изъятия элемента: {M}")</w:t>
+            </w:r>
+          </w:p>
+          <w:p>
+            <w:pPr>
+              <w:pStyle w:val="Style13"/>
+              <w:numPr>
+                <w:ilvl w:val="0"/>
+                <w:numId w:val="2"/>
+              </w:numPr>
+              <w:ind w:hanging="0" w:left="0"/>
+              <w:rPr/>
+            </w:pPr>
+            <w:r>
+              <w:rPr/>
+              <w:t xml:space="preserve">    </w:t>
+            </w:r>
+            <w:r>
+              <w:rPr/>
+              <w:t>print(f"Изъятый элемент: {element}")</w:t>
+            </w:r>
+          </w:p>
+          <w:p>
+            <w:pPr>
+              <w:pStyle w:val="Style13"/>
+              <w:numPr>
+                <w:ilvl w:val="0"/>
+                <w:numId w:val="2"/>
+              </w:numPr>
+              <w:ind w:hanging="0" w:left="0"/>
+              <w:rPr/>
+            </w:pPr>
+            <w:r>
+              <w:rPr/>
+              <w:t xml:space="preserve">    </w:t>
+            </w:r>
+            <w:r>
+              <w:rPr/>
+              <w:t>assert element == dostat_element</w:t>
+            </w:r>
+          </w:p>
+          <w:p>
+            <w:pPr>
+              <w:pStyle w:val="Style13"/>
+              <w:numPr>
+                <w:ilvl w:val="0"/>
+                <w:numId w:val="2"/>
+              </w:numPr>
+              <w:ind w:hanging="0" w:left="0"/>
+              <w:rPr/>
+            </w:pPr>
+            <w:r>
+              <w:rPr/>
+              <w:t xml:space="preserve">    </w:t>
+            </w:r>
+            <w:r>
+              <w:rPr/>
+              <w:t>assert len(M) == N+1 # Проверяем, осталась ли длина прежней</w:t>
+            </w:r>
+          </w:p>
+          <w:p>
+            <w:pPr>
+              <w:pStyle w:val="Style13"/>
+              <w:numPr>
+                <w:ilvl w:val="0"/>
+                <w:numId w:val="2"/>
+              </w:numPr>
+              <w:ind w:hanging="0" w:left="0"/>
+              <w:rPr/>
+            </w:pPr>
+            <w:r>
+              <w:rPr/>
+              <w:t xml:space="preserve">    </w:t>
+            </w:r>
+            <w:r>
+              <w:rPr/>
+              <w:t>assert M[0] == 1 # Проверяем, поменял ли значение служебный элемент множества</w:t>
+            </w:r>
+          </w:p>
+          <w:p>
+            <w:pPr>
+              <w:pStyle w:val="Style13"/>
+              <w:numPr>
+                <w:ilvl w:val="0"/>
+                <w:numId w:val="2"/>
+              </w:numPr>
+              <w:ind w:hanging="0" w:left="0"/>
+              <w:rPr/>
+            </w:pPr>
+            <w:r>
+              <w:rPr/>
+              <w:t xml:space="preserve">    </w:t>
+            </w:r>
+            <w:r>
+              <w:rPr/>
+              <w:t>assert M[1] == 2 # Проверяем, добавился ли элемент на самом деле</w:t>
+            </w:r>
+          </w:p>
+          <w:p>
+            <w:pPr>
+              <w:pStyle w:val="Style13"/>
+              <w:numPr>
+                <w:ilvl w:val="0"/>
+                <w:numId w:val="2"/>
+              </w:numPr>
+              <w:ind w:hanging="0" w:left="0"/>
+              <w:rPr/>
+            </w:pPr>
+            <w:r>
+              <w:rPr/>
+              <w:t xml:space="preserve">    </w:t>
+            </w:r>
+            <w:r>
+              <w:rPr/>
+              <w:t>try:</w:t>
+            </w:r>
+          </w:p>
+          <w:p>
+            <w:pPr>
+              <w:pStyle w:val="Style13"/>
+              <w:numPr>
+                <w:ilvl w:val="0"/>
+                <w:numId w:val="2"/>
+              </w:numPr>
+              <w:ind w:hanging="0" w:left="0"/>
+              <w:rPr/>
+            </w:pPr>
+            <w:r>
+              <w:rPr/>
+              <w:t xml:space="preserve">        </w:t>
+            </w:r>
+            <w:r>
+              <w:rPr/>
+              <w:t>DostatIzMnozhestva(M, 200) # Проверка при попытке изъять несуществующий элемент</w:t>
+            </w:r>
+          </w:p>
+          <w:p>
+            <w:pPr>
+              <w:pStyle w:val="Style13"/>
+              <w:numPr>
+                <w:ilvl w:val="0"/>
+                <w:numId w:val="2"/>
+              </w:numPr>
+              <w:ind w:hanging="0" w:left="0"/>
+              <w:rPr/>
+            </w:pPr>
+            <w:r>
+              <w:rPr/>
+              <w:t xml:space="preserve">        </w:t>
+            </w:r>
+            <w:r>
+              <w:rPr/>
+              <w:t>print("Проверка не отработала как нужно")</w:t>
+            </w:r>
+          </w:p>
+          <w:p>
+            <w:pPr>
+              <w:pStyle w:val="Style13"/>
+              <w:numPr>
+                <w:ilvl w:val="0"/>
+                <w:numId w:val="2"/>
+              </w:numPr>
+              <w:ind w:hanging="0" w:left="0"/>
+              <w:rPr/>
+            </w:pPr>
+            <w:r>
+              <w:rPr/>
+              <w:t xml:space="preserve">    </w:t>
+            </w:r>
+            <w:r>
+              <w:rPr/>
+              <w:t>except:</w:t>
+            </w:r>
+          </w:p>
+          <w:p>
+            <w:pPr>
+              <w:pStyle w:val="Style13"/>
+              <w:numPr>
+                <w:ilvl w:val="0"/>
+                <w:numId w:val="2"/>
+              </w:numPr>
+              <w:ind w:hanging="0" w:left="0"/>
+              <w:rPr/>
+            </w:pPr>
+            <w:r>
+              <w:rPr/>
+              <w:t xml:space="preserve">        </w:t>
+            </w:r>
+            <w:r>
+              <w:rPr/>
+              <w:t>print("Попытка изъять несуществующий элемент обернулась ошибкой")</w:t>
+            </w:r>
+          </w:p>
+          <w:p>
+            <w:pPr>
+              <w:pStyle w:val="Style13"/>
+              <w:numPr>
+                <w:ilvl w:val="0"/>
+                <w:numId w:val="2"/>
+              </w:numPr>
+              <w:ind w:hanging="0" w:left="0"/>
+              <w:rPr/>
+            </w:pPr>
+            <w:r>
+              <w:rPr/>
+              <w:t xml:space="preserve">    </w:t>
+            </w:r>
+            <w:r>
+              <w:rPr/>
+              <w:t>print("Функция изъятия элемента во множества отработала успешно")</w:t>
+            </w:r>
+          </w:p>
+        </w:tc>
+      </w:tr>
+    </w:tbl>
+    <w:p>
+      <w:pPr>
+        <w:pStyle w:val="Heading3"/>
+        <w:numPr>
+          <w:ilvl w:val="2"/>
+          <w:numId w:val="2"/>
+        </w:numPr>
+        <w:ind w:firstLine="709" w:left="0"/>
+        <w:rPr/>
+      </w:pPr>
+      <w:bookmarkStart w:id="48" w:name="__RefHeading___Toc4243_2026028575_Копия9"/>
+      <w:bookmarkEnd w:id="48"/>
+      <w:r>
+        <w:rPr/>
+        <w:t>Содержимое окна ввода/вывод</w:t>
+      </w:r>
+      <w:bookmarkStart w:id="49" w:name="__RefHeading___Toc4243_2026028575_Копияa"/>
+      <w:bookmarkEnd w:id="49"/>
+      <w:r>
+        <w:rPr/>
+        <w:t>а</w:t>
+      </w:r>
+    </w:p>
+    <w:tbl>
+      <w:tblPr>
+        <w:tblW w:w="5000" w:type="pct"/>
+        <w:jc w:val="left"/>
+        <w:tblInd w:w="55" w:type="dxa"/>
+        <w:tblLayout w:type="fixed"/>
+        <w:tblCellMar>
+          <w:top w:w="55" w:type="dxa"/>
+          <w:left w:w="55" w:type="dxa"/>
+          <w:bottom w:w="55" w:type="dxa"/>
+          <w:right w:w="55" w:type="dxa"/>
+        </w:tblCellMar>
+      </w:tblPr>
+      <w:tblGrid>
+        <w:gridCol w:w="9638"/>
+      </w:tblGrid>
+      <w:tr>
+        <w:trPr/>
+        <w:tc>
+          <w:tcPr>
+            <w:tcW w:w="9638" w:type="dxa"/>
+            <w:tcBorders>
+              <w:top w:val="single" w:sz="4" w:space="0" w:color="000000"/>
+              <w:left w:val="single" w:sz="4" w:space="0" w:color="000000"/>
+              <w:bottom w:val="single" w:sz="4" w:space="0" w:color="000000"/>
+              <w:right w:val="single" w:sz="4" w:space="0" w:color="000000"/>
+            </w:tcBorders>
+          </w:tcPr>
+          <w:p>
+            <w:pPr>
+              <w:pStyle w:val="Style13"/>
+              <w:numPr>
+                <w:ilvl w:val="0"/>
+                <w:numId w:val="2"/>
+              </w:numPr>
+              <w:ind w:hanging="0" w:left="0"/>
+              <w:rPr/>
+            </w:pPr>
+            <w:r>
+              <w:rPr/>
+              <w:t>Множество до изъятия элемента: [2, 2, 5, ' ', ' ', ' ', ' ', ' ', ' ', ' ', ' ']</w:t>
+            </w:r>
+          </w:p>
+          <w:p>
+            <w:pPr>
+              <w:pStyle w:val="Style13"/>
+              <w:numPr>
+                <w:ilvl w:val="0"/>
+                <w:numId w:val="2"/>
+              </w:numPr>
+              <w:ind w:hanging="0" w:left="0"/>
+              <w:rPr/>
+            </w:pPr>
+            <w:r>
+              <w:rPr/>
+              <w:t>Множество после изъятия элемента: [1, 2, ' ', ' ', ' ', ' ', ' ', ' ', ' ', ' ', ' ']</w:t>
+            </w:r>
+          </w:p>
+          <w:p>
+            <w:pPr>
+              <w:pStyle w:val="Style13"/>
+              <w:numPr>
+                <w:ilvl w:val="0"/>
+                <w:numId w:val="2"/>
+              </w:numPr>
+              <w:ind w:hanging="0" w:left="0"/>
+              <w:rPr/>
+            </w:pPr>
+            <w:r>
+              <w:rPr/>
+              <w:t>Изъятый элемент: 5</w:t>
+            </w:r>
+          </w:p>
+          <w:p>
+            <w:pPr>
+              <w:pStyle w:val="Style13"/>
+              <w:numPr>
+                <w:ilvl w:val="0"/>
+                <w:numId w:val="2"/>
+              </w:numPr>
+              <w:ind w:hanging="0" w:left="0"/>
+              <w:rPr/>
+            </w:pPr>
+            <w:r>
+              <w:rPr/>
+              <w:t>Попытка изъять несуществующий элемент обернулась ошибкой</w:t>
+            </w:r>
+          </w:p>
+          <w:p>
+            <w:pPr>
+              <w:pStyle w:val="Style13"/>
+              <w:numPr>
+                <w:ilvl w:val="0"/>
+                <w:numId w:val="2"/>
+              </w:numPr>
+              <w:ind w:hanging="0" w:left="0"/>
+              <w:rPr/>
+            </w:pPr>
+            <w:r>
+              <w:rPr/>
+              <w:t>Функция изъятия элемента во множества отработала успешно</w:t>
             </w:r>
           </w:p>
         </w:tc>

--- a/Отчет.docx
+++ b/Отчет.docx
@@ -238,6 +238,42 @@
             <w:rStyle w:val="ListLabel28"/>
           </w:rPr>
           <w:t>Добавить элемент &lt;вх: element&gt; в множество &lt;вх: M&gt;</w:t>
+        </w:r>
+      </w:hyperlink>
+    </w:p>
+    <w:p>
+      <w:pPr>
+        <w:pStyle w:val="BodyText"/>
+        <w:numPr>
+          <w:ilvl w:val="0"/>
+          <w:numId w:val="3"/>
+        </w:numPr>
+        <w:rPr/>
+      </w:pPr>
+      <w:hyperlink w:anchor="__RefHeading___Toc4237_2026028575_%25D0%">
+        <w:r>
+          <w:rPr>
+            <w:rStyle w:val="Style10"/>
+          </w:rPr>
+          <w:t>Достать элемент &lt;вх: element&gt; из множества &lt;вх: M&gt;</w:t>
+        </w:r>
+      </w:hyperlink>
+    </w:p>
+    <w:p>
+      <w:pPr>
+        <w:pStyle w:val="BodyText"/>
+        <w:numPr>
+          <w:ilvl w:val="0"/>
+          <w:numId w:val="3"/>
+        </w:numPr>
+        <w:rPr/>
+      </w:pPr>
+      <w:hyperlink w:anchor="__RefHeading___Toc4237_2026028575_%25D01">
+        <w:r>
+          <w:rPr>
+            <w:rStyle w:val="Style10"/>
+          </w:rPr>
+          <w:t>Завершить работу</w:t>
         </w:r>
       </w:hyperlink>
     </w:p>
@@ -772,7 +808,7 @@
             </w:tabs>
             <w:rPr/>
           </w:pPr>
-          <w:hyperlink w:anchor="__RefHeading___Toc4237_2026028575_%25D0%">
+          <w:hyperlink w:anchor="__RefHeading___Toc4237_2026028575_%25D02">
             <w:r>
               <w:rPr>
                 <w:rStyle w:val="Style10"/>
@@ -852,7 +888,7 @@
             </w:tabs>
             <w:rPr/>
           </w:pPr>
-          <w:hyperlink w:anchor="__RefHeading___Toc4237_2026028575_%25D01">
+          <w:hyperlink w:anchor="__RefHeading___Toc4237_2026028575_%25D03">
             <w:r>
               <w:rPr>
                 <w:rStyle w:val="Style10"/>
@@ -932,7 +968,7 @@
             </w:tabs>
             <w:rPr/>
           </w:pPr>
-          <w:hyperlink w:anchor="__RefHeading___Toc4237_2026028575_%25D02">
+          <w:hyperlink w:anchor="__RefHeading___Toc4237_2026028575_%25D04">
             <w:r>
               <w:rPr>
                 <w:rStyle w:val="Style10"/>
@@ -1012,7 +1048,7 @@
             </w:tabs>
             <w:rPr/>
           </w:pPr>
-          <w:hyperlink w:anchor="__RefHeading___Toc4237_2026028575_%25D03">
+          <w:hyperlink w:anchor="__RefHeading___Toc4237_2026028575_%25D05">
             <w:r>
               <w:rPr>
                 <w:rStyle w:val="Style10"/>
@@ -1080,6 +1116,166 @@
               <w:t>Содержимое окна ввода/вывода</w:t>
               <w:tab/>
               <w:t>12</w:t>
+            </w:r>
+          </w:hyperlink>
+        </w:p>
+        <w:p>
+          <w:pPr>
+            <w:pStyle w:val="TOC2"/>
+            <w:tabs>
+              <w:tab w:val="clear" w:pos="9355"/>
+              <w:tab w:val="right" w:pos="9637" w:leader="dot"/>
+            </w:tabs>
+            <w:rPr/>
+          </w:pPr>
+          <w:hyperlink w:anchor="__RefHeading___Toc4237_2026028575_%25D0%">
+            <w:r>
+              <w:rPr>
+                <w:rStyle w:val="Style10"/>
+              </w:rPr>
+              <w:t>10. Достать элемент &lt;вх: element&gt; из множества &lt;вх: M&gt;</w:t>
+              <w:tab/>
+              <w:t>13</w:t>
+            </w:r>
+          </w:hyperlink>
+        </w:p>
+        <w:p>
+          <w:pPr>
+            <w:pStyle w:val="TOC3"/>
+            <w:tabs>
+              <w:tab w:val="clear" w:pos="9071"/>
+              <w:tab w:val="right" w:pos="9637" w:leader="dot"/>
+            </w:tabs>
+            <w:rPr/>
+          </w:pPr>
+          <w:hyperlink w:anchor="__RefHeading___Toc4239_2026028575_%25D04">
+            <w:r>
+              <w:rPr>
+                <w:rStyle w:val="Style10"/>
+              </w:rPr>
+              <w:t>Текст реализации предписания</w:t>
+              <w:tab/>
+              <w:t>13</w:t>
+            </w:r>
+          </w:hyperlink>
+        </w:p>
+        <w:p>
+          <w:pPr>
+            <w:pStyle w:val="TOC3"/>
+            <w:tabs>
+              <w:tab w:val="clear" w:pos="9071"/>
+              <w:tab w:val="right" w:pos="9637" w:leader="dot"/>
+            </w:tabs>
+            <w:rPr/>
+          </w:pPr>
+          <w:hyperlink w:anchor="__RefHeading___Toc4241_2026028575_%25D04">
+            <w:r>
+              <w:rPr>
+                <w:rStyle w:val="Style10"/>
+              </w:rPr>
+              <w:t>Текст проверочной программы</w:t>
+              <w:tab/>
+              <w:t>13</w:t>
+            </w:r>
+          </w:hyperlink>
+        </w:p>
+        <w:p>
+          <w:pPr>
+            <w:pStyle w:val="TOC3"/>
+            <w:tabs>
+              <w:tab w:val="clear" w:pos="9071"/>
+              <w:tab w:val="right" w:pos="9637" w:leader="dot"/>
+            </w:tabs>
+            <w:rPr/>
+          </w:pPr>
+          <w:hyperlink w:anchor="__RefHeading___Toc4243_2026028575_%25D04">
+            <w:r>
+              <w:rPr>
+                <w:rStyle w:val="Style10"/>
+              </w:rPr>
+              <w:t>Содержимое окна ввода/вывода</w:t>
+              <w:tab/>
+              <w:t>13</w:t>
+            </w:r>
+          </w:hyperlink>
+        </w:p>
+        <w:p>
+          <w:pPr>
+            <w:pStyle w:val="TOC2"/>
+            <w:tabs>
+              <w:tab w:val="clear" w:pos="9355"/>
+              <w:tab w:val="right" w:pos="9637" w:leader="dot"/>
+            </w:tabs>
+            <w:rPr/>
+          </w:pPr>
+          <w:hyperlink w:anchor="__RefHeading___Toc4237_2026028575_%25D01">
+            <w:r>
+              <w:rPr>
+                <w:rStyle w:val="Style10"/>
+              </w:rPr>
+              <w:t>11. Завершить работу</w:t>
+              <w:tab/>
+              <w:t>14</w:t>
+            </w:r>
+          </w:hyperlink>
+        </w:p>
+        <w:p>
+          <w:pPr>
+            <w:pStyle w:val="TOC3"/>
+            <w:tabs>
+              <w:tab w:val="clear" w:pos="9071"/>
+              <w:tab w:val="right" w:pos="9637" w:leader="dot"/>
+            </w:tabs>
+            <w:rPr/>
+          </w:pPr>
+          <w:hyperlink w:anchor="__RefHeading___Toc4239_2026028575_%25D05">
+            <w:r>
+              <w:rPr>
+                <w:rStyle w:val="Style10"/>
+              </w:rPr>
+              <w:t>Текст реализации предписания</w:t>
+              <w:tab/>
+              <w:t>14</w:t>
+            </w:r>
+          </w:hyperlink>
+        </w:p>
+        <w:p>
+          <w:pPr>
+            <w:pStyle w:val="TOC3"/>
+            <w:tabs>
+              <w:tab w:val="clear" w:pos="9071"/>
+              <w:tab w:val="right" w:pos="9637" w:leader="dot"/>
+            </w:tabs>
+            <w:rPr/>
+          </w:pPr>
+          <w:hyperlink w:anchor="__RefHeading___Toc4241_2026028575_%25D05">
+            <w:r>
+              <w:rPr>
+                <w:rStyle w:val="Style10"/>
+              </w:rPr>
+              <w:t>Текст проверочной программы</w:t>
+              <w:tab/>
+              <w:t>14</w:t>
+            </w:r>
+          </w:hyperlink>
+        </w:p>
+        <w:p>
+          <w:pPr>
+            <w:pStyle w:val="TOC3"/>
+            <w:tabs>
+              <w:tab w:val="clear" w:pos="9071"/>
+              <w:tab w:val="right" w:pos="9637" w:leader="dot"/>
+            </w:tabs>
+            <w:rPr/>
+          </w:pPr>
+          <w:hyperlink w:anchor="__RefHeading___Toc4243_2026028575_%25D05">
+            <w:r>
+              <w:rPr>
+                <w:rStyle w:val="Style10"/>
+              </w:rPr>
+              <w:t>Содержимое окна ввода/вывода</w:t>
+              <w:tab/>
+              <w:t>14</w:t>
             </w:r>
           </w:hyperlink>
           <w:r>
@@ -6909,7 +7105,7 @@
             </w:r>
             <w:r>
               <w:rPr/>
-              <w:t>element = DostatIzMnozhestva(M, 2) # Вызываем проверяемую функцию (добавить в множество)</w:t>
+              <w:t>element = DostatIzMnozhestva(M, 2) # Вызываем проверяемую функцию (достать из множества)</w:t>
             </w:r>
           </w:p>
           <w:p>
@@ -7267,6 +7463,321 @@
             <w:r>
               <w:rPr/>
               <w:t>Функция изъятия элемента во множества отработала успешно</w:t>
+            </w:r>
+          </w:p>
+        </w:tc>
+      </w:tr>
+    </w:tbl>
+    <w:p>
+      <w:pPr>
+        <w:pStyle w:val="Heading2"/>
+        <w:numPr>
+          <w:ilvl w:val="1"/>
+          <w:numId w:val="2"/>
+        </w:numPr>
+        <w:ind w:firstLine="709" w:left="0"/>
+        <w:rPr/>
+      </w:pPr>
+      <w:r>
+        <w:br w:type="page"/>
+      </w:r>
+      <w:bookmarkStart w:id="50" w:name="__RefHeading___Toc4237_2026028575_Копия5"/>
+      <w:bookmarkEnd w:id="50"/>
+      <w:r>
+        <w:rPr/>
+        <w:t>11</w:t>
+      </w:r>
+      <w:r>
+        <w:rPr/>
+        <w:t xml:space="preserve">. </w:t>
+      </w:r>
+      <w:r>
+        <w:rPr/>
+        <w:t>Завершить работу</w:t>
+      </w:r>
+    </w:p>
+    <w:p>
+      <w:pPr>
+        <w:pStyle w:val="Heading3"/>
+        <w:numPr>
+          <w:ilvl w:val="2"/>
+          <w:numId w:val="2"/>
+        </w:numPr>
+        <w:ind w:firstLine="709" w:left="0"/>
+        <w:rPr/>
+      </w:pPr>
+      <w:bookmarkStart w:id="51" w:name="__RefHeading___Toc4239_2026028575_Копия5"/>
+      <w:bookmarkEnd w:id="51"/>
+      <w:r>
+        <w:rPr/>
+        <w:t>Текст реализации предписания</w:t>
+      </w:r>
+    </w:p>
+    <w:tbl>
+      <w:tblPr>
+        <w:tblW w:w="5000" w:type="pct"/>
+        <w:jc w:val="left"/>
+        <w:tblInd w:w="55" w:type="dxa"/>
+        <w:tblLayout w:type="fixed"/>
+        <w:tblCellMar>
+          <w:top w:w="55" w:type="dxa"/>
+          <w:left w:w="55" w:type="dxa"/>
+          <w:bottom w:w="55" w:type="dxa"/>
+          <w:right w:w="55" w:type="dxa"/>
+        </w:tblCellMar>
+      </w:tblPr>
+      <w:tblGrid>
+        <w:gridCol w:w="9638"/>
+      </w:tblGrid>
+      <w:tr>
+        <w:trPr>
+          <w:trHeight w:val="793" w:hRule="atLeast"/>
+        </w:trPr>
+        <w:tc>
+          <w:tcPr>
+            <w:tcW w:w="9638" w:type="dxa"/>
+            <w:tcBorders>
+              <w:top w:val="single" w:sz="4" w:space="0" w:color="000000"/>
+              <w:left w:val="single" w:sz="4" w:space="0" w:color="000000"/>
+              <w:bottom w:val="single" w:sz="4" w:space="0" w:color="000000"/>
+              <w:right w:val="single" w:sz="4" w:space="0" w:color="000000"/>
+            </w:tcBorders>
+          </w:tcPr>
+          <w:p>
+            <w:pPr>
+              <w:pStyle w:val="Style13"/>
+              <w:numPr>
+                <w:ilvl w:val="0"/>
+                <w:numId w:val="2"/>
+              </w:numPr>
+              <w:ind w:hanging="0" w:left="0"/>
+              <w:rPr>
+                <w:u w:val="none"/>
+              </w:rPr>
+            </w:pPr>
+            <w:r>
+              <w:rPr>
+                <w:u w:val="none"/>
+              </w:rPr>
+              <w:t>def ZavershitRabotu() -&gt; None:</w:t>
+            </w:r>
+          </w:p>
+          <w:p>
+            <w:pPr>
+              <w:pStyle w:val="Style13"/>
+              <w:numPr>
+                <w:ilvl w:val="0"/>
+                <w:numId w:val="2"/>
+              </w:numPr>
+              <w:ind w:hanging="0" w:left="0"/>
+              <w:rPr>
+                <w:u w:val="none"/>
+              </w:rPr>
+            </w:pPr>
+            <w:r>
+              <w:rPr>
+                <w:u w:val="none"/>
+              </w:rPr>
+              <w:t xml:space="preserve">    </w:t>
+            </w:r>
+            <w:r>
+              <w:rPr>
+                <w:u w:val="none"/>
+              </w:rPr>
+              <w:t>print("Работа завершена")</w:t>
+            </w:r>
+          </w:p>
+        </w:tc>
+      </w:tr>
+    </w:tbl>
+    <w:p>
+      <w:pPr>
+        <w:pStyle w:val="BodyText"/>
+        <w:numPr>
+          <w:ilvl w:val="0"/>
+          <w:numId w:val="2"/>
+        </w:numPr>
+        <w:ind w:hanging="0" w:left="0"/>
+        <w:rPr/>
+      </w:pPr>
+      <w:r>
+        <w:rPr/>
+        <w:t xml:space="preserve">Предусловие: </w:t>
+      </w:r>
+      <w:r>
+        <w:rPr/>
+        <w:t>после вызова функции никаких инструкций идти не должно. Эта инструкция — обозначение окончания программы.</w:t>
+      </w:r>
+    </w:p>
+    <w:p>
+      <w:pPr>
+        <w:pStyle w:val="BodyText"/>
+        <w:numPr>
+          <w:ilvl w:val="0"/>
+          <w:numId w:val="2"/>
+        </w:numPr>
+        <w:ind w:hanging="0" w:left="0"/>
+        <w:rPr/>
+      </w:pPr>
+      <w:r>
+        <w:rPr/>
+        <w:t xml:space="preserve">Постусловие: </w:t>
+      </w:r>
+      <w:r>
+        <w:rPr/>
+        <w:t>содержимое окна ввода/вывода пополнилось надписью «Работа завершена». Программа завершила свою работу.</w:t>
+      </w:r>
+    </w:p>
+    <w:p>
+      <w:pPr>
+        <w:pStyle w:val="Heading3"/>
+        <w:numPr>
+          <w:ilvl w:val="2"/>
+          <w:numId w:val="2"/>
+        </w:numPr>
+        <w:ind w:firstLine="709" w:left="0"/>
+        <w:rPr/>
+      </w:pPr>
+      <w:bookmarkStart w:id="52" w:name="__RefHeading___Toc4241_2026028575_Копия5"/>
+      <w:bookmarkEnd w:id="52"/>
+      <w:r>
+        <w:rPr/>
+        <w:t>Текст проверочной программы</w:t>
+      </w:r>
+    </w:p>
+    <w:tbl>
+      <w:tblPr>
+        <w:tblW w:w="5000" w:type="pct"/>
+        <w:jc w:val="left"/>
+        <w:tblInd w:w="55" w:type="dxa"/>
+        <w:tblLayout w:type="fixed"/>
+        <w:tblCellMar>
+          <w:top w:w="55" w:type="dxa"/>
+          <w:left w:w="55" w:type="dxa"/>
+          <w:bottom w:w="55" w:type="dxa"/>
+          <w:right w:w="55" w:type="dxa"/>
+        </w:tblCellMar>
+      </w:tblPr>
+      <w:tblGrid>
+        <w:gridCol w:w="9638"/>
+      </w:tblGrid>
+      <w:tr>
+        <w:trPr>
+          <w:trHeight w:val="846" w:hRule="atLeast"/>
+        </w:trPr>
+        <w:tc>
+          <w:tcPr>
+            <w:tcW w:w="9638" w:type="dxa"/>
+            <w:tcBorders>
+              <w:top w:val="single" w:sz="4" w:space="0" w:color="000000"/>
+              <w:left w:val="single" w:sz="4" w:space="0" w:color="000000"/>
+              <w:bottom w:val="single" w:sz="4" w:space="0" w:color="000000"/>
+              <w:right w:val="single" w:sz="4" w:space="0" w:color="000000"/>
+            </w:tcBorders>
+          </w:tcPr>
+          <w:p>
+            <w:pPr>
+              <w:pStyle w:val="Style13"/>
+              <w:numPr>
+                <w:ilvl w:val="0"/>
+                <w:numId w:val="2"/>
+              </w:numPr>
+              <w:ind w:hanging="0" w:left="0"/>
+              <w:rPr/>
+            </w:pPr>
+            <w:r>
+              <w:rPr/>
+              <w:t>def TestZavershitRabotu():</w:t>
+            </w:r>
+          </w:p>
+          <w:p>
+            <w:pPr>
+              <w:pStyle w:val="Style13"/>
+              <w:numPr>
+                <w:ilvl w:val="0"/>
+                <w:numId w:val="2"/>
+              </w:numPr>
+              <w:ind w:hanging="0" w:left="0"/>
+              <w:rPr/>
+            </w:pPr>
+            <w:r>
+              <w:rPr/>
+              <w:t xml:space="preserve">    </w:t>
+            </w:r>
+            <w:r>
+              <w:rPr/>
+              <w:t>ZavershitRabotu() # Вызываем проверяемую функцию</w:t>
+            </w:r>
+          </w:p>
+        </w:tc>
+      </w:tr>
+    </w:tbl>
+    <w:p>
+      <w:pPr>
+        <w:pStyle w:val="Heading3"/>
+        <w:numPr>
+          <w:ilvl w:val="2"/>
+          <w:numId w:val="2"/>
+        </w:numPr>
+        <w:ind w:firstLine="709" w:left="0"/>
+        <w:rPr/>
+      </w:pPr>
+      <w:bookmarkStart w:id="53" w:name="__RefHeading___Toc4243_2026028575_Копияb"/>
+      <w:bookmarkEnd w:id="53"/>
+      <w:r>
+        <w:rPr/>
+        <w:t>Содержимое окна ввода/вывод</w:t>
+      </w:r>
+      <w:bookmarkStart w:id="54" w:name="__RefHeading___Toc4243_2026028575_Копияc"/>
+      <w:bookmarkEnd w:id="54"/>
+      <w:r>
+        <w:rPr/>
+        <w:t>а</w:t>
+      </w:r>
+    </w:p>
+    <w:tbl>
+      <w:tblPr>
+        <w:tblW w:w="5000" w:type="pct"/>
+        <w:jc w:val="left"/>
+        <w:tblInd w:w="55" w:type="dxa"/>
+        <w:tblLayout w:type="fixed"/>
+        <w:tblCellMar>
+          <w:top w:w="55" w:type="dxa"/>
+          <w:left w:w="55" w:type="dxa"/>
+          <w:bottom w:w="55" w:type="dxa"/>
+          <w:right w:w="55" w:type="dxa"/>
+        </w:tblCellMar>
+      </w:tblPr>
+      <w:tblGrid>
+        <w:gridCol w:w="9638"/>
+      </w:tblGrid>
+      <w:tr>
+        <w:trPr>
+          <w:trHeight w:val="450" w:hRule="atLeast"/>
+        </w:trPr>
+        <w:tc>
+          <w:tcPr>
+            <w:tcW w:w="9638" w:type="dxa"/>
+            <w:tcBorders>
+              <w:top w:val="single" w:sz="4" w:space="0" w:color="000000"/>
+              <w:left w:val="single" w:sz="4" w:space="0" w:color="000000"/>
+              <w:bottom w:val="single" w:sz="4" w:space="0" w:color="000000"/>
+              <w:right w:val="single" w:sz="4" w:space="0" w:color="000000"/>
+            </w:tcBorders>
+          </w:tcPr>
+          <w:p>
+            <w:pPr>
+              <w:pStyle w:val="Style13"/>
+              <w:numPr>
+                <w:ilvl w:val="0"/>
+                <w:numId w:val="2"/>
+              </w:numPr>
+              <w:ind w:hanging="0" w:left="0"/>
+              <w:rPr/>
+            </w:pPr>
+            <w:r>
+              <w:rPr/>
+              <w:t>Работа завершена</w:t>
             </w:r>
           </w:p>
         </w:tc>
